--- a/laporan pkl dwi elshie.docx
+++ b/laporan pkl dwi elshie.docx
@@ -1,6 +1,6 @@
 
 <file path=word/document.xml><?xml version="1.0" encoding="utf-8"?>
-<w:document xmlns:wpc="http://schemas.microsoft.com/office/word/2010/wordprocessingCanvas" xmlns:cx="http://schemas.microsoft.com/office/drawing/2014/chartex" xmlns:cx1="http://schemas.microsoft.com/office/drawing/2015/9/8/chartex" xmlns:cx2="http://schemas.microsoft.com/office/drawing/2015/10/21/chartex" xmlns:cx3="http://schemas.microsoft.com/office/drawing/2016/5/9/chartex" xmlns:cx4="http://schemas.microsoft.com/office/drawing/2016/5/10/chartex" xmlns:cx5="http://schemas.microsoft.com/office/drawing/2016/5/11/chartex" xmlns:cx6="http://schemas.microsoft.com/office/drawing/2016/5/12/chartex" xmlns:cx7="http://schemas.microsoft.com/office/drawing/2016/5/13/chartex" xmlns:cx8="http://schemas.microsoft.com/office/drawing/2016/5/14/chartex" xmlns:mc="http://schemas.openxmlformats.org/markup-compatibility/2006" xmlns:aink="http://schemas.microsoft.com/office/drawing/2016/ink" xmlns:am3d="http://schemas.microsoft.com/office/drawing/2017/model3d" xmlns:o="urn:schemas-microsoft-com:office:office" xmlns:oel="http://schemas.microsoft.com/office/2019/extlst" xmlns:r="http://schemas.openxmlformats.org/officeDocument/2006/relationships" xmlns:m="http://schemas.openxmlformats.org/officeDocument/2006/math" xmlns:v="urn:schemas-microsoft-com:vml" xmlns:wp14="http://schemas.microsoft.com/office/word/2010/wordprocessingDrawing" xmlns:wp="http://schemas.openxmlformats.org/drawingml/2006/wordprocessingDrawing" xmlns:w10="urn:schemas-microsoft-com:office:word" xmlns:w="http://schemas.openxmlformats.org/wordprocessingml/2006/main" xmlns:w14="http://schemas.microsoft.com/office/word/2010/wordml" xmlns:w15="http://schemas.microsoft.com/office/word/2012/wordml" xmlns:w16cei="http://schemas.microsoft.com/office/word/2026/wordml/cei" xmlns:w16cex="http://schemas.microsoft.com/office/word/2018/wordml/cex" xmlns:w16cid="http://schemas.microsoft.com/office/word/2016/wordml/cid" xmlns:w16="http://schemas.microsoft.com/office/word/2018/wordml" xmlns:w16du="http://schemas.microsoft.com/office/word/2023/wordml/word16du" xmlns:w16sdtdh="http://schemas.microsoft.com/office/word/2020/wordml/sdtdatahash" xmlns:w16sdtfl="http://schemas.microsoft.com/office/word/2024/wordml/sdtformatlock" xmlns:w16se="http://schemas.microsoft.com/office/word/2015/wordml/symex" xmlns:wpg="http://schemas.microsoft.com/office/word/2010/wordprocessingGroup" xmlns:wpi="http://schemas.microsoft.com/office/word/2010/wordprocessingInk" xmlns:wne="http://schemas.microsoft.com/office/word/2006/wordml" xmlns:wps="http://schemas.microsoft.com/office/word/2010/wordprocessingShape" mc:Ignorable="w14 w15 w16se w16cid w16 w16cex w16sdtdh w16sdtfl w16du wp14">
+<w:document xmlns:wpc="http://schemas.microsoft.com/office/word/2010/wordprocessingCanvas" xmlns:cx="http://schemas.microsoft.com/office/drawing/2014/chartex" xmlns:cx1="http://schemas.microsoft.com/office/drawing/2015/9/8/chartex" xmlns:cx2="http://schemas.microsoft.com/office/drawing/2015/10/21/chartex" xmlns:cx3="http://schemas.microsoft.com/office/drawing/2016/5/9/chartex" xmlns:cx4="http://schemas.microsoft.com/office/drawing/2016/5/10/chartex" xmlns:cx5="http://schemas.microsoft.com/office/drawing/2016/5/11/chartex" xmlns:cx6="http://schemas.microsoft.com/office/drawing/2016/5/12/chartex" xmlns:cx7="http://schemas.microsoft.com/office/drawing/2016/5/13/chartex" xmlns:cx8="http://schemas.microsoft.com/office/drawing/2016/5/14/chartex" xmlns:mc="http://schemas.openxmlformats.org/markup-compatibility/2006" xmlns:aink="http://schemas.microsoft.com/office/drawing/2016/ink" xmlns:am3d="http://schemas.microsoft.com/office/drawing/2017/model3d" xmlns:o="urn:schemas-microsoft-com:office:office" xmlns:oel="http://schemas.microsoft.com/office/2019/extlst" xmlns:r="http://schemas.openxmlformats.org/officeDocument/2006/relationships" xmlns:m="http://schemas.openxmlformats.org/officeDocument/2006/math" xmlns:v="urn:schemas-microsoft-com:vml" xmlns:wp14="http://schemas.microsoft.com/office/word/2010/wordprocessingDrawing" xmlns:wp="http://schemas.openxmlformats.org/drawingml/2006/wordprocessingDrawing" xmlns:w10="urn:schemas-microsoft-com:office:word" xmlns:w="http://schemas.openxmlformats.org/wordprocessingml/2006/main" xmlns:w14="http://schemas.microsoft.com/office/word/2010/wordml" xmlns:w15="http://schemas.microsoft.com/office/word/2012/wordml" xmlns:w16cex="http://schemas.microsoft.com/office/word/2018/wordml/cex" xmlns:w16cid="http://schemas.microsoft.com/office/word/2016/wordml/cid" xmlns:w16="http://schemas.microsoft.com/office/word/2018/wordml" xmlns:w16du="http://schemas.microsoft.com/office/word/2023/wordml/word16du" xmlns:w16sdtdh="http://schemas.microsoft.com/office/word/2020/wordml/sdtdatahash" xmlns:w16sdtfl="http://schemas.microsoft.com/office/word/2024/wordml/sdtformatlock" xmlns:w16se="http://schemas.microsoft.com/office/word/2015/wordml/symex" xmlns:wpg="http://schemas.microsoft.com/office/word/2010/wordprocessingGroup" xmlns:wpi="http://schemas.microsoft.com/office/word/2010/wordprocessingInk" xmlns:wne="http://schemas.microsoft.com/office/word/2006/wordml" xmlns:wps="http://schemas.microsoft.com/office/word/2010/wordprocessingShape" mc:Ignorable="w14 w15 w16se w16cid w16 w16cex w16sdtdh w16sdtfl w16du wp14">
   <w:body>
     <w:p>
       <w:pPr>
@@ -13,7 +13,16 @@
           <w:szCs w:val="28"/>
         </w:rPr>
       </w:pPr>
-      <w:proofErr w:type="spellStart"/>
+      <w:r>
+        <w:rPr>
+          <w:rFonts w:ascii="Times New Roman" w:hAnsi="Times New Roman" w:cs="Times New Roman"/>
+          <w:b/>
+          <w:bCs/>
+          <w:sz w:val="28"/>
+          <w:szCs w:val="28"/>
+        </w:rPr>
+        <w:t>ANALISIS PROSES BISNIS DETEKSI DAN PELAPORAN PENYISIPAN KONTEN ILEGAL PADA WEBSITE INSTANSI PEMERINTAH SECARA MANUAL</w:t>
+      </w:r>
       <w:r>
         <w:rPr>
           <w:rFonts w:ascii="Times New Roman" w:hAnsi="Times New Roman" w:cs="Times New Roman"/>
@@ -21,19 +30,20 @@
           <w:sz w:val="28"/>
           <w:szCs w:val="28"/>
         </w:rPr>
-        <w:t>Implementasi</w:t>
-      </w:r>
-      <w:proofErr w:type="spellEnd"/>
-      <w:r>
+        <w:t xml:space="preserve"> </w:t>
+      </w:r>
+    </w:p>
+    <w:p>
+      <w:pPr>
+        <w:spacing w:after="0" w:line="360" w:lineRule="auto"/>
+        <w:jc w:val="center"/>
         <w:rPr>
           <w:rFonts w:ascii="Times New Roman" w:hAnsi="Times New Roman" w:cs="Times New Roman"/>
           <w:b/>
           <w:sz w:val="28"/>
           <w:szCs w:val="28"/>
         </w:rPr>
-        <w:t xml:space="preserve"> </w:t>
-      </w:r>
-      <w:proofErr w:type="spellStart"/>
+      </w:pPr>
       <w:r>
         <w:rPr>
           <w:rFonts w:ascii="Times New Roman" w:hAnsi="Times New Roman" w:cs="Times New Roman"/>
@@ -41,229 +51,7 @@
           <w:sz w:val="28"/>
           <w:szCs w:val="28"/>
         </w:rPr>
-        <w:t>Sistem</w:t>
-      </w:r>
-      <w:proofErr w:type="spellEnd"/>
-      <w:r>
-        <w:rPr>
-          <w:rFonts w:ascii="Times New Roman" w:hAnsi="Times New Roman" w:cs="Times New Roman"/>
-          <w:b/>
-          <w:sz w:val="28"/>
-          <w:szCs w:val="28"/>
-        </w:rPr>
-        <w:t xml:space="preserve"> </w:t>
-      </w:r>
-      <w:proofErr w:type="spellStart"/>
-      <w:r>
-        <w:rPr>
-          <w:rFonts w:ascii="Times New Roman" w:hAnsi="Times New Roman" w:cs="Times New Roman"/>
-          <w:b/>
-          <w:sz w:val="28"/>
-          <w:szCs w:val="28"/>
-        </w:rPr>
-        <w:t>Informasi</w:t>
-      </w:r>
-      <w:proofErr w:type="spellEnd"/>
-      <w:r>
-        <w:rPr>
-          <w:rFonts w:ascii="Times New Roman" w:hAnsi="Times New Roman" w:cs="Times New Roman"/>
-          <w:b/>
-          <w:sz w:val="28"/>
-          <w:szCs w:val="28"/>
-        </w:rPr>
-        <w:t xml:space="preserve"> </w:t>
-      </w:r>
-      <w:proofErr w:type="spellStart"/>
-      <w:r>
-        <w:rPr>
-          <w:rFonts w:ascii="Times New Roman" w:hAnsi="Times New Roman" w:cs="Times New Roman"/>
-          <w:b/>
-          <w:sz w:val="28"/>
-          <w:szCs w:val="28"/>
-        </w:rPr>
-        <w:t>Deteksi</w:t>
-      </w:r>
-      <w:proofErr w:type="spellEnd"/>
-      <w:r>
-        <w:rPr>
-          <w:rFonts w:ascii="Times New Roman" w:hAnsi="Times New Roman" w:cs="Times New Roman"/>
-          <w:b/>
-          <w:sz w:val="28"/>
-          <w:szCs w:val="28"/>
-        </w:rPr>
-        <w:t xml:space="preserve"> dan </w:t>
-      </w:r>
-      <w:proofErr w:type="spellStart"/>
-      <w:r>
-        <w:rPr>
-          <w:rFonts w:ascii="Times New Roman" w:hAnsi="Times New Roman" w:cs="Times New Roman"/>
-          <w:b/>
-          <w:sz w:val="28"/>
-          <w:szCs w:val="28"/>
-        </w:rPr>
-        <w:t>Pelaporan</w:t>
-      </w:r>
-      <w:proofErr w:type="spellEnd"/>
-      <w:r>
-        <w:rPr>
-          <w:rFonts w:ascii="Times New Roman" w:hAnsi="Times New Roman" w:cs="Times New Roman"/>
-          <w:b/>
-          <w:sz w:val="28"/>
-          <w:szCs w:val="28"/>
-        </w:rPr>
-        <w:t xml:space="preserve"> </w:t>
-      </w:r>
-      <w:proofErr w:type="spellStart"/>
-      <w:r>
-        <w:rPr>
-          <w:rFonts w:ascii="Times New Roman" w:hAnsi="Times New Roman" w:cs="Times New Roman"/>
-          <w:b/>
-          <w:sz w:val="28"/>
-          <w:szCs w:val="28"/>
-        </w:rPr>
-        <w:t>Penyisipan</w:t>
-      </w:r>
-      <w:proofErr w:type="spellEnd"/>
-      <w:r>
-        <w:rPr>
-          <w:rFonts w:ascii="Times New Roman" w:hAnsi="Times New Roman" w:cs="Times New Roman"/>
-          <w:b/>
-          <w:sz w:val="28"/>
-          <w:szCs w:val="28"/>
-        </w:rPr>
-        <w:t xml:space="preserve"> </w:t>
-      </w:r>
-      <w:proofErr w:type="spellStart"/>
-      <w:r>
-        <w:rPr>
-          <w:rFonts w:ascii="Times New Roman" w:hAnsi="Times New Roman" w:cs="Times New Roman"/>
-          <w:b/>
-          <w:sz w:val="28"/>
-          <w:szCs w:val="28"/>
-        </w:rPr>
-        <w:t>Konten</w:t>
-      </w:r>
-      <w:proofErr w:type="spellEnd"/>
-      <w:r>
-        <w:rPr>
-          <w:rFonts w:ascii="Times New Roman" w:hAnsi="Times New Roman" w:cs="Times New Roman"/>
-          <w:b/>
-          <w:sz w:val="28"/>
-          <w:szCs w:val="28"/>
-        </w:rPr>
-        <w:t xml:space="preserve"> </w:t>
-      </w:r>
-      <w:proofErr w:type="spellStart"/>
-      <w:r>
-        <w:rPr>
-          <w:rFonts w:ascii="Times New Roman" w:hAnsi="Times New Roman" w:cs="Times New Roman"/>
-          <w:b/>
-          <w:sz w:val="28"/>
-          <w:szCs w:val="28"/>
-        </w:rPr>
-        <w:t>Ilegal</w:t>
-      </w:r>
-      <w:proofErr w:type="spellEnd"/>
-      <w:r>
-        <w:rPr>
-          <w:rFonts w:ascii="Times New Roman" w:hAnsi="Times New Roman" w:cs="Times New Roman"/>
-          <w:b/>
-          <w:sz w:val="28"/>
-          <w:szCs w:val="28"/>
-        </w:rPr>
-        <w:t xml:space="preserve"> pada Website </w:t>
-      </w:r>
-      <w:proofErr w:type="spellStart"/>
-      <w:r>
-        <w:rPr>
-          <w:rFonts w:ascii="Times New Roman" w:hAnsi="Times New Roman" w:cs="Times New Roman"/>
-          <w:b/>
-          <w:sz w:val="28"/>
-          <w:szCs w:val="28"/>
-        </w:rPr>
-        <w:t>Instansi</w:t>
-      </w:r>
-      <w:proofErr w:type="spellEnd"/>
-      <w:r>
-        <w:rPr>
-          <w:rFonts w:ascii="Times New Roman" w:hAnsi="Times New Roman" w:cs="Times New Roman"/>
-          <w:b/>
-          <w:sz w:val="28"/>
-          <w:szCs w:val="28"/>
-        </w:rPr>
-        <w:t xml:space="preserve"> </w:t>
-      </w:r>
-      <w:proofErr w:type="spellStart"/>
-      <w:r>
-        <w:rPr>
-          <w:rFonts w:ascii="Times New Roman" w:hAnsi="Times New Roman" w:cs="Times New Roman"/>
-          <w:b/>
-          <w:sz w:val="28"/>
-          <w:szCs w:val="28"/>
-        </w:rPr>
-        <w:t>Pemerintah</w:t>
-      </w:r>
-      <w:proofErr w:type="spellEnd"/>
-      <w:r>
-        <w:rPr>
-          <w:rFonts w:ascii="Times New Roman" w:hAnsi="Times New Roman" w:cs="Times New Roman"/>
-          <w:b/>
-          <w:sz w:val="28"/>
-          <w:szCs w:val="28"/>
-        </w:rPr>
-        <w:t xml:space="preserve"> </w:t>
-      </w:r>
-    </w:p>
-    <w:p>
-      <w:pPr>
-        <w:spacing w:after="0" w:line="360" w:lineRule="auto"/>
-        <w:jc w:val="center"/>
-        <w:rPr>
-          <w:rFonts w:ascii="Times New Roman" w:hAnsi="Times New Roman" w:cs="Times New Roman"/>
-          <w:b/>
-          <w:sz w:val="28"/>
-          <w:szCs w:val="28"/>
-        </w:rPr>
-      </w:pPr>
-      <w:proofErr w:type="gramStart"/>
-      <w:r>
-        <w:rPr>
-          <w:rFonts w:ascii="Times New Roman" w:hAnsi="Times New Roman" w:cs="Times New Roman"/>
-          <w:b/>
-          <w:sz w:val="28"/>
-          <w:szCs w:val="28"/>
-        </w:rPr>
-        <w:t>( STUDI</w:t>
-      </w:r>
-      <w:proofErr w:type="gramEnd"/>
-      <w:r>
-        <w:rPr>
-          <w:rFonts w:ascii="Times New Roman" w:hAnsi="Times New Roman" w:cs="Times New Roman"/>
-          <w:b/>
-          <w:sz w:val="28"/>
-          <w:szCs w:val="28"/>
-        </w:rPr>
-        <w:t xml:space="preserve"> </w:t>
-      </w:r>
-      <w:proofErr w:type="gramStart"/>
-      <w:r>
-        <w:rPr>
-          <w:rFonts w:ascii="Times New Roman" w:hAnsi="Times New Roman" w:cs="Times New Roman"/>
-          <w:b/>
-          <w:sz w:val="28"/>
-          <w:szCs w:val="28"/>
-        </w:rPr>
-        <w:t>KASUS :</w:t>
-      </w:r>
-      <w:proofErr w:type="gramEnd"/>
-      <w:r>
-        <w:rPr>
-          <w:rFonts w:ascii="Times New Roman" w:hAnsi="Times New Roman" w:cs="Times New Roman"/>
-          <w:b/>
-          <w:sz w:val="28"/>
-          <w:szCs w:val="28"/>
-        </w:rPr>
-        <w:t xml:space="preserve"> DISKOMINFO KUBURAYA</w:t>
+        <w:t>( STUDI KASUS : DISKOMINFO KUBURAYA</w:t>
       </w:r>
     </w:p>
     <w:p>
@@ -313,7 +101,7 @@
                     <pic:cNvPicPr/>
                   </pic:nvPicPr>
                   <pic:blipFill>
-                    <a:blip r:embed="rId5" cstate="print">
+                    <a:blip r:embed="rId6" cstate="print">
                       <a:extLst>
                         <a:ext uri="{28A0092B-C50C-407E-A947-70E740481C1C}">
                           <a14:useLocalDpi xmlns:a14="http://schemas.microsoft.com/office/drawing/2010/main" val="0"/>
@@ -863,6 +651,3330 @@
     </w:p>
     <w:p>
       <w:pPr>
+        <w:pStyle w:val="NormalWeb"/>
+        <w:spacing w:line="480" w:lineRule="auto"/>
+        <w:ind w:firstLine="360"/>
+        <w:jc w:val="both"/>
+      </w:pPr>
+      <w:proofErr w:type="spellStart"/>
+      <w:r>
+        <w:t>Perkembangan</w:t>
+      </w:r>
+      <w:proofErr w:type="spellEnd"/>
+      <w:r>
+        <w:t xml:space="preserve"> </w:t>
+      </w:r>
+      <w:proofErr w:type="spellStart"/>
+      <w:r>
+        <w:t>teknologi</w:t>
+      </w:r>
+      <w:proofErr w:type="spellEnd"/>
+      <w:r>
+        <w:t xml:space="preserve"> </w:t>
+      </w:r>
+      <w:proofErr w:type="spellStart"/>
+      <w:r>
+        <w:t>informasi</w:t>
+      </w:r>
+      <w:proofErr w:type="spellEnd"/>
+      <w:r>
+        <w:t xml:space="preserve"> dan </w:t>
+      </w:r>
+      <w:proofErr w:type="spellStart"/>
+      <w:r>
+        <w:t>komunikasi</w:t>
+      </w:r>
+      <w:proofErr w:type="spellEnd"/>
+      <w:r>
+        <w:t xml:space="preserve"> </w:t>
+      </w:r>
+      <w:proofErr w:type="spellStart"/>
+      <w:r>
+        <w:t>saat</w:t>
+      </w:r>
+      <w:proofErr w:type="spellEnd"/>
+      <w:r>
+        <w:t xml:space="preserve"> </w:t>
+      </w:r>
+      <w:proofErr w:type="spellStart"/>
+      <w:r>
+        <w:t>ini</w:t>
+      </w:r>
+      <w:proofErr w:type="spellEnd"/>
+      <w:r>
+        <w:t xml:space="preserve"> </w:t>
+      </w:r>
+      <w:proofErr w:type="spellStart"/>
+      <w:r>
+        <w:t>berkembang</w:t>
+      </w:r>
+      <w:proofErr w:type="spellEnd"/>
+      <w:r>
+        <w:t xml:space="preserve"> sangat </w:t>
+      </w:r>
+      <w:proofErr w:type="spellStart"/>
+      <w:r>
+        <w:t>pesat</w:t>
+      </w:r>
+      <w:proofErr w:type="spellEnd"/>
+      <w:r>
+        <w:t xml:space="preserve">, </w:t>
+      </w:r>
+      <w:proofErr w:type="spellStart"/>
+      <w:r>
+        <w:t>sehingga</w:t>
+      </w:r>
+      <w:proofErr w:type="spellEnd"/>
+      <w:r>
+        <w:t xml:space="preserve"> </w:t>
+      </w:r>
+      <w:proofErr w:type="spellStart"/>
+      <w:r>
+        <w:t>hampir</w:t>
+      </w:r>
+      <w:proofErr w:type="spellEnd"/>
+      <w:r>
+        <w:t xml:space="preserve"> </w:t>
+      </w:r>
+      <w:proofErr w:type="spellStart"/>
+      <w:r>
+        <w:t>seluruh</w:t>
+      </w:r>
+      <w:proofErr w:type="spellEnd"/>
+      <w:r>
+        <w:t xml:space="preserve"> </w:t>
+      </w:r>
+      <w:proofErr w:type="spellStart"/>
+      <w:r>
+        <w:t>instansi</w:t>
+      </w:r>
+      <w:proofErr w:type="spellEnd"/>
+      <w:r>
+        <w:t xml:space="preserve"> </w:t>
+      </w:r>
+      <w:proofErr w:type="spellStart"/>
+      <w:r>
+        <w:t>pemerintah</w:t>
+      </w:r>
+      <w:proofErr w:type="spellEnd"/>
+      <w:r>
+        <w:t xml:space="preserve"> </w:t>
+      </w:r>
+      <w:proofErr w:type="spellStart"/>
+      <w:r>
+        <w:t>baik</w:t>
+      </w:r>
+      <w:proofErr w:type="spellEnd"/>
+      <w:r>
+        <w:t xml:space="preserve"> di </w:t>
+      </w:r>
+      <w:proofErr w:type="spellStart"/>
+      <w:r>
+        <w:t>tingkat</w:t>
+      </w:r>
+      <w:proofErr w:type="spellEnd"/>
+      <w:r>
+        <w:t xml:space="preserve"> </w:t>
+      </w:r>
+      <w:proofErr w:type="spellStart"/>
+      <w:r>
+        <w:t>pusat</w:t>
+      </w:r>
+      <w:proofErr w:type="spellEnd"/>
+      <w:r>
+        <w:t xml:space="preserve"> </w:t>
+      </w:r>
+      <w:proofErr w:type="spellStart"/>
+      <w:r>
+        <w:t>maupun</w:t>
+      </w:r>
+      <w:proofErr w:type="spellEnd"/>
+      <w:r>
+        <w:t xml:space="preserve"> </w:t>
+      </w:r>
+      <w:proofErr w:type="spellStart"/>
+      <w:r>
+        <w:t>daerah</w:t>
+      </w:r>
+      <w:proofErr w:type="spellEnd"/>
+      <w:r>
+        <w:t xml:space="preserve"> </w:t>
+      </w:r>
+      <w:proofErr w:type="spellStart"/>
+      <w:r>
+        <w:t>telah</w:t>
+      </w:r>
+      <w:proofErr w:type="spellEnd"/>
+      <w:r>
+        <w:t xml:space="preserve"> </w:t>
+      </w:r>
+      <w:proofErr w:type="spellStart"/>
+      <w:r>
+        <w:t>memanfaatkan</w:t>
+      </w:r>
+      <w:proofErr w:type="spellEnd"/>
+      <w:r>
+        <w:t xml:space="preserve"> website </w:t>
+      </w:r>
+      <w:proofErr w:type="spellStart"/>
+      <w:r>
+        <w:t>resmi</w:t>
+      </w:r>
+      <w:proofErr w:type="spellEnd"/>
+      <w:r>
+        <w:t xml:space="preserve"> </w:t>
+      </w:r>
+      <w:proofErr w:type="spellStart"/>
+      <w:r>
+        <w:t>sebagai</w:t>
+      </w:r>
+      <w:proofErr w:type="spellEnd"/>
+      <w:r>
+        <w:t xml:space="preserve"> media </w:t>
+      </w:r>
+      <w:proofErr w:type="spellStart"/>
+      <w:r>
+        <w:t>informasi</w:t>
+      </w:r>
+      <w:proofErr w:type="spellEnd"/>
+      <w:r>
+        <w:t xml:space="preserve"> dan </w:t>
+      </w:r>
+      <w:proofErr w:type="spellStart"/>
+      <w:r>
+        <w:t>pelayanan</w:t>
+      </w:r>
+      <w:proofErr w:type="spellEnd"/>
+      <w:r>
+        <w:t xml:space="preserve"> </w:t>
+      </w:r>
+      <w:proofErr w:type="spellStart"/>
+      <w:r>
+        <w:t>publik</w:t>
+      </w:r>
+      <w:proofErr w:type="spellEnd"/>
+      <w:r>
+        <w:t xml:space="preserve">. Website </w:t>
+      </w:r>
+      <w:proofErr w:type="spellStart"/>
+      <w:r>
+        <w:t>resmi</w:t>
+      </w:r>
+      <w:proofErr w:type="spellEnd"/>
+      <w:r>
+        <w:t xml:space="preserve"> </w:t>
+      </w:r>
+      <w:proofErr w:type="spellStart"/>
+      <w:r>
+        <w:t>instansi</w:t>
+      </w:r>
+      <w:proofErr w:type="spellEnd"/>
+      <w:r>
+        <w:t xml:space="preserve"> </w:t>
+      </w:r>
+      <w:proofErr w:type="spellStart"/>
+      <w:r>
+        <w:t>pemerintah</w:t>
+      </w:r>
+      <w:proofErr w:type="spellEnd"/>
+      <w:r>
+        <w:t xml:space="preserve"> </w:t>
+      </w:r>
+      <w:proofErr w:type="spellStart"/>
+      <w:r>
+        <w:t>menjadi</w:t>
+      </w:r>
+      <w:proofErr w:type="spellEnd"/>
+      <w:r>
+        <w:t xml:space="preserve"> salah </w:t>
+      </w:r>
+      <w:proofErr w:type="spellStart"/>
+      <w:r>
+        <w:t>satu</w:t>
+      </w:r>
+      <w:proofErr w:type="spellEnd"/>
+      <w:r>
+        <w:t xml:space="preserve"> </w:t>
+      </w:r>
+      <w:proofErr w:type="spellStart"/>
+      <w:r>
+        <w:t>sarana</w:t>
+      </w:r>
+      <w:proofErr w:type="spellEnd"/>
+      <w:r>
+        <w:t xml:space="preserve"> </w:t>
+      </w:r>
+      <w:proofErr w:type="spellStart"/>
+      <w:r>
+        <w:t>penting</w:t>
+      </w:r>
+      <w:proofErr w:type="spellEnd"/>
+      <w:r>
+        <w:t xml:space="preserve"> </w:t>
+      </w:r>
+      <w:proofErr w:type="spellStart"/>
+      <w:r>
+        <w:t>untuk</w:t>
+      </w:r>
+      <w:proofErr w:type="spellEnd"/>
+      <w:r>
+        <w:t xml:space="preserve"> </w:t>
+      </w:r>
+      <w:proofErr w:type="spellStart"/>
+      <w:r>
+        <w:t>menyampaikan</w:t>
+      </w:r>
+      <w:proofErr w:type="spellEnd"/>
+      <w:r>
+        <w:t xml:space="preserve"> </w:t>
+      </w:r>
+      <w:proofErr w:type="spellStart"/>
+      <w:r>
+        <w:t>informasi</w:t>
+      </w:r>
+      <w:proofErr w:type="spellEnd"/>
+      <w:r>
+        <w:t xml:space="preserve"> yang </w:t>
+      </w:r>
+      <w:proofErr w:type="spellStart"/>
+      <w:r>
+        <w:t>akurat</w:t>
+      </w:r>
+      <w:proofErr w:type="spellEnd"/>
+      <w:r>
+        <w:t xml:space="preserve">, </w:t>
+      </w:r>
+      <w:proofErr w:type="spellStart"/>
+      <w:r>
+        <w:t>transparan</w:t>
+      </w:r>
+      <w:proofErr w:type="spellEnd"/>
+      <w:r>
+        <w:t xml:space="preserve">, dan </w:t>
+      </w:r>
+      <w:proofErr w:type="spellStart"/>
+      <w:r>
+        <w:t>dapat</w:t>
+      </w:r>
+      <w:proofErr w:type="spellEnd"/>
+      <w:r>
+        <w:t xml:space="preserve"> </w:t>
+      </w:r>
+      <w:proofErr w:type="spellStart"/>
+      <w:r>
+        <w:t>dipertanggungjawabkan</w:t>
+      </w:r>
+      <w:proofErr w:type="spellEnd"/>
+      <w:r>
+        <w:t xml:space="preserve"> </w:t>
+      </w:r>
+      <w:proofErr w:type="spellStart"/>
+      <w:r>
+        <w:t>kepada</w:t>
+      </w:r>
+      <w:proofErr w:type="spellEnd"/>
+      <w:r>
+        <w:t xml:space="preserve"> </w:t>
+      </w:r>
+      <w:proofErr w:type="spellStart"/>
+      <w:r>
+        <w:t>masyarakat</w:t>
+      </w:r>
+      <w:proofErr w:type="spellEnd"/>
+      <w:r>
+        <w:t xml:space="preserve">. Oleh </w:t>
+      </w:r>
+      <w:proofErr w:type="spellStart"/>
+      <w:r>
+        <w:t>karena</w:t>
+      </w:r>
+      <w:proofErr w:type="spellEnd"/>
+      <w:r>
+        <w:t xml:space="preserve"> </w:t>
+      </w:r>
+      <w:proofErr w:type="spellStart"/>
+      <w:r>
+        <w:t>itu</w:t>
+      </w:r>
+      <w:proofErr w:type="spellEnd"/>
+      <w:r>
+        <w:t xml:space="preserve">, </w:t>
+      </w:r>
+      <w:proofErr w:type="spellStart"/>
+      <w:r>
+        <w:t>keamanan</w:t>
+      </w:r>
+      <w:proofErr w:type="spellEnd"/>
+      <w:r>
+        <w:t xml:space="preserve"> dan </w:t>
+      </w:r>
+      <w:proofErr w:type="spellStart"/>
+      <w:r>
+        <w:t>kredibilitas</w:t>
+      </w:r>
+      <w:proofErr w:type="spellEnd"/>
+      <w:r>
+        <w:t xml:space="preserve"> </w:t>
+      </w:r>
+      <w:proofErr w:type="spellStart"/>
+      <w:r>
+        <w:t>konten</w:t>
+      </w:r>
+      <w:proofErr w:type="spellEnd"/>
+      <w:r>
+        <w:t xml:space="preserve"> yang </w:t>
+      </w:r>
+      <w:proofErr w:type="spellStart"/>
+      <w:r>
+        <w:t>ditampilkan</w:t>
+      </w:r>
+      <w:proofErr w:type="spellEnd"/>
+      <w:r>
+        <w:t xml:space="preserve"> pada website </w:t>
+      </w:r>
+      <w:proofErr w:type="spellStart"/>
+      <w:r>
+        <w:t>instansi</w:t>
+      </w:r>
+      <w:proofErr w:type="spellEnd"/>
+      <w:r>
+        <w:t xml:space="preserve"> </w:t>
+      </w:r>
+      <w:proofErr w:type="spellStart"/>
+      <w:r>
+        <w:t>pemerintah</w:t>
+      </w:r>
+      <w:proofErr w:type="spellEnd"/>
+      <w:r>
+        <w:t xml:space="preserve"> </w:t>
+      </w:r>
+      <w:proofErr w:type="spellStart"/>
+      <w:r>
+        <w:t>harus</w:t>
+      </w:r>
+      <w:proofErr w:type="spellEnd"/>
+      <w:r>
+        <w:t xml:space="preserve"> </w:t>
+      </w:r>
+      <w:proofErr w:type="spellStart"/>
+      <w:r>
+        <w:t>senantiasa</w:t>
+      </w:r>
+      <w:proofErr w:type="spellEnd"/>
+      <w:r>
+        <w:t xml:space="preserve"> </w:t>
+      </w:r>
+      <w:proofErr w:type="spellStart"/>
+      <w:r>
+        <w:t>dijaga</w:t>
+      </w:r>
+      <w:proofErr w:type="spellEnd"/>
+      <w:r>
+        <w:t>.</w:t>
+      </w:r>
+    </w:p>
+    <w:p>
+      <w:pPr>
+        <w:pStyle w:val="NormalWeb"/>
+        <w:spacing w:line="480" w:lineRule="auto"/>
+        <w:ind w:firstLine="360"/>
+        <w:jc w:val="both"/>
+      </w:pPr>
+      <w:proofErr w:type="spellStart"/>
+      <w:r>
+        <w:t>Namun</w:t>
+      </w:r>
+      <w:proofErr w:type="spellEnd"/>
+      <w:r>
+        <w:t xml:space="preserve">, </w:t>
+      </w:r>
+      <w:proofErr w:type="spellStart"/>
+      <w:r>
+        <w:t>seiring</w:t>
+      </w:r>
+      <w:proofErr w:type="spellEnd"/>
+      <w:r>
+        <w:t xml:space="preserve"> </w:t>
+      </w:r>
+      <w:proofErr w:type="spellStart"/>
+      <w:r>
+        <w:t>dengan</w:t>
+      </w:r>
+      <w:proofErr w:type="spellEnd"/>
+      <w:r>
+        <w:t xml:space="preserve"> </w:t>
+      </w:r>
+      <w:proofErr w:type="spellStart"/>
+      <w:r>
+        <w:t>meningkatnya</w:t>
+      </w:r>
+      <w:proofErr w:type="spellEnd"/>
+      <w:r>
+        <w:t xml:space="preserve"> </w:t>
+      </w:r>
+      <w:proofErr w:type="spellStart"/>
+      <w:r>
+        <w:t>jumlah</w:t>
+      </w:r>
+      <w:proofErr w:type="spellEnd"/>
+      <w:r>
+        <w:t xml:space="preserve"> website </w:t>
+      </w:r>
+      <w:proofErr w:type="spellStart"/>
+      <w:r>
+        <w:t>milik</w:t>
+      </w:r>
+      <w:proofErr w:type="spellEnd"/>
+      <w:r>
+        <w:t xml:space="preserve"> </w:t>
+      </w:r>
+      <w:proofErr w:type="spellStart"/>
+      <w:r>
+        <w:t>instansi</w:t>
+      </w:r>
+      <w:proofErr w:type="spellEnd"/>
+      <w:r>
+        <w:t xml:space="preserve"> </w:t>
+      </w:r>
+      <w:proofErr w:type="spellStart"/>
+      <w:r>
+        <w:t>pemerintah</w:t>
+      </w:r>
+      <w:proofErr w:type="spellEnd"/>
+      <w:r>
+        <w:t xml:space="preserve">, </w:t>
+      </w:r>
+      <w:proofErr w:type="spellStart"/>
+      <w:r>
+        <w:t>muncul</w:t>
+      </w:r>
+      <w:proofErr w:type="spellEnd"/>
+      <w:r>
+        <w:t xml:space="preserve"> pula </w:t>
+      </w:r>
+      <w:proofErr w:type="spellStart"/>
+      <w:r>
+        <w:t>ancaman</w:t>
+      </w:r>
+      <w:proofErr w:type="spellEnd"/>
+      <w:r>
+        <w:t xml:space="preserve"> </w:t>
+      </w:r>
+      <w:proofErr w:type="spellStart"/>
+      <w:r>
+        <w:t>berupa</w:t>
+      </w:r>
+      <w:proofErr w:type="spellEnd"/>
+      <w:r>
+        <w:t xml:space="preserve"> </w:t>
+      </w:r>
+      <w:proofErr w:type="spellStart"/>
+      <w:r>
+        <w:t>tindakan</w:t>
+      </w:r>
+      <w:proofErr w:type="spellEnd"/>
+      <w:r>
+        <w:t xml:space="preserve"> </w:t>
+      </w:r>
+      <w:proofErr w:type="spellStart"/>
+      <w:r>
+        <w:t>penyisipan</w:t>
+      </w:r>
+      <w:proofErr w:type="spellEnd"/>
+      <w:r>
+        <w:t xml:space="preserve"> </w:t>
+      </w:r>
+      <w:proofErr w:type="spellStart"/>
+      <w:r>
+        <w:t>konten</w:t>
+      </w:r>
+      <w:proofErr w:type="spellEnd"/>
+      <w:r>
+        <w:t xml:space="preserve"> </w:t>
+      </w:r>
+      <w:proofErr w:type="spellStart"/>
+      <w:r>
+        <w:t>ilegal</w:t>
+      </w:r>
+      <w:proofErr w:type="spellEnd"/>
+      <w:r>
+        <w:t xml:space="preserve"> yang </w:t>
+      </w:r>
+      <w:proofErr w:type="spellStart"/>
+      <w:r>
+        <w:t>disisipkan</w:t>
+      </w:r>
+      <w:proofErr w:type="spellEnd"/>
+      <w:r>
+        <w:t xml:space="preserve"> </w:t>
+      </w:r>
+      <w:proofErr w:type="spellStart"/>
+      <w:r>
+        <w:t>secara</w:t>
+      </w:r>
+      <w:proofErr w:type="spellEnd"/>
+      <w:r>
+        <w:t xml:space="preserve"> </w:t>
+      </w:r>
+      <w:proofErr w:type="spellStart"/>
+      <w:r>
+        <w:t>diam-diam</w:t>
+      </w:r>
+      <w:proofErr w:type="spellEnd"/>
+      <w:r>
+        <w:t xml:space="preserve"> oleh </w:t>
+      </w:r>
+      <w:proofErr w:type="spellStart"/>
+      <w:r>
+        <w:t>pihak</w:t>
+      </w:r>
+      <w:proofErr w:type="spellEnd"/>
+      <w:r>
+        <w:t xml:space="preserve"> yang </w:t>
+      </w:r>
+      <w:proofErr w:type="spellStart"/>
+      <w:r>
+        <w:t>tidak</w:t>
+      </w:r>
+      <w:proofErr w:type="spellEnd"/>
+      <w:r>
+        <w:t xml:space="preserve"> </w:t>
+      </w:r>
+      <w:proofErr w:type="spellStart"/>
+      <w:r>
+        <w:t>bertanggung</w:t>
+      </w:r>
+      <w:proofErr w:type="spellEnd"/>
+      <w:r>
+        <w:t xml:space="preserve"> </w:t>
+      </w:r>
+      <w:proofErr w:type="spellStart"/>
+      <w:r>
+        <w:t>jawab</w:t>
+      </w:r>
+      <w:proofErr w:type="spellEnd"/>
+      <w:r>
+        <w:t xml:space="preserve"> </w:t>
+      </w:r>
+      <w:proofErr w:type="spellStart"/>
+      <w:r>
+        <w:t>melalui</w:t>
+      </w:r>
+      <w:proofErr w:type="spellEnd"/>
+      <w:r>
+        <w:t xml:space="preserve"> </w:t>
+      </w:r>
+      <w:proofErr w:type="spellStart"/>
+      <w:r>
+        <w:t>celah</w:t>
+      </w:r>
+      <w:proofErr w:type="spellEnd"/>
+      <w:r>
+        <w:t xml:space="preserve"> </w:t>
+      </w:r>
+      <w:proofErr w:type="spellStart"/>
+      <w:r>
+        <w:t>keamanan</w:t>
+      </w:r>
+      <w:proofErr w:type="spellEnd"/>
+      <w:r>
+        <w:t xml:space="preserve"> pada website </w:t>
+      </w:r>
+      <w:proofErr w:type="spellStart"/>
+      <w:r>
+        <w:t>tersebut</w:t>
+      </w:r>
+      <w:proofErr w:type="spellEnd"/>
+      <w:r>
+        <w:fldChar w:fldCharType="begin" w:fldLock="1"/>
+      </w:r>
+      <w:r>
+        <w:instrText>ADDIN CSL_CITATION {"citationItems":[{"id":"ITEM-1","itemData":{"author":[{"dropping-particle":"","family":"Pratama","given":"Afwan Mulia","non-dropping-particle":"","parse-names":false,"suffix":""},{"dropping-particle":"","family":"Data","given":"Mahendra","non-dropping-particle":"","parse-names":false,"suffix":""},{"dropping-particle":"","family":"Yahya","given":"Widhi","non-dropping-particle":"","parse-names":false,"suffix":""}],"id":"ITEM-1","issue":"10","issued":{"date-parts":[["2025"]]},"page":"1-9","title":"Deteksi Konten Ilegal Pada Situs Web Menggunakan Elasticsearch","type":"article-journal","volume":"9"},"uris":["http://www.mendeley.com/documents/?uuid=819b61cb-5a2c-4464-8918-6a67882ae963"]}],"mendeley":{"formattedCitation":"(Pratama, Data, and Yahya 2025)","plainTextFormattedCitation":"(Pratama, Data, and Yahya 2025)","previouslyFormattedCitation":"(Pratama, Data, and Yahya 2025)"},"properties":{"noteIndex":0},"schema":"https://github.com/citation-style-language/schema/raw/master/csl-citation.json"}</w:instrText>
+      </w:r>
+      <w:r>
+        <w:fldChar w:fldCharType="separate"/>
+      </w:r>
+      <w:r>
+        <w:rPr>
+          <w:noProof/>
+        </w:rPr>
+        <w:t>(Pratama, Data, and Yahya 2025)</w:t>
+      </w:r>
+      <w:r>
+        <w:fldChar w:fldCharType="end"/>
+      </w:r>
+      <w:r>
+        <w:t xml:space="preserve">. </w:t>
+      </w:r>
+      <w:proofErr w:type="spellStart"/>
+      <w:r>
+        <w:t>Konten</w:t>
+      </w:r>
+      <w:proofErr w:type="spellEnd"/>
+      <w:r>
+        <w:t xml:space="preserve"> </w:t>
+      </w:r>
+      <w:proofErr w:type="spellStart"/>
+      <w:r>
+        <w:t>ilegal</w:t>
+      </w:r>
+      <w:proofErr w:type="spellEnd"/>
+      <w:r>
+        <w:t xml:space="preserve"> </w:t>
+      </w:r>
+      <w:proofErr w:type="spellStart"/>
+      <w:r>
+        <w:t>ini</w:t>
+      </w:r>
+      <w:proofErr w:type="spellEnd"/>
+      <w:r>
+        <w:t xml:space="preserve"> </w:t>
+      </w:r>
+      <w:proofErr w:type="spellStart"/>
+      <w:r>
+        <w:t>dapat</w:t>
+      </w:r>
+      <w:proofErr w:type="spellEnd"/>
+      <w:r>
+        <w:t xml:space="preserve"> </w:t>
+      </w:r>
+      <w:proofErr w:type="spellStart"/>
+      <w:r>
+        <w:t>berupa</w:t>
+      </w:r>
+      <w:proofErr w:type="spellEnd"/>
+      <w:r>
+        <w:t xml:space="preserve"> kata </w:t>
+      </w:r>
+      <w:proofErr w:type="spellStart"/>
+      <w:r>
+        <w:t>kunci</w:t>
+      </w:r>
+      <w:proofErr w:type="spellEnd"/>
+      <w:r>
+        <w:t xml:space="preserve">, </w:t>
+      </w:r>
+      <w:proofErr w:type="spellStart"/>
+      <w:r>
+        <w:t>tautan</w:t>
+      </w:r>
+      <w:proofErr w:type="spellEnd"/>
+      <w:r>
+        <w:t xml:space="preserve"> (link), meta tag, </w:t>
+      </w:r>
+      <w:proofErr w:type="spellStart"/>
+      <w:r>
+        <w:t>maupun</w:t>
+      </w:r>
+      <w:proofErr w:type="spellEnd"/>
+      <w:r>
+        <w:t xml:space="preserve"> </w:t>
+      </w:r>
+      <w:proofErr w:type="spellStart"/>
+      <w:r>
+        <w:t>berkas</w:t>
+      </w:r>
+      <w:proofErr w:type="spellEnd"/>
+      <w:r>
+        <w:t xml:space="preserve"> </w:t>
+      </w:r>
+      <w:proofErr w:type="spellStart"/>
+      <w:r>
+        <w:t>asing</w:t>
+      </w:r>
+      <w:proofErr w:type="spellEnd"/>
+      <w:r>
+        <w:t xml:space="preserve"> yang </w:t>
+      </w:r>
+      <w:proofErr w:type="spellStart"/>
+      <w:r>
+        <w:t>tidak</w:t>
+      </w:r>
+      <w:proofErr w:type="spellEnd"/>
+      <w:r>
+        <w:t xml:space="preserve"> </w:t>
+      </w:r>
+      <w:proofErr w:type="spellStart"/>
+      <w:r>
+        <w:t>sesuai</w:t>
+      </w:r>
+      <w:proofErr w:type="spellEnd"/>
+      <w:r>
+        <w:t xml:space="preserve"> </w:t>
+      </w:r>
+      <w:proofErr w:type="spellStart"/>
+      <w:r>
+        <w:t>dengan</w:t>
+      </w:r>
+      <w:proofErr w:type="spellEnd"/>
+      <w:r>
+        <w:t xml:space="preserve"> </w:t>
+      </w:r>
+      <w:proofErr w:type="spellStart"/>
+      <w:r>
+        <w:t>tujuan</w:t>
+      </w:r>
+      <w:proofErr w:type="spellEnd"/>
+      <w:r>
+        <w:t xml:space="preserve"> </w:t>
+      </w:r>
+      <w:proofErr w:type="spellStart"/>
+      <w:r>
+        <w:t>resmi</w:t>
+      </w:r>
+      <w:proofErr w:type="spellEnd"/>
+      <w:r>
+        <w:t xml:space="preserve"> website, yang </w:t>
+      </w:r>
+      <w:proofErr w:type="spellStart"/>
+      <w:r>
+        <w:t>dapat</w:t>
+      </w:r>
+      <w:proofErr w:type="spellEnd"/>
+      <w:r>
+        <w:t xml:space="preserve"> </w:t>
+      </w:r>
+      <w:proofErr w:type="spellStart"/>
+      <w:r>
+        <w:t>mengarahkan</w:t>
+      </w:r>
+      <w:proofErr w:type="spellEnd"/>
+      <w:r>
+        <w:t xml:space="preserve"> </w:t>
+      </w:r>
+      <w:proofErr w:type="spellStart"/>
+      <w:r>
+        <w:t>pengunjung</w:t>
+      </w:r>
+      <w:proofErr w:type="spellEnd"/>
+      <w:r>
+        <w:t xml:space="preserve"> </w:t>
+      </w:r>
+      <w:proofErr w:type="spellStart"/>
+      <w:r>
+        <w:t>ke</w:t>
+      </w:r>
+      <w:proofErr w:type="spellEnd"/>
+      <w:r>
+        <w:t xml:space="preserve"> situs </w:t>
+      </w:r>
+      <w:proofErr w:type="spellStart"/>
+      <w:r>
+        <w:t>atau</w:t>
+      </w:r>
+      <w:proofErr w:type="spellEnd"/>
+      <w:r>
+        <w:t xml:space="preserve"> </w:t>
+      </w:r>
+      <w:proofErr w:type="spellStart"/>
+      <w:r>
+        <w:t>layanan</w:t>
+      </w:r>
+      <w:proofErr w:type="spellEnd"/>
+      <w:r>
+        <w:t xml:space="preserve"> yang </w:t>
+      </w:r>
+      <w:proofErr w:type="spellStart"/>
+      <w:r>
+        <w:t>menyalahi</w:t>
+      </w:r>
+      <w:proofErr w:type="spellEnd"/>
+      <w:r>
+        <w:t xml:space="preserve"> </w:t>
+      </w:r>
+      <w:proofErr w:type="spellStart"/>
+      <w:r>
+        <w:t>ketentuan</w:t>
+      </w:r>
+      <w:proofErr w:type="spellEnd"/>
+      <w:r>
+        <w:t xml:space="preserve"> </w:t>
+      </w:r>
+      <w:proofErr w:type="spellStart"/>
+      <w:r>
+        <w:t>hukum</w:t>
+      </w:r>
+      <w:proofErr w:type="spellEnd"/>
+      <w:r>
+        <w:t xml:space="preserve"> yang </w:t>
+      </w:r>
+      <w:proofErr w:type="spellStart"/>
+      <w:r>
+        <w:t>berlaku</w:t>
+      </w:r>
+      <w:proofErr w:type="spellEnd"/>
+      <w:r>
+        <w:t xml:space="preserve"> di Indonesia. Data </w:t>
+      </w:r>
+      <w:proofErr w:type="spellStart"/>
+      <w:r>
+        <w:t>dari</w:t>
+      </w:r>
+      <w:proofErr w:type="spellEnd"/>
+      <w:r>
+        <w:t xml:space="preserve"> Badan Siber dan Sandi Negara (BSSN) </w:t>
+      </w:r>
+      <w:proofErr w:type="spellStart"/>
+      <w:r>
+        <w:t>mencatat</w:t>
+      </w:r>
+      <w:proofErr w:type="spellEnd"/>
+      <w:r>
+        <w:t xml:space="preserve"> </w:t>
+      </w:r>
+      <w:proofErr w:type="spellStart"/>
+      <w:r>
+        <w:t>bahwa</w:t>
+      </w:r>
+      <w:proofErr w:type="spellEnd"/>
+      <w:r>
+        <w:t xml:space="preserve"> </w:t>
+      </w:r>
+      <w:proofErr w:type="spellStart"/>
+      <w:r>
+        <w:t>sektor</w:t>
+      </w:r>
+      <w:proofErr w:type="spellEnd"/>
+      <w:r>
+        <w:t xml:space="preserve"> </w:t>
+      </w:r>
+      <w:proofErr w:type="spellStart"/>
+      <w:r>
+        <w:t>Administrasi</w:t>
+      </w:r>
+      <w:proofErr w:type="spellEnd"/>
+      <w:r>
+        <w:t xml:space="preserve"> </w:t>
+      </w:r>
+      <w:proofErr w:type="spellStart"/>
+      <w:r>
+        <w:t>Pemerintahan</w:t>
+      </w:r>
+      <w:proofErr w:type="spellEnd"/>
+      <w:r>
+        <w:t xml:space="preserve"> </w:t>
+      </w:r>
+      <w:proofErr w:type="spellStart"/>
+      <w:r>
+        <w:t>merupakan</w:t>
+      </w:r>
+      <w:proofErr w:type="spellEnd"/>
+      <w:r>
+        <w:t xml:space="preserve"> </w:t>
+      </w:r>
+      <w:proofErr w:type="spellStart"/>
+      <w:r>
+        <w:t>sektor</w:t>
+      </w:r>
+      <w:proofErr w:type="spellEnd"/>
+      <w:r>
+        <w:t xml:space="preserve"> yang paling </w:t>
+      </w:r>
+      <w:proofErr w:type="spellStart"/>
+      <w:r>
+        <w:t>banyak</w:t>
+      </w:r>
+      <w:proofErr w:type="spellEnd"/>
+      <w:r>
+        <w:t xml:space="preserve"> </w:t>
+      </w:r>
+      <w:proofErr w:type="spellStart"/>
+      <w:r>
+        <w:t>menjadi</w:t>
+      </w:r>
+      <w:proofErr w:type="spellEnd"/>
+      <w:r>
+        <w:t xml:space="preserve"> </w:t>
+      </w:r>
+      <w:proofErr w:type="spellStart"/>
+      <w:r>
+        <w:t>sasaran</w:t>
+      </w:r>
+      <w:proofErr w:type="spellEnd"/>
+      <w:r>
+        <w:t xml:space="preserve"> </w:t>
+      </w:r>
+      <w:proofErr w:type="spellStart"/>
+      <w:r>
+        <w:t>serangan</w:t>
+      </w:r>
+      <w:proofErr w:type="spellEnd"/>
+      <w:r>
+        <w:t xml:space="preserve"> web defacement, </w:t>
+      </w:r>
+      <w:proofErr w:type="spellStart"/>
+      <w:r>
+        <w:t>dengan</w:t>
+      </w:r>
+      <w:proofErr w:type="spellEnd"/>
+      <w:r>
+        <w:t xml:space="preserve"> </w:t>
+      </w:r>
+      <w:proofErr w:type="spellStart"/>
+      <w:r>
+        <w:t>jumlah</w:t>
+      </w:r>
+      <w:proofErr w:type="spellEnd"/>
+      <w:r>
+        <w:t xml:space="preserve"> </w:t>
+      </w:r>
+      <w:proofErr w:type="spellStart"/>
+      <w:r>
+        <w:t>kasus</w:t>
+      </w:r>
+      <w:proofErr w:type="spellEnd"/>
+      <w:r>
+        <w:t xml:space="preserve"> </w:t>
+      </w:r>
+      <w:proofErr w:type="spellStart"/>
+      <w:r>
+        <w:t>mencapai</w:t>
+      </w:r>
+      <w:proofErr w:type="spellEnd"/>
+      <w:r>
+        <w:t xml:space="preserve"> 885 pada </w:t>
+      </w:r>
+      <w:proofErr w:type="spellStart"/>
+      <w:r>
+        <w:t>tahun</w:t>
+      </w:r>
+      <w:proofErr w:type="spellEnd"/>
+      <w:r>
+        <w:t xml:space="preserve"> 2022</w:t>
+      </w:r>
+      <w:r>
+        <w:fldChar w:fldCharType="begin" w:fldLock="1"/>
+      </w:r>
+      <w:r>
+        <w:instrText>ADDIN CSL_CITATION {"citationItems":[{"id":"ITEM-1","itemData":{"DOI":"10.55886/infokom.v8i1.816","author":[{"dropping-particle":"","family":"Aryapranata","given":"Ariawan","non-dropping-particle":"","parse-names":false,"suffix":""},{"dropping-particle":"","family":"Hermanto","given":"Sigit","non-dropping-particle":"","parse-names":false,"suffix":""},{"dropping-particle":"","family":"Agsena","given":"Yogi Priya","non-dropping-particle":"","parse-names":false,"suffix":""},{"dropping-particle":"Al","family":"Rasyid","given":"Yuliansyah","non-dropping-particle":"","parse-names":false,"suffix":""},{"dropping-particle":"","family":"Habibie","given":"Fachrul Husain","non-dropping-particle":"","parse-names":false,"suffix":""}],"id":"ITEM-1","issue":"1","issued":{"date-parts":[["2024"]]},"page":"10-19","title":"Pencegahan Web Defacement","type":"article-journal","volume":"8"},"uris":["http://www.mendeley.com/documents/?uuid=d1fddf0f-75e8-422a-bcbf-49fb3d14dec3"]}],"mendeley":{"formattedCitation":"(Aryapranata et al. 2024)","plainTextFormattedCitation":"(Aryapranata et al. 2024)","previouslyFormattedCitation":"(Aryapranata et al. 2024)"},"properties":{"noteIndex":0},"schema":"https://github.com/citation-style-language/schema/raw/master/csl-citation.json"}</w:instrText>
+      </w:r>
+      <w:r>
+        <w:fldChar w:fldCharType="separate"/>
+      </w:r>
+      <w:r>
+        <w:rPr>
+          <w:noProof/>
+        </w:rPr>
+        <w:t>(</w:t>
+      </w:r>
+      <w:proofErr w:type="spellStart"/>
+      <w:r>
+        <w:rPr>
+          <w:noProof/>
+        </w:rPr>
+        <w:t>Aryapranata</w:t>
+      </w:r>
+      <w:proofErr w:type="spellEnd"/>
+      <w:r>
+        <w:rPr>
+          <w:noProof/>
+        </w:rPr>
+        <w:t xml:space="preserve"> et al. 2024)</w:t>
+      </w:r>
+      <w:r>
+        <w:fldChar w:fldCharType="end"/>
+      </w:r>
+      <w:r>
+        <w:t xml:space="preserve">. </w:t>
+      </w:r>
+      <w:proofErr w:type="spellStart"/>
+      <w:r>
+        <w:t>Keberadaan</w:t>
+      </w:r>
+      <w:proofErr w:type="spellEnd"/>
+      <w:r>
+        <w:t xml:space="preserve"> </w:t>
+      </w:r>
+      <w:proofErr w:type="spellStart"/>
+      <w:r>
+        <w:t>konten</w:t>
+      </w:r>
+      <w:proofErr w:type="spellEnd"/>
+      <w:r>
+        <w:t xml:space="preserve"> </w:t>
+      </w:r>
+      <w:proofErr w:type="spellStart"/>
+      <w:r>
+        <w:t>semacam</w:t>
+      </w:r>
+      <w:proofErr w:type="spellEnd"/>
+      <w:r>
+        <w:t xml:space="preserve"> </w:t>
+      </w:r>
+      <w:proofErr w:type="spellStart"/>
+      <w:r>
+        <w:t>ini</w:t>
+      </w:r>
+      <w:proofErr w:type="spellEnd"/>
+      <w:r>
+        <w:t xml:space="preserve"> </w:t>
+      </w:r>
+      <w:proofErr w:type="spellStart"/>
+      <w:r>
+        <w:t>dapat</w:t>
+      </w:r>
+      <w:proofErr w:type="spellEnd"/>
+      <w:r>
+        <w:t xml:space="preserve"> </w:t>
+      </w:r>
+      <w:proofErr w:type="spellStart"/>
+      <w:r>
+        <w:t>merusak</w:t>
+      </w:r>
+      <w:proofErr w:type="spellEnd"/>
+      <w:r>
+        <w:t xml:space="preserve"> </w:t>
+      </w:r>
+      <w:proofErr w:type="spellStart"/>
+      <w:r>
+        <w:t>reputasi</w:t>
+      </w:r>
+      <w:proofErr w:type="spellEnd"/>
+      <w:r>
+        <w:t xml:space="preserve"> </w:t>
+      </w:r>
+      <w:proofErr w:type="spellStart"/>
+      <w:r>
+        <w:t>instansi</w:t>
+      </w:r>
+      <w:proofErr w:type="spellEnd"/>
+      <w:r>
+        <w:t xml:space="preserve">, </w:t>
+      </w:r>
+      <w:proofErr w:type="spellStart"/>
+      <w:r>
+        <w:t>menurunkan</w:t>
+      </w:r>
+      <w:proofErr w:type="spellEnd"/>
+      <w:r>
+        <w:t xml:space="preserve"> </w:t>
+      </w:r>
+      <w:proofErr w:type="spellStart"/>
+      <w:r>
+        <w:t>kepercayaan</w:t>
+      </w:r>
+      <w:proofErr w:type="spellEnd"/>
+      <w:r>
+        <w:t xml:space="preserve"> </w:t>
+      </w:r>
+      <w:proofErr w:type="spellStart"/>
+      <w:r>
+        <w:t>masyarakat</w:t>
+      </w:r>
+      <w:proofErr w:type="spellEnd"/>
+      <w:r>
+        <w:t xml:space="preserve">, </w:t>
+      </w:r>
+      <w:proofErr w:type="spellStart"/>
+      <w:r>
+        <w:t>mengganggu</w:t>
+      </w:r>
+      <w:proofErr w:type="spellEnd"/>
+      <w:r>
+        <w:t xml:space="preserve"> </w:t>
+      </w:r>
+      <w:proofErr w:type="spellStart"/>
+      <w:r>
+        <w:t>performa</w:t>
+      </w:r>
+      <w:proofErr w:type="spellEnd"/>
+      <w:r>
+        <w:t xml:space="preserve"> dan </w:t>
+      </w:r>
+      <w:proofErr w:type="spellStart"/>
+      <w:r>
+        <w:t>keamanan</w:t>
+      </w:r>
+      <w:proofErr w:type="spellEnd"/>
+      <w:r>
+        <w:t xml:space="preserve"> </w:t>
+      </w:r>
+      <w:proofErr w:type="spellStart"/>
+      <w:r>
+        <w:t>sistem</w:t>
+      </w:r>
+      <w:proofErr w:type="spellEnd"/>
+      <w:r>
+        <w:t xml:space="preserve">, </w:t>
+      </w:r>
+      <w:proofErr w:type="spellStart"/>
+      <w:r>
+        <w:t>serta</w:t>
+      </w:r>
+      <w:proofErr w:type="spellEnd"/>
+      <w:r>
+        <w:t xml:space="preserve"> </w:t>
+      </w:r>
+      <w:proofErr w:type="spellStart"/>
+      <w:r>
+        <w:t>berpotensi</w:t>
+      </w:r>
+      <w:proofErr w:type="spellEnd"/>
+      <w:r>
+        <w:t xml:space="preserve"> </w:t>
+      </w:r>
+      <w:proofErr w:type="spellStart"/>
+      <w:r>
+        <w:t>menimbulkan</w:t>
+      </w:r>
+      <w:proofErr w:type="spellEnd"/>
+      <w:r>
+        <w:t xml:space="preserve"> </w:t>
+      </w:r>
+      <w:proofErr w:type="spellStart"/>
+      <w:r>
+        <w:t>konsekuensi</w:t>
+      </w:r>
+      <w:proofErr w:type="spellEnd"/>
+      <w:r>
+        <w:t xml:space="preserve"> </w:t>
+      </w:r>
+      <w:proofErr w:type="spellStart"/>
+      <w:r>
+        <w:t>hukum</w:t>
+      </w:r>
+      <w:proofErr w:type="spellEnd"/>
+      <w:r>
+        <w:t xml:space="preserve"> </w:t>
+      </w:r>
+      <w:proofErr w:type="spellStart"/>
+      <w:r>
+        <w:t>bagi</w:t>
+      </w:r>
+      <w:proofErr w:type="spellEnd"/>
+      <w:r>
+        <w:t xml:space="preserve"> </w:t>
+      </w:r>
+      <w:proofErr w:type="spellStart"/>
+      <w:r>
+        <w:t>instansi</w:t>
+      </w:r>
+      <w:proofErr w:type="spellEnd"/>
+      <w:r>
+        <w:t xml:space="preserve"> </w:t>
+      </w:r>
+      <w:proofErr w:type="spellStart"/>
+      <w:r>
+        <w:t>terkait</w:t>
+      </w:r>
+      <w:proofErr w:type="spellEnd"/>
+      <w:r>
+        <w:t>.</w:t>
+      </w:r>
+    </w:p>
+    <w:p>
+      <w:pPr>
+        <w:pStyle w:val="NormalWeb"/>
+        <w:spacing w:line="480" w:lineRule="auto"/>
+        <w:ind w:firstLine="360"/>
+        <w:jc w:val="both"/>
+      </w:pPr>
+      <w:r>
+        <w:lastRenderedPageBreak/>
+        <w:t xml:space="preserve">Dinas </w:t>
+      </w:r>
+      <w:proofErr w:type="spellStart"/>
+      <w:r>
+        <w:t>Komunikasi</w:t>
+      </w:r>
+      <w:proofErr w:type="spellEnd"/>
+      <w:r>
+        <w:t xml:space="preserve"> dan </w:t>
+      </w:r>
+      <w:proofErr w:type="spellStart"/>
+      <w:r>
+        <w:t>Informatika</w:t>
+      </w:r>
+      <w:proofErr w:type="spellEnd"/>
+      <w:r>
+        <w:t xml:space="preserve"> (</w:t>
+      </w:r>
+      <w:proofErr w:type="spellStart"/>
+      <w:r>
+        <w:t>Diskominfo</w:t>
+      </w:r>
+      <w:proofErr w:type="spellEnd"/>
+      <w:r>
+        <w:t xml:space="preserve">) </w:t>
+      </w:r>
+      <w:proofErr w:type="spellStart"/>
+      <w:r>
+        <w:t>Kabupaten</w:t>
+      </w:r>
+      <w:proofErr w:type="spellEnd"/>
+      <w:r>
+        <w:t xml:space="preserve"> Kubu Raya </w:t>
+      </w:r>
+      <w:proofErr w:type="spellStart"/>
+      <w:r>
+        <w:t>merupakan</w:t>
+      </w:r>
+      <w:proofErr w:type="spellEnd"/>
+      <w:r>
+        <w:t xml:space="preserve"> </w:t>
+      </w:r>
+      <w:proofErr w:type="spellStart"/>
+      <w:r>
+        <w:t>instansi</w:t>
+      </w:r>
+      <w:proofErr w:type="spellEnd"/>
+      <w:r>
+        <w:t xml:space="preserve"> yang </w:t>
+      </w:r>
+      <w:proofErr w:type="spellStart"/>
+      <w:r>
+        <w:t>memiliki</w:t>
+      </w:r>
+      <w:proofErr w:type="spellEnd"/>
+      <w:r>
+        <w:t xml:space="preserve"> </w:t>
+      </w:r>
+      <w:proofErr w:type="spellStart"/>
+      <w:r>
+        <w:t>tugas</w:t>
+      </w:r>
+      <w:proofErr w:type="spellEnd"/>
+      <w:r>
+        <w:t xml:space="preserve"> dan </w:t>
+      </w:r>
+      <w:proofErr w:type="spellStart"/>
+      <w:r>
+        <w:t>tanggung</w:t>
+      </w:r>
+      <w:proofErr w:type="spellEnd"/>
+      <w:r>
+        <w:t xml:space="preserve"> </w:t>
+      </w:r>
+      <w:proofErr w:type="spellStart"/>
+      <w:r>
+        <w:t>jawab</w:t>
+      </w:r>
+      <w:proofErr w:type="spellEnd"/>
+      <w:r>
+        <w:t xml:space="preserve"> </w:t>
+      </w:r>
+      <w:proofErr w:type="spellStart"/>
+      <w:r>
+        <w:t>dalam</w:t>
+      </w:r>
+      <w:proofErr w:type="spellEnd"/>
+      <w:r>
+        <w:t xml:space="preserve"> </w:t>
+      </w:r>
+      <w:proofErr w:type="spellStart"/>
+      <w:r>
+        <w:t>mengawasi</w:t>
+      </w:r>
+      <w:proofErr w:type="spellEnd"/>
+      <w:r>
+        <w:t xml:space="preserve"> </w:t>
+      </w:r>
+      <w:proofErr w:type="spellStart"/>
+      <w:r>
+        <w:t>serta</w:t>
+      </w:r>
+      <w:proofErr w:type="spellEnd"/>
+      <w:r>
+        <w:t xml:space="preserve"> </w:t>
+      </w:r>
+      <w:proofErr w:type="spellStart"/>
+      <w:r>
+        <w:t>memastikan</w:t>
+      </w:r>
+      <w:proofErr w:type="spellEnd"/>
+      <w:r>
+        <w:t xml:space="preserve"> </w:t>
+      </w:r>
+      <w:proofErr w:type="spellStart"/>
+      <w:r>
+        <w:t>seluruh</w:t>
+      </w:r>
+      <w:proofErr w:type="spellEnd"/>
+      <w:r>
+        <w:t xml:space="preserve"> website </w:t>
+      </w:r>
+      <w:proofErr w:type="spellStart"/>
+      <w:r>
+        <w:t>milik</w:t>
+      </w:r>
+      <w:proofErr w:type="spellEnd"/>
+      <w:r>
+        <w:t xml:space="preserve"> </w:t>
+      </w:r>
+      <w:proofErr w:type="spellStart"/>
+      <w:r>
+        <w:t>Organisasi</w:t>
+      </w:r>
+      <w:proofErr w:type="spellEnd"/>
+      <w:r>
+        <w:t xml:space="preserve"> </w:t>
+      </w:r>
+      <w:proofErr w:type="spellStart"/>
+      <w:r>
+        <w:t>Perangkat</w:t>
+      </w:r>
+      <w:proofErr w:type="spellEnd"/>
+      <w:r>
+        <w:t xml:space="preserve"> Daerah (OPD) di </w:t>
+      </w:r>
+      <w:proofErr w:type="spellStart"/>
+      <w:r>
+        <w:t>lingkungan</w:t>
+      </w:r>
+      <w:proofErr w:type="spellEnd"/>
+      <w:r>
+        <w:t xml:space="preserve"> </w:t>
+      </w:r>
+      <w:proofErr w:type="spellStart"/>
+      <w:r>
+        <w:t>Pemerintah</w:t>
+      </w:r>
+      <w:proofErr w:type="spellEnd"/>
+      <w:r>
+        <w:t xml:space="preserve"> </w:t>
+      </w:r>
+      <w:proofErr w:type="spellStart"/>
+      <w:r>
+        <w:t>Kabupaten</w:t>
+      </w:r>
+      <w:proofErr w:type="spellEnd"/>
+      <w:r>
+        <w:t xml:space="preserve"> Kubu Raya </w:t>
+      </w:r>
+      <w:proofErr w:type="spellStart"/>
+      <w:r>
+        <w:t>bebas</w:t>
+      </w:r>
+      <w:proofErr w:type="spellEnd"/>
+      <w:r>
+        <w:t xml:space="preserve"> </w:t>
+      </w:r>
+      <w:proofErr w:type="spellStart"/>
+      <w:r>
+        <w:t>dari</w:t>
+      </w:r>
+      <w:proofErr w:type="spellEnd"/>
+      <w:r>
+        <w:t xml:space="preserve"> </w:t>
+      </w:r>
+      <w:proofErr w:type="spellStart"/>
+      <w:r>
+        <w:t>konten</w:t>
+      </w:r>
+      <w:proofErr w:type="spellEnd"/>
+      <w:r>
+        <w:t xml:space="preserve"> </w:t>
+      </w:r>
+      <w:proofErr w:type="spellStart"/>
+      <w:r>
+        <w:t>ilegal</w:t>
+      </w:r>
+      <w:proofErr w:type="spellEnd"/>
+      <w:r>
+        <w:t xml:space="preserve">. </w:t>
+      </w:r>
+      <w:proofErr w:type="spellStart"/>
+      <w:r>
+        <w:t>Berdasarkan</w:t>
+      </w:r>
+      <w:proofErr w:type="spellEnd"/>
+      <w:r>
+        <w:t xml:space="preserve"> </w:t>
+      </w:r>
+      <w:proofErr w:type="spellStart"/>
+      <w:r>
+        <w:t>hasil</w:t>
+      </w:r>
+      <w:proofErr w:type="spellEnd"/>
+      <w:r>
+        <w:t xml:space="preserve"> </w:t>
+      </w:r>
+      <w:proofErr w:type="spellStart"/>
+      <w:r>
+        <w:t>observasi</w:t>
+      </w:r>
+      <w:proofErr w:type="spellEnd"/>
+      <w:r>
+        <w:t xml:space="preserve"> yang </w:t>
+      </w:r>
+      <w:proofErr w:type="spellStart"/>
+      <w:r>
+        <w:t>penulis</w:t>
+      </w:r>
+      <w:proofErr w:type="spellEnd"/>
+      <w:r>
+        <w:t xml:space="preserve"> </w:t>
+      </w:r>
+      <w:proofErr w:type="spellStart"/>
+      <w:r>
+        <w:t>lakukan</w:t>
+      </w:r>
+      <w:proofErr w:type="spellEnd"/>
+      <w:r>
+        <w:t xml:space="preserve"> </w:t>
+      </w:r>
+      <w:proofErr w:type="spellStart"/>
+      <w:r>
+        <w:t>selama</w:t>
+      </w:r>
+      <w:proofErr w:type="spellEnd"/>
+      <w:r>
+        <w:t xml:space="preserve"> </w:t>
+      </w:r>
+      <w:proofErr w:type="spellStart"/>
+      <w:r>
+        <w:t>pelaksanaan</w:t>
+      </w:r>
+      <w:proofErr w:type="spellEnd"/>
+      <w:r>
+        <w:t xml:space="preserve"> </w:t>
+      </w:r>
+      <w:proofErr w:type="spellStart"/>
+      <w:r>
+        <w:t>Praktik</w:t>
+      </w:r>
+      <w:proofErr w:type="spellEnd"/>
+      <w:r>
+        <w:t xml:space="preserve"> </w:t>
+      </w:r>
+      <w:proofErr w:type="spellStart"/>
+      <w:r>
+        <w:t>Kerja</w:t>
+      </w:r>
+      <w:proofErr w:type="spellEnd"/>
+      <w:r>
+        <w:t xml:space="preserve"> Lapangan (PKL), proses </w:t>
+      </w:r>
+      <w:proofErr w:type="spellStart"/>
+      <w:r>
+        <w:t>deteksi</w:t>
+      </w:r>
+      <w:proofErr w:type="spellEnd"/>
+      <w:r>
+        <w:t xml:space="preserve"> dan </w:t>
+      </w:r>
+      <w:proofErr w:type="spellStart"/>
+      <w:r>
+        <w:t>pelaporan</w:t>
+      </w:r>
+      <w:proofErr w:type="spellEnd"/>
+      <w:r>
+        <w:t xml:space="preserve"> </w:t>
+      </w:r>
+      <w:proofErr w:type="spellStart"/>
+      <w:r>
+        <w:t>penyisipan</w:t>
+      </w:r>
+      <w:proofErr w:type="spellEnd"/>
+      <w:r>
+        <w:t xml:space="preserve"> </w:t>
+      </w:r>
+      <w:proofErr w:type="spellStart"/>
+      <w:r>
+        <w:t>konten</w:t>
+      </w:r>
+      <w:proofErr w:type="spellEnd"/>
+      <w:r>
+        <w:t xml:space="preserve"> </w:t>
+      </w:r>
+      <w:proofErr w:type="spellStart"/>
+      <w:r>
+        <w:t>ilegal</w:t>
+      </w:r>
+      <w:proofErr w:type="spellEnd"/>
+      <w:r>
+        <w:t xml:space="preserve"> pada website-website </w:t>
+      </w:r>
+      <w:proofErr w:type="spellStart"/>
+      <w:r>
+        <w:t>tersebut</w:t>
+      </w:r>
+      <w:proofErr w:type="spellEnd"/>
+      <w:r>
+        <w:t xml:space="preserve"> </w:t>
+      </w:r>
+      <w:proofErr w:type="spellStart"/>
+      <w:r>
+        <w:t>masih</w:t>
+      </w:r>
+      <w:proofErr w:type="spellEnd"/>
+      <w:r>
+        <w:t xml:space="preserve"> </w:t>
+      </w:r>
+      <w:proofErr w:type="spellStart"/>
+      <w:r>
+        <w:t>dilakukan</w:t>
+      </w:r>
+      <w:proofErr w:type="spellEnd"/>
+      <w:r>
+        <w:t xml:space="preserve"> </w:t>
+      </w:r>
+      <w:proofErr w:type="spellStart"/>
+      <w:r>
+        <w:t>secara</w:t>
+      </w:r>
+      <w:proofErr w:type="spellEnd"/>
+      <w:r>
+        <w:t xml:space="preserve"> manual, </w:t>
+      </w:r>
+      <w:proofErr w:type="spellStart"/>
+      <w:r>
+        <w:t>yaitu</w:t>
+      </w:r>
+      <w:proofErr w:type="spellEnd"/>
+      <w:r>
+        <w:t xml:space="preserve"> </w:t>
+      </w:r>
+      <w:proofErr w:type="spellStart"/>
+      <w:r>
+        <w:t>dengan</w:t>
+      </w:r>
+      <w:proofErr w:type="spellEnd"/>
+      <w:r>
+        <w:t xml:space="preserve"> </w:t>
+      </w:r>
+      <w:proofErr w:type="spellStart"/>
+      <w:r>
+        <w:t>cara</w:t>
+      </w:r>
+      <w:proofErr w:type="spellEnd"/>
+      <w:r>
+        <w:t xml:space="preserve"> </w:t>
+      </w:r>
+      <w:proofErr w:type="spellStart"/>
+      <w:r>
+        <w:t>petugas</w:t>
+      </w:r>
+      <w:proofErr w:type="spellEnd"/>
+      <w:r>
+        <w:t xml:space="preserve"> </w:t>
+      </w:r>
+      <w:proofErr w:type="spellStart"/>
+      <w:r>
+        <w:t>membuka</w:t>
+      </w:r>
+      <w:proofErr w:type="spellEnd"/>
+      <w:r>
+        <w:t xml:space="preserve"> </w:t>
+      </w:r>
+      <w:proofErr w:type="spellStart"/>
+      <w:r>
+        <w:t>satu</w:t>
+      </w:r>
+      <w:proofErr w:type="spellEnd"/>
+      <w:r>
+        <w:t xml:space="preserve"> per </w:t>
+      </w:r>
+      <w:proofErr w:type="spellStart"/>
+      <w:r>
+        <w:t>satu</w:t>
+      </w:r>
+      <w:proofErr w:type="spellEnd"/>
+      <w:r>
+        <w:t xml:space="preserve"> website OPD, </w:t>
+      </w:r>
+      <w:proofErr w:type="spellStart"/>
+      <w:r>
+        <w:t>melakukan</w:t>
+      </w:r>
+      <w:proofErr w:type="spellEnd"/>
+      <w:r>
+        <w:t xml:space="preserve"> </w:t>
+      </w:r>
+      <w:proofErr w:type="spellStart"/>
+      <w:r>
+        <w:t>pemeriksaan</w:t>
+      </w:r>
+      <w:proofErr w:type="spellEnd"/>
+      <w:r>
+        <w:t xml:space="preserve"> visual pada </w:t>
+      </w:r>
+      <w:proofErr w:type="spellStart"/>
+      <w:r>
+        <w:t>tampilan</w:t>
+      </w:r>
+      <w:proofErr w:type="spellEnd"/>
+      <w:r>
+        <w:t xml:space="preserve"> </w:t>
+      </w:r>
+      <w:proofErr w:type="spellStart"/>
+      <w:r>
+        <w:t>halaman</w:t>
+      </w:r>
+      <w:proofErr w:type="spellEnd"/>
+      <w:r>
+        <w:t xml:space="preserve">, </w:t>
+      </w:r>
+      <w:proofErr w:type="spellStart"/>
+      <w:r>
+        <w:t>serta</w:t>
+      </w:r>
+      <w:proofErr w:type="spellEnd"/>
+      <w:r>
+        <w:t xml:space="preserve"> </w:t>
+      </w:r>
+      <w:proofErr w:type="spellStart"/>
+      <w:r>
+        <w:t>melakukan</w:t>
+      </w:r>
+      <w:proofErr w:type="spellEnd"/>
+      <w:r>
+        <w:t xml:space="preserve"> </w:t>
+      </w:r>
+      <w:proofErr w:type="spellStart"/>
+      <w:r>
+        <w:t>pencarian</w:t>
+      </w:r>
+      <w:proofErr w:type="spellEnd"/>
+      <w:r>
+        <w:t xml:space="preserve"> kata </w:t>
+      </w:r>
+      <w:proofErr w:type="spellStart"/>
+      <w:r>
+        <w:t>kunci</w:t>
+      </w:r>
+      <w:proofErr w:type="spellEnd"/>
+      <w:r>
+        <w:t xml:space="preserve"> </w:t>
+      </w:r>
+      <w:proofErr w:type="spellStart"/>
+      <w:r>
+        <w:t>mencurigakan</w:t>
+      </w:r>
+      <w:proofErr w:type="spellEnd"/>
+      <w:r>
+        <w:t xml:space="preserve"> </w:t>
+      </w:r>
+      <w:proofErr w:type="spellStart"/>
+      <w:r>
+        <w:t>melalui</w:t>
+      </w:r>
+      <w:proofErr w:type="spellEnd"/>
+      <w:r>
+        <w:t xml:space="preserve"> </w:t>
+      </w:r>
+      <w:proofErr w:type="spellStart"/>
+      <w:r>
+        <w:t>mesin</w:t>
+      </w:r>
+      <w:proofErr w:type="spellEnd"/>
+      <w:r>
+        <w:t xml:space="preserve"> </w:t>
+      </w:r>
+      <w:proofErr w:type="spellStart"/>
+      <w:r>
+        <w:t>pencari</w:t>
+      </w:r>
+      <w:proofErr w:type="spellEnd"/>
+      <w:r>
+        <w:t xml:space="preserve"> (search engine) </w:t>
+      </w:r>
+      <w:proofErr w:type="spellStart"/>
+      <w:r>
+        <w:t>untuk</w:t>
+      </w:r>
+      <w:proofErr w:type="spellEnd"/>
+      <w:r>
+        <w:t xml:space="preserve"> </w:t>
+      </w:r>
+      <w:proofErr w:type="spellStart"/>
+      <w:r>
+        <w:t>mengetahui</w:t>
+      </w:r>
+      <w:proofErr w:type="spellEnd"/>
+      <w:r>
+        <w:t xml:space="preserve"> </w:t>
+      </w:r>
+      <w:proofErr w:type="spellStart"/>
+      <w:r>
+        <w:t>apakah</w:t>
+      </w:r>
+      <w:proofErr w:type="spellEnd"/>
+      <w:r>
+        <w:t xml:space="preserve"> website yang </w:t>
+      </w:r>
+      <w:proofErr w:type="spellStart"/>
+      <w:r>
+        <w:t>bersangkutan</w:t>
+      </w:r>
+      <w:proofErr w:type="spellEnd"/>
+      <w:r>
+        <w:t xml:space="preserve"> </w:t>
+      </w:r>
+      <w:proofErr w:type="spellStart"/>
+      <w:r>
+        <w:t>telah</w:t>
+      </w:r>
+      <w:proofErr w:type="spellEnd"/>
+      <w:r>
+        <w:t xml:space="preserve"> </w:t>
+      </w:r>
+      <w:proofErr w:type="spellStart"/>
+      <w:r>
+        <w:t>terindeks</w:t>
+      </w:r>
+      <w:proofErr w:type="spellEnd"/>
+      <w:r>
+        <w:t xml:space="preserve"> </w:t>
+      </w:r>
+      <w:proofErr w:type="spellStart"/>
+      <w:r>
+        <w:t>bersama</w:t>
+      </w:r>
+      <w:proofErr w:type="spellEnd"/>
+      <w:r>
+        <w:t xml:space="preserve"> </w:t>
+      </w:r>
+      <w:proofErr w:type="spellStart"/>
+      <w:r>
+        <w:t>konten</w:t>
+      </w:r>
+      <w:proofErr w:type="spellEnd"/>
+      <w:r>
+        <w:t xml:space="preserve"> yang </w:t>
+      </w:r>
+      <w:proofErr w:type="spellStart"/>
+      <w:r>
+        <w:t>tidak</w:t>
+      </w:r>
+      <w:proofErr w:type="spellEnd"/>
+      <w:r>
+        <w:t xml:space="preserve"> </w:t>
+      </w:r>
+      <w:proofErr w:type="spellStart"/>
+      <w:r>
+        <w:t>semestinya</w:t>
+      </w:r>
+      <w:proofErr w:type="spellEnd"/>
+      <w:r>
+        <w:t xml:space="preserve">. </w:t>
+      </w:r>
+      <w:proofErr w:type="spellStart"/>
+      <w:r>
+        <w:t>Pendekatan</w:t>
+      </w:r>
+      <w:proofErr w:type="spellEnd"/>
+      <w:r>
+        <w:t xml:space="preserve"> manual </w:t>
+      </w:r>
+      <w:proofErr w:type="spellStart"/>
+      <w:r>
+        <w:t>semacam</w:t>
+      </w:r>
+      <w:proofErr w:type="spellEnd"/>
+      <w:r>
+        <w:t xml:space="preserve"> </w:t>
+      </w:r>
+      <w:proofErr w:type="spellStart"/>
+      <w:r>
+        <w:t>ini</w:t>
+      </w:r>
+      <w:proofErr w:type="spellEnd"/>
+      <w:r>
+        <w:t xml:space="preserve"> </w:t>
+      </w:r>
+      <w:proofErr w:type="spellStart"/>
+      <w:r>
+        <w:t>sejalan</w:t>
+      </w:r>
+      <w:proofErr w:type="spellEnd"/>
+      <w:r>
+        <w:t xml:space="preserve"> </w:t>
+      </w:r>
+      <w:proofErr w:type="spellStart"/>
+      <w:r>
+        <w:t>dengan</w:t>
+      </w:r>
+      <w:proofErr w:type="spellEnd"/>
+      <w:r>
+        <w:t xml:space="preserve"> </w:t>
+      </w:r>
+      <w:proofErr w:type="spellStart"/>
+      <w:r>
+        <w:t>temuan</w:t>
+      </w:r>
+      <w:proofErr w:type="spellEnd"/>
+      <w:r>
+        <w:t xml:space="preserve"> </w:t>
+      </w:r>
+      <w:proofErr w:type="spellStart"/>
+      <w:r>
+        <w:t>penelitian</w:t>
+      </w:r>
+      <w:proofErr w:type="spellEnd"/>
+      <w:r>
+        <w:t xml:space="preserve"> </w:t>
+      </w:r>
+      <w:proofErr w:type="spellStart"/>
+      <w:r>
+        <w:t>terdahulu</w:t>
+      </w:r>
+      <w:proofErr w:type="spellEnd"/>
+      <w:r>
+        <w:t xml:space="preserve"> yang </w:t>
+      </w:r>
+      <w:proofErr w:type="spellStart"/>
+      <w:r>
+        <w:t>menyatakan</w:t>
+      </w:r>
+      <w:proofErr w:type="spellEnd"/>
+      <w:r>
+        <w:t xml:space="preserve"> </w:t>
+      </w:r>
+      <w:proofErr w:type="spellStart"/>
+      <w:r>
+        <w:t>bahwa</w:t>
+      </w:r>
+      <w:proofErr w:type="spellEnd"/>
+      <w:r>
+        <w:t xml:space="preserve"> </w:t>
+      </w:r>
+      <w:proofErr w:type="spellStart"/>
+      <w:r>
+        <w:t>metode</w:t>
+      </w:r>
+      <w:proofErr w:type="spellEnd"/>
+      <w:r>
+        <w:t xml:space="preserve"> </w:t>
+      </w:r>
+      <w:proofErr w:type="spellStart"/>
+      <w:r>
+        <w:t>deteksi</w:t>
+      </w:r>
+      <w:proofErr w:type="spellEnd"/>
+      <w:r>
+        <w:t xml:space="preserve"> </w:t>
+      </w:r>
+      <w:proofErr w:type="spellStart"/>
+      <w:r>
+        <w:t>ancaman</w:t>
+      </w:r>
+      <w:proofErr w:type="spellEnd"/>
+      <w:r>
+        <w:t xml:space="preserve"> </w:t>
+      </w:r>
+      <w:proofErr w:type="spellStart"/>
+      <w:r>
+        <w:t>secara</w:t>
+      </w:r>
+      <w:proofErr w:type="spellEnd"/>
+      <w:r>
+        <w:t xml:space="preserve"> manual </w:t>
+      </w:r>
+      <w:proofErr w:type="spellStart"/>
+      <w:r>
+        <w:t>dinilai</w:t>
+      </w:r>
+      <w:proofErr w:type="spellEnd"/>
+      <w:r>
+        <w:t xml:space="preserve"> </w:t>
+      </w:r>
+      <w:proofErr w:type="spellStart"/>
+      <w:r>
+        <w:t>tidak</w:t>
+      </w:r>
+      <w:proofErr w:type="spellEnd"/>
+      <w:r>
+        <w:t xml:space="preserve"> </w:t>
+      </w:r>
+      <w:proofErr w:type="spellStart"/>
+      <w:r>
+        <w:t>lagi</w:t>
+      </w:r>
+      <w:proofErr w:type="spellEnd"/>
+      <w:r>
+        <w:t xml:space="preserve"> </w:t>
+      </w:r>
+      <w:proofErr w:type="spellStart"/>
+      <w:r>
+        <w:t>memadai</w:t>
+      </w:r>
+      <w:proofErr w:type="spellEnd"/>
+      <w:r>
+        <w:t xml:space="preserve"> </w:t>
+      </w:r>
+      <w:proofErr w:type="spellStart"/>
+      <w:r>
+        <w:t>seiring</w:t>
+      </w:r>
+      <w:proofErr w:type="spellEnd"/>
+      <w:r>
+        <w:t xml:space="preserve"> </w:t>
+      </w:r>
+      <w:proofErr w:type="spellStart"/>
+      <w:r>
+        <w:t>dengan</w:t>
+      </w:r>
+      <w:proofErr w:type="spellEnd"/>
+      <w:r>
+        <w:t xml:space="preserve"> </w:t>
+      </w:r>
+      <w:proofErr w:type="spellStart"/>
+      <w:r>
+        <w:t>meningkatnya</w:t>
+      </w:r>
+      <w:proofErr w:type="spellEnd"/>
+      <w:r>
+        <w:t xml:space="preserve"> volume dan </w:t>
+      </w:r>
+      <w:proofErr w:type="spellStart"/>
+      <w:r>
+        <w:t>kompleksitas</w:t>
+      </w:r>
+      <w:proofErr w:type="spellEnd"/>
+      <w:r>
+        <w:t xml:space="preserve"> </w:t>
+      </w:r>
+      <w:proofErr w:type="spellStart"/>
+      <w:r>
+        <w:t>serangan</w:t>
+      </w:r>
+      <w:proofErr w:type="spellEnd"/>
+      <w:r>
+        <w:t xml:space="preserve"> </w:t>
+      </w:r>
+      <w:proofErr w:type="spellStart"/>
+      <w:r>
+        <w:t>siber</w:t>
+      </w:r>
+      <w:proofErr w:type="spellEnd"/>
+      <w:r>
+        <w:fldChar w:fldCharType="begin" w:fldLock="1"/>
+      </w:r>
+      <w:r>
+        <w:instrText>ADDIN CSL_CITATION {"citationItems":[{"id":"ITEM-1","itemData":{"author":[{"dropping-particle":"","family":"Pratama","given":"Afwan Mulia","non-dropping-particle":"","parse-names":false,"suffix":""},{"dropping-particle":"","family":"Data","given":"Mahendra","non-dropping-particle":"","parse-names":false,"suffix":""},{"dropping-particle":"","family":"Yahya","given":"Widhi","non-dropping-particle":"","parse-names":false,"suffix":""}],"id":"ITEM-1","issue":"10","issued":{"date-parts":[["2025"]]},"page":"1-9","title":"Deteksi Konten Ilegal Pada Situs Web Menggunakan Elasticsearch","type":"article-journal","volume":"9"},"uris":["http://www.mendeley.com/documents/?uuid=819b61cb-5a2c-4464-8918-6a67882ae963"]}],"mendeley":{"formattedCitation":"(Pratama et al. 2025)","plainTextFormattedCitation":"(Pratama et al. 2025)","previouslyFormattedCitation":"(Pratama et al. 2025)"},"properties":{"noteIndex":0},"schema":"https://github.com/citation-style-language/schema/raw/master/csl-citation.json"}</w:instrText>
+      </w:r>
+      <w:r>
+        <w:fldChar w:fldCharType="separate"/>
+      </w:r>
+      <w:r>
+        <w:rPr>
+          <w:noProof/>
+        </w:rPr>
+        <w:t>(Pratama et al. 2025)</w:t>
+      </w:r>
+      <w:r>
+        <w:fldChar w:fldCharType="end"/>
+      </w:r>
+      <w:r>
+        <w:t>.</w:t>
+      </w:r>
+    </w:p>
+    <w:p>
+      <w:pPr>
+        <w:pStyle w:val="NormalWeb"/>
+        <w:spacing w:line="480" w:lineRule="auto"/>
+        <w:ind w:firstLine="360"/>
+        <w:jc w:val="both"/>
+      </w:pPr>
+      <w:r>
+        <w:t xml:space="preserve">Proses manual </w:t>
+      </w:r>
+      <w:proofErr w:type="spellStart"/>
+      <w:r>
+        <w:t>tersebut</w:t>
+      </w:r>
+      <w:proofErr w:type="spellEnd"/>
+      <w:r>
+        <w:t xml:space="preserve"> </w:t>
+      </w:r>
+      <w:proofErr w:type="spellStart"/>
+      <w:r>
+        <w:t>memiliki</w:t>
+      </w:r>
+      <w:proofErr w:type="spellEnd"/>
+      <w:r>
+        <w:t xml:space="preserve"> </w:t>
+      </w:r>
+      <w:proofErr w:type="spellStart"/>
+      <w:r>
+        <w:t>beberapa</w:t>
+      </w:r>
+      <w:proofErr w:type="spellEnd"/>
+      <w:r>
+        <w:t xml:space="preserve"> </w:t>
+      </w:r>
+      <w:proofErr w:type="spellStart"/>
+      <w:r>
+        <w:t>kelemahan</w:t>
+      </w:r>
+      <w:proofErr w:type="spellEnd"/>
+      <w:r>
+        <w:t xml:space="preserve">, di </w:t>
+      </w:r>
+      <w:proofErr w:type="spellStart"/>
+      <w:r>
+        <w:t>antaranya</w:t>
+      </w:r>
+      <w:proofErr w:type="spellEnd"/>
+      <w:r>
+        <w:t xml:space="preserve"> </w:t>
+      </w:r>
+      <w:proofErr w:type="spellStart"/>
+      <w:r>
+        <w:t>membutuhkan</w:t>
+      </w:r>
+      <w:proofErr w:type="spellEnd"/>
+      <w:r>
+        <w:t xml:space="preserve"> </w:t>
+      </w:r>
+      <w:proofErr w:type="spellStart"/>
+      <w:r>
+        <w:t>waktu</w:t>
+      </w:r>
+      <w:proofErr w:type="spellEnd"/>
+      <w:r>
+        <w:t xml:space="preserve"> yang </w:t>
+      </w:r>
+      <w:proofErr w:type="spellStart"/>
+      <w:r>
+        <w:t>cukup</w:t>
+      </w:r>
+      <w:proofErr w:type="spellEnd"/>
+      <w:r>
+        <w:t xml:space="preserve"> lama </w:t>
+      </w:r>
+      <w:proofErr w:type="spellStart"/>
+      <w:r>
+        <w:t>karena</w:t>
+      </w:r>
+      <w:proofErr w:type="spellEnd"/>
+      <w:r>
+        <w:t xml:space="preserve"> </w:t>
+      </w:r>
+      <w:proofErr w:type="spellStart"/>
+      <w:r>
+        <w:t>jumlah</w:t>
+      </w:r>
+      <w:proofErr w:type="spellEnd"/>
+      <w:r>
+        <w:t xml:space="preserve"> website OPD yang </w:t>
+      </w:r>
+      <w:proofErr w:type="spellStart"/>
+      <w:r>
+        <w:t>harus</w:t>
+      </w:r>
+      <w:proofErr w:type="spellEnd"/>
+      <w:r>
+        <w:t xml:space="preserve"> </w:t>
+      </w:r>
+      <w:proofErr w:type="spellStart"/>
+      <w:r>
+        <w:t>diperiksa</w:t>
+      </w:r>
+      <w:proofErr w:type="spellEnd"/>
+      <w:r>
+        <w:t xml:space="preserve"> </w:t>
+      </w:r>
+      <w:proofErr w:type="spellStart"/>
+      <w:r>
+        <w:t>cukup</w:t>
+      </w:r>
+      <w:proofErr w:type="spellEnd"/>
+      <w:r>
+        <w:t xml:space="preserve"> </w:t>
+      </w:r>
+      <w:proofErr w:type="spellStart"/>
+      <w:r>
+        <w:t>banyak</w:t>
+      </w:r>
+      <w:proofErr w:type="spellEnd"/>
+      <w:r>
+        <w:t xml:space="preserve">, </w:t>
+      </w:r>
+      <w:proofErr w:type="spellStart"/>
+      <w:r>
+        <w:t>rentan</w:t>
+      </w:r>
+      <w:proofErr w:type="spellEnd"/>
+      <w:r>
+        <w:t xml:space="preserve"> </w:t>
+      </w:r>
+      <w:proofErr w:type="spellStart"/>
+      <w:r>
+        <w:t>terhadap</w:t>
+      </w:r>
+      <w:proofErr w:type="spellEnd"/>
+      <w:r>
+        <w:t xml:space="preserve"> </w:t>
+      </w:r>
+      <w:proofErr w:type="spellStart"/>
+      <w:r>
+        <w:t>kesalahan</w:t>
+      </w:r>
+      <w:proofErr w:type="spellEnd"/>
+      <w:r>
+        <w:t xml:space="preserve"> (human error) </w:t>
+      </w:r>
+      <w:proofErr w:type="spellStart"/>
+      <w:r>
+        <w:t>karena</w:t>
+      </w:r>
+      <w:proofErr w:type="spellEnd"/>
+      <w:r>
+        <w:t xml:space="preserve"> sangat </w:t>
+      </w:r>
+      <w:proofErr w:type="spellStart"/>
+      <w:r>
+        <w:t>bergantung</w:t>
+      </w:r>
+      <w:proofErr w:type="spellEnd"/>
+      <w:r>
+        <w:t xml:space="preserve"> pada </w:t>
+      </w:r>
+      <w:proofErr w:type="spellStart"/>
+      <w:r>
+        <w:t>ketelitian</w:t>
+      </w:r>
+      <w:proofErr w:type="spellEnd"/>
+      <w:r>
+        <w:t xml:space="preserve"> </w:t>
+      </w:r>
+      <w:proofErr w:type="spellStart"/>
+      <w:r>
+        <w:t>petugas</w:t>
+      </w:r>
+      <w:proofErr w:type="spellEnd"/>
+      <w:r>
+        <w:t xml:space="preserve">, </w:t>
+      </w:r>
+      <w:proofErr w:type="spellStart"/>
+      <w:r>
+        <w:t>belum</w:t>
+      </w:r>
+      <w:proofErr w:type="spellEnd"/>
+      <w:r>
+        <w:t xml:space="preserve"> </w:t>
+      </w:r>
+      <w:proofErr w:type="spellStart"/>
+      <w:r>
+        <w:t>adanya</w:t>
+      </w:r>
+      <w:proofErr w:type="spellEnd"/>
+      <w:r>
+        <w:t xml:space="preserve"> </w:t>
+      </w:r>
+      <w:proofErr w:type="spellStart"/>
+      <w:r>
+        <w:t>dokumentasi</w:t>
+      </w:r>
+      <w:proofErr w:type="spellEnd"/>
+      <w:r>
+        <w:t xml:space="preserve"> </w:t>
+      </w:r>
+      <w:proofErr w:type="spellStart"/>
+      <w:r>
+        <w:t>hasil</w:t>
+      </w:r>
+      <w:proofErr w:type="spellEnd"/>
+      <w:r>
+        <w:t xml:space="preserve"> </w:t>
+      </w:r>
+      <w:proofErr w:type="spellStart"/>
+      <w:r>
+        <w:t>pemeriksaan</w:t>
+      </w:r>
+      <w:proofErr w:type="spellEnd"/>
+      <w:r>
+        <w:t xml:space="preserve"> yang </w:t>
+      </w:r>
+      <w:proofErr w:type="spellStart"/>
+      <w:r>
+        <w:t>terstruktur</w:t>
+      </w:r>
+      <w:proofErr w:type="spellEnd"/>
+      <w:r>
+        <w:t xml:space="preserve">, </w:t>
+      </w:r>
+      <w:proofErr w:type="spellStart"/>
+      <w:r>
+        <w:t>serta</w:t>
+      </w:r>
+      <w:proofErr w:type="spellEnd"/>
+      <w:r>
+        <w:t xml:space="preserve"> proses </w:t>
+      </w:r>
+      <w:proofErr w:type="spellStart"/>
+      <w:r>
+        <w:t>pelaporan</w:t>
+      </w:r>
+      <w:proofErr w:type="spellEnd"/>
+      <w:r>
+        <w:t xml:space="preserve"> </w:t>
+      </w:r>
+      <w:proofErr w:type="spellStart"/>
+      <w:r>
+        <w:t>kepada</w:t>
+      </w:r>
+      <w:proofErr w:type="spellEnd"/>
+      <w:r>
+        <w:t xml:space="preserve"> </w:t>
+      </w:r>
+      <w:proofErr w:type="spellStart"/>
+      <w:r>
+        <w:t>pihak</w:t>
+      </w:r>
+      <w:proofErr w:type="spellEnd"/>
+      <w:r>
+        <w:t xml:space="preserve"> OPD </w:t>
+      </w:r>
+      <w:proofErr w:type="spellStart"/>
+      <w:r>
+        <w:t>terkait</w:t>
+      </w:r>
+      <w:proofErr w:type="spellEnd"/>
+      <w:r>
+        <w:t xml:space="preserve"> yang </w:t>
+      </w:r>
+      <w:proofErr w:type="spellStart"/>
+      <w:r>
+        <w:t>belum</w:t>
+      </w:r>
+      <w:proofErr w:type="spellEnd"/>
+      <w:r>
+        <w:t xml:space="preserve"> </w:t>
+      </w:r>
+      <w:proofErr w:type="spellStart"/>
+      <w:r>
+        <w:t>terstandarisasi</w:t>
+      </w:r>
+      <w:proofErr w:type="spellEnd"/>
+      <w:r>
+        <w:t xml:space="preserve"> </w:t>
+      </w:r>
+      <w:proofErr w:type="spellStart"/>
+      <w:r>
+        <w:t>sehingga</w:t>
+      </w:r>
+      <w:proofErr w:type="spellEnd"/>
+      <w:r>
+        <w:t xml:space="preserve"> </w:t>
+      </w:r>
+      <w:proofErr w:type="spellStart"/>
+      <w:r>
+        <w:t>tindak</w:t>
+      </w:r>
+      <w:proofErr w:type="spellEnd"/>
+      <w:r>
+        <w:t xml:space="preserve"> </w:t>
+      </w:r>
+      <w:proofErr w:type="spellStart"/>
+      <w:r>
+        <w:t>lanjut</w:t>
+      </w:r>
+      <w:proofErr w:type="spellEnd"/>
+      <w:r>
+        <w:t xml:space="preserve"> </w:t>
+      </w:r>
+      <w:proofErr w:type="spellStart"/>
+      <w:r>
+        <w:t>penanganan</w:t>
+      </w:r>
+      <w:proofErr w:type="spellEnd"/>
+      <w:r>
+        <w:t xml:space="preserve"> </w:t>
+      </w:r>
+      <w:proofErr w:type="spellStart"/>
+      <w:r>
+        <w:t>konten</w:t>
+      </w:r>
+      <w:proofErr w:type="spellEnd"/>
+      <w:r>
+        <w:t xml:space="preserve"> </w:t>
+      </w:r>
+      <w:proofErr w:type="spellStart"/>
+      <w:r>
+        <w:t>ilegal</w:t>
+      </w:r>
+      <w:proofErr w:type="spellEnd"/>
+      <w:r>
+        <w:t xml:space="preserve"> </w:t>
+      </w:r>
+      <w:proofErr w:type="spellStart"/>
+      <w:r>
+        <w:t>menjadi</w:t>
+      </w:r>
+      <w:proofErr w:type="spellEnd"/>
+      <w:r>
+        <w:t xml:space="preserve"> </w:t>
+      </w:r>
+      <w:proofErr w:type="spellStart"/>
+      <w:r>
+        <w:t>lambat</w:t>
+      </w:r>
+      <w:proofErr w:type="spellEnd"/>
+      <w:r>
+        <w:t xml:space="preserve">. </w:t>
+      </w:r>
+      <w:proofErr w:type="spellStart"/>
+      <w:r>
+        <w:t>Ketergantungan</w:t>
+      </w:r>
+      <w:proofErr w:type="spellEnd"/>
+      <w:r>
+        <w:t xml:space="preserve"> pada </w:t>
+      </w:r>
+      <w:proofErr w:type="spellStart"/>
+      <w:r>
+        <w:t>metode</w:t>
+      </w:r>
+      <w:proofErr w:type="spellEnd"/>
+      <w:r>
+        <w:t xml:space="preserve"> </w:t>
+      </w:r>
+      <w:proofErr w:type="spellStart"/>
+      <w:r>
+        <w:t>pemeriksaan</w:t>
+      </w:r>
+      <w:proofErr w:type="spellEnd"/>
+      <w:r>
+        <w:t xml:space="preserve"> manual juga </w:t>
+      </w:r>
+      <w:proofErr w:type="spellStart"/>
+      <w:r>
+        <w:t>menyebabkan</w:t>
+      </w:r>
+      <w:proofErr w:type="spellEnd"/>
+      <w:r>
+        <w:t xml:space="preserve"> </w:t>
+      </w:r>
+      <w:proofErr w:type="spellStart"/>
+      <w:r>
+        <w:t>lambatnya</w:t>
+      </w:r>
+      <w:proofErr w:type="spellEnd"/>
+      <w:r>
+        <w:t xml:space="preserve"> </w:t>
+      </w:r>
+      <w:proofErr w:type="spellStart"/>
+      <w:r>
+        <w:t>waktu</w:t>
+      </w:r>
+      <w:proofErr w:type="spellEnd"/>
+      <w:r>
+        <w:t xml:space="preserve"> </w:t>
+      </w:r>
+      <w:proofErr w:type="spellStart"/>
+      <w:r>
+        <w:t>respons</w:t>
+      </w:r>
+      <w:proofErr w:type="spellEnd"/>
+      <w:r>
+        <w:t xml:space="preserve"> </w:t>
+      </w:r>
+      <w:proofErr w:type="spellStart"/>
+      <w:r>
+        <w:t>terhadap</w:t>
+      </w:r>
+      <w:proofErr w:type="spellEnd"/>
+      <w:r>
+        <w:t xml:space="preserve"> </w:t>
+      </w:r>
+      <w:proofErr w:type="spellStart"/>
+      <w:r>
+        <w:t>insiden</w:t>
+      </w:r>
+      <w:proofErr w:type="spellEnd"/>
+      <w:r>
+        <w:t xml:space="preserve">, </w:t>
+      </w:r>
+      <w:proofErr w:type="spellStart"/>
+      <w:r>
+        <w:t>sehingga</w:t>
+      </w:r>
+      <w:proofErr w:type="spellEnd"/>
+      <w:r>
+        <w:t xml:space="preserve"> situs yang </w:t>
+      </w:r>
+      <w:proofErr w:type="spellStart"/>
+      <w:r>
+        <w:t>telah</w:t>
+      </w:r>
+      <w:proofErr w:type="spellEnd"/>
+      <w:r>
+        <w:t xml:space="preserve"> </w:t>
+      </w:r>
+      <w:proofErr w:type="spellStart"/>
+      <w:r>
+        <w:t>tersisipi</w:t>
+      </w:r>
+      <w:proofErr w:type="spellEnd"/>
+      <w:r>
+        <w:t xml:space="preserve"> </w:t>
+      </w:r>
+      <w:proofErr w:type="spellStart"/>
+      <w:r>
+        <w:t>konten</w:t>
+      </w:r>
+      <w:proofErr w:type="spellEnd"/>
+      <w:r>
+        <w:t xml:space="preserve"> </w:t>
+      </w:r>
+      <w:proofErr w:type="spellStart"/>
+      <w:r>
+        <w:t>ilegal</w:t>
+      </w:r>
+      <w:proofErr w:type="spellEnd"/>
+      <w:r>
+        <w:t xml:space="preserve"> </w:t>
+      </w:r>
+      <w:proofErr w:type="spellStart"/>
+      <w:r>
+        <w:t>berpotensi</w:t>
+      </w:r>
+      <w:proofErr w:type="spellEnd"/>
+      <w:r>
+        <w:t xml:space="preserve"> </w:t>
+      </w:r>
+      <w:proofErr w:type="spellStart"/>
+      <w:r>
+        <w:t>tetap</w:t>
+      </w:r>
+      <w:proofErr w:type="spellEnd"/>
+      <w:r>
+        <w:t xml:space="preserve"> </w:t>
+      </w:r>
+      <w:proofErr w:type="spellStart"/>
+      <w:r>
+        <w:t>dapat</w:t>
+      </w:r>
+      <w:proofErr w:type="spellEnd"/>
+      <w:r>
+        <w:t xml:space="preserve"> </w:t>
+      </w:r>
+      <w:proofErr w:type="spellStart"/>
+      <w:r>
+        <w:t>diakses</w:t>
+      </w:r>
+      <w:proofErr w:type="spellEnd"/>
+      <w:r>
+        <w:t xml:space="preserve"> </w:t>
+      </w:r>
+      <w:proofErr w:type="spellStart"/>
+      <w:r>
+        <w:t>publik</w:t>
+      </w:r>
+      <w:proofErr w:type="spellEnd"/>
+      <w:r>
+        <w:t xml:space="preserve"> </w:t>
+      </w:r>
+      <w:proofErr w:type="spellStart"/>
+      <w:r>
+        <w:t>dalam</w:t>
+      </w:r>
+      <w:proofErr w:type="spellEnd"/>
+      <w:r>
+        <w:t xml:space="preserve"> </w:t>
+      </w:r>
+      <w:proofErr w:type="spellStart"/>
+      <w:r>
+        <w:t>waktu</w:t>
+      </w:r>
+      <w:proofErr w:type="spellEnd"/>
+      <w:r>
+        <w:t xml:space="preserve"> yang </w:t>
+      </w:r>
+      <w:proofErr w:type="spellStart"/>
+      <w:r>
+        <w:t>lebih</w:t>
+      </w:r>
+      <w:proofErr w:type="spellEnd"/>
+      <w:r>
+        <w:t xml:space="preserve"> lama </w:t>
+      </w:r>
+      <w:proofErr w:type="spellStart"/>
+      <w:r>
+        <w:t>sebelum</w:t>
+      </w:r>
+      <w:proofErr w:type="spellEnd"/>
+      <w:r>
+        <w:t xml:space="preserve"> </w:t>
+      </w:r>
+      <w:proofErr w:type="spellStart"/>
+      <w:r>
+        <w:t>akhirnya</w:t>
+      </w:r>
+      <w:proofErr w:type="spellEnd"/>
+      <w:r>
+        <w:t xml:space="preserve"> </w:t>
+      </w:r>
+      <w:proofErr w:type="spellStart"/>
+      <w:r>
+        <w:t>ditindaklanjuti</w:t>
+      </w:r>
+      <w:proofErr w:type="spellEnd"/>
+      <w:r>
+        <w:fldChar w:fldCharType="begin" w:fldLock="1"/>
+      </w:r>
+      <w:r>
+        <w:instrText>ADDIN CSL_CITATION {"citationItems":[{"id":"ITEM-1","itemData":{"DOI":"10.30812/matrik.v23i2.3824","author":[{"dropping-particle":"","family":"Nurseno","given":"Muchlis","non-dropping-particle":"","parse-names":false,"suffix":""},{"dropping-particle":"","family":"Aditiawarman","given":"Umar","non-dropping-particle":"","parse-names":false,"suffix":""},{"dropping-particle":"","family":"Al","given":"Haris","non-dropping-particle":"","parse-names":false,"suffix":""},{"dropping-particle":"","family":"Maarif","given":"Qodri","non-dropping-particle":"","parse-names":false,"suffix":""},{"dropping-particle":"","family":"Mantoro","given":"Teddy","non-dropping-particle":"","parse-names":false,"suffix":""}],"id":"ITEM-1","issue":"2","issued":{"date-parts":[["2024"]]},"page":"365-378","title":"Detecting Hidden Illegal Online Gambling on . go . id Domains Using Web Scraping Algorithms","type":"article-journal","volume":"23"},"uris":["http://www.mendeley.com/documents/?uuid=22599b53-35f7-4219-8bf9-ca3a906fbf5a"]}],"mendeley":{"formattedCitation":"(Nurseno et al. 2024)","plainTextFormattedCitation":"(Nurseno et al. 2024)"},"properties":{"noteIndex":0},"schema":"https://github.com/citation-style-language/schema/raw/master/csl-citation.json"}</w:instrText>
+      </w:r>
+      <w:r>
+        <w:fldChar w:fldCharType="separate"/>
+      </w:r>
+      <w:r>
+        <w:rPr>
+          <w:noProof/>
+        </w:rPr>
+        <w:t>(Nurseno et al. 2024)</w:t>
+      </w:r>
+      <w:r>
+        <w:fldChar w:fldCharType="end"/>
+      </w:r>
+      <w:r>
+        <w:t xml:space="preserve">. </w:t>
+      </w:r>
+      <w:proofErr w:type="spellStart"/>
+      <w:r>
+        <w:t>Akibatnya</w:t>
+      </w:r>
+      <w:proofErr w:type="spellEnd"/>
+      <w:r>
+        <w:t xml:space="preserve">, </w:t>
+      </w:r>
+      <w:proofErr w:type="spellStart"/>
+      <w:r>
+        <w:t>konten</w:t>
+      </w:r>
+      <w:proofErr w:type="spellEnd"/>
+      <w:r>
+        <w:t xml:space="preserve"> </w:t>
+      </w:r>
+      <w:proofErr w:type="spellStart"/>
+      <w:r>
+        <w:t>ilegal</w:t>
+      </w:r>
+      <w:proofErr w:type="spellEnd"/>
+      <w:r>
+        <w:t xml:space="preserve"> yang </w:t>
+      </w:r>
+      <w:proofErr w:type="spellStart"/>
+      <w:r>
+        <w:t>telah</w:t>
+      </w:r>
+      <w:proofErr w:type="spellEnd"/>
+      <w:r>
+        <w:t xml:space="preserve"> </w:t>
+      </w:r>
+      <w:proofErr w:type="spellStart"/>
+      <w:r>
+        <w:t>tersisip</w:t>
+      </w:r>
+      <w:proofErr w:type="spellEnd"/>
+      <w:r>
+        <w:t xml:space="preserve"> pada website </w:t>
+      </w:r>
+      <w:proofErr w:type="spellStart"/>
+      <w:r>
+        <w:t>berpotensi</w:t>
+      </w:r>
+      <w:proofErr w:type="spellEnd"/>
+      <w:r>
+        <w:t xml:space="preserve"> </w:t>
+      </w:r>
+      <w:proofErr w:type="spellStart"/>
+      <w:r>
+        <w:t>bertahan</w:t>
+      </w:r>
+      <w:proofErr w:type="spellEnd"/>
+      <w:r>
+        <w:t xml:space="preserve"> </w:t>
+      </w:r>
+      <w:proofErr w:type="spellStart"/>
+      <w:r>
+        <w:t>dalam</w:t>
+      </w:r>
+      <w:proofErr w:type="spellEnd"/>
+      <w:r>
+        <w:t xml:space="preserve"> </w:t>
+      </w:r>
+      <w:proofErr w:type="spellStart"/>
+      <w:r>
+        <w:lastRenderedPageBreak/>
+        <w:t>waktu</w:t>
+      </w:r>
+      <w:proofErr w:type="spellEnd"/>
+      <w:r>
+        <w:t xml:space="preserve"> yang </w:t>
+      </w:r>
+      <w:proofErr w:type="spellStart"/>
+      <w:r>
+        <w:t>cukup</w:t>
+      </w:r>
+      <w:proofErr w:type="spellEnd"/>
+      <w:r>
+        <w:t xml:space="preserve"> lama </w:t>
+      </w:r>
+      <w:proofErr w:type="spellStart"/>
+      <w:r>
+        <w:t>sebelum</w:t>
+      </w:r>
+      <w:proofErr w:type="spellEnd"/>
+      <w:r>
+        <w:t xml:space="preserve"> </w:t>
+      </w:r>
+      <w:proofErr w:type="spellStart"/>
+      <w:r>
+        <w:t>akhirnya</w:t>
+      </w:r>
+      <w:proofErr w:type="spellEnd"/>
+      <w:r>
+        <w:t xml:space="preserve"> </w:t>
+      </w:r>
+      <w:proofErr w:type="spellStart"/>
+      <w:r>
+        <w:t>diketahui</w:t>
+      </w:r>
+      <w:proofErr w:type="spellEnd"/>
+      <w:r>
+        <w:t xml:space="preserve"> dan </w:t>
+      </w:r>
+      <w:proofErr w:type="spellStart"/>
+      <w:r>
+        <w:t>ditindaklanjuti</w:t>
+      </w:r>
+      <w:proofErr w:type="spellEnd"/>
+      <w:r>
+        <w:t xml:space="preserve"> oleh </w:t>
+      </w:r>
+      <w:proofErr w:type="spellStart"/>
+      <w:r>
+        <w:t>pihak</w:t>
+      </w:r>
+      <w:proofErr w:type="spellEnd"/>
+      <w:r>
+        <w:t xml:space="preserve"> </w:t>
+      </w:r>
+      <w:proofErr w:type="spellStart"/>
+      <w:r>
+        <w:t>terkait</w:t>
+      </w:r>
+      <w:proofErr w:type="spellEnd"/>
+      <w:r>
+        <w:t>.</w:t>
+      </w:r>
+    </w:p>
+    <w:p>
+      <w:pPr>
+        <w:pStyle w:val="NormalWeb"/>
+        <w:spacing w:line="480" w:lineRule="auto"/>
+        <w:ind w:firstLine="360"/>
+        <w:jc w:val="both"/>
+      </w:pPr>
+      <w:proofErr w:type="spellStart"/>
+      <w:r>
+        <w:t>Berdasarkan</w:t>
+      </w:r>
+      <w:proofErr w:type="spellEnd"/>
+      <w:r>
+        <w:t xml:space="preserve"> </w:t>
+      </w:r>
+      <w:proofErr w:type="spellStart"/>
+      <w:r>
+        <w:t>uraian</w:t>
+      </w:r>
+      <w:proofErr w:type="spellEnd"/>
+      <w:r>
+        <w:t xml:space="preserve"> </w:t>
+      </w:r>
+      <w:proofErr w:type="spellStart"/>
+      <w:r>
+        <w:t>permasalahan</w:t>
+      </w:r>
+      <w:proofErr w:type="spellEnd"/>
+      <w:r>
+        <w:t xml:space="preserve"> </w:t>
+      </w:r>
+      <w:proofErr w:type="spellStart"/>
+      <w:r>
+        <w:t>tersebut</w:t>
+      </w:r>
+      <w:proofErr w:type="spellEnd"/>
+      <w:r>
+        <w:t xml:space="preserve">, </w:t>
+      </w:r>
+      <w:proofErr w:type="spellStart"/>
+      <w:r>
+        <w:t>penulis</w:t>
+      </w:r>
+      <w:proofErr w:type="spellEnd"/>
+      <w:r>
+        <w:t xml:space="preserve"> </w:t>
+      </w:r>
+      <w:proofErr w:type="spellStart"/>
+      <w:r>
+        <w:t>tertarik</w:t>
+      </w:r>
+      <w:proofErr w:type="spellEnd"/>
+      <w:r>
+        <w:t xml:space="preserve"> </w:t>
+      </w:r>
+      <w:proofErr w:type="spellStart"/>
+      <w:r>
+        <w:t>untuk</w:t>
+      </w:r>
+      <w:proofErr w:type="spellEnd"/>
+      <w:r>
+        <w:t xml:space="preserve"> </w:t>
+      </w:r>
+      <w:proofErr w:type="spellStart"/>
+      <w:r>
+        <w:t>melakukan</w:t>
+      </w:r>
+      <w:proofErr w:type="spellEnd"/>
+      <w:r>
+        <w:t xml:space="preserve"> </w:t>
+      </w:r>
+      <w:proofErr w:type="spellStart"/>
+      <w:r>
+        <w:t>analisis</w:t>
+      </w:r>
+      <w:proofErr w:type="spellEnd"/>
+      <w:r>
+        <w:t xml:space="preserve"> </w:t>
+      </w:r>
+      <w:proofErr w:type="spellStart"/>
+      <w:r>
+        <w:t>lebih</w:t>
+      </w:r>
+      <w:proofErr w:type="spellEnd"/>
+      <w:r>
+        <w:t xml:space="preserve"> </w:t>
+      </w:r>
+      <w:proofErr w:type="spellStart"/>
+      <w:r>
+        <w:t>mendalam</w:t>
+      </w:r>
+      <w:proofErr w:type="spellEnd"/>
+      <w:r>
+        <w:t xml:space="preserve"> </w:t>
+      </w:r>
+      <w:proofErr w:type="spellStart"/>
+      <w:r>
+        <w:t>terhadap</w:t>
+      </w:r>
+      <w:proofErr w:type="spellEnd"/>
+      <w:r>
+        <w:t xml:space="preserve"> proses </w:t>
+      </w:r>
+      <w:proofErr w:type="spellStart"/>
+      <w:r>
+        <w:t>bisnis</w:t>
+      </w:r>
+      <w:proofErr w:type="spellEnd"/>
+      <w:r>
+        <w:t xml:space="preserve"> </w:t>
+      </w:r>
+      <w:proofErr w:type="spellStart"/>
+      <w:r>
+        <w:t>deteksi</w:t>
+      </w:r>
+      <w:proofErr w:type="spellEnd"/>
+      <w:r>
+        <w:t xml:space="preserve"> dan </w:t>
+      </w:r>
+      <w:proofErr w:type="spellStart"/>
+      <w:r>
+        <w:t>pelaporan</w:t>
+      </w:r>
+      <w:proofErr w:type="spellEnd"/>
+      <w:r>
+        <w:t xml:space="preserve"> </w:t>
+      </w:r>
+      <w:proofErr w:type="spellStart"/>
+      <w:r>
+        <w:t>penyisipan</w:t>
+      </w:r>
+      <w:proofErr w:type="spellEnd"/>
+      <w:r>
+        <w:t xml:space="preserve"> </w:t>
+      </w:r>
+      <w:proofErr w:type="spellStart"/>
+      <w:r>
+        <w:t>konten</w:t>
+      </w:r>
+      <w:proofErr w:type="spellEnd"/>
+      <w:r>
+        <w:t xml:space="preserve"> </w:t>
+      </w:r>
+      <w:proofErr w:type="spellStart"/>
+      <w:r>
+        <w:t>ilegal</w:t>
+      </w:r>
+      <w:proofErr w:type="spellEnd"/>
+      <w:r>
+        <w:t xml:space="preserve"> pada website </w:t>
+      </w:r>
+      <w:proofErr w:type="spellStart"/>
+      <w:r>
+        <w:t>instansi</w:t>
+      </w:r>
+      <w:proofErr w:type="spellEnd"/>
+      <w:r>
+        <w:t xml:space="preserve"> </w:t>
+      </w:r>
+      <w:proofErr w:type="spellStart"/>
+      <w:r>
+        <w:t>pemerintah</w:t>
+      </w:r>
+      <w:proofErr w:type="spellEnd"/>
+      <w:r>
+        <w:t xml:space="preserve"> yang </w:t>
+      </w:r>
+      <w:proofErr w:type="spellStart"/>
+      <w:r>
+        <w:t>berjalan</w:t>
+      </w:r>
+      <w:proofErr w:type="spellEnd"/>
+      <w:r>
+        <w:t xml:space="preserve"> </w:t>
+      </w:r>
+      <w:proofErr w:type="spellStart"/>
+      <w:r>
+        <w:t>secara</w:t>
+      </w:r>
+      <w:proofErr w:type="spellEnd"/>
+      <w:r>
+        <w:t xml:space="preserve"> manual di </w:t>
+      </w:r>
+      <w:proofErr w:type="spellStart"/>
+      <w:r>
+        <w:t>lingkungan</w:t>
+      </w:r>
+      <w:proofErr w:type="spellEnd"/>
+      <w:r>
+        <w:t xml:space="preserve"> </w:t>
+      </w:r>
+      <w:proofErr w:type="spellStart"/>
+      <w:r>
+        <w:t>Diskominfo</w:t>
+      </w:r>
+      <w:proofErr w:type="spellEnd"/>
+      <w:r>
+        <w:t xml:space="preserve"> </w:t>
+      </w:r>
+      <w:proofErr w:type="spellStart"/>
+      <w:r>
+        <w:t>Kabupaten</w:t>
+      </w:r>
+      <w:proofErr w:type="spellEnd"/>
+      <w:r>
+        <w:t xml:space="preserve"> Kubu Raya, guna </w:t>
+      </w:r>
+      <w:proofErr w:type="spellStart"/>
+      <w:r>
+        <w:t>mengidentifikasi</w:t>
+      </w:r>
+      <w:proofErr w:type="spellEnd"/>
+      <w:r>
+        <w:t xml:space="preserve"> </w:t>
+      </w:r>
+      <w:proofErr w:type="spellStart"/>
+      <w:r>
+        <w:t>kelemahan</w:t>
+      </w:r>
+      <w:proofErr w:type="spellEnd"/>
+      <w:r>
+        <w:t xml:space="preserve"> </w:t>
+      </w:r>
+      <w:proofErr w:type="spellStart"/>
+      <w:r>
+        <w:t>dari</w:t>
+      </w:r>
+      <w:proofErr w:type="spellEnd"/>
+      <w:r>
+        <w:t xml:space="preserve"> proses yang </w:t>
+      </w:r>
+      <w:proofErr w:type="spellStart"/>
+      <w:r>
+        <w:t>berjalan</w:t>
+      </w:r>
+      <w:proofErr w:type="spellEnd"/>
+      <w:r>
+        <w:t xml:space="preserve"> </w:t>
+      </w:r>
+      <w:proofErr w:type="spellStart"/>
+      <w:r>
+        <w:t>serta</w:t>
+      </w:r>
+      <w:proofErr w:type="spellEnd"/>
+      <w:r>
+        <w:t xml:space="preserve"> </w:t>
+      </w:r>
+      <w:proofErr w:type="spellStart"/>
+      <w:r>
+        <w:t>memberikan</w:t>
+      </w:r>
+      <w:proofErr w:type="spellEnd"/>
+      <w:r>
+        <w:t xml:space="preserve"> </w:t>
+      </w:r>
+      <w:proofErr w:type="spellStart"/>
+      <w:r>
+        <w:t>usulan</w:t>
+      </w:r>
+      <w:proofErr w:type="spellEnd"/>
+      <w:r>
+        <w:t xml:space="preserve"> proses </w:t>
+      </w:r>
+      <w:proofErr w:type="spellStart"/>
+      <w:r>
+        <w:t>bisnis</w:t>
+      </w:r>
+      <w:proofErr w:type="spellEnd"/>
+      <w:r>
+        <w:t xml:space="preserve"> yang </w:t>
+      </w:r>
+      <w:proofErr w:type="spellStart"/>
+      <w:r>
+        <w:t>lebih</w:t>
+      </w:r>
+      <w:proofErr w:type="spellEnd"/>
+      <w:r>
+        <w:t xml:space="preserve"> </w:t>
+      </w:r>
+      <w:proofErr w:type="spellStart"/>
+      <w:r>
+        <w:t>efektif</w:t>
+      </w:r>
+      <w:proofErr w:type="spellEnd"/>
+      <w:r>
+        <w:t xml:space="preserve"> dan </w:t>
+      </w:r>
+      <w:proofErr w:type="spellStart"/>
+      <w:r>
+        <w:t>efisien</w:t>
+      </w:r>
+      <w:proofErr w:type="spellEnd"/>
+      <w:r>
+        <w:t xml:space="preserve">. Oleh </w:t>
+      </w:r>
+      <w:proofErr w:type="spellStart"/>
+      <w:r>
+        <w:t>karena</w:t>
+      </w:r>
+      <w:proofErr w:type="spellEnd"/>
+      <w:r>
+        <w:t xml:space="preserve"> </w:t>
+      </w:r>
+      <w:proofErr w:type="spellStart"/>
+      <w:r>
+        <w:t>itu</w:t>
+      </w:r>
+      <w:proofErr w:type="spellEnd"/>
+      <w:r>
+        <w:t xml:space="preserve">, </w:t>
+      </w:r>
+      <w:proofErr w:type="spellStart"/>
+      <w:r>
+        <w:t>penulis</w:t>
+      </w:r>
+      <w:proofErr w:type="spellEnd"/>
+      <w:r>
+        <w:t xml:space="preserve"> </w:t>
+      </w:r>
+      <w:proofErr w:type="spellStart"/>
+      <w:r>
+        <w:t>mengangkat</w:t>
+      </w:r>
+      <w:proofErr w:type="spellEnd"/>
+      <w:r>
+        <w:t xml:space="preserve"> </w:t>
+      </w:r>
+      <w:proofErr w:type="spellStart"/>
+      <w:r>
+        <w:t>judul</w:t>
+      </w:r>
+      <w:proofErr w:type="spellEnd"/>
+      <w:r>
+        <w:t xml:space="preserve"> </w:t>
+      </w:r>
+      <w:r>
+        <w:rPr>
+          <w:rStyle w:val="Strong"/>
+          <w:b w:val="0"/>
+          <w:bCs w:val="0"/>
+        </w:rPr>
+        <w:t>"</w:t>
+      </w:r>
+      <w:proofErr w:type="spellStart"/>
+      <w:r>
+        <w:rPr>
+          <w:rStyle w:val="Strong"/>
+          <w:b w:val="0"/>
+          <w:bCs w:val="0"/>
+        </w:rPr>
+        <w:t>Analisis</w:t>
+      </w:r>
+      <w:proofErr w:type="spellEnd"/>
+      <w:r>
+        <w:rPr>
+          <w:rStyle w:val="Strong"/>
+          <w:b w:val="0"/>
+          <w:bCs w:val="0"/>
+        </w:rPr>
+        <w:t xml:space="preserve"> Proses </w:t>
+      </w:r>
+      <w:proofErr w:type="spellStart"/>
+      <w:r>
+        <w:rPr>
+          <w:rStyle w:val="Strong"/>
+          <w:b w:val="0"/>
+          <w:bCs w:val="0"/>
+        </w:rPr>
+        <w:t>Bisnis</w:t>
+      </w:r>
+      <w:proofErr w:type="spellEnd"/>
+      <w:r>
+        <w:rPr>
+          <w:rStyle w:val="Strong"/>
+          <w:b w:val="0"/>
+          <w:bCs w:val="0"/>
+        </w:rPr>
+        <w:t xml:space="preserve"> </w:t>
+      </w:r>
+      <w:proofErr w:type="spellStart"/>
+      <w:r>
+        <w:rPr>
+          <w:rStyle w:val="Strong"/>
+          <w:b w:val="0"/>
+          <w:bCs w:val="0"/>
+        </w:rPr>
+        <w:t>Deteksi</w:t>
+      </w:r>
+      <w:proofErr w:type="spellEnd"/>
+      <w:r>
+        <w:rPr>
+          <w:rStyle w:val="Strong"/>
+          <w:b w:val="0"/>
+          <w:bCs w:val="0"/>
+        </w:rPr>
+        <w:t xml:space="preserve"> dan </w:t>
+      </w:r>
+      <w:proofErr w:type="spellStart"/>
+      <w:r>
+        <w:rPr>
+          <w:rStyle w:val="Strong"/>
+          <w:b w:val="0"/>
+          <w:bCs w:val="0"/>
+        </w:rPr>
+        <w:t>Pelaporan</w:t>
+      </w:r>
+      <w:proofErr w:type="spellEnd"/>
+      <w:r>
+        <w:rPr>
+          <w:rStyle w:val="Strong"/>
+          <w:b w:val="0"/>
+          <w:bCs w:val="0"/>
+        </w:rPr>
+        <w:t xml:space="preserve"> </w:t>
+      </w:r>
+      <w:proofErr w:type="spellStart"/>
+      <w:r>
+        <w:rPr>
+          <w:rStyle w:val="Strong"/>
+          <w:b w:val="0"/>
+          <w:bCs w:val="0"/>
+        </w:rPr>
+        <w:t>Penyisipan</w:t>
+      </w:r>
+      <w:proofErr w:type="spellEnd"/>
+      <w:r>
+        <w:rPr>
+          <w:rStyle w:val="Strong"/>
+          <w:b w:val="0"/>
+          <w:bCs w:val="0"/>
+        </w:rPr>
+        <w:t xml:space="preserve"> </w:t>
+      </w:r>
+      <w:proofErr w:type="spellStart"/>
+      <w:r>
+        <w:rPr>
+          <w:rStyle w:val="Strong"/>
+          <w:b w:val="0"/>
+          <w:bCs w:val="0"/>
+        </w:rPr>
+        <w:t>Konten</w:t>
+      </w:r>
+      <w:proofErr w:type="spellEnd"/>
+      <w:r>
+        <w:rPr>
+          <w:rStyle w:val="Strong"/>
+          <w:b w:val="0"/>
+          <w:bCs w:val="0"/>
+        </w:rPr>
+        <w:t xml:space="preserve"> </w:t>
+      </w:r>
+      <w:proofErr w:type="spellStart"/>
+      <w:r>
+        <w:rPr>
+          <w:rStyle w:val="Strong"/>
+          <w:b w:val="0"/>
+          <w:bCs w:val="0"/>
+        </w:rPr>
+        <w:t>Ilegal</w:t>
+      </w:r>
+      <w:proofErr w:type="spellEnd"/>
+      <w:r>
+        <w:rPr>
+          <w:rStyle w:val="Strong"/>
+          <w:b w:val="0"/>
+          <w:bCs w:val="0"/>
+        </w:rPr>
+        <w:t xml:space="preserve"> pada Website </w:t>
+      </w:r>
+      <w:proofErr w:type="spellStart"/>
+      <w:r>
+        <w:rPr>
+          <w:rStyle w:val="Strong"/>
+          <w:b w:val="0"/>
+          <w:bCs w:val="0"/>
+        </w:rPr>
+        <w:t>Instansi</w:t>
+      </w:r>
+      <w:proofErr w:type="spellEnd"/>
+      <w:r>
+        <w:rPr>
+          <w:rStyle w:val="Strong"/>
+          <w:b w:val="0"/>
+          <w:bCs w:val="0"/>
+        </w:rPr>
+        <w:t xml:space="preserve"> </w:t>
+      </w:r>
+      <w:proofErr w:type="spellStart"/>
+      <w:r>
+        <w:rPr>
+          <w:rStyle w:val="Strong"/>
+          <w:b w:val="0"/>
+          <w:bCs w:val="0"/>
+        </w:rPr>
+        <w:t>Pemerintah</w:t>
+      </w:r>
+      <w:proofErr w:type="spellEnd"/>
+      <w:r>
+        <w:rPr>
+          <w:rStyle w:val="Strong"/>
+          <w:b w:val="0"/>
+          <w:bCs w:val="0"/>
+        </w:rPr>
+        <w:t xml:space="preserve"> </w:t>
+      </w:r>
+      <w:proofErr w:type="spellStart"/>
+      <w:r>
+        <w:rPr>
+          <w:rStyle w:val="Strong"/>
+          <w:b w:val="0"/>
+          <w:bCs w:val="0"/>
+        </w:rPr>
+        <w:t>Secara</w:t>
+      </w:r>
+      <w:proofErr w:type="spellEnd"/>
+      <w:r>
+        <w:rPr>
+          <w:rStyle w:val="Strong"/>
+          <w:b w:val="0"/>
+          <w:bCs w:val="0"/>
+        </w:rPr>
+        <w:t xml:space="preserve"> Manual (Studi </w:t>
+      </w:r>
+      <w:proofErr w:type="spellStart"/>
+      <w:r>
+        <w:rPr>
+          <w:rStyle w:val="Strong"/>
+          <w:b w:val="0"/>
+          <w:bCs w:val="0"/>
+        </w:rPr>
+        <w:t>Kasus</w:t>
+      </w:r>
+      <w:proofErr w:type="spellEnd"/>
+      <w:r>
+        <w:rPr>
+          <w:rStyle w:val="Strong"/>
+          <w:b w:val="0"/>
+          <w:bCs w:val="0"/>
+        </w:rPr>
+        <w:t xml:space="preserve">: </w:t>
+      </w:r>
+      <w:proofErr w:type="spellStart"/>
+      <w:r>
+        <w:rPr>
+          <w:rStyle w:val="Strong"/>
+          <w:b w:val="0"/>
+          <w:bCs w:val="0"/>
+        </w:rPr>
+        <w:t>Diskominfo</w:t>
+      </w:r>
+      <w:proofErr w:type="spellEnd"/>
+      <w:r>
+        <w:rPr>
+          <w:rStyle w:val="Strong"/>
+          <w:b w:val="0"/>
+          <w:bCs w:val="0"/>
+        </w:rPr>
+        <w:t xml:space="preserve"> Kubu Raya)"</w:t>
+      </w:r>
+      <w:r>
+        <w:t xml:space="preserve"> </w:t>
+      </w:r>
+      <w:proofErr w:type="spellStart"/>
+      <w:r>
+        <w:t>sebagai</w:t>
+      </w:r>
+      <w:proofErr w:type="spellEnd"/>
+      <w:r>
+        <w:t xml:space="preserve"> </w:t>
+      </w:r>
+      <w:proofErr w:type="spellStart"/>
+      <w:r>
+        <w:t>bahan</w:t>
+      </w:r>
+      <w:proofErr w:type="spellEnd"/>
+      <w:r>
+        <w:t xml:space="preserve"> </w:t>
+      </w:r>
+      <w:proofErr w:type="spellStart"/>
+      <w:r>
+        <w:t>penulisan</w:t>
+      </w:r>
+      <w:proofErr w:type="spellEnd"/>
+      <w:r>
+        <w:t xml:space="preserve"> </w:t>
+      </w:r>
+      <w:proofErr w:type="spellStart"/>
+      <w:r>
+        <w:t>Laporan</w:t>
+      </w:r>
+      <w:proofErr w:type="spellEnd"/>
+      <w:r>
+        <w:t xml:space="preserve"> </w:t>
+      </w:r>
+      <w:proofErr w:type="spellStart"/>
+      <w:r>
+        <w:t>Praktik</w:t>
+      </w:r>
+      <w:proofErr w:type="spellEnd"/>
+      <w:r>
+        <w:t xml:space="preserve"> </w:t>
+      </w:r>
+      <w:proofErr w:type="spellStart"/>
+      <w:r>
+        <w:t>Kerja</w:t>
+      </w:r>
+      <w:proofErr w:type="spellEnd"/>
+      <w:r>
+        <w:t xml:space="preserve"> Lapangan (PKL) </w:t>
+      </w:r>
+      <w:proofErr w:type="spellStart"/>
+      <w:r>
+        <w:t>ini</w:t>
+      </w:r>
+      <w:proofErr w:type="spellEnd"/>
+      <w:r>
+        <w:t>.</w:t>
+      </w:r>
+    </w:p>
+    <w:p>
+      <w:pPr>
         <w:pStyle w:val="Heading2"/>
         <w:numPr>
           <w:ilvl w:val="1"/>
@@ -875,6 +3987,2957 @@
     </w:p>
     <w:p>
       <w:pPr>
+        <w:spacing w:before="100" w:beforeAutospacing="1" w:after="100" w:afterAutospacing="1" w:line="480" w:lineRule="auto"/>
+        <w:jc w:val="both"/>
+        <w:rPr>
+          <w:rFonts w:ascii="Times New Roman" w:eastAsia="Times New Roman" w:hAnsi="Times New Roman" w:cs="Times New Roman"/>
+          <w:sz w:val="24"/>
+          <w:szCs w:val="24"/>
+          <w:lang w:val="en-ID" w:eastAsia="en-ID"/>
+        </w:rPr>
+      </w:pPr>
+      <w:r>
+        <w:rPr>
+          <w:rFonts w:ascii="Times New Roman" w:eastAsia="Times New Roman" w:hAnsi="Times New Roman" w:cs="Times New Roman"/>
+          <w:sz w:val="24"/>
+          <w:szCs w:val="24"/>
+          <w:lang w:val="en-ID" w:eastAsia="en-ID"/>
+        </w:rPr>
+        <w:t xml:space="preserve">Maksud </w:t>
+      </w:r>
+      <w:proofErr w:type="spellStart"/>
+      <w:r>
+        <w:rPr>
+          <w:rFonts w:ascii="Times New Roman" w:eastAsia="Times New Roman" w:hAnsi="Times New Roman" w:cs="Times New Roman"/>
+          <w:sz w:val="24"/>
+          <w:szCs w:val="24"/>
+          <w:lang w:val="en-ID" w:eastAsia="en-ID"/>
+        </w:rPr>
+        <w:t>dari</w:t>
+      </w:r>
+      <w:proofErr w:type="spellEnd"/>
+      <w:r>
+        <w:rPr>
+          <w:rFonts w:ascii="Times New Roman" w:eastAsia="Times New Roman" w:hAnsi="Times New Roman" w:cs="Times New Roman"/>
+          <w:sz w:val="24"/>
+          <w:szCs w:val="24"/>
+          <w:lang w:val="en-ID" w:eastAsia="en-ID"/>
+        </w:rPr>
+        <w:t xml:space="preserve"> </w:t>
+      </w:r>
+      <w:proofErr w:type="spellStart"/>
+      <w:r>
+        <w:rPr>
+          <w:rFonts w:ascii="Times New Roman" w:eastAsia="Times New Roman" w:hAnsi="Times New Roman" w:cs="Times New Roman"/>
+          <w:sz w:val="24"/>
+          <w:szCs w:val="24"/>
+          <w:lang w:val="en-ID" w:eastAsia="en-ID"/>
+        </w:rPr>
+        <w:t>penulisan</w:t>
+      </w:r>
+      <w:proofErr w:type="spellEnd"/>
+      <w:r>
+        <w:rPr>
+          <w:rFonts w:ascii="Times New Roman" w:eastAsia="Times New Roman" w:hAnsi="Times New Roman" w:cs="Times New Roman"/>
+          <w:sz w:val="24"/>
+          <w:szCs w:val="24"/>
+          <w:lang w:val="en-ID" w:eastAsia="en-ID"/>
+        </w:rPr>
+        <w:t xml:space="preserve"> </w:t>
+      </w:r>
+      <w:proofErr w:type="spellStart"/>
+      <w:r>
+        <w:rPr>
+          <w:rFonts w:ascii="Times New Roman" w:eastAsia="Times New Roman" w:hAnsi="Times New Roman" w:cs="Times New Roman"/>
+          <w:sz w:val="24"/>
+          <w:szCs w:val="24"/>
+          <w:lang w:val="en-ID" w:eastAsia="en-ID"/>
+        </w:rPr>
+        <w:t>Laporan</w:t>
+      </w:r>
+      <w:proofErr w:type="spellEnd"/>
+      <w:r>
+        <w:rPr>
+          <w:rFonts w:ascii="Times New Roman" w:eastAsia="Times New Roman" w:hAnsi="Times New Roman" w:cs="Times New Roman"/>
+          <w:sz w:val="24"/>
+          <w:szCs w:val="24"/>
+          <w:lang w:val="en-ID" w:eastAsia="en-ID"/>
+        </w:rPr>
+        <w:t xml:space="preserve"> </w:t>
+      </w:r>
+      <w:proofErr w:type="spellStart"/>
+      <w:r>
+        <w:rPr>
+          <w:rFonts w:ascii="Times New Roman" w:eastAsia="Times New Roman" w:hAnsi="Times New Roman" w:cs="Times New Roman"/>
+          <w:sz w:val="24"/>
+          <w:szCs w:val="24"/>
+          <w:lang w:val="en-ID" w:eastAsia="en-ID"/>
+        </w:rPr>
+        <w:t>Praktik</w:t>
+      </w:r>
+      <w:proofErr w:type="spellEnd"/>
+      <w:r>
+        <w:rPr>
+          <w:rFonts w:ascii="Times New Roman" w:eastAsia="Times New Roman" w:hAnsi="Times New Roman" w:cs="Times New Roman"/>
+          <w:sz w:val="24"/>
+          <w:szCs w:val="24"/>
+          <w:lang w:val="en-ID" w:eastAsia="en-ID"/>
+        </w:rPr>
+        <w:t xml:space="preserve"> </w:t>
+      </w:r>
+      <w:proofErr w:type="spellStart"/>
+      <w:r>
+        <w:rPr>
+          <w:rFonts w:ascii="Times New Roman" w:eastAsia="Times New Roman" w:hAnsi="Times New Roman" w:cs="Times New Roman"/>
+          <w:sz w:val="24"/>
+          <w:szCs w:val="24"/>
+          <w:lang w:val="en-ID" w:eastAsia="en-ID"/>
+        </w:rPr>
+        <w:t>Kerja</w:t>
+      </w:r>
+      <w:proofErr w:type="spellEnd"/>
+      <w:r>
+        <w:rPr>
+          <w:rFonts w:ascii="Times New Roman" w:eastAsia="Times New Roman" w:hAnsi="Times New Roman" w:cs="Times New Roman"/>
+          <w:sz w:val="24"/>
+          <w:szCs w:val="24"/>
+          <w:lang w:val="en-ID" w:eastAsia="en-ID"/>
+        </w:rPr>
+        <w:t xml:space="preserve"> Lapangan (PKL) </w:t>
+      </w:r>
+      <w:proofErr w:type="spellStart"/>
+      <w:r>
+        <w:rPr>
+          <w:rFonts w:ascii="Times New Roman" w:eastAsia="Times New Roman" w:hAnsi="Times New Roman" w:cs="Times New Roman"/>
+          <w:sz w:val="24"/>
+          <w:szCs w:val="24"/>
+          <w:lang w:val="en-ID" w:eastAsia="en-ID"/>
+        </w:rPr>
+        <w:t>ini</w:t>
+      </w:r>
+      <w:proofErr w:type="spellEnd"/>
+      <w:r>
+        <w:rPr>
+          <w:rFonts w:ascii="Times New Roman" w:eastAsia="Times New Roman" w:hAnsi="Times New Roman" w:cs="Times New Roman"/>
+          <w:sz w:val="24"/>
+          <w:szCs w:val="24"/>
+          <w:lang w:val="en-ID" w:eastAsia="en-ID"/>
+        </w:rPr>
+        <w:t xml:space="preserve"> </w:t>
+      </w:r>
+      <w:proofErr w:type="spellStart"/>
+      <w:r>
+        <w:rPr>
+          <w:rFonts w:ascii="Times New Roman" w:eastAsia="Times New Roman" w:hAnsi="Times New Roman" w:cs="Times New Roman"/>
+          <w:sz w:val="24"/>
+          <w:szCs w:val="24"/>
+          <w:lang w:val="en-ID" w:eastAsia="en-ID"/>
+        </w:rPr>
+        <w:t>adalah</w:t>
+      </w:r>
+      <w:proofErr w:type="spellEnd"/>
+      <w:r>
+        <w:rPr>
+          <w:rFonts w:ascii="Times New Roman" w:eastAsia="Times New Roman" w:hAnsi="Times New Roman" w:cs="Times New Roman"/>
+          <w:sz w:val="24"/>
+          <w:szCs w:val="24"/>
+          <w:lang w:val="en-ID" w:eastAsia="en-ID"/>
+        </w:rPr>
+        <w:t xml:space="preserve"> </w:t>
+      </w:r>
+      <w:proofErr w:type="spellStart"/>
+      <w:r>
+        <w:rPr>
+          <w:rFonts w:ascii="Times New Roman" w:eastAsia="Times New Roman" w:hAnsi="Times New Roman" w:cs="Times New Roman"/>
+          <w:sz w:val="24"/>
+          <w:szCs w:val="24"/>
+          <w:lang w:val="en-ID" w:eastAsia="en-ID"/>
+        </w:rPr>
+        <w:t>sebagai</w:t>
+      </w:r>
+      <w:proofErr w:type="spellEnd"/>
+      <w:r>
+        <w:rPr>
+          <w:rFonts w:ascii="Times New Roman" w:eastAsia="Times New Roman" w:hAnsi="Times New Roman" w:cs="Times New Roman"/>
+          <w:sz w:val="24"/>
+          <w:szCs w:val="24"/>
+          <w:lang w:val="en-ID" w:eastAsia="en-ID"/>
+        </w:rPr>
+        <w:t xml:space="preserve"> </w:t>
+      </w:r>
+      <w:proofErr w:type="spellStart"/>
+      <w:r>
+        <w:rPr>
+          <w:rFonts w:ascii="Times New Roman" w:eastAsia="Times New Roman" w:hAnsi="Times New Roman" w:cs="Times New Roman"/>
+          <w:sz w:val="24"/>
+          <w:szCs w:val="24"/>
+          <w:lang w:val="en-ID" w:eastAsia="en-ID"/>
+        </w:rPr>
+        <w:t>berikut</w:t>
+      </w:r>
+      <w:proofErr w:type="spellEnd"/>
+      <w:r>
+        <w:rPr>
+          <w:rFonts w:ascii="Times New Roman" w:eastAsia="Times New Roman" w:hAnsi="Times New Roman" w:cs="Times New Roman"/>
+          <w:sz w:val="24"/>
+          <w:szCs w:val="24"/>
+          <w:lang w:val="en-ID" w:eastAsia="en-ID"/>
+        </w:rPr>
+        <w:t>:</w:t>
+      </w:r>
+    </w:p>
+    <w:p>
+      <w:pPr>
+        <w:numPr>
+          <w:ilvl w:val="0"/>
+          <w:numId w:val="2"/>
+        </w:numPr>
+        <w:spacing w:before="100" w:beforeAutospacing="1" w:after="100" w:afterAutospacing="1" w:line="480" w:lineRule="auto"/>
+        <w:jc w:val="both"/>
+        <w:rPr>
+          <w:rFonts w:ascii="Times New Roman" w:eastAsia="Times New Roman" w:hAnsi="Times New Roman" w:cs="Times New Roman"/>
+          <w:sz w:val="24"/>
+          <w:szCs w:val="24"/>
+          <w:lang w:val="en-ID" w:eastAsia="en-ID"/>
+        </w:rPr>
+      </w:pPr>
+      <w:proofErr w:type="spellStart"/>
+      <w:r>
+        <w:rPr>
+          <w:rFonts w:ascii="Times New Roman" w:eastAsia="Times New Roman" w:hAnsi="Times New Roman" w:cs="Times New Roman"/>
+          <w:sz w:val="24"/>
+          <w:szCs w:val="24"/>
+          <w:lang w:val="en-ID" w:eastAsia="en-ID"/>
+        </w:rPr>
+        <w:t>Menganalisis</w:t>
+      </w:r>
+      <w:proofErr w:type="spellEnd"/>
+      <w:r>
+        <w:rPr>
+          <w:rFonts w:ascii="Times New Roman" w:eastAsia="Times New Roman" w:hAnsi="Times New Roman" w:cs="Times New Roman"/>
+          <w:sz w:val="24"/>
+          <w:szCs w:val="24"/>
+          <w:lang w:val="en-ID" w:eastAsia="en-ID"/>
+        </w:rPr>
+        <w:t xml:space="preserve"> proses </w:t>
+      </w:r>
+      <w:proofErr w:type="spellStart"/>
+      <w:r>
+        <w:rPr>
+          <w:rFonts w:ascii="Times New Roman" w:eastAsia="Times New Roman" w:hAnsi="Times New Roman" w:cs="Times New Roman"/>
+          <w:sz w:val="24"/>
+          <w:szCs w:val="24"/>
+          <w:lang w:val="en-ID" w:eastAsia="en-ID"/>
+        </w:rPr>
+        <w:t>bisnis</w:t>
+      </w:r>
+      <w:proofErr w:type="spellEnd"/>
+      <w:r>
+        <w:rPr>
+          <w:rFonts w:ascii="Times New Roman" w:eastAsia="Times New Roman" w:hAnsi="Times New Roman" w:cs="Times New Roman"/>
+          <w:sz w:val="24"/>
+          <w:szCs w:val="24"/>
+          <w:lang w:val="en-ID" w:eastAsia="en-ID"/>
+        </w:rPr>
+        <w:t xml:space="preserve"> yang </w:t>
+      </w:r>
+      <w:proofErr w:type="spellStart"/>
+      <w:r>
+        <w:rPr>
+          <w:rFonts w:ascii="Times New Roman" w:eastAsia="Times New Roman" w:hAnsi="Times New Roman" w:cs="Times New Roman"/>
+          <w:sz w:val="24"/>
+          <w:szCs w:val="24"/>
+          <w:lang w:val="en-ID" w:eastAsia="en-ID"/>
+        </w:rPr>
+        <w:t>berjalan</w:t>
+      </w:r>
+      <w:proofErr w:type="spellEnd"/>
+      <w:r>
+        <w:rPr>
+          <w:rFonts w:ascii="Times New Roman" w:eastAsia="Times New Roman" w:hAnsi="Times New Roman" w:cs="Times New Roman"/>
+          <w:sz w:val="24"/>
+          <w:szCs w:val="24"/>
+          <w:lang w:val="en-ID" w:eastAsia="en-ID"/>
+        </w:rPr>
+        <w:t xml:space="preserve"> pada </w:t>
+      </w:r>
+      <w:proofErr w:type="spellStart"/>
+      <w:r>
+        <w:rPr>
+          <w:rFonts w:ascii="Times New Roman" w:eastAsia="Times New Roman" w:hAnsi="Times New Roman" w:cs="Times New Roman"/>
+          <w:sz w:val="24"/>
+          <w:szCs w:val="24"/>
+          <w:lang w:val="en-ID" w:eastAsia="en-ID"/>
+        </w:rPr>
+        <w:t>kegiatan</w:t>
+      </w:r>
+      <w:proofErr w:type="spellEnd"/>
+      <w:r>
+        <w:rPr>
+          <w:rFonts w:ascii="Times New Roman" w:eastAsia="Times New Roman" w:hAnsi="Times New Roman" w:cs="Times New Roman"/>
+          <w:sz w:val="24"/>
+          <w:szCs w:val="24"/>
+          <w:lang w:val="en-ID" w:eastAsia="en-ID"/>
+        </w:rPr>
+        <w:t xml:space="preserve"> </w:t>
+      </w:r>
+      <w:proofErr w:type="spellStart"/>
+      <w:r>
+        <w:rPr>
+          <w:rFonts w:ascii="Times New Roman" w:eastAsia="Times New Roman" w:hAnsi="Times New Roman" w:cs="Times New Roman"/>
+          <w:sz w:val="24"/>
+          <w:szCs w:val="24"/>
+          <w:lang w:val="en-ID" w:eastAsia="en-ID"/>
+        </w:rPr>
+        <w:t>deteksi</w:t>
+      </w:r>
+      <w:proofErr w:type="spellEnd"/>
+      <w:r>
+        <w:rPr>
+          <w:rFonts w:ascii="Times New Roman" w:eastAsia="Times New Roman" w:hAnsi="Times New Roman" w:cs="Times New Roman"/>
+          <w:sz w:val="24"/>
+          <w:szCs w:val="24"/>
+          <w:lang w:val="en-ID" w:eastAsia="en-ID"/>
+        </w:rPr>
+        <w:t xml:space="preserve"> dan </w:t>
+      </w:r>
+      <w:proofErr w:type="spellStart"/>
+      <w:r>
+        <w:rPr>
+          <w:rFonts w:ascii="Times New Roman" w:eastAsia="Times New Roman" w:hAnsi="Times New Roman" w:cs="Times New Roman"/>
+          <w:sz w:val="24"/>
+          <w:szCs w:val="24"/>
+          <w:lang w:val="en-ID" w:eastAsia="en-ID"/>
+        </w:rPr>
+        <w:t>pelaporan</w:t>
+      </w:r>
+      <w:proofErr w:type="spellEnd"/>
+      <w:r>
+        <w:rPr>
+          <w:rFonts w:ascii="Times New Roman" w:eastAsia="Times New Roman" w:hAnsi="Times New Roman" w:cs="Times New Roman"/>
+          <w:sz w:val="24"/>
+          <w:szCs w:val="24"/>
+          <w:lang w:val="en-ID" w:eastAsia="en-ID"/>
+        </w:rPr>
+        <w:t xml:space="preserve"> </w:t>
+      </w:r>
+      <w:proofErr w:type="spellStart"/>
+      <w:r>
+        <w:rPr>
+          <w:rFonts w:ascii="Times New Roman" w:eastAsia="Times New Roman" w:hAnsi="Times New Roman" w:cs="Times New Roman"/>
+          <w:sz w:val="24"/>
+          <w:szCs w:val="24"/>
+          <w:lang w:val="en-ID" w:eastAsia="en-ID"/>
+        </w:rPr>
+        <w:t>penyisipan</w:t>
+      </w:r>
+      <w:proofErr w:type="spellEnd"/>
+      <w:r>
+        <w:rPr>
+          <w:rFonts w:ascii="Times New Roman" w:eastAsia="Times New Roman" w:hAnsi="Times New Roman" w:cs="Times New Roman"/>
+          <w:sz w:val="24"/>
+          <w:szCs w:val="24"/>
+          <w:lang w:val="en-ID" w:eastAsia="en-ID"/>
+        </w:rPr>
+        <w:t xml:space="preserve"> </w:t>
+      </w:r>
+      <w:proofErr w:type="spellStart"/>
+      <w:r>
+        <w:rPr>
+          <w:rFonts w:ascii="Times New Roman" w:eastAsia="Times New Roman" w:hAnsi="Times New Roman" w:cs="Times New Roman"/>
+          <w:sz w:val="24"/>
+          <w:szCs w:val="24"/>
+          <w:lang w:val="en-ID" w:eastAsia="en-ID"/>
+        </w:rPr>
+        <w:t>konten</w:t>
+      </w:r>
+      <w:proofErr w:type="spellEnd"/>
+      <w:r>
+        <w:rPr>
+          <w:rFonts w:ascii="Times New Roman" w:eastAsia="Times New Roman" w:hAnsi="Times New Roman" w:cs="Times New Roman"/>
+          <w:sz w:val="24"/>
+          <w:szCs w:val="24"/>
+          <w:lang w:val="en-ID" w:eastAsia="en-ID"/>
+        </w:rPr>
+        <w:t xml:space="preserve"> </w:t>
+      </w:r>
+      <w:proofErr w:type="spellStart"/>
+      <w:r>
+        <w:rPr>
+          <w:rFonts w:ascii="Times New Roman" w:eastAsia="Times New Roman" w:hAnsi="Times New Roman" w:cs="Times New Roman"/>
+          <w:sz w:val="24"/>
+          <w:szCs w:val="24"/>
+          <w:lang w:val="en-ID" w:eastAsia="en-ID"/>
+        </w:rPr>
+        <w:t>ilegal</w:t>
+      </w:r>
+      <w:proofErr w:type="spellEnd"/>
+      <w:r>
+        <w:rPr>
+          <w:rFonts w:ascii="Times New Roman" w:eastAsia="Times New Roman" w:hAnsi="Times New Roman" w:cs="Times New Roman"/>
+          <w:sz w:val="24"/>
+          <w:szCs w:val="24"/>
+          <w:lang w:val="en-ID" w:eastAsia="en-ID"/>
+        </w:rPr>
+        <w:t xml:space="preserve"> pada website </w:t>
+      </w:r>
+      <w:proofErr w:type="spellStart"/>
+      <w:r>
+        <w:rPr>
+          <w:rFonts w:ascii="Times New Roman" w:eastAsia="Times New Roman" w:hAnsi="Times New Roman" w:cs="Times New Roman"/>
+          <w:sz w:val="24"/>
+          <w:szCs w:val="24"/>
+          <w:lang w:val="en-ID" w:eastAsia="en-ID"/>
+        </w:rPr>
+        <w:t>instansi</w:t>
+      </w:r>
+      <w:proofErr w:type="spellEnd"/>
+      <w:r>
+        <w:rPr>
+          <w:rFonts w:ascii="Times New Roman" w:eastAsia="Times New Roman" w:hAnsi="Times New Roman" w:cs="Times New Roman"/>
+          <w:sz w:val="24"/>
+          <w:szCs w:val="24"/>
+          <w:lang w:val="en-ID" w:eastAsia="en-ID"/>
+        </w:rPr>
+        <w:t xml:space="preserve"> </w:t>
+      </w:r>
+      <w:proofErr w:type="spellStart"/>
+      <w:r>
+        <w:rPr>
+          <w:rFonts w:ascii="Times New Roman" w:eastAsia="Times New Roman" w:hAnsi="Times New Roman" w:cs="Times New Roman"/>
+          <w:sz w:val="24"/>
+          <w:szCs w:val="24"/>
+          <w:lang w:val="en-ID" w:eastAsia="en-ID"/>
+        </w:rPr>
+        <w:t>pemerintah</w:t>
+      </w:r>
+      <w:proofErr w:type="spellEnd"/>
+      <w:r>
+        <w:rPr>
+          <w:rFonts w:ascii="Times New Roman" w:eastAsia="Times New Roman" w:hAnsi="Times New Roman" w:cs="Times New Roman"/>
+          <w:sz w:val="24"/>
+          <w:szCs w:val="24"/>
+          <w:lang w:val="en-ID" w:eastAsia="en-ID"/>
+        </w:rPr>
+        <w:t xml:space="preserve"> di </w:t>
+      </w:r>
+      <w:proofErr w:type="spellStart"/>
+      <w:r>
+        <w:rPr>
+          <w:rFonts w:ascii="Times New Roman" w:eastAsia="Times New Roman" w:hAnsi="Times New Roman" w:cs="Times New Roman"/>
+          <w:sz w:val="24"/>
+          <w:szCs w:val="24"/>
+          <w:lang w:val="en-ID" w:eastAsia="en-ID"/>
+        </w:rPr>
+        <w:t>lingkungan</w:t>
+      </w:r>
+      <w:proofErr w:type="spellEnd"/>
+      <w:r>
+        <w:rPr>
+          <w:rFonts w:ascii="Times New Roman" w:eastAsia="Times New Roman" w:hAnsi="Times New Roman" w:cs="Times New Roman"/>
+          <w:sz w:val="24"/>
+          <w:szCs w:val="24"/>
+          <w:lang w:val="en-ID" w:eastAsia="en-ID"/>
+        </w:rPr>
+        <w:t xml:space="preserve"> </w:t>
+      </w:r>
+      <w:proofErr w:type="spellStart"/>
+      <w:r>
+        <w:rPr>
+          <w:rFonts w:ascii="Times New Roman" w:eastAsia="Times New Roman" w:hAnsi="Times New Roman" w:cs="Times New Roman"/>
+          <w:sz w:val="24"/>
+          <w:szCs w:val="24"/>
+          <w:lang w:val="en-ID" w:eastAsia="en-ID"/>
+        </w:rPr>
+        <w:t>Diskominfo</w:t>
+      </w:r>
+      <w:proofErr w:type="spellEnd"/>
+      <w:r>
+        <w:rPr>
+          <w:rFonts w:ascii="Times New Roman" w:eastAsia="Times New Roman" w:hAnsi="Times New Roman" w:cs="Times New Roman"/>
+          <w:sz w:val="24"/>
+          <w:szCs w:val="24"/>
+          <w:lang w:val="en-ID" w:eastAsia="en-ID"/>
+        </w:rPr>
+        <w:t xml:space="preserve"> </w:t>
+      </w:r>
+      <w:proofErr w:type="spellStart"/>
+      <w:r>
+        <w:rPr>
+          <w:rFonts w:ascii="Times New Roman" w:eastAsia="Times New Roman" w:hAnsi="Times New Roman" w:cs="Times New Roman"/>
+          <w:sz w:val="24"/>
+          <w:szCs w:val="24"/>
+          <w:lang w:val="en-ID" w:eastAsia="en-ID"/>
+        </w:rPr>
+        <w:t>Kabupaten</w:t>
+      </w:r>
+      <w:proofErr w:type="spellEnd"/>
+      <w:r>
+        <w:rPr>
+          <w:rFonts w:ascii="Times New Roman" w:eastAsia="Times New Roman" w:hAnsi="Times New Roman" w:cs="Times New Roman"/>
+          <w:sz w:val="24"/>
+          <w:szCs w:val="24"/>
+          <w:lang w:val="en-ID" w:eastAsia="en-ID"/>
+        </w:rPr>
+        <w:t xml:space="preserve"> Kubu Raya.</w:t>
+      </w:r>
+    </w:p>
+    <w:p>
+      <w:pPr>
+        <w:numPr>
+          <w:ilvl w:val="0"/>
+          <w:numId w:val="2"/>
+        </w:numPr>
+        <w:spacing w:before="100" w:beforeAutospacing="1" w:after="100" w:afterAutospacing="1" w:line="480" w:lineRule="auto"/>
+        <w:jc w:val="both"/>
+        <w:rPr>
+          <w:rFonts w:ascii="Times New Roman" w:eastAsia="Times New Roman" w:hAnsi="Times New Roman" w:cs="Times New Roman"/>
+          <w:sz w:val="24"/>
+          <w:szCs w:val="24"/>
+          <w:lang w:val="en-ID" w:eastAsia="en-ID"/>
+        </w:rPr>
+      </w:pPr>
+      <w:proofErr w:type="spellStart"/>
+      <w:r>
+        <w:rPr>
+          <w:rFonts w:ascii="Times New Roman" w:eastAsia="Times New Roman" w:hAnsi="Times New Roman" w:cs="Times New Roman"/>
+          <w:sz w:val="24"/>
+          <w:szCs w:val="24"/>
+          <w:lang w:val="en-ID" w:eastAsia="en-ID"/>
+        </w:rPr>
+        <w:t>Mengidentifikasi</w:t>
+      </w:r>
+      <w:proofErr w:type="spellEnd"/>
+      <w:r>
+        <w:rPr>
+          <w:rFonts w:ascii="Times New Roman" w:eastAsia="Times New Roman" w:hAnsi="Times New Roman" w:cs="Times New Roman"/>
+          <w:sz w:val="24"/>
+          <w:szCs w:val="24"/>
+          <w:lang w:val="en-ID" w:eastAsia="en-ID"/>
+        </w:rPr>
+        <w:t xml:space="preserve"> </w:t>
+      </w:r>
+      <w:proofErr w:type="spellStart"/>
+      <w:r>
+        <w:rPr>
+          <w:rFonts w:ascii="Times New Roman" w:eastAsia="Times New Roman" w:hAnsi="Times New Roman" w:cs="Times New Roman"/>
+          <w:sz w:val="24"/>
+          <w:szCs w:val="24"/>
+          <w:lang w:val="en-ID" w:eastAsia="en-ID"/>
+        </w:rPr>
+        <w:t>permasalahan</w:t>
+      </w:r>
+      <w:proofErr w:type="spellEnd"/>
+      <w:r>
+        <w:rPr>
+          <w:rFonts w:ascii="Times New Roman" w:eastAsia="Times New Roman" w:hAnsi="Times New Roman" w:cs="Times New Roman"/>
+          <w:sz w:val="24"/>
+          <w:szCs w:val="24"/>
+          <w:lang w:val="en-ID" w:eastAsia="en-ID"/>
+        </w:rPr>
+        <w:t xml:space="preserve"> dan </w:t>
+      </w:r>
+      <w:proofErr w:type="spellStart"/>
+      <w:r>
+        <w:rPr>
+          <w:rFonts w:ascii="Times New Roman" w:eastAsia="Times New Roman" w:hAnsi="Times New Roman" w:cs="Times New Roman"/>
+          <w:sz w:val="24"/>
+          <w:szCs w:val="24"/>
+          <w:lang w:val="en-ID" w:eastAsia="en-ID"/>
+        </w:rPr>
+        <w:t>kendala</w:t>
+      </w:r>
+      <w:proofErr w:type="spellEnd"/>
+      <w:r>
+        <w:rPr>
+          <w:rFonts w:ascii="Times New Roman" w:eastAsia="Times New Roman" w:hAnsi="Times New Roman" w:cs="Times New Roman"/>
+          <w:sz w:val="24"/>
+          <w:szCs w:val="24"/>
+          <w:lang w:val="en-ID" w:eastAsia="en-ID"/>
+        </w:rPr>
+        <w:t xml:space="preserve"> yang </w:t>
+      </w:r>
+      <w:proofErr w:type="spellStart"/>
+      <w:r>
+        <w:rPr>
+          <w:rFonts w:ascii="Times New Roman" w:eastAsia="Times New Roman" w:hAnsi="Times New Roman" w:cs="Times New Roman"/>
+          <w:sz w:val="24"/>
+          <w:szCs w:val="24"/>
+          <w:lang w:val="en-ID" w:eastAsia="en-ID"/>
+        </w:rPr>
+        <w:t>dihadapi</w:t>
+      </w:r>
+      <w:proofErr w:type="spellEnd"/>
+      <w:r>
+        <w:rPr>
+          <w:rFonts w:ascii="Times New Roman" w:eastAsia="Times New Roman" w:hAnsi="Times New Roman" w:cs="Times New Roman"/>
+          <w:sz w:val="24"/>
+          <w:szCs w:val="24"/>
+          <w:lang w:val="en-ID" w:eastAsia="en-ID"/>
+        </w:rPr>
+        <w:t xml:space="preserve"> pada proses </w:t>
+      </w:r>
+      <w:proofErr w:type="spellStart"/>
+      <w:r>
+        <w:rPr>
+          <w:rFonts w:ascii="Times New Roman" w:eastAsia="Times New Roman" w:hAnsi="Times New Roman" w:cs="Times New Roman"/>
+          <w:sz w:val="24"/>
+          <w:szCs w:val="24"/>
+          <w:lang w:val="en-ID" w:eastAsia="en-ID"/>
+        </w:rPr>
+        <w:t>deteksi</w:t>
+      </w:r>
+      <w:proofErr w:type="spellEnd"/>
+      <w:r>
+        <w:rPr>
+          <w:rFonts w:ascii="Times New Roman" w:eastAsia="Times New Roman" w:hAnsi="Times New Roman" w:cs="Times New Roman"/>
+          <w:sz w:val="24"/>
+          <w:szCs w:val="24"/>
+          <w:lang w:val="en-ID" w:eastAsia="en-ID"/>
+        </w:rPr>
+        <w:t xml:space="preserve"> dan </w:t>
+      </w:r>
+      <w:proofErr w:type="spellStart"/>
+      <w:r>
+        <w:rPr>
+          <w:rFonts w:ascii="Times New Roman" w:eastAsia="Times New Roman" w:hAnsi="Times New Roman" w:cs="Times New Roman"/>
+          <w:sz w:val="24"/>
+          <w:szCs w:val="24"/>
+          <w:lang w:val="en-ID" w:eastAsia="en-ID"/>
+        </w:rPr>
+        <w:t>pelaporan</w:t>
+      </w:r>
+      <w:proofErr w:type="spellEnd"/>
+      <w:r>
+        <w:rPr>
+          <w:rFonts w:ascii="Times New Roman" w:eastAsia="Times New Roman" w:hAnsi="Times New Roman" w:cs="Times New Roman"/>
+          <w:sz w:val="24"/>
+          <w:szCs w:val="24"/>
+          <w:lang w:val="en-ID" w:eastAsia="en-ID"/>
+        </w:rPr>
+        <w:t xml:space="preserve"> </w:t>
+      </w:r>
+      <w:proofErr w:type="spellStart"/>
+      <w:r>
+        <w:rPr>
+          <w:rFonts w:ascii="Times New Roman" w:eastAsia="Times New Roman" w:hAnsi="Times New Roman" w:cs="Times New Roman"/>
+          <w:sz w:val="24"/>
+          <w:szCs w:val="24"/>
+          <w:lang w:val="en-ID" w:eastAsia="en-ID"/>
+        </w:rPr>
+        <w:t>konten</w:t>
+      </w:r>
+      <w:proofErr w:type="spellEnd"/>
+      <w:r>
+        <w:rPr>
+          <w:rFonts w:ascii="Times New Roman" w:eastAsia="Times New Roman" w:hAnsi="Times New Roman" w:cs="Times New Roman"/>
+          <w:sz w:val="24"/>
+          <w:szCs w:val="24"/>
+          <w:lang w:val="en-ID" w:eastAsia="en-ID"/>
+        </w:rPr>
+        <w:t xml:space="preserve"> </w:t>
+      </w:r>
+      <w:proofErr w:type="spellStart"/>
+      <w:r>
+        <w:rPr>
+          <w:rFonts w:ascii="Times New Roman" w:eastAsia="Times New Roman" w:hAnsi="Times New Roman" w:cs="Times New Roman"/>
+          <w:sz w:val="24"/>
+          <w:szCs w:val="24"/>
+          <w:lang w:val="en-ID" w:eastAsia="en-ID"/>
+        </w:rPr>
+        <w:t>ilegal</w:t>
+      </w:r>
+      <w:proofErr w:type="spellEnd"/>
+      <w:r>
+        <w:rPr>
+          <w:rFonts w:ascii="Times New Roman" w:eastAsia="Times New Roman" w:hAnsi="Times New Roman" w:cs="Times New Roman"/>
+          <w:sz w:val="24"/>
+          <w:szCs w:val="24"/>
+          <w:lang w:val="en-ID" w:eastAsia="en-ID"/>
+        </w:rPr>
+        <w:t xml:space="preserve"> yang </w:t>
+      </w:r>
+      <w:proofErr w:type="spellStart"/>
+      <w:r>
+        <w:rPr>
+          <w:rFonts w:ascii="Times New Roman" w:eastAsia="Times New Roman" w:hAnsi="Times New Roman" w:cs="Times New Roman"/>
+          <w:sz w:val="24"/>
+          <w:szCs w:val="24"/>
+          <w:lang w:val="en-ID" w:eastAsia="en-ID"/>
+        </w:rPr>
+        <w:t>masih</w:t>
+      </w:r>
+      <w:proofErr w:type="spellEnd"/>
+      <w:r>
+        <w:rPr>
+          <w:rFonts w:ascii="Times New Roman" w:eastAsia="Times New Roman" w:hAnsi="Times New Roman" w:cs="Times New Roman"/>
+          <w:sz w:val="24"/>
+          <w:szCs w:val="24"/>
+          <w:lang w:val="en-ID" w:eastAsia="en-ID"/>
+        </w:rPr>
+        <w:t xml:space="preserve"> </w:t>
+      </w:r>
+      <w:proofErr w:type="spellStart"/>
+      <w:r>
+        <w:rPr>
+          <w:rFonts w:ascii="Times New Roman" w:eastAsia="Times New Roman" w:hAnsi="Times New Roman" w:cs="Times New Roman"/>
+          <w:sz w:val="24"/>
+          <w:szCs w:val="24"/>
+          <w:lang w:val="en-ID" w:eastAsia="en-ID"/>
+        </w:rPr>
+        <w:t>dilakukan</w:t>
+      </w:r>
+      <w:proofErr w:type="spellEnd"/>
+      <w:r>
+        <w:rPr>
+          <w:rFonts w:ascii="Times New Roman" w:eastAsia="Times New Roman" w:hAnsi="Times New Roman" w:cs="Times New Roman"/>
+          <w:sz w:val="24"/>
+          <w:szCs w:val="24"/>
+          <w:lang w:val="en-ID" w:eastAsia="en-ID"/>
+        </w:rPr>
+        <w:t xml:space="preserve"> </w:t>
+      </w:r>
+      <w:proofErr w:type="spellStart"/>
+      <w:r>
+        <w:rPr>
+          <w:rFonts w:ascii="Times New Roman" w:eastAsia="Times New Roman" w:hAnsi="Times New Roman" w:cs="Times New Roman"/>
+          <w:sz w:val="24"/>
+          <w:szCs w:val="24"/>
+          <w:lang w:val="en-ID" w:eastAsia="en-ID"/>
+        </w:rPr>
+        <w:t>secara</w:t>
+      </w:r>
+      <w:proofErr w:type="spellEnd"/>
+      <w:r>
+        <w:rPr>
+          <w:rFonts w:ascii="Times New Roman" w:eastAsia="Times New Roman" w:hAnsi="Times New Roman" w:cs="Times New Roman"/>
+          <w:sz w:val="24"/>
+          <w:szCs w:val="24"/>
+          <w:lang w:val="en-ID" w:eastAsia="en-ID"/>
+        </w:rPr>
+        <w:t xml:space="preserve"> manual.</w:t>
+      </w:r>
+    </w:p>
+    <w:p>
+      <w:pPr>
+        <w:numPr>
+          <w:ilvl w:val="0"/>
+          <w:numId w:val="2"/>
+        </w:numPr>
+        <w:spacing w:before="100" w:beforeAutospacing="1" w:after="100" w:afterAutospacing="1" w:line="480" w:lineRule="auto"/>
+        <w:jc w:val="both"/>
+        <w:rPr>
+          <w:rFonts w:ascii="Times New Roman" w:eastAsia="Times New Roman" w:hAnsi="Times New Roman" w:cs="Times New Roman"/>
+          <w:sz w:val="24"/>
+          <w:szCs w:val="24"/>
+          <w:lang w:val="en-ID" w:eastAsia="en-ID"/>
+        </w:rPr>
+      </w:pPr>
+      <w:proofErr w:type="spellStart"/>
+      <w:r>
+        <w:rPr>
+          <w:rFonts w:ascii="Times New Roman" w:eastAsia="Times New Roman" w:hAnsi="Times New Roman" w:cs="Times New Roman"/>
+          <w:sz w:val="24"/>
+          <w:szCs w:val="24"/>
+          <w:lang w:val="en-ID" w:eastAsia="en-ID"/>
+        </w:rPr>
+        <w:t>Menggambarkan</w:t>
+      </w:r>
+      <w:proofErr w:type="spellEnd"/>
+      <w:r>
+        <w:rPr>
+          <w:rFonts w:ascii="Times New Roman" w:eastAsia="Times New Roman" w:hAnsi="Times New Roman" w:cs="Times New Roman"/>
+          <w:sz w:val="24"/>
+          <w:szCs w:val="24"/>
+          <w:lang w:val="en-ID" w:eastAsia="en-ID"/>
+        </w:rPr>
+        <w:t xml:space="preserve"> proses </w:t>
+      </w:r>
+      <w:proofErr w:type="spellStart"/>
+      <w:r>
+        <w:rPr>
+          <w:rFonts w:ascii="Times New Roman" w:eastAsia="Times New Roman" w:hAnsi="Times New Roman" w:cs="Times New Roman"/>
+          <w:sz w:val="24"/>
+          <w:szCs w:val="24"/>
+          <w:lang w:val="en-ID" w:eastAsia="en-ID"/>
+        </w:rPr>
+        <w:t>bisnis</w:t>
+      </w:r>
+      <w:proofErr w:type="spellEnd"/>
+      <w:r>
+        <w:rPr>
+          <w:rFonts w:ascii="Times New Roman" w:eastAsia="Times New Roman" w:hAnsi="Times New Roman" w:cs="Times New Roman"/>
+          <w:sz w:val="24"/>
+          <w:szCs w:val="24"/>
+          <w:lang w:val="en-ID" w:eastAsia="en-ID"/>
+        </w:rPr>
+        <w:t xml:space="preserve"> </w:t>
+      </w:r>
+      <w:proofErr w:type="spellStart"/>
+      <w:r>
+        <w:rPr>
+          <w:rFonts w:ascii="Times New Roman" w:eastAsia="Times New Roman" w:hAnsi="Times New Roman" w:cs="Times New Roman"/>
+          <w:sz w:val="24"/>
+          <w:szCs w:val="24"/>
+          <w:lang w:val="en-ID" w:eastAsia="en-ID"/>
+        </w:rPr>
+        <w:t>berjalan</w:t>
+      </w:r>
+      <w:proofErr w:type="spellEnd"/>
+      <w:r>
+        <w:rPr>
+          <w:rFonts w:ascii="Times New Roman" w:eastAsia="Times New Roman" w:hAnsi="Times New Roman" w:cs="Times New Roman"/>
+          <w:sz w:val="24"/>
+          <w:szCs w:val="24"/>
+          <w:lang w:val="en-ID" w:eastAsia="en-ID"/>
+        </w:rPr>
+        <w:t xml:space="preserve"> </w:t>
+      </w:r>
+      <w:proofErr w:type="spellStart"/>
+      <w:r>
+        <w:rPr>
+          <w:rFonts w:ascii="Times New Roman" w:eastAsia="Times New Roman" w:hAnsi="Times New Roman" w:cs="Times New Roman"/>
+          <w:sz w:val="24"/>
+          <w:szCs w:val="24"/>
+          <w:lang w:val="en-ID" w:eastAsia="en-ID"/>
+        </w:rPr>
+        <w:t>dalam</w:t>
+      </w:r>
+      <w:proofErr w:type="spellEnd"/>
+      <w:r>
+        <w:rPr>
+          <w:rFonts w:ascii="Times New Roman" w:eastAsia="Times New Roman" w:hAnsi="Times New Roman" w:cs="Times New Roman"/>
+          <w:sz w:val="24"/>
+          <w:szCs w:val="24"/>
+          <w:lang w:val="en-ID" w:eastAsia="en-ID"/>
+        </w:rPr>
+        <w:t xml:space="preserve"> </w:t>
+      </w:r>
+      <w:proofErr w:type="spellStart"/>
+      <w:r>
+        <w:rPr>
+          <w:rFonts w:ascii="Times New Roman" w:eastAsia="Times New Roman" w:hAnsi="Times New Roman" w:cs="Times New Roman"/>
+          <w:sz w:val="24"/>
+          <w:szCs w:val="24"/>
+          <w:lang w:val="en-ID" w:eastAsia="en-ID"/>
+        </w:rPr>
+        <w:t>bentuk</w:t>
+      </w:r>
+      <w:proofErr w:type="spellEnd"/>
+      <w:r>
+        <w:rPr>
+          <w:rFonts w:ascii="Times New Roman" w:eastAsia="Times New Roman" w:hAnsi="Times New Roman" w:cs="Times New Roman"/>
+          <w:sz w:val="24"/>
+          <w:szCs w:val="24"/>
+          <w:lang w:val="en-ID" w:eastAsia="en-ID"/>
+        </w:rPr>
+        <w:t xml:space="preserve"> activity diagram </w:t>
+      </w:r>
+      <w:proofErr w:type="spellStart"/>
+      <w:r>
+        <w:rPr>
+          <w:rFonts w:ascii="Times New Roman" w:eastAsia="Times New Roman" w:hAnsi="Times New Roman" w:cs="Times New Roman"/>
+          <w:sz w:val="24"/>
+          <w:szCs w:val="24"/>
+          <w:lang w:val="en-ID" w:eastAsia="en-ID"/>
+        </w:rPr>
+        <w:t>beserta</w:t>
+      </w:r>
+      <w:proofErr w:type="spellEnd"/>
+      <w:r>
+        <w:rPr>
+          <w:rFonts w:ascii="Times New Roman" w:eastAsia="Times New Roman" w:hAnsi="Times New Roman" w:cs="Times New Roman"/>
+          <w:sz w:val="24"/>
+          <w:szCs w:val="24"/>
+          <w:lang w:val="en-ID" w:eastAsia="en-ID"/>
+        </w:rPr>
+        <w:t xml:space="preserve"> </w:t>
+      </w:r>
+      <w:proofErr w:type="spellStart"/>
+      <w:r>
+        <w:rPr>
+          <w:rFonts w:ascii="Times New Roman" w:eastAsia="Times New Roman" w:hAnsi="Times New Roman" w:cs="Times New Roman"/>
+          <w:sz w:val="24"/>
+          <w:szCs w:val="24"/>
+          <w:lang w:val="en-ID" w:eastAsia="en-ID"/>
+        </w:rPr>
+        <w:t>spesifikasi</w:t>
+      </w:r>
+      <w:proofErr w:type="spellEnd"/>
+      <w:r>
+        <w:rPr>
+          <w:rFonts w:ascii="Times New Roman" w:eastAsia="Times New Roman" w:hAnsi="Times New Roman" w:cs="Times New Roman"/>
+          <w:sz w:val="24"/>
+          <w:szCs w:val="24"/>
+          <w:lang w:val="en-ID" w:eastAsia="en-ID"/>
+        </w:rPr>
+        <w:t xml:space="preserve"> </w:t>
+      </w:r>
+      <w:proofErr w:type="spellStart"/>
+      <w:r>
+        <w:rPr>
+          <w:rFonts w:ascii="Times New Roman" w:eastAsia="Times New Roman" w:hAnsi="Times New Roman" w:cs="Times New Roman"/>
+          <w:sz w:val="24"/>
+          <w:szCs w:val="24"/>
+          <w:lang w:val="en-ID" w:eastAsia="en-ID"/>
+        </w:rPr>
+        <w:t>dokumen</w:t>
+      </w:r>
+      <w:proofErr w:type="spellEnd"/>
+      <w:r>
+        <w:rPr>
+          <w:rFonts w:ascii="Times New Roman" w:eastAsia="Times New Roman" w:hAnsi="Times New Roman" w:cs="Times New Roman"/>
+          <w:sz w:val="24"/>
+          <w:szCs w:val="24"/>
+          <w:lang w:val="en-ID" w:eastAsia="en-ID"/>
+        </w:rPr>
+        <w:t xml:space="preserve"> </w:t>
+      </w:r>
+      <w:proofErr w:type="spellStart"/>
+      <w:r>
+        <w:rPr>
+          <w:rFonts w:ascii="Times New Roman" w:eastAsia="Times New Roman" w:hAnsi="Times New Roman" w:cs="Times New Roman"/>
+          <w:sz w:val="24"/>
+          <w:szCs w:val="24"/>
+          <w:lang w:val="en-ID" w:eastAsia="en-ID"/>
+        </w:rPr>
+        <w:t>masukan</w:t>
+      </w:r>
+      <w:proofErr w:type="spellEnd"/>
+      <w:r>
+        <w:rPr>
+          <w:rFonts w:ascii="Times New Roman" w:eastAsia="Times New Roman" w:hAnsi="Times New Roman" w:cs="Times New Roman"/>
+          <w:sz w:val="24"/>
+          <w:szCs w:val="24"/>
+          <w:lang w:val="en-ID" w:eastAsia="en-ID"/>
+        </w:rPr>
+        <w:t xml:space="preserve"> dan </w:t>
+      </w:r>
+      <w:proofErr w:type="spellStart"/>
+      <w:r>
+        <w:rPr>
+          <w:rFonts w:ascii="Times New Roman" w:eastAsia="Times New Roman" w:hAnsi="Times New Roman" w:cs="Times New Roman"/>
+          <w:sz w:val="24"/>
+          <w:szCs w:val="24"/>
+          <w:lang w:val="en-ID" w:eastAsia="en-ID"/>
+        </w:rPr>
+        <w:t>dokumen</w:t>
+      </w:r>
+      <w:proofErr w:type="spellEnd"/>
+      <w:r>
+        <w:rPr>
+          <w:rFonts w:ascii="Times New Roman" w:eastAsia="Times New Roman" w:hAnsi="Times New Roman" w:cs="Times New Roman"/>
+          <w:sz w:val="24"/>
+          <w:szCs w:val="24"/>
+          <w:lang w:val="en-ID" w:eastAsia="en-ID"/>
+        </w:rPr>
+        <w:t xml:space="preserve"> </w:t>
+      </w:r>
+      <w:proofErr w:type="spellStart"/>
+      <w:r>
+        <w:rPr>
+          <w:rFonts w:ascii="Times New Roman" w:eastAsia="Times New Roman" w:hAnsi="Times New Roman" w:cs="Times New Roman"/>
+          <w:sz w:val="24"/>
+          <w:szCs w:val="24"/>
+          <w:lang w:val="en-ID" w:eastAsia="en-ID"/>
+        </w:rPr>
+        <w:t>keluaran</w:t>
+      </w:r>
+      <w:proofErr w:type="spellEnd"/>
+      <w:r>
+        <w:rPr>
+          <w:rFonts w:ascii="Times New Roman" w:eastAsia="Times New Roman" w:hAnsi="Times New Roman" w:cs="Times New Roman"/>
+          <w:sz w:val="24"/>
+          <w:szCs w:val="24"/>
+          <w:lang w:val="en-ID" w:eastAsia="en-ID"/>
+        </w:rPr>
+        <w:t xml:space="preserve"> yang </w:t>
+      </w:r>
+      <w:proofErr w:type="spellStart"/>
+      <w:r>
+        <w:rPr>
+          <w:rFonts w:ascii="Times New Roman" w:eastAsia="Times New Roman" w:hAnsi="Times New Roman" w:cs="Times New Roman"/>
+          <w:sz w:val="24"/>
+          <w:szCs w:val="24"/>
+          <w:lang w:val="en-ID" w:eastAsia="en-ID"/>
+        </w:rPr>
+        <w:t>digunakan</w:t>
+      </w:r>
+      <w:proofErr w:type="spellEnd"/>
+      <w:r>
+        <w:rPr>
+          <w:rFonts w:ascii="Times New Roman" w:eastAsia="Times New Roman" w:hAnsi="Times New Roman" w:cs="Times New Roman"/>
+          <w:sz w:val="24"/>
+          <w:szCs w:val="24"/>
+          <w:lang w:val="en-ID" w:eastAsia="en-ID"/>
+        </w:rPr>
+        <w:t>.</w:t>
+      </w:r>
+    </w:p>
+    <w:p>
+      <w:pPr>
+        <w:numPr>
+          <w:ilvl w:val="0"/>
+          <w:numId w:val="2"/>
+        </w:numPr>
+        <w:spacing w:before="100" w:beforeAutospacing="1" w:after="100" w:afterAutospacing="1" w:line="480" w:lineRule="auto"/>
+        <w:jc w:val="both"/>
+        <w:rPr>
+          <w:rFonts w:ascii="Times New Roman" w:eastAsia="Times New Roman" w:hAnsi="Times New Roman" w:cs="Times New Roman"/>
+          <w:sz w:val="24"/>
+          <w:szCs w:val="24"/>
+          <w:lang w:val="en-ID" w:eastAsia="en-ID"/>
+        </w:rPr>
+      </w:pPr>
+      <w:proofErr w:type="spellStart"/>
+      <w:r>
+        <w:rPr>
+          <w:rFonts w:ascii="Times New Roman" w:eastAsia="Times New Roman" w:hAnsi="Times New Roman" w:cs="Times New Roman"/>
+          <w:sz w:val="24"/>
+          <w:szCs w:val="24"/>
+          <w:lang w:val="en-ID" w:eastAsia="en-ID"/>
+        </w:rPr>
+        <w:lastRenderedPageBreak/>
+        <w:t>Memberikan</w:t>
+      </w:r>
+      <w:proofErr w:type="spellEnd"/>
+      <w:r>
+        <w:rPr>
+          <w:rFonts w:ascii="Times New Roman" w:eastAsia="Times New Roman" w:hAnsi="Times New Roman" w:cs="Times New Roman"/>
+          <w:sz w:val="24"/>
+          <w:szCs w:val="24"/>
+          <w:lang w:val="en-ID" w:eastAsia="en-ID"/>
+        </w:rPr>
+        <w:t xml:space="preserve"> </w:t>
+      </w:r>
+      <w:proofErr w:type="spellStart"/>
+      <w:r>
+        <w:rPr>
+          <w:rFonts w:ascii="Times New Roman" w:eastAsia="Times New Roman" w:hAnsi="Times New Roman" w:cs="Times New Roman"/>
+          <w:sz w:val="24"/>
+          <w:szCs w:val="24"/>
+          <w:lang w:val="en-ID" w:eastAsia="en-ID"/>
+        </w:rPr>
+        <w:t>usulan</w:t>
+      </w:r>
+      <w:proofErr w:type="spellEnd"/>
+      <w:r>
+        <w:rPr>
+          <w:rFonts w:ascii="Times New Roman" w:eastAsia="Times New Roman" w:hAnsi="Times New Roman" w:cs="Times New Roman"/>
+          <w:sz w:val="24"/>
+          <w:szCs w:val="24"/>
+          <w:lang w:val="en-ID" w:eastAsia="en-ID"/>
+        </w:rPr>
+        <w:t xml:space="preserve"> proses </w:t>
+      </w:r>
+      <w:proofErr w:type="spellStart"/>
+      <w:r>
+        <w:rPr>
+          <w:rFonts w:ascii="Times New Roman" w:eastAsia="Times New Roman" w:hAnsi="Times New Roman" w:cs="Times New Roman"/>
+          <w:sz w:val="24"/>
+          <w:szCs w:val="24"/>
+          <w:lang w:val="en-ID" w:eastAsia="en-ID"/>
+        </w:rPr>
+        <w:t>bisnis</w:t>
+      </w:r>
+      <w:proofErr w:type="spellEnd"/>
+      <w:r>
+        <w:rPr>
+          <w:rFonts w:ascii="Times New Roman" w:eastAsia="Times New Roman" w:hAnsi="Times New Roman" w:cs="Times New Roman"/>
+          <w:sz w:val="24"/>
+          <w:szCs w:val="24"/>
+          <w:lang w:val="en-ID" w:eastAsia="en-ID"/>
+        </w:rPr>
+        <w:t xml:space="preserve"> yang </w:t>
+      </w:r>
+      <w:proofErr w:type="spellStart"/>
+      <w:r>
+        <w:rPr>
+          <w:rFonts w:ascii="Times New Roman" w:eastAsia="Times New Roman" w:hAnsi="Times New Roman" w:cs="Times New Roman"/>
+          <w:sz w:val="24"/>
+          <w:szCs w:val="24"/>
+          <w:lang w:val="en-ID" w:eastAsia="en-ID"/>
+        </w:rPr>
+        <w:t>lebih</w:t>
+      </w:r>
+      <w:proofErr w:type="spellEnd"/>
+      <w:r>
+        <w:rPr>
+          <w:rFonts w:ascii="Times New Roman" w:eastAsia="Times New Roman" w:hAnsi="Times New Roman" w:cs="Times New Roman"/>
+          <w:sz w:val="24"/>
+          <w:szCs w:val="24"/>
+          <w:lang w:val="en-ID" w:eastAsia="en-ID"/>
+        </w:rPr>
+        <w:t xml:space="preserve"> </w:t>
+      </w:r>
+      <w:proofErr w:type="spellStart"/>
+      <w:r>
+        <w:rPr>
+          <w:rFonts w:ascii="Times New Roman" w:eastAsia="Times New Roman" w:hAnsi="Times New Roman" w:cs="Times New Roman"/>
+          <w:sz w:val="24"/>
+          <w:szCs w:val="24"/>
+          <w:lang w:val="en-ID" w:eastAsia="en-ID"/>
+        </w:rPr>
+        <w:t>efektif</w:t>
+      </w:r>
+      <w:proofErr w:type="spellEnd"/>
+      <w:r>
+        <w:rPr>
+          <w:rFonts w:ascii="Times New Roman" w:eastAsia="Times New Roman" w:hAnsi="Times New Roman" w:cs="Times New Roman"/>
+          <w:sz w:val="24"/>
+          <w:szCs w:val="24"/>
+          <w:lang w:val="en-ID" w:eastAsia="en-ID"/>
+        </w:rPr>
+        <w:t xml:space="preserve"> dan </w:t>
+      </w:r>
+      <w:proofErr w:type="spellStart"/>
+      <w:r>
+        <w:rPr>
+          <w:rFonts w:ascii="Times New Roman" w:eastAsia="Times New Roman" w:hAnsi="Times New Roman" w:cs="Times New Roman"/>
+          <w:sz w:val="24"/>
+          <w:szCs w:val="24"/>
+          <w:lang w:val="en-ID" w:eastAsia="en-ID"/>
+        </w:rPr>
+        <w:t>efisien</w:t>
+      </w:r>
+      <w:proofErr w:type="spellEnd"/>
+      <w:r>
+        <w:rPr>
+          <w:rFonts w:ascii="Times New Roman" w:eastAsia="Times New Roman" w:hAnsi="Times New Roman" w:cs="Times New Roman"/>
+          <w:sz w:val="24"/>
+          <w:szCs w:val="24"/>
+          <w:lang w:val="en-ID" w:eastAsia="en-ID"/>
+        </w:rPr>
+        <w:t xml:space="preserve"> guna </w:t>
+      </w:r>
+      <w:proofErr w:type="spellStart"/>
+      <w:r>
+        <w:rPr>
+          <w:rFonts w:ascii="Times New Roman" w:eastAsia="Times New Roman" w:hAnsi="Times New Roman" w:cs="Times New Roman"/>
+          <w:sz w:val="24"/>
+          <w:szCs w:val="24"/>
+          <w:lang w:val="en-ID" w:eastAsia="en-ID"/>
+        </w:rPr>
+        <w:t>mempercepat</w:t>
+      </w:r>
+      <w:proofErr w:type="spellEnd"/>
+      <w:r>
+        <w:rPr>
+          <w:rFonts w:ascii="Times New Roman" w:eastAsia="Times New Roman" w:hAnsi="Times New Roman" w:cs="Times New Roman"/>
+          <w:sz w:val="24"/>
+          <w:szCs w:val="24"/>
+          <w:lang w:val="en-ID" w:eastAsia="en-ID"/>
+        </w:rPr>
+        <w:t xml:space="preserve"> </w:t>
+      </w:r>
+      <w:proofErr w:type="spellStart"/>
+      <w:r>
+        <w:rPr>
+          <w:rFonts w:ascii="Times New Roman" w:eastAsia="Times New Roman" w:hAnsi="Times New Roman" w:cs="Times New Roman"/>
+          <w:sz w:val="24"/>
+          <w:szCs w:val="24"/>
+          <w:lang w:val="en-ID" w:eastAsia="en-ID"/>
+        </w:rPr>
+        <w:t>serta</w:t>
+      </w:r>
+      <w:proofErr w:type="spellEnd"/>
+      <w:r>
+        <w:rPr>
+          <w:rFonts w:ascii="Times New Roman" w:eastAsia="Times New Roman" w:hAnsi="Times New Roman" w:cs="Times New Roman"/>
+          <w:sz w:val="24"/>
+          <w:szCs w:val="24"/>
+          <w:lang w:val="en-ID" w:eastAsia="en-ID"/>
+        </w:rPr>
+        <w:t xml:space="preserve"> </w:t>
+      </w:r>
+      <w:proofErr w:type="spellStart"/>
+      <w:r>
+        <w:rPr>
+          <w:rFonts w:ascii="Times New Roman" w:eastAsia="Times New Roman" w:hAnsi="Times New Roman" w:cs="Times New Roman"/>
+          <w:sz w:val="24"/>
+          <w:szCs w:val="24"/>
+          <w:lang w:val="en-ID" w:eastAsia="en-ID"/>
+        </w:rPr>
+        <w:t>mempermudah</w:t>
+      </w:r>
+      <w:proofErr w:type="spellEnd"/>
+      <w:r>
+        <w:rPr>
+          <w:rFonts w:ascii="Times New Roman" w:eastAsia="Times New Roman" w:hAnsi="Times New Roman" w:cs="Times New Roman"/>
+          <w:sz w:val="24"/>
+          <w:szCs w:val="24"/>
+          <w:lang w:val="en-ID" w:eastAsia="en-ID"/>
+        </w:rPr>
+        <w:t xml:space="preserve"> proses </w:t>
+      </w:r>
+      <w:proofErr w:type="spellStart"/>
+      <w:r>
+        <w:rPr>
+          <w:rFonts w:ascii="Times New Roman" w:eastAsia="Times New Roman" w:hAnsi="Times New Roman" w:cs="Times New Roman"/>
+          <w:sz w:val="24"/>
+          <w:szCs w:val="24"/>
+          <w:lang w:val="en-ID" w:eastAsia="en-ID"/>
+        </w:rPr>
+        <w:t>deteksi</w:t>
+      </w:r>
+      <w:proofErr w:type="spellEnd"/>
+      <w:r>
+        <w:rPr>
+          <w:rFonts w:ascii="Times New Roman" w:eastAsia="Times New Roman" w:hAnsi="Times New Roman" w:cs="Times New Roman"/>
+          <w:sz w:val="24"/>
+          <w:szCs w:val="24"/>
+          <w:lang w:val="en-ID" w:eastAsia="en-ID"/>
+        </w:rPr>
+        <w:t xml:space="preserve"> dan </w:t>
+      </w:r>
+      <w:proofErr w:type="spellStart"/>
+      <w:r>
+        <w:rPr>
+          <w:rFonts w:ascii="Times New Roman" w:eastAsia="Times New Roman" w:hAnsi="Times New Roman" w:cs="Times New Roman"/>
+          <w:sz w:val="24"/>
+          <w:szCs w:val="24"/>
+          <w:lang w:val="en-ID" w:eastAsia="en-ID"/>
+        </w:rPr>
+        <w:t>pelaporan</w:t>
+      </w:r>
+      <w:proofErr w:type="spellEnd"/>
+      <w:r>
+        <w:rPr>
+          <w:rFonts w:ascii="Times New Roman" w:eastAsia="Times New Roman" w:hAnsi="Times New Roman" w:cs="Times New Roman"/>
+          <w:sz w:val="24"/>
+          <w:szCs w:val="24"/>
+          <w:lang w:val="en-ID" w:eastAsia="en-ID"/>
+        </w:rPr>
+        <w:t xml:space="preserve"> </w:t>
+      </w:r>
+      <w:proofErr w:type="spellStart"/>
+      <w:r>
+        <w:rPr>
+          <w:rFonts w:ascii="Times New Roman" w:eastAsia="Times New Roman" w:hAnsi="Times New Roman" w:cs="Times New Roman"/>
+          <w:sz w:val="24"/>
+          <w:szCs w:val="24"/>
+          <w:lang w:val="en-ID" w:eastAsia="en-ID"/>
+        </w:rPr>
+        <w:t>konten</w:t>
+      </w:r>
+      <w:proofErr w:type="spellEnd"/>
+      <w:r>
+        <w:rPr>
+          <w:rFonts w:ascii="Times New Roman" w:eastAsia="Times New Roman" w:hAnsi="Times New Roman" w:cs="Times New Roman"/>
+          <w:sz w:val="24"/>
+          <w:szCs w:val="24"/>
+          <w:lang w:val="en-ID" w:eastAsia="en-ID"/>
+        </w:rPr>
+        <w:t xml:space="preserve"> </w:t>
+      </w:r>
+      <w:proofErr w:type="spellStart"/>
+      <w:r>
+        <w:rPr>
+          <w:rFonts w:ascii="Times New Roman" w:eastAsia="Times New Roman" w:hAnsi="Times New Roman" w:cs="Times New Roman"/>
+          <w:sz w:val="24"/>
+          <w:szCs w:val="24"/>
+          <w:lang w:val="en-ID" w:eastAsia="en-ID"/>
+        </w:rPr>
+        <w:t>ilegal</w:t>
+      </w:r>
+      <w:proofErr w:type="spellEnd"/>
+      <w:r>
+        <w:rPr>
+          <w:rFonts w:ascii="Times New Roman" w:eastAsia="Times New Roman" w:hAnsi="Times New Roman" w:cs="Times New Roman"/>
+          <w:sz w:val="24"/>
+          <w:szCs w:val="24"/>
+          <w:lang w:val="en-ID" w:eastAsia="en-ID"/>
+        </w:rPr>
+        <w:t xml:space="preserve"> pada website </w:t>
+      </w:r>
+      <w:proofErr w:type="spellStart"/>
+      <w:r>
+        <w:rPr>
+          <w:rFonts w:ascii="Times New Roman" w:eastAsia="Times New Roman" w:hAnsi="Times New Roman" w:cs="Times New Roman"/>
+          <w:sz w:val="24"/>
+          <w:szCs w:val="24"/>
+          <w:lang w:val="en-ID" w:eastAsia="en-ID"/>
+        </w:rPr>
+        <w:t>instansi</w:t>
+      </w:r>
+      <w:proofErr w:type="spellEnd"/>
+      <w:r>
+        <w:rPr>
+          <w:rFonts w:ascii="Times New Roman" w:eastAsia="Times New Roman" w:hAnsi="Times New Roman" w:cs="Times New Roman"/>
+          <w:sz w:val="24"/>
+          <w:szCs w:val="24"/>
+          <w:lang w:val="en-ID" w:eastAsia="en-ID"/>
+        </w:rPr>
+        <w:t xml:space="preserve"> </w:t>
+      </w:r>
+      <w:proofErr w:type="spellStart"/>
+      <w:r>
+        <w:rPr>
+          <w:rFonts w:ascii="Times New Roman" w:eastAsia="Times New Roman" w:hAnsi="Times New Roman" w:cs="Times New Roman"/>
+          <w:sz w:val="24"/>
+          <w:szCs w:val="24"/>
+          <w:lang w:val="en-ID" w:eastAsia="en-ID"/>
+        </w:rPr>
+        <w:t>pemerintah</w:t>
+      </w:r>
+      <w:proofErr w:type="spellEnd"/>
+      <w:r>
+        <w:rPr>
+          <w:rFonts w:ascii="Times New Roman" w:eastAsia="Times New Roman" w:hAnsi="Times New Roman" w:cs="Times New Roman"/>
+          <w:sz w:val="24"/>
+          <w:szCs w:val="24"/>
+          <w:lang w:val="en-ID" w:eastAsia="en-ID"/>
+        </w:rPr>
+        <w:t>.</w:t>
+      </w:r>
+    </w:p>
+    <w:p>
+      <w:pPr>
+        <w:spacing w:before="100" w:beforeAutospacing="1" w:after="100" w:afterAutospacing="1" w:line="480" w:lineRule="auto"/>
+        <w:jc w:val="both"/>
+        <w:rPr>
+          <w:rFonts w:ascii="Times New Roman" w:eastAsia="Times New Roman" w:hAnsi="Times New Roman" w:cs="Times New Roman"/>
+          <w:sz w:val="24"/>
+          <w:szCs w:val="24"/>
+          <w:lang w:val="en-ID" w:eastAsia="en-ID"/>
+        </w:rPr>
+      </w:pPr>
+      <w:r>
+        <w:rPr>
+          <w:rFonts w:ascii="Times New Roman" w:eastAsia="Times New Roman" w:hAnsi="Times New Roman" w:cs="Times New Roman"/>
+          <w:sz w:val="24"/>
+          <w:szCs w:val="24"/>
+          <w:lang w:val="en-ID" w:eastAsia="en-ID"/>
+        </w:rPr>
+        <w:t xml:space="preserve">Adapun </w:t>
+      </w:r>
+      <w:proofErr w:type="spellStart"/>
+      <w:r>
+        <w:rPr>
+          <w:rFonts w:ascii="Times New Roman" w:eastAsia="Times New Roman" w:hAnsi="Times New Roman" w:cs="Times New Roman"/>
+          <w:sz w:val="24"/>
+          <w:szCs w:val="24"/>
+          <w:lang w:val="en-ID" w:eastAsia="en-ID"/>
+        </w:rPr>
+        <w:t>tujuan</w:t>
+      </w:r>
+      <w:proofErr w:type="spellEnd"/>
+      <w:r>
+        <w:rPr>
+          <w:rFonts w:ascii="Times New Roman" w:eastAsia="Times New Roman" w:hAnsi="Times New Roman" w:cs="Times New Roman"/>
+          <w:sz w:val="24"/>
+          <w:szCs w:val="24"/>
+          <w:lang w:val="en-ID" w:eastAsia="en-ID"/>
+        </w:rPr>
+        <w:t xml:space="preserve"> </w:t>
+      </w:r>
+      <w:proofErr w:type="spellStart"/>
+      <w:r>
+        <w:rPr>
+          <w:rFonts w:ascii="Times New Roman" w:eastAsia="Times New Roman" w:hAnsi="Times New Roman" w:cs="Times New Roman"/>
+          <w:sz w:val="24"/>
+          <w:szCs w:val="24"/>
+          <w:lang w:val="en-ID" w:eastAsia="en-ID"/>
+        </w:rPr>
+        <w:t>dari</w:t>
+      </w:r>
+      <w:proofErr w:type="spellEnd"/>
+      <w:r>
+        <w:rPr>
+          <w:rFonts w:ascii="Times New Roman" w:eastAsia="Times New Roman" w:hAnsi="Times New Roman" w:cs="Times New Roman"/>
+          <w:sz w:val="24"/>
+          <w:szCs w:val="24"/>
+          <w:lang w:val="en-ID" w:eastAsia="en-ID"/>
+        </w:rPr>
+        <w:t xml:space="preserve"> </w:t>
+      </w:r>
+      <w:proofErr w:type="spellStart"/>
+      <w:r>
+        <w:rPr>
+          <w:rFonts w:ascii="Times New Roman" w:eastAsia="Times New Roman" w:hAnsi="Times New Roman" w:cs="Times New Roman"/>
+          <w:sz w:val="24"/>
+          <w:szCs w:val="24"/>
+          <w:lang w:val="en-ID" w:eastAsia="en-ID"/>
+        </w:rPr>
+        <w:t>penulisan</w:t>
+      </w:r>
+      <w:proofErr w:type="spellEnd"/>
+      <w:r>
+        <w:rPr>
+          <w:rFonts w:ascii="Times New Roman" w:eastAsia="Times New Roman" w:hAnsi="Times New Roman" w:cs="Times New Roman"/>
+          <w:sz w:val="24"/>
+          <w:szCs w:val="24"/>
+          <w:lang w:val="en-ID" w:eastAsia="en-ID"/>
+        </w:rPr>
+        <w:t xml:space="preserve"> </w:t>
+      </w:r>
+      <w:proofErr w:type="spellStart"/>
+      <w:r>
+        <w:rPr>
+          <w:rFonts w:ascii="Times New Roman" w:eastAsia="Times New Roman" w:hAnsi="Times New Roman" w:cs="Times New Roman"/>
+          <w:sz w:val="24"/>
+          <w:szCs w:val="24"/>
+          <w:lang w:val="en-ID" w:eastAsia="en-ID"/>
+        </w:rPr>
+        <w:t>Laporan</w:t>
+      </w:r>
+      <w:proofErr w:type="spellEnd"/>
+      <w:r>
+        <w:rPr>
+          <w:rFonts w:ascii="Times New Roman" w:eastAsia="Times New Roman" w:hAnsi="Times New Roman" w:cs="Times New Roman"/>
+          <w:sz w:val="24"/>
+          <w:szCs w:val="24"/>
+          <w:lang w:val="en-ID" w:eastAsia="en-ID"/>
+        </w:rPr>
+        <w:t xml:space="preserve"> PKL </w:t>
+      </w:r>
+      <w:proofErr w:type="spellStart"/>
+      <w:r>
+        <w:rPr>
+          <w:rFonts w:ascii="Times New Roman" w:eastAsia="Times New Roman" w:hAnsi="Times New Roman" w:cs="Times New Roman"/>
+          <w:sz w:val="24"/>
+          <w:szCs w:val="24"/>
+          <w:lang w:val="en-ID" w:eastAsia="en-ID"/>
+        </w:rPr>
+        <w:t>ini</w:t>
+      </w:r>
+      <w:proofErr w:type="spellEnd"/>
+      <w:r>
+        <w:rPr>
+          <w:rFonts w:ascii="Times New Roman" w:eastAsia="Times New Roman" w:hAnsi="Times New Roman" w:cs="Times New Roman"/>
+          <w:sz w:val="24"/>
+          <w:szCs w:val="24"/>
+          <w:lang w:val="en-ID" w:eastAsia="en-ID"/>
+        </w:rPr>
+        <w:t xml:space="preserve"> </w:t>
+      </w:r>
+      <w:proofErr w:type="spellStart"/>
+      <w:r>
+        <w:rPr>
+          <w:rFonts w:ascii="Times New Roman" w:eastAsia="Times New Roman" w:hAnsi="Times New Roman" w:cs="Times New Roman"/>
+          <w:sz w:val="24"/>
+          <w:szCs w:val="24"/>
+          <w:lang w:val="en-ID" w:eastAsia="en-ID"/>
+        </w:rPr>
+        <w:t>adalah</w:t>
+      </w:r>
+      <w:proofErr w:type="spellEnd"/>
+      <w:r>
+        <w:rPr>
+          <w:rFonts w:ascii="Times New Roman" w:eastAsia="Times New Roman" w:hAnsi="Times New Roman" w:cs="Times New Roman"/>
+          <w:sz w:val="24"/>
+          <w:szCs w:val="24"/>
+          <w:lang w:val="en-ID" w:eastAsia="en-ID"/>
+        </w:rPr>
+        <w:t>:</w:t>
+      </w:r>
+    </w:p>
+    <w:p>
+      <w:pPr>
+        <w:numPr>
+          <w:ilvl w:val="0"/>
+          <w:numId w:val="3"/>
+        </w:numPr>
+        <w:spacing w:before="100" w:beforeAutospacing="1" w:after="100" w:afterAutospacing="1" w:line="480" w:lineRule="auto"/>
+        <w:jc w:val="both"/>
+        <w:rPr>
+          <w:rFonts w:ascii="Times New Roman" w:eastAsia="Times New Roman" w:hAnsi="Times New Roman" w:cs="Times New Roman"/>
+          <w:sz w:val="24"/>
+          <w:szCs w:val="24"/>
+          <w:lang w:val="en-ID" w:eastAsia="en-ID"/>
+        </w:rPr>
+      </w:pPr>
+      <w:proofErr w:type="spellStart"/>
+      <w:r>
+        <w:rPr>
+          <w:rFonts w:ascii="Times New Roman" w:eastAsia="Times New Roman" w:hAnsi="Times New Roman" w:cs="Times New Roman"/>
+          <w:sz w:val="24"/>
+          <w:szCs w:val="24"/>
+          <w:lang w:val="en-ID" w:eastAsia="en-ID"/>
+        </w:rPr>
+        <w:t>Menghasilkan</w:t>
+      </w:r>
+      <w:proofErr w:type="spellEnd"/>
+      <w:r>
+        <w:rPr>
+          <w:rFonts w:ascii="Times New Roman" w:eastAsia="Times New Roman" w:hAnsi="Times New Roman" w:cs="Times New Roman"/>
+          <w:sz w:val="24"/>
+          <w:szCs w:val="24"/>
+          <w:lang w:val="en-ID" w:eastAsia="en-ID"/>
+        </w:rPr>
+        <w:t xml:space="preserve"> </w:t>
+      </w:r>
+      <w:proofErr w:type="spellStart"/>
+      <w:r>
+        <w:rPr>
+          <w:rFonts w:ascii="Times New Roman" w:eastAsia="Times New Roman" w:hAnsi="Times New Roman" w:cs="Times New Roman"/>
+          <w:sz w:val="24"/>
+          <w:szCs w:val="24"/>
+          <w:lang w:val="en-ID" w:eastAsia="en-ID"/>
+        </w:rPr>
+        <w:t>gambaran</w:t>
+      </w:r>
+      <w:proofErr w:type="spellEnd"/>
+      <w:r>
+        <w:rPr>
+          <w:rFonts w:ascii="Times New Roman" w:eastAsia="Times New Roman" w:hAnsi="Times New Roman" w:cs="Times New Roman"/>
+          <w:sz w:val="24"/>
+          <w:szCs w:val="24"/>
+          <w:lang w:val="en-ID" w:eastAsia="en-ID"/>
+        </w:rPr>
+        <w:t xml:space="preserve"> yang </w:t>
+      </w:r>
+      <w:proofErr w:type="spellStart"/>
+      <w:r>
+        <w:rPr>
+          <w:rFonts w:ascii="Times New Roman" w:eastAsia="Times New Roman" w:hAnsi="Times New Roman" w:cs="Times New Roman"/>
+          <w:sz w:val="24"/>
+          <w:szCs w:val="24"/>
+          <w:lang w:val="en-ID" w:eastAsia="en-ID"/>
+        </w:rPr>
+        <w:t>jelas</w:t>
+      </w:r>
+      <w:proofErr w:type="spellEnd"/>
+      <w:r>
+        <w:rPr>
+          <w:rFonts w:ascii="Times New Roman" w:eastAsia="Times New Roman" w:hAnsi="Times New Roman" w:cs="Times New Roman"/>
+          <w:sz w:val="24"/>
+          <w:szCs w:val="24"/>
+          <w:lang w:val="en-ID" w:eastAsia="en-ID"/>
+        </w:rPr>
+        <w:t xml:space="preserve"> dan </w:t>
+      </w:r>
+      <w:proofErr w:type="spellStart"/>
+      <w:r>
+        <w:rPr>
+          <w:rFonts w:ascii="Times New Roman" w:eastAsia="Times New Roman" w:hAnsi="Times New Roman" w:cs="Times New Roman"/>
+          <w:sz w:val="24"/>
+          <w:szCs w:val="24"/>
+          <w:lang w:val="en-ID" w:eastAsia="en-ID"/>
+        </w:rPr>
+        <w:t>sistematis</w:t>
+      </w:r>
+      <w:proofErr w:type="spellEnd"/>
+      <w:r>
+        <w:rPr>
+          <w:rFonts w:ascii="Times New Roman" w:eastAsia="Times New Roman" w:hAnsi="Times New Roman" w:cs="Times New Roman"/>
+          <w:sz w:val="24"/>
+          <w:szCs w:val="24"/>
+          <w:lang w:val="en-ID" w:eastAsia="en-ID"/>
+        </w:rPr>
+        <w:t xml:space="preserve"> </w:t>
+      </w:r>
+      <w:proofErr w:type="spellStart"/>
+      <w:r>
+        <w:rPr>
+          <w:rFonts w:ascii="Times New Roman" w:eastAsia="Times New Roman" w:hAnsi="Times New Roman" w:cs="Times New Roman"/>
+          <w:sz w:val="24"/>
+          <w:szCs w:val="24"/>
+          <w:lang w:val="en-ID" w:eastAsia="en-ID"/>
+        </w:rPr>
+        <w:t>mengenai</w:t>
+      </w:r>
+      <w:proofErr w:type="spellEnd"/>
+      <w:r>
+        <w:rPr>
+          <w:rFonts w:ascii="Times New Roman" w:eastAsia="Times New Roman" w:hAnsi="Times New Roman" w:cs="Times New Roman"/>
+          <w:sz w:val="24"/>
+          <w:szCs w:val="24"/>
+          <w:lang w:val="en-ID" w:eastAsia="en-ID"/>
+        </w:rPr>
+        <w:t xml:space="preserve"> proses </w:t>
+      </w:r>
+      <w:proofErr w:type="spellStart"/>
+      <w:r>
+        <w:rPr>
+          <w:rFonts w:ascii="Times New Roman" w:eastAsia="Times New Roman" w:hAnsi="Times New Roman" w:cs="Times New Roman"/>
+          <w:sz w:val="24"/>
+          <w:szCs w:val="24"/>
+          <w:lang w:val="en-ID" w:eastAsia="en-ID"/>
+        </w:rPr>
+        <w:t>bisnis</w:t>
+      </w:r>
+      <w:proofErr w:type="spellEnd"/>
+      <w:r>
+        <w:rPr>
+          <w:rFonts w:ascii="Times New Roman" w:eastAsia="Times New Roman" w:hAnsi="Times New Roman" w:cs="Times New Roman"/>
+          <w:sz w:val="24"/>
+          <w:szCs w:val="24"/>
+          <w:lang w:val="en-ID" w:eastAsia="en-ID"/>
+        </w:rPr>
+        <w:t xml:space="preserve"> </w:t>
+      </w:r>
+      <w:proofErr w:type="spellStart"/>
+      <w:r>
+        <w:rPr>
+          <w:rFonts w:ascii="Times New Roman" w:eastAsia="Times New Roman" w:hAnsi="Times New Roman" w:cs="Times New Roman"/>
+          <w:sz w:val="24"/>
+          <w:szCs w:val="24"/>
+          <w:lang w:val="en-ID" w:eastAsia="en-ID"/>
+        </w:rPr>
+        <w:t>deteksi</w:t>
+      </w:r>
+      <w:proofErr w:type="spellEnd"/>
+      <w:r>
+        <w:rPr>
+          <w:rFonts w:ascii="Times New Roman" w:eastAsia="Times New Roman" w:hAnsi="Times New Roman" w:cs="Times New Roman"/>
+          <w:sz w:val="24"/>
+          <w:szCs w:val="24"/>
+          <w:lang w:val="en-ID" w:eastAsia="en-ID"/>
+        </w:rPr>
+        <w:t xml:space="preserve"> dan </w:t>
+      </w:r>
+      <w:proofErr w:type="spellStart"/>
+      <w:r>
+        <w:rPr>
+          <w:rFonts w:ascii="Times New Roman" w:eastAsia="Times New Roman" w:hAnsi="Times New Roman" w:cs="Times New Roman"/>
+          <w:sz w:val="24"/>
+          <w:szCs w:val="24"/>
+          <w:lang w:val="en-ID" w:eastAsia="en-ID"/>
+        </w:rPr>
+        <w:t>pelaporan</w:t>
+      </w:r>
+      <w:proofErr w:type="spellEnd"/>
+      <w:r>
+        <w:rPr>
+          <w:rFonts w:ascii="Times New Roman" w:eastAsia="Times New Roman" w:hAnsi="Times New Roman" w:cs="Times New Roman"/>
+          <w:sz w:val="24"/>
+          <w:szCs w:val="24"/>
+          <w:lang w:val="en-ID" w:eastAsia="en-ID"/>
+        </w:rPr>
+        <w:t xml:space="preserve"> </w:t>
+      </w:r>
+      <w:proofErr w:type="spellStart"/>
+      <w:r>
+        <w:rPr>
+          <w:rFonts w:ascii="Times New Roman" w:eastAsia="Times New Roman" w:hAnsi="Times New Roman" w:cs="Times New Roman"/>
+          <w:sz w:val="24"/>
+          <w:szCs w:val="24"/>
+          <w:lang w:val="en-ID" w:eastAsia="en-ID"/>
+        </w:rPr>
+        <w:t>penyisipan</w:t>
+      </w:r>
+      <w:proofErr w:type="spellEnd"/>
+      <w:r>
+        <w:rPr>
+          <w:rFonts w:ascii="Times New Roman" w:eastAsia="Times New Roman" w:hAnsi="Times New Roman" w:cs="Times New Roman"/>
+          <w:sz w:val="24"/>
+          <w:szCs w:val="24"/>
+          <w:lang w:val="en-ID" w:eastAsia="en-ID"/>
+        </w:rPr>
+        <w:t xml:space="preserve"> </w:t>
+      </w:r>
+      <w:proofErr w:type="spellStart"/>
+      <w:r>
+        <w:rPr>
+          <w:rFonts w:ascii="Times New Roman" w:eastAsia="Times New Roman" w:hAnsi="Times New Roman" w:cs="Times New Roman"/>
+          <w:sz w:val="24"/>
+          <w:szCs w:val="24"/>
+          <w:lang w:val="en-ID" w:eastAsia="en-ID"/>
+        </w:rPr>
+        <w:t>konten</w:t>
+      </w:r>
+      <w:proofErr w:type="spellEnd"/>
+      <w:r>
+        <w:rPr>
+          <w:rFonts w:ascii="Times New Roman" w:eastAsia="Times New Roman" w:hAnsi="Times New Roman" w:cs="Times New Roman"/>
+          <w:sz w:val="24"/>
+          <w:szCs w:val="24"/>
+          <w:lang w:val="en-ID" w:eastAsia="en-ID"/>
+        </w:rPr>
+        <w:t xml:space="preserve"> </w:t>
+      </w:r>
+      <w:proofErr w:type="spellStart"/>
+      <w:r>
+        <w:rPr>
+          <w:rFonts w:ascii="Times New Roman" w:eastAsia="Times New Roman" w:hAnsi="Times New Roman" w:cs="Times New Roman"/>
+          <w:sz w:val="24"/>
+          <w:szCs w:val="24"/>
+          <w:lang w:val="en-ID" w:eastAsia="en-ID"/>
+        </w:rPr>
+        <w:t>ilegal</w:t>
+      </w:r>
+      <w:proofErr w:type="spellEnd"/>
+      <w:r>
+        <w:rPr>
+          <w:rFonts w:ascii="Times New Roman" w:eastAsia="Times New Roman" w:hAnsi="Times New Roman" w:cs="Times New Roman"/>
+          <w:sz w:val="24"/>
+          <w:szCs w:val="24"/>
+          <w:lang w:val="en-ID" w:eastAsia="en-ID"/>
+        </w:rPr>
+        <w:t xml:space="preserve"> pada website </w:t>
+      </w:r>
+      <w:proofErr w:type="spellStart"/>
+      <w:r>
+        <w:rPr>
+          <w:rFonts w:ascii="Times New Roman" w:eastAsia="Times New Roman" w:hAnsi="Times New Roman" w:cs="Times New Roman"/>
+          <w:sz w:val="24"/>
+          <w:szCs w:val="24"/>
+          <w:lang w:val="en-ID" w:eastAsia="en-ID"/>
+        </w:rPr>
+        <w:t>instansi</w:t>
+      </w:r>
+      <w:proofErr w:type="spellEnd"/>
+      <w:r>
+        <w:rPr>
+          <w:rFonts w:ascii="Times New Roman" w:eastAsia="Times New Roman" w:hAnsi="Times New Roman" w:cs="Times New Roman"/>
+          <w:sz w:val="24"/>
+          <w:szCs w:val="24"/>
+          <w:lang w:val="en-ID" w:eastAsia="en-ID"/>
+        </w:rPr>
+        <w:t xml:space="preserve"> </w:t>
+      </w:r>
+      <w:proofErr w:type="spellStart"/>
+      <w:r>
+        <w:rPr>
+          <w:rFonts w:ascii="Times New Roman" w:eastAsia="Times New Roman" w:hAnsi="Times New Roman" w:cs="Times New Roman"/>
+          <w:sz w:val="24"/>
+          <w:szCs w:val="24"/>
+          <w:lang w:val="en-ID" w:eastAsia="en-ID"/>
+        </w:rPr>
+        <w:t>pemerintah</w:t>
+      </w:r>
+      <w:proofErr w:type="spellEnd"/>
+      <w:r>
+        <w:rPr>
+          <w:rFonts w:ascii="Times New Roman" w:eastAsia="Times New Roman" w:hAnsi="Times New Roman" w:cs="Times New Roman"/>
+          <w:sz w:val="24"/>
+          <w:szCs w:val="24"/>
+          <w:lang w:val="en-ID" w:eastAsia="en-ID"/>
+        </w:rPr>
+        <w:t xml:space="preserve"> yang </w:t>
+      </w:r>
+      <w:proofErr w:type="spellStart"/>
+      <w:r>
+        <w:rPr>
+          <w:rFonts w:ascii="Times New Roman" w:eastAsia="Times New Roman" w:hAnsi="Times New Roman" w:cs="Times New Roman"/>
+          <w:sz w:val="24"/>
+          <w:szCs w:val="24"/>
+          <w:lang w:val="en-ID" w:eastAsia="en-ID"/>
+        </w:rPr>
+        <w:t>berjalan</w:t>
+      </w:r>
+      <w:proofErr w:type="spellEnd"/>
+      <w:r>
+        <w:rPr>
+          <w:rFonts w:ascii="Times New Roman" w:eastAsia="Times New Roman" w:hAnsi="Times New Roman" w:cs="Times New Roman"/>
+          <w:sz w:val="24"/>
+          <w:szCs w:val="24"/>
+          <w:lang w:val="en-ID" w:eastAsia="en-ID"/>
+        </w:rPr>
+        <w:t xml:space="preserve"> </w:t>
+      </w:r>
+      <w:proofErr w:type="spellStart"/>
+      <w:r>
+        <w:rPr>
+          <w:rFonts w:ascii="Times New Roman" w:eastAsia="Times New Roman" w:hAnsi="Times New Roman" w:cs="Times New Roman"/>
+          <w:sz w:val="24"/>
+          <w:szCs w:val="24"/>
+          <w:lang w:val="en-ID" w:eastAsia="en-ID"/>
+        </w:rPr>
+        <w:t>secara</w:t>
+      </w:r>
+      <w:proofErr w:type="spellEnd"/>
+      <w:r>
+        <w:rPr>
+          <w:rFonts w:ascii="Times New Roman" w:eastAsia="Times New Roman" w:hAnsi="Times New Roman" w:cs="Times New Roman"/>
+          <w:sz w:val="24"/>
+          <w:szCs w:val="24"/>
+          <w:lang w:val="en-ID" w:eastAsia="en-ID"/>
+        </w:rPr>
+        <w:t xml:space="preserve"> manual di </w:t>
+      </w:r>
+      <w:proofErr w:type="spellStart"/>
+      <w:r>
+        <w:rPr>
+          <w:rFonts w:ascii="Times New Roman" w:eastAsia="Times New Roman" w:hAnsi="Times New Roman" w:cs="Times New Roman"/>
+          <w:sz w:val="24"/>
+          <w:szCs w:val="24"/>
+          <w:lang w:val="en-ID" w:eastAsia="en-ID"/>
+        </w:rPr>
+        <w:t>Diskominfo</w:t>
+      </w:r>
+      <w:proofErr w:type="spellEnd"/>
+      <w:r>
+        <w:rPr>
+          <w:rFonts w:ascii="Times New Roman" w:eastAsia="Times New Roman" w:hAnsi="Times New Roman" w:cs="Times New Roman"/>
+          <w:sz w:val="24"/>
+          <w:szCs w:val="24"/>
+          <w:lang w:val="en-ID" w:eastAsia="en-ID"/>
+        </w:rPr>
+        <w:t xml:space="preserve"> </w:t>
+      </w:r>
+      <w:proofErr w:type="spellStart"/>
+      <w:r>
+        <w:rPr>
+          <w:rFonts w:ascii="Times New Roman" w:eastAsia="Times New Roman" w:hAnsi="Times New Roman" w:cs="Times New Roman"/>
+          <w:sz w:val="24"/>
+          <w:szCs w:val="24"/>
+          <w:lang w:val="en-ID" w:eastAsia="en-ID"/>
+        </w:rPr>
+        <w:t>Kabupaten</w:t>
+      </w:r>
+      <w:proofErr w:type="spellEnd"/>
+      <w:r>
+        <w:rPr>
+          <w:rFonts w:ascii="Times New Roman" w:eastAsia="Times New Roman" w:hAnsi="Times New Roman" w:cs="Times New Roman"/>
+          <w:sz w:val="24"/>
+          <w:szCs w:val="24"/>
+          <w:lang w:val="en-ID" w:eastAsia="en-ID"/>
+        </w:rPr>
+        <w:t xml:space="preserve"> Kubu Raya, </w:t>
+      </w:r>
+      <w:proofErr w:type="spellStart"/>
+      <w:r>
+        <w:rPr>
+          <w:rFonts w:ascii="Times New Roman" w:eastAsia="Times New Roman" w:hAnsi="Times New Roman" w:cs="Times New Roman"/>
+          <w:sz w:val="24"/>
+          <w:szCs w:val="24"/>
+          <w:lang w:val="en-ID" w:eastAsia="en-ID"/>
+        </w:rPr>
+        <w:t>sebagai</w:t>
+      </w:r>
+      <w:proofErr w:type="spellEnd"/>
+      <w:r>
+        <w:rPr>
+          <w:rFonts w:ascii="Times New Roman" w:eastAsia="Times New Roman" w:hAnsi="Times New Roman" w:cs="Times New Roman"/>
+          <w:sz w:val="24"/>
+          <w:szCs w:val="24"/>
+          <w:lang w:val="en-ID" w:eastAsia="en-ID"/>
+        </w:rPr>
+        <w:t xml:space="preserve"> </w:t>
+      </w:r>
+      <w:proofErr w:type="spellStart"/>
+      <w:r>
+        <w:rPr>
+          <w:rFonts w:ascii="Times New Roman" w:eastAsia="Times New Roman" w:hAnsi="Times New Roman" w:cs="Times New Roman"/>
+          <w:sz w:val="24"/>
+          <w:szCs w:val="24"/>
+          <w:lang w:val="en-ID" w:eastAsia="en-ID"/>
+        </w:rPr>
+        <w:t>bahan</w:t>
+      </w:r>
+      <w:proofErr w:type="spellEnd"/>
+      <w:r>
+        <w:rPr>
+          <w:rFonts w:ascii="Times New Roman" w:eastAsia="Times New Roman" w:hAnsi="Times New Roman" w:cs="Times New Roman"/>
+          <w:sz w:val="24"/>
+          <w:szCs w:val="24"/>
+          <w:lang w:val="en-ID" w:eastAsia="en-ID"/>
+        </w:rPr>
+        <w:t xml:space="preserve"> </w:t>
+      </w:r>
+      <w:proofErr w:type="spellStart"/>
+      <w:r>
+        <w:rPr>
+          <w:rFonts w:ascii="Times New Roman" w:eastAsia="Times New Roman" w:hAnsi="Times New Roman" w:cs="Times New Roman"/>
+          <w:sz w:val="24"/>
+          <w:szCs w:val="24"/>
+          <w:lang w:val="en-ID" w:eastAsia="en-ID"/>
+        </w:rPr>
+        <w:t>evaluasi</w:t>
+      </w:r>
+      <w:proofErr w:type="spellEnd"/>
+      <w:r>
+        <w:rPr>
+          <w:rFonts w:ascii="Times New Roman" w:eastAsia="Times New Roman" w:hAnsi="Times New Roman" w:cs="Times New Roman"/>
+          <w:sz w:val="24"/>
+          <w:szCs w:val="24"/>
+          <w:lang w:val="en-ID" w:eastAsia="en-ID"/>
+        </w:rPr>
+        <w:t xml:space="preserve"> </w:t>
+      </w:r>
+      <w:proofErr w:type="spellStart"/>
+      <w:r>
+        <w:rPr>
+          <w:rFonts w:ascii="Times New Roman" w:eastAsia="Times New Roman" w:hAnsi="Times New Roman" w:cs="Times New Roman"/>
+          <w:sz w:val="24"/>
+          <w:szCs w:val="24"/>
+          <w:lang w:val="en-ID" w:eastAsia="en-ID"/>
+        </w:rPr>
+        <w:t>bagi</w:t>
+      </w:r>
+      <w:proofErr w:type="spellEnd"/>
+      <w:r>
+        <w:rPr>
+          <w:rFonts w:ascii="Times New Roman" w:eastAsia="Times New Roman" w:hAnsi="Times New Roman" w:cs="Times New Roman"/>
+          <w:sz w:val="24"/>
+          <w:szCs w:val="24"/>
+          <w:lang w:val="en-ID" w:eastAsia="en-ID"/>
+        </w:rPr>
+        <w:t xml:space="preserve"> </w:t>
+      </w:r>
+      <w:proofErr w:type="spellStart"/>
+      <w:r>
+        <w:rPr>
+          <w:rFonts w:ascii="Times New Roman" w:eastAsia="Times New Roman" w:hAnsi="Times New Roman" w:cs="Times New Roman"/>
+          <w:sz w:val="24"/>
+          <w:szCs w:val="24"/>
+          <w:lang w:val="en-ID" w:eastAsia="en-ID"/>
+        </w:rPr>
+        <w:t>instansi</w:t>
+      </w:r>
+      <w:proofErr w:type="spellEnd"/>
+      <w:r>
+        <w:rPr>
+          <w:rFonts w:ascii="Times New Roman" w:eastAsia="Times New Roman" w:hAnsi="Times New Roman" w:cs="Times New Roman"/>
+          <w:sz w:val="24"/>
+          <w:szCs w:val="24"/>
+          <w:lang w:val="en-ID" w:eastAsia="en-ID"/>
+        </w:rPr>
+        <w:t xml:space="preserve"> </w:t>
+      </w:r>
+      <w:proofErr w:type="spellStart"/>
+      <w:r>
+        <w:rPr>
+          <w:rFonts w:ascii="Times New Roman" w:eastAsia="Times New Roman" w:hAnsi="Times New Roman" w:cs="Times New Roman"/>
+          <w:sz w:val="24"/>
+          <w:szCs w:val="24"/>
+          <w:lang w:val="en-ID" w:eastAsia="en-ID"/>
+        </w:rPr>
+        <w:t>terkait</w:t>
+      </w:r>
+      <w:proofErr w:type="spellEnd"/>
+      <w:r>
+        <w:rPr>
+          <w:rFonts w:ascii="Times New Roman" w:eastAsia="Times New Roman" w:hAnsi="Times New Roman" w:cs="Times New Roman"/>
+          <w:sz w:val="24"/>
+          <w:szCs w:val="24"/>
+          <w:lang w:val="en-ID" w:eastAsia="en-ID"/>
+        </w:rPr>
+        <w:t>.</w:t>
+      </w:r>
+    </w:p>
+    <w:p>
+      <w:pPr>
+        <w:numPr>
+          <w:ilvl w:val="0"/>
+          <w:numId w:val="3"/>
+        </w:numPr>
+        <w:spacing w:before="100" w:beforeAutospacing="1" w:after="100" w:afterAutospacing="1" w:line="480" w:lineRule="auto"/>
+        <w:jc w:val="both"/>
+        <w:rPr>
+          <w:rFonts w:ascii="Times New Roman" w:eastAsia="Times New Roman" w:hAnsi="Times New Roman" w:cs="Times New Roman"/>
+          <w:sz w:val="24"/>
+          <w:szCs w:val="24"/>
+          <w:lang w:val="en-ID" w:eastAsia="en-ID"/>
+        </w:rPr>
+      </w:pPr>
+      <w:proofErr w:type="spellStart"/>
+      <w:r>
+        <w:rPr>
+          <w:rFonts w:ascii="Times New Roman" w:eastAsia="Times New Roman" w:hAnsi="Times New Roman" w:cs="Times New Roman"/>
+          <w:sz w:val="24"/>
+          <w:szCs w:val="24"/>
+          <w:lang w:val="en-ID" w:eastAsia="en-ID"/>
+        </w:rPr>
+        <w:t>Menjadi</w:t>
+      </w:r>
+      <w:proofErr w:type="spellEnd"/>
+      <w:r>
+        <w:rPr>
+          <w:rFonts w:ascii="Times New Roman" w:eastAsia="Times New Roman" w:hAnsi="Times New Roman" w:cs="Times New Roman"/>
+          <w:sz w:val="24"/>
+          <w:szCs w:val="24"/>
+          <w:lang w:val="en-ID" w:eastAsia="en-ID"/>
+        </w:rPr>
+        <w:t xml:space="preserve"> </w:t>
+      </w:r>
+      <w:proofErr w:type="spellStart"/>
+      <w:r>
+        <w:rPr>
+          <w:rFonts w:ascii="Times New Roman" w:eastAsia="Times New Roman" w:hAnsi="Times New Roman" w:cs="Times New Roman"/>
+          <w:sz w:val="24"/>
+          <w:szCs w:val="24"/>
+          <w:lang w:val="en-ID" w:eastAsia="en-ID"/>
+        </w:rPr>
+        <w:t>bahan</w:t>
+      </w:r>
+      <w:proofErr w:type="spellEnd"/>
+      <w:r>
+        <w:rPr>
+          <w:rFonts w:ascii="Times New Roman" w:eastAsia="Times New Roman" w:hAnsi="Times New Roman" w:cs="Times New Roman"/>
+          <w:sz w:val="24"/>
+          <w:szCs w:val="24"/>
+          <w:lang w:val="en-ID" w:eastAsia="en-ID"/>
+        </w:rPr>
+        <w:t xml:space="preserve"> </w:t>
+      </w:r>
+      <w:proofErr w:type="spellStart"/>
+      <w:r>
+        <w:rPr>
+          <w:rFonts w:ascii="Times New Roman" w:eastAsia="Times New Roman" w:hAnsi="Times New Roman" w:cs="Times New Roman"/>
+          <w:sz w:val="24"/>
+          <w:szCs w:val="24"/>
+          <w:lang w:val="en-ID" w:eastAsia="en-ID"/>
+        </w:rPr>
+        <w:t>kajian</w:t>
+      </w:r>
+      <w:proofErr w:type="spellEnd"/>
+      <w:r>
+        <w:rPr>
+          <w:rFonts w:ascii="Times New Roman" w:eastAsia="Times New Roman" w:hAnsi="Times New Roman" w:cs="Times New Roman"/>
+          <w:sz w:val="24"/>
+          <w:szCs w:val="24"/>
+          <w:lang w:val="en-ID" w:eastAsia="en-ID"/>
+        </w:rPr>
+        <w:t xml:space="preserve"> </w:t>
+      </w:r>
+      <w:proofErr w:type="spellStart"/>
+      <w:r>
+        <w:rPr>
+          <w:rFonts w:ascii="Times New Roman" w:eastAsia="Times New Roman" w:hAnsi="Times New Roman" w:cs="Times New Roman"/>
+          <w:sz w:val="24"/>
+          <w:szCs w:val="24"/>
+          <w:lang w:val="en-ID" w:eastAsia="en-ID"/>
+        </w:rPr>
+        <w:t>akademik</w:t>
+      </w:r>
+      <w:proofErr w:type="spellEnd"/>
+      <w:r>
+        <w:rPr>
+          <w:rFonts w:ascii="Times New Roman" w:eastAsia="Times New Roman" w:hAnsi="Times New Roman" w:cs="Times New Roman"/>
+          <w:sz w:val="24"/>
+          <w:szCs w:val="24"/>
+          <w:lang w:val="en-ID" w:eastAsia="en-ID"/>
+        </w:rPr>
+        <w:t xml:space="preserve"> yang </w:t>
+      </w:r>
+      <w:proofErr w:type="spellStart"/>
+      <w:r>
+        <w:rPr>
+          <w:rFonts w:ascii="Times New Roman" w:eastAsia="Times New Roman" w:hAnsi="Times New Roman" w:cs="Times New Roman"/>
+          <w:sz w:val="24"/>
+          <w:szCs w:val="24"/>
+          <w:lang w:val="en-ID" w:eastAsia="en-ID"/>
+        </w:rPr>
+        <w:t>dapat</w:t>
+      </w:r>
+      <w:proofErr w:type="spellEnd"/>
+      <w:r>
+        <w:rPr>
+          <w:rFonts w:ascii="Times New Roman" w:eastAsia="Times New Roman" w:hAnsi="Times New Roman" w:cs="Times New Roman"/>
+          <w:sz w:val="24"/>
+          <w:szCs w:val="24"/>
+          <w:lang w:val="en-ID" w:eastAsia="en-ID"/>
+        </w:rPr>
+        <w:t xml:space="preserve"> </w:t>
+      </w:r>
+      <w:proofErr w:type="spellStart"/>
+      <w:r>
+        <w:rPr>
+          <w:rFonts w:ascii="Times New Roman" w:eastAsia="Times New Roman" w:hAnsi="Times New Roman" w:cs="Times New Roman"/>
+          <w:sz w:val="24"/>
+          <w:szCs w:val="24"/>
+          <w:lang w:val="en-ID" w:eastAsia="en-ID"/>
+        </w:rPr>
+        <w:t>digunakan</w:t>
+      </w:r>
+      <w:proofErr w:type="spellEnd"/>
+      <w:r>
+        <w:rPr>
+          <w:rFonts w:ascii="Times New Roman" w:eastAsia="Times New Roman" w:hAnsi="Times New Roman" w:cs="Times New Roman"/>
+          <w:sz w:val="24"/>
+          <w:szCs w:val="24"/>
+          <w:lang w:val="en-ID" w:eastAsia="en-ID"/>
+        </w:rPr>
+        <w:t xml:space="preserve"> </w:t>
+      </w:r>
+      <w:proofErr w:type="spellStart"/>
+      <w:r>
+        <w:rPr>
+          <w:rFonts w:ascii="Times New Roman" w:eastAsia="Times New Roman" w:hAnsi="Times New Roman" w:cs="Times New Roman"/>
+          <w:sz w:val="24"/>
+          <w:szCs w:val="24"/>
+          <w:lang w:val="en-ID" w:eastAsia="en-ID"/>
+        </w:rPr>
+        <w:t>sebagai</w:t>
+      </w:r>
+      <w:proofErr w:type="spellEnd"/>
+      <w:r>
+        <w:rPr>
+          <w:rFonts w:ascii="Times New Roman" w:eastAsia="Times New Roman" w:hAnsi="Times New Roman" w:cs="Times New Roman"/>
+          <w:sz w:val="24"/>
+          <w:szCs w:val="24"/>
+          <w:lang w:val="en-ID" w:eastAsia="en-ID"/>
+        </w:rPr>
+        <w:t xml:space="preserve"> </w:t>
+      </w:r>
+      <w:proofErr w:type="spellStart"/>
+      <w:r>
+        <w:rPr>
+          <w:rFonts w:ascii="Times New Roman" w:eastAsia="Times New Roman" w:hAnsi="Times New Roman" w:cs="Times New Roman"/>
+          <w:sz w:val="24"/>
+          <w:szCs w:val="24"/>
+          <w:lang w:val="en-ID" w:eastAsia="en-ID"/>
+        </w:rPr>
+        <w:t>referensi</w:t>
+      </w:r>
+      <w:proofErr w:type="spellEnd"/>
+      <w:r>
+        <w:rPr>
+          <w:rFonts w:ascii="Times New Roman" w:eastAsia="Times New Roman" w:hAnsi="Times New Roman" w:cs="Times New Roman"/>
+          <w:sz w:val="24"/>
+          <w:szCs w:val="24"/>
+          <w:lang w:val="en-ID" w:eastAsia="en-ID"/>
+        </w:rPr>
+        <w:t xml:space="preserve"> </w:t>
+      </w:r>
+      <w:proofErr w:type="spellStart"/>
+      <w:r>
+        <w:rPr>
+          <w:rFonts w:ascii="Times New Roman" w:eastAsia="Times New Roman" w:hAnsi="Times New Roman" w:cs="Times New Roman"/>
+          <w:sz w:val="24"/>
+          <w:szCs w:val="24"/>
+          <w:lang w:val="en-ID" w:eastAsia="en-ID"/>
+        </w:rPr>
+        <w:t>dalam</w:t>
+      </w:r>
+      <w:proofErr w:type="spellEnd"/>
+      <w:r>
+        <w:rPr>
+          <w:rFonts w:ascii="Times New Roman" w:eastAsia="Times New Roman" w:hAnsi="Times New Roman" w:cs="Times New Roman"/>
+          <w:sz w:val="24"/>
+          <w:szCs w:val="24"/>
+          <w:lang w:val="en-ID" w:eastAsia="en-ID"/>
+        </w:rPr>
+        <w:t xml:space="preserve"> </w:t>
+      </w:r>
+      <w:proofErr w:type="spellStart"/>
+      <w:r>
+        <w:rPr>
+          <w:rFonts w:ascii="Times New Roman" w:eastAsia="Times New Roman" w:hAnsi="Times New Roman" w:cs="Times New Roman"/>
+          <w:sz w:val="24"/>
+          <w:szCs w:val="24"/>
+          <w:lang w:val="en-ID" w:eastAsia="en-ID"/>
+        </w:rPr>
+        <w:t>pengembangan</w:t>
+      </w:r>
+      <w:proofErr w:type="spellEnd"/>
+      <w:r>
+        <w:rPr>
+          <w:rFonts w:ascii="Times New Roman" w:eastAsia="Times New Roman" w:hAnsi="Times New Roman" w:cs="Times New Roman"/>
+          <w:sz w:val="24"/>
+          <w:szCs w:val="24"/>
+          <w:lang w:val="en-ID" w:eastAsia="en-ID"/>
+        </w:rPr>
+        <w:t xml:space="preserve"> proses </w:t>
+      </w:r>
+      <w:proofErr w:type="spellStart"/>
+      <w:r>
+        <w:rPr>
+          <w:rFonts w:ascii="Times New Roman" w:eastAsia="Times New Roman" w:hAnsi="Times New Roman" w:cs="Times New Roman"/>
+          <w:sz w:val="24"/>
+          <w:szCs w:val="24"/>
+          <w:lang w:val="en-ID" w:eastAsia="en-ID"/>
+        </w:rPr>
+        <w:t>bisnis</w:t>
+      </w:r>
+      <w:proofErr w:type="spellEnd"/>
+      <w:r>
+        <w:rPr>
+          <w:rFonts w:ascii="Times New Roman" w:eastAsia="Times New Roman" w:hAnsi="Times New Roman" w:cs="Times New Roman"/>
+          <w:sz w:val="24"/>
+          <w:szCs w:val="24"/>
+          <w:lang w:val="en-ID" w:eastAsia="en-ID"/>
+        </w:rPr>
+        <w:t xml:space="preserve"> </w:t>
+      </w:r>
+      <w:proofErr w:type="spellStart"/>
+      <w:r>
+        <w:rPr>
+          <w:rFonts w:ascii="Times New Roman" w:eastAsia="Times New Roman" w:hAnsi="Times New Roman" w:cs="Times New Roman"/>
+          <w:sz w:val="24"/>
+          <w:szCs w:val="24"/>
+          <w:lang w:val="en-ID" w:eastAsia="en-ID"/>
+        </w:rPr>
+        <w:t>maupun</w:t>
+      </w:r>
+      <w:proofErr w:type="spellEnd"/>
+      <w:r>
+        <w:rPr>
+          <w:rFonts w:ascii="Times New Roman" w:eastAsia="Times New Roman" w:hAnsi="Times New Roman" w:cs="Times New Roman"/>
+          <w:sz w:val="24"/>
+          <w:szCs w:val="24"/>
+          <w:lang w:val="en-ID" w:eastAsia="en-ID"/>
+        </w:rPr>
+        <w:t xml:space="preserve"> </w:t>
+      </w:r>
+      <w:proofErr w:type="spellStart"/>
+      <w:r>
+        <w:rPr>
+          <w:rFonts w:ascii="Times New Roman" w:eastAsia="Times New Roman" w:hAnsi="Times New Roman" w:cs="Times New Roman"/>
+          <w:sz w:val="24"/>
+          <w:szCs w:val="24"/>
+          <w:lang w:val="en-ID" w:eastAsia="en-ID"/>
+        </w:rPr>
+        <w:t>sistem</w:t>
+      </w:r>
+      <w:proofErr w:type="spellEnd"/>
+      <w:r>
+        <w:rPr>
+          <w:rFonts w:ascii="Times New Roman" w:eastAsia="Times New Roman" w:hAnsi="Times New Roman" w:cs="Times New Roman"/>
+          <w:sz w:val="24"/>
+          <w:szCs w:val="24"/>
+          <w:lang w:val="en-ID" w:eastAsia="en-ID"/>
+        </w:rPr>
+        <w:t xml:space="preserve"> </w:t>
+      </w:r>
+      <w:proofErr w:type="spellStart"/>
+      <w:r>
+        <w:rPr>
+          <w:rFonts w:ascii="Times New Roman" w:eastAsia="Times New Roman" w:hAnsi="Times New Roman" w:cs="Times New Roman"/>
+          <w:sz w:val="24"/>
+          <w:szCs w:val="24"/>
+          <w:lang w:val="en-ID" w:eastAsia="en-ID"/>
+        </w:rPr>
+        <w:t>pendukung</w:t>
+      </w:r>
+      <w:proofErr w:type="spellEnd"/>
+      <w:r>
+        <w:rPr>
+          <w:rFonts w:ascii="Times New Roman" w:eastAsia="Times New Roman" w:hAnsi="Times New Roman" w:cs="Times New Roman"/>
+          <w:sz w:val="24"/>
+          <w:szCs w:val="24"/>
+          <w:lang w:val="en-ID" w:eastAsia="en-ID"/>
+        </w:rPr>
+        <w:t xml:space="preserve"> </w:t>
+      </w:r>
+      <w:proofErr w:type="spellStart"/>
+      <w:r>
+        <w:rPr>
+          <w:rFonts w:ascii="Times New Roman" w:eastAsia="Times New Roman" w:hAnsi="Times New Roman" w:cs="Times New Roman"/>
+          <w:sz w:val="24"/>
+          <w:szCs w:val="24"/>
+          <w:lang w:val="en-ID" w:eastAsia="en-ID"/>
+        </w:rPr>
+        <w:t>deteksi</w:t>
+      </w:r>
+      <w:proofErr w:type="spellEnd"/>
+      <w:r>
+        <w:rPr>
+          <w:rFonts w:ascii="Times New Roman" w:eastAsia="Times New Roman" w:hAnsi="Times New Roman" w:cs="Times New Roman"/>
+          <w:sz w:val="24"/>
+          <w:szCs w:val="24"/>
+          <w:lang w:val="en-ID" w:eastAsia="en-ID"/>
+        </w:rPr>
+        <w:t xml:space="preserve"> </w:t>
+      </w:r>
+      <w:proofErr w:type="spellStart"/>
+      <w:r>
+        <w:rPr>
+          <w:rFonts w:ascii="Times New Roman" w:eastAsia="Times New Roman" w:hAnsi="Times New Roman" w:cs="Times New Roman"/>
+          <w:sz w:val="24"/>
+          <w:szCs w:val="24"/>
+          <w:lang w:val="en-ID" w:eastAsia="en-ID"/>
+        </w:rPr>
+        <w:t>konten</w:t>
+      </w:r>
+      <w:proofErr w:type="spellEnd"/>
+      <w:r>
+        <w:rPr>
+          <w:rFonts w:ascii="Times New Roman" w:eastAsia="Times New Roman" w:hAnsi="Times New Roman" w:cs="Times New Roman"/>
+          <w:sz w:val="24"/>
+          <w:szCs w:val="24"/>
+          <w:lang w:val="en-ID" w:eastAsia="en-ID"/>
+        </w:rPr>
+        <w:t xml:space="preserve"> </w:t>
+      </w:r>
+      <w:proofErr w:type="spellStart"/>
+      <w:r>
+        <w:rPr>
+          <w:rFonts w:ascii="Times New Roman" w:eastAsia="Times New Roman" w:hAnsi="Times New Roman" w:cs="Times New Roman"/>
+          <w:sz w:val="24"/>
+          <w:szCs w:val="24"/>
+          <w:lang w:val="en-ID" w:eastAsia="en-ID"/>
+        </w:rPr>
+        <w:t>ilegal</w:t>
+      </w:r>
+      <w:proofErr w:type="spellEnd"/>
+      <w:r>
+        <w:rPr>
+          <w:rFonts w:ascii="Times New Roman" w:eastAsia="Times New Roman" w:hAnsi="Times New Roman" w:cs="Times New Roman"/>
+          <w:sz w:val="24"/>
+          <w:szCs w:val="24"/>
+          <w:lang w:val="en-ID" w:eastAsia="en-ID"/>
+        </w:rPr>
+        <w:t xml:space="preserve"> pada website </w:t>
+      </w:r>
+      <w:proofErr w:type="spellStart"/>
+      <w:r>
+        <w:rPr>
+          <w:rFonts w:ascii="Times New Roman" w:eastAsia="Times New Roman" w:hAnsi="Times New Roman" w:cs="Times New Roman"/>
+          <w:sz w:val="24"/>
+          <w:szCs w:val="24"/>
+          <w:lang w:val="en-ID" w:eastAsia="en-ID"/>
+        </w:rPr>
+        <w:t>instansi</w:t>
+      </w:r>
+      <w:proofErr w:type="spellEnd"/>
+      <w:r>
+        <w:rPr>
+          <w:rFonts w:ascii="Times New Roman" w:eastAsia="Times New Roman" w:hAnsi="Times New Roman" w:cs="Times New Roman"/>
+          <w:sz w:val="24"/>
+          <w:szCs w:val="24"/>
+          <w:lang w:val="en-ID" w:eastAsia="en-ID"/>
+        </w:rPr>
+        <w:t xml:space="preserve"> </w:t>
+      </w:r>
+      <w:proofErr w:type="spellStart"/>
+      <w:r>
+        <w:rPr>
+          <w:rFonts w:ascii="Times New Roman" w:eastAsia="Times New Roman" w:hAnsi="Times New Roman" w:cs="Times New Roman"/>
+          <w:sz w:val="24"/>
+          <w:szCs w:val="24"/>
+          <w:lang w:val="en-ID" w:eastAsia="en-ID"/>
+        </w:rPr>
+        <w:t>pemerintah</w:t>
+      </w:r>
+      <w:proofErr w:type="spellEnd"/>
+      <w:r>
+        <w:rPr>
+          <w:rFonts w:ascii="Times New Roman" w:eastAsia="Times New Roman" w:hAnsi="Times New Roman" w:cs="Times New Roman"/>
+          <w:sz w:val="24"/>
+          <w:szCs w:val="24"/>
+          <w:lang w:val="en-ID" w:eastAsia="en-ID"/>
+        </w:rPr>
+        <w:t xml:space="preserve"> di masa </w:t>
+      </w:r>
+      <w:proofErr w:type="spellStart"/>
+      <w:r>
+        <w:rPr>
+          <w:rFonts w:ascii="Times New Roman" w:eastAsia="Times New Roman" w:hAnsi="Times New Roman" w:cs="Times New Roman"/>
+          <w:sz w:val="24"/>
+          <w:szCs w:val="24"/>
+          <w:lang w:val="en-ID" w:eastAsia="en-ID"/>
+        </w:rPr>
+        <w:t>mendatang</w:t>
+      </w:r>
+      <w:proofErr w:type="spellEnd"/>
+      <w:r>
+        <w:rPr>
+          <w:rFonts w:ascii="Times New Roman" w:eastAsia="Times New Roman" w:hAnsi="Times New Roman" w:cs="Times New Roman"/>
+          <w:sz w:val="24"/>
+          <w:szCs w:val="24"/>
+          <w:lang w:val="en-ID" w:eastAsia="en-ID"/>
+        </w:rPr>
+        <w:t>.</w:t>
+      </w:r>
+    </w:p>
+    <w:p>
+      <w:pPr>
+        <w:numPr>
+          <w:ilvl w:val="0"/>
+          <w:numId w:val="3"/>
+        </w:numPr>
+        <w:spacing w:before="100" w:beforeAutospacing="1" w:after="100" w:afterAutospacing="1" w:line="480" w:lineRule="auto"/>
+        <w:jc w:val="both"/>
+        <w:rPr>
+          <w:rFonts w:ascii="Times New Roman" w:eastAsia="Times New Roman" w:hAnsi="Times New Roman" w:cs="Times New Roman"/>
+          <w:sz w:val="24"/>
+          <w:szCs w:val="24"/>
+          <w:lang w:val="en-ID" w:eastAsia="en-ID"/>
+        </w:rPr>
+      </w:pPr>
+      <w:proofErr w:type="spellStart"/>
+      <w:r>
+        <w:rPr>
+          <w:rFonts w:ascii="Times New Roman" w:eastAsia="Times New Roman" w:hAnsi="Times New Roman" w:cs="Times New Roman"/>
+          <w:sz w:val="24"/>
+          <w:szCs w:val="24"/>
+          <w:lang w:val="en-ID" w:eastAsia="en-ID"/>
+        </w:rPr>
+        <w:t>Menerapkan</w:t>
+      </w:r>
+      <w:proofErr w:type="spellEnd"/>
+      <w:r>
+        <w:rPr>
+          <w:rFonts w:ascii="Times New Roman" w:eastAsia="Times New Roman" w:hAnsi="Times New Roman" w:cs="Times New Roman"/>
+          <w:sz w:val="24"/>
+          <w:szCs w:val="24"/>
+          <w:lang w:val="en-ID" w:eastAsia="en-ID"/>
+        </w:rPr>
+        <w:t xml:space="preserve"> </w:t>
+      </w:r>
+      <w:proofErr w:type="spellStart"/>
+      <w:r>
+        <w:rPr>
+          <w:rFonts w:ascii="Times New Roman" w:eastAsia="Times New Roman" w:hAnsi="Times New Roman" w:cs="Times New Roman"/>
+          <w:sz w:val="24"/>
+          <w:szCs w:val="24"/>
+          <w:lang w:val="en-ID" w:eastAsia="en-ID"/>
+        </w:rPr>
+        <w:t>ilmu</w:t>
+      </w:r>
+      <w:proofErr w:type="spellEnd"/>
+      <w:r>
+        <w:rPr>
+          <w:rFonts w:ascii="Times New Roman" w:eastAsia="Times New Roman" w:hAnsi="Times New Roman" w:cs="Times New Roman"/>
+          <w:sz w:val="24"/>
+          <w:szCs w:val="24"/>
+          <w:lang w:val="en-ID" w:eastAsia="en-ID"/>
+        </w:rPr>
+        <w:t xml:space="preserve"> </w:t>
+      </w:r>
+      <w:proofErr w:type="spellStart"/>
+      <w:r>
+        <w:rPr>
+          <w:rFonts w:ascii="Times New Roman" w:eastAsia="Times New Roman" w:hAnsi="Times New Roman" w:cs="Times New Roman"/>
+          <w:sz w:val="24"/>
+          <w:szCs w:val="24"/>
+          <w:lang w:val="en-ID" w:eastAsia="en-ID"/>
+        </w:rPr>
+        <w:t>pengetahuan</w:t>
+      </w:r>
+      <w:proofErr w:type="spellEnd"/>
+      <w:r>
+        <w:rPr>
+          <w:rFonts w:ascii="Times New Roman" w:eastAsia="Times New Roman" w:hAnsi="Times New Roman" w:cs="Times New Roman"/>
+          <w:sz w:val="24"/>
+          <w:szCs w:val="24"/>
+          <w:lang w:val="en-ID" w:eastAsia="en-ID"/>
+        </w:rPr>
+        <w:t xml:space="preserve"> yang </w:t>
+      </w:r>
+      <w:proofErr w:type="spellStart"/>
+      <w:r>
+        <w:rPr>
+          <w:rFonts w:ascii="Times New Roman" w:eastAsia="Times New Roman" w:hAnsi="Times New Roman" w:cs="Times New Roman"/>
+          <w:sz w:val="24"/>
+          <w:szCs w:val="24"/>
+          <w:lang w:val="en-ID" w:eastAsia="en-ID"/>
+        </w:rPr>
+        <w:t>telah</w:t>
+      </w:r>
+      <w:proofErr w:type="spellEnd"/>
+      <w:r>
+        <w:rPr>
+          <w:rFonts w:ascii="Times New Roman" w:eastAsia="Times New Roman" w:hAnsi="Times New Roman" w:cs="Times New Roman"/>
+          <w:sz w:val="24"/>
+          <w:szCs w:val="24"/>
+          <w:lang w:val="en-ID" w:eastAsia="en-ID"/>
+        </w:rPr>
+        <w:t xml:space="preserve"> </w:t>
+      </w:r>
+      <w:proofErr w:type="spellStart"/>
+      <w:r>
+        <w:rPr>
+          <w:rFonts w:ascii="Times New Roman" w:eastAsia="Times New Roman" w:hAnsi="Times New Roman" w:cs="Times New Roman"/>
+          <w:sz w:val="24"/>
+          <w:szCs w:val="24"/>
+          <w:lang w:val="en-ID" w:eastAsia="en-ID"/>
+        </w:rPr>
+        <w:t>diperoleh</w:t>
+      </w:r>
+      <w:proofErr w:type="spellEnd"/>
+      <w:r>
+        <w:rPr>
+          <w:rFonts w:ascii="Times New Roman" w:eastAsia="Times New Roman" w:hAnsi="Times New Roman" w:cs="Times New Roman"/>
+          <w:sz w:val="24"/>
+          <w:szCs w:val="24"/>
+          <w:lang w:val="en-ID" w:eastAsia="en-ID"/>
+        </w:rPr>
+        <w:t xml:space="preserve"> </w:t>
+      </w:r>
+      <w:proofErr w:type="spellStart"/>
+      <w:r>
+        <w:rPr>
+          <w:rFonts w:ascii="Times New Roman" w:eastAsia="Times New Roman" w:hAnsi="Times New Roman" w:cs="Times New Roman"/>
+          <w:sz w:val="24"/>
+          <w:szCs w:val="24"/>
+          <w:lang w:val="en-ID" w:eastAsia="en-ID"/>
+        </w:rPr>
+        <w:t>penulis</w:t>
+      </w:r>
+      <w:proofErr w:type="spellEnd"/>
+      <w:r>
+        <w:rPr>
+          <w:rFonts w:ascii="Times New Roman" w:eastAsia="Times New Roman" w:hAnsi="Times New Roman" w:cs="Times New Roman"/>
+          <w:sz w:val="24"/>
+          <w:szCs w:val="24"/>
+          <w:lang w:val="en-ID" w:eastAsia="en-ID"/>
+        </w:rPr>
+        <w:t xml:space="preserve"> </w:t>
+      </w:r>
+      <w:proofErr w:type="spellStart"/>
+      <w:r>
+        <w:rPr>
+          <w:rFonts w:ascii="Times New Roman" w:eastAsia="Times New Roman" w:hAnsi="Times New Roman" w:cs="Times New Roman"/>
+          <w:sz w:val="24"/>
+          <w:szCs w:val="24"/>
+          <w:lang w:val="en-ID" w:eastAsia="en-ID"/>
+        </w:rPr>
+        <w:t>selama</w:t>
+      </w:r>
+      <w:proofErr w:type="spellEnd"/>
+      <w:r>
+        <w:rPr>
+          <w:rFonts w:ascii="Times New Roman" w:eastAsia="Times New Roman" w:hAnsi="Times New Roman" w:cs="Times New Roman"/>
+          <w:sz w:val="24"/>
+          <w:szCs w:val="24"/>
+          <w:lang w:val="en-ID" w:eastAsia="en-ID"/>
+        </w:rPr>
+        <w:t xml:space="preserve"> </w:t>
+      </w:r>
+      <w:proofErr w:type="spellStart"/>
+      <w:r>
+        <w:rPr>
+          <w:rFonts w:ascii="Times New Roman" w:eastAsia="Times New Roman" w:hAnsi="Times New Roman" w:cs="Times New Roman"/>
+          <w:sz w:val="24"/>
+          <w:szCs w:val="24"/>
+          <w:lang w:val="en-ID" w:eastAsia="en-ID"/>
+        </w:rPr>
+        <w:t>perkuliahan</w:t>
+      </w:r>
+      <w:proofErr w:type="spellEnd"/>
+      <w:r>
+        <w:rPr>
+          <w:rFonts w:ascii="Times New Roman" w:eastAsia="Times New Roman" w:hAnsi="Times New Roman" w:cs="Times New Roman"/>
+          <w:sz w:val="24"/>
+          <w:szCs w:val="24"/>
+          <w:lang w:val="en-ID" w:eastAsia="en-ID"/>
+        </w:rPr>
+        <w:t xml:space="preserve">, </w:t>
+      </w:r>
+      <w:proofErr w:type="spellStart"/>
+      <w:r>
+        <w:rPr>
+          <w:rFonts w:ascii="Times New Roman" w:eastAsia="Times New Roman" w:hAnsi="Times New Roman" w:cs="Times New Roman"/>
+          <w:sz w:val="24"/>
+          <w:szCs w:val="24"/>
+          <w:lang w:val="en-ID" w:eastAsia="en-ID"/>
+        </w:rPr>
+        <w:t>khususnya</w:t>
+      </w:r>
+      <w:proofErr w:type="spellEnd"/>
+      <w:r>
+        <w:rPr>
+          <w:rFonts w:ascii="Times New Roman" w:eastAsia="Times New Roman" w:hAnsi="Times New Roman" w:cs="Times New Roman"/>
+          <w:sz w:val="24"/>
+          <w:szCs w:val="24"/>
+          <w:lang w:val="en-ID" w:eastAsia="en-ID"/>
+        </w:rPr>
+        <w:t xml:space="preserve"> pada </w:t>
+      </w:r>
+      <w:proofErr w:type="spellStart"/>
+      <w:r>
+        <w:rPr>
+          <w:rFonts w:ascii="Times New Roman" w:eastAsia="Times New Roman" w:hAnsi="Times New Roman" w:cs="Times New Roman"/>
+          <w:sz w:val="24"/>
+          <w:szCs w:val="24"/>
+          <w:lang w:val="en-ID" w:eastAsia="en-ID"/>
+        </w:rPr>
+        <w:t>bidang</w:t>
+      </w:r>
+      <w:proofErr w:type="spellEnd"/>
+      <w:r>
+        <w:rPr>
+          <w:rFonts w:ascii="Times New Roman" w:eastAsia="Times New Roman" w:hAnsi="Times New Roman" w:cs="Times New Roman"/>
+          <w:sz w:val="24"/>
+          <w:szCs w:val="24"/>
+          <w:lang w:val="en-ID" w:eastAsia="en-ID"/>
+        </w:rPr>
+        <w:t xml:space="preserve"> </w:t>
+      </w:r>
+      <w:proofErr w:type="spellStart"/>
+      <w:r>
+        <w:rPr>
+          <w:rFonts w:ascii="Times New Roman" w:eastAsia="Times New Roman" w:hAnsi="Times New Roman" w:cs="Times New Roman"/>
+          <w:sz w:val="24"/>
+          <w:szCs w:val="24"/>
+          <w:lang w:val="en-ID" w:eastAsia="en-ID"/>
+        </w:rPr>
+        <w:t>analisis</w:t>
+      </w:r>
+      <w:proofErr w:type="spellEnd"/>
+      <w:r>
+        <w:rPr>
+          <w:rFonts w:ascii="Times New Roman" w:eastAsia="Times New Roman" w:hAnsi="Times New Roman" w:cs="Times New Roman"/>
+          <w:sz w:val="24"/>
+          <w:szCs w:val="24"/>
+          <w:lang w:val="en-ID" w:eastAsia="en-ID"/>
+        </w:rPr>
+        <w:t xml:space="preserve"> proses </w:t>
+      </w:r>
+      <w:proofErr w:type="spellStart"/>
+      <w:r>
+        <w:rPr>
+          <w:rFonts w:ascii="Times New Roman" w:eastAsia="Times New Roman" w:hAnsi="Times New Roman" w:cs="Times New Roman"/>
+          <w:sz w:val="24"/>
+          <w:szCs w:val="24"/>
+          <w:lang w:val="en-ID" w:eastAsia="en-ID"/>
+        </w:rPr>
+        <w:t>bisnis</w:t>
+      </w:r>
+      <w:proofErr w:type="spellEnd"/>
+      <w:r>
+        <w:rPr>
+          <w:rFonts w:ascii="Times New Roman" w:eastAsia="Times New Roman" w:hAnsi="Times New Roman" w:cs="Times New Roman"/>
+          <w:sz w:val="24"/>
+          <w:szCs w:val="24"/>
+          <w:lang w:val="en-ID" w:eastAsia="en-ID"/>
+        </w:rPr>
+        <w:t xml:space="preserve">, </w:t>
+      </w:r>
+      <w:proofErr w:type="spellStart"/>
+      <w:r>
+        <w:rPr>
+          <w:rFonts w:ascii="Times New Roman" w:eastAsia="Times New Roman" w:hAnsi="Times New Roman" w:cs="Times New Roman"/>
+          <w:sz w:val="24"/>
+          <w:szCs w:val="24"/>
+          <w:lang w:val="en-ID" w:eastAsia="en-ID"/>
+        </w:rPr>
+        <w:t>ke</w:t>
+      </w:r>
+      <w:proofErr w:type="spellEnd"/>
+      <w:r>
+        <w:rPr>
+          <w:rFonts w:ascii="Times New Roman" w:eastAsia="Times New Roman" w:hAnsi="Times New Roman" w:cs="Times New Roman"/>
+          <w:sz w:val="24"/>
+          <w:szCs w:val="24"/>
+          <w:lang w:val="en-ID" w:eastAsia="en-ID"/>
+        </w:rPr>
+        <w:t xml:space="preserve"> </w:t>
+      </w:r>
+      <w:proofErr w:type="spellStart"/>
+      <w:r>
+        <w:rPr>
+          <w:rFonts w:ascii="Times New Roman" w:eastAsia="Times New Roman" w:hAnsi="Times New Roman" w:cs="Times New Roman"/>
+          <w:sz w:val="24"/>
+          <w:szCs w:val="24"/>
+          <w:lang w:val="en-ID" w:eastAsia="en-ID"/>
+        </w:rPr>
+        <w:t>dalam</w:t>
+      </w:r>
+      <w:proofErr w:type="spellEnd"/>
+      <w:r>
+        <w:rPr>
+          <w:rFonts w:ascii="Times New Roman" w:eastAsia="Times New Roman" w:hAnsi="Times New Roman" w:cs="Times New Roman"/>
+          <w:sz w:val="24"/>
+          <w:szCs w:val="24"/>
+          <w:lang w:val="en-ID" w:eastAsia="en-ID"/>
+        </w:rPr>
+        <w:t xml:space="preserve"> </w:t>
+      </w:r>
+      <w:proofErr w:type="spellStart"/>
+      <w:r>
+        <w:rPr>
+          <w:rFonts w:ascii="Times New Roman" w:eastAsia="Times New Roman" w:hAnsi="Times New Roman" w:cs="Times New Roman"/>
+          <w:sz w:val="24"/>
+          <w:szCs w:val="24"/>
+          <w:lang w:val="en-ID" w:eastAsia="en-ID"/>
+        </w:rPr>
+        <w:t>permasalahan</w:t>
+      </w:r>
+      <w:proofErr w:type="spellEnd"/>
+      <w:r>
+        <w:rPr>
+          <w:rFonts w:ascii="Times New Roman" w:eastAsia="Times New Roman" w:hAnsi="Times New Roman" w:cs="Times New Roman"/>
+          <w:sz w:val="24"/>
+          <w:szCs w:val="24"/>
+          <w:lang w:val="en-ID" w:eastAsia="en-ID"/>
+        </w:rPr>
+        <w:t xml:space="preserve"> </w:t>
+      </w:r>
+      <w:proofErr w:type="spellStart"/>
+      <w:r>
+        <w:rPr>
+          <w:rFonts w:ascii="Times New Roman" w:eastAsia="Times New Roman" w:hAnsi="Times New Roman" w:cs="Times New Roman"/>
+          <w:sz w:val="24"/>
+          <w:szCs w:val="24"/>
+          <w:lang w:val="en-ID" w:eastAsia="en-ID"/>
+        </w:rPr>
+        <w:t>nyata</w:t>
+      </w:r>
+      <w:proofErr w:type="spellEnd"/>
+      <w:r>
+        <w:rPr>
+          <w:rFonts w:ascii="Times New Roman" w:eastAsia="Times New Roman" w:hAnsi="Times New Roman" w:cs="Times New Roman"/>
+          <w:sz w:val="24"/>
+          <w:szCs w:val="24"/>
+          <w:lang w:val="en-ID" w:eastAsia="en-ID"/>
+        </w:rPr>
+        <w:t xml:space="preserve"> yang </w:t>
+      </w:r>
+      <w:proofErr w:type="spellStart"/>
+      <w:r>
+        <w:rPr>
+          <w:rFonts w:ascii="Times New Roman" w:eastAsia="Times New Roman" w:hAnsi="Times New Roman" w:cs="Times New Roman"/>
+          <w:sz w:val="24"/>
+          <w:szCs w:val="24"/>
+          <w:lang w:val="en-ID" w:eastAsia="en-ID"/>
+        </w:rPr>
+        <w:t>dihadapi</w:t>
+      </w:r>
+      <w:proofErr w:type="spellEnd"/>
+      <w:r>
+        <w:rPr>
+          <w:rFonts w:ascii="Times New Roman" w:eastAsia="Times New Roman" w:hAnsi="Times New Roman" w:cs="Times New Roman"/>
+          <w:sz w:val="24"/>
+          <w:szCs w:val="24"/>
+          <w:lang w:val="en-ID" w:eastAsia="en-ID"/>
+        </w:rPr>
+        <w:t xml:space="preserve"> oleh </w:t>
+      </w:r>
+      <w:proofErr w:type="spellStart"/>
+      <w:r>
+        <w:rPr>
+          <w:rFonts w:ascii="Times New Roman" w:eastAsia="Times New Roman" w:hAnsi="Times New Roman" w:cs="Times New Roman"/>
+          <w:sz w:val="24"/>
+          <w:szCs w:val="24"/>
+          <w:lang w:val="en-ID" w:eastAsia="en-ID"/>
+        </w:rPr>
+        <w:t>instansi</w:t>
+      </w:r>
+      <w:proofErr w:type="spellEnd"/>
+      <w:r>
+        <w:rPr>
+          <w:rFonts w:ascii="Times New Roman" w:eastAsia="Times New Roman" w:hAnsi="Times New Roman" w:cs="Times New Roman"/>
+          <w:sz w:val="24"/>
+          <w:szCs w:val="24"/>
+          <w:lang w:val="en-ID" w:eastAsia="en-ID"/>
+        </w:rPr>
+        <w:t xml:space="preserve"> </w:t>
+      </w:r>
+      <w:proofErr w:type="spellStart"/>
+      <w:r>
+        <w:rPr>
+          <w:rFonts w:ascii="Times New Roman" w:eastAsia="Times New Roman" w:hAnsi="Times New Roman" w:cs="Times New Roman"/>
+          <w:sz w:val="24"/>
+          <w:szCs w:val="24"/>
+          <w:lang w:val="en-ID" w:eastAsia="en-ID"/>
+        </w:rPr>
+        <w:t>tempat</w:t>
+      </w:r>
+      <w:proofErr w:type="spellEnd"/>
+      <w:r>
+        <w:rPr>
+          <w:rFonts w:ascii="Times New Roman" w:eastAsia="Times New Roman" w:hAnsi="Times New Roman" w:cs="Times New Roman"/>
+          <w:sz w:val="24"/>
+          <w:szCs w:val="24"/>
+          <w:lang w:val="en-ID" w:eastAsia="en-ID"/>
+        </w:rPr>
+        <w:t xml:space="preserve"> </w:t>
+      </w:r>
+      <w:proofErr w:type="spellStart"/>
+      <w:r>
+        <w:rPr>
+          <w:rFonts w:ascii="Times New Roman" w:eastAsia="Times New Roman" w:hAnsi="Times New Roman" w:cs="Times New Roman"/>
+          <w:sz w:val="24"/>
+          <w:szCs w:val="24"/>
+          <w:lang w:val="en-ID" w:eastAsia="en-ID"/>
+        </w:rPr>
+        <w:t>pelaksanaan</w:t>
+      </w:r>
+      <w:proofErr w:type="spellEnd"/>
+      <w:r>
+        <w:rPr>
+          <w:rFonts w:ascii="Times New Roman" w:eastAsia="Times New Roman" w:hAnsi="Times New Roman" w:cs="Times New Roman"/>
+          <w:sz w:val="24"/>
+          <w:szCs w:val="24"/>
+          <w:lang w:val="en-ID" w:eastAsia="en-ID"/>
+        </w:rPr>
+        <w:t xml:space="preserve"> PKL.</w:t>
+      </w:r>
+    </w:p>
+    <w:p>
+      <w:pPr>
+        <w:numPr>
+          <w:ilvl w:val="0"/>
+          <w:numId w:val="3"/>
+        </w:numPr>
+        <w:spacing w:before="100" w:beforeAutospacing="1" w:after="100" w:afterAutospacing="1" w:line="480" w:lineRule="auto"/>
+        <w:jc w:val="both"/>
+        <w:rPr>
+          <w:rFonts w:ascii="Times New Roman" w:eastAsia="Times New Roman" w:hAnsi="Times New Roman" w:cs="Times New Roman"/>
+          <w:sz w:val="24"/>
+          <w:szCs w:val="24"/>
+          <w:lang w:val="en-ID" w:eastAsia="en-ID"/>
+        </w:rPr>
+      </w:pPr>
+      <w:proofErr w:type="spellStart"/>
+      <w:r>
+        <w:rPr>
+          <w:rFonts w:ascii="Times New Roman" w:eastAsia="Times New Roman" w:hAnsi="Times New Roman" w:cs="Times New Roman"/>
+          <w:sz w:val="24"/>
+          <w:szCs w:val="24"/>
+          <w:lang w:val="en-ID" w:eastAsia="en-ID"/>
+        </w:rPr>
+        <w:t>Memenuhi</w:t>
+      </w:r>
+      <w:proofErr w:type="spellEnd"/>
+      <w:r>
+        <w:rPr>
+          <w:rFonts w:ascii="Times New Roman" w:eastAsia="Times New Roman" w:hAnsi="Times New Roman" w:cs="Times New Roman"/>
+          <w:sz w:val="24"/>
+          <w:szCs w:val="24"/>
+          <w:lang w:val="en-ID" w:eastAsia="en-ID"/>
+        </w:rPr>
+        <w:t xml:space="preserve"> salah </w:t>
+      </w:r>
+      <w:proofErr w:type="spellStart"/>
+      <w:r>
+        <w:rPr>
+          <w:rFonts w:ascii="Times New Roman" w:eastAsia="Times New Roman" w:hAnsi="Times New Roman" w:cs="Times New Roman"/>
+          <w:sz w:val="24"/>
+          <w:szCs w:val="24"/>
+          <w:lang w:val="en-ID" w:eastAsia="en-ID"/>
+        </w:rPr>
+        <w:t>satu</w:t>
+      </w:r>
+      <w:proofErr w:type="spellEnd"/>
+      <w:r>
+        <w:rPr>
+          <w:rFonts w:ascii="Times New Roman" w:eastAsia="Times New Roman" w:hAnsi="Times New Roman" w:cs="Times New Roman"/>
+          <w:sz w:val="24"/>
+          <w:szCs w:val="24"/>
+          <w:lang w:val="en-ID" w:eastAsia="en-ID"/>
+        </w:rPr>
+        <w:t xml:space="preserve"> </w:t>
+      </w:r>
+      <w:proofErr w:type="spellStart"/>
+      <w:r>
+        <w:rPr>
+          <w:rFonts w:ascii="Times New Roman" w:eastAsia="Times New Roman" w:hAnsi="Times New Roman" w:cs="Times New Roman"/>
+          <w:sz w:val="24"/>
+          <w:szCs w:val="24"/>
+          <w:lang w:val="en-ID" w:eastAsia="en-ID"/>
+        </w:rPr>
+        <w:t>syarat</w:t>
+      </w:r>
+      <w:proofErr w:type="spellEnd"/>
+      <w:r>
+        <w:rPr>
+          <w:rFonts w:ascii="Times New Roman" w:eastAsia="Times New Roman" w:hAnsi="Times New Roman" w:cs="Times New Roman"/>
+          <w:sz w:val="24"/>
+          <w:szCs w:val="24"/>
+          <w:lang w:val="en-ID" w:eastAsia="en-ID"/>
+        </w:rPr>
+        <w:t xml:space="preserve"> </w:t>
+      </w:r>
+      <w:proofErr w:type="spellStart"/>
+      <w:r>
+        <w:rPr>
+          <w:rFonts w:ascii="Times New Roman" w:eastAsia="Times New Roman" w:hAnsi="Times New Roman" w:cs="Times New Roman"/>
+          <w:sz w:val="24"/>
+          <w:szCs w:val="24"/>
+          <w:lang w:val="en-ID" w:eastAsia="en-ID"/>
+        </w:rPr>
+        <w:t>kelulusan</w:t>
+      </w:r>
+      <w:proofErr w:type="spellEnd"/>
+      <w:r>
+        <w:rPr>
+          <w:rFonts w:ascii="Times New Roman" w:eastAsia="Times New Roman" w:hAnsi="Times New Roman" w:cs="Times New Roman"/>
+          <w:sz w:val="24"/>
+          <w:szCs w:val="24"/>
+          <w:lang w:val="en-ID" w:eastAsia="en-ID"/>
+        </w:rPr>
+        <w:t xml:space="preserve"> Program Sarjana (S1) pada Program Studi </w:t>
+      </w:r>
+      <w:proofErr w:type="spellStart"/>
+      <w:r>
+        <w:rPr>
+          <w:rFonts w:ascii="Times New Roman" w:eastAsia="Times New Roman" w:hAnsi="Times New Roman" w:cs="Times New Roman"/>
+          <w:sz w:val="24"/>
+          <w:szCs w:val="24"/>
+          <w:lang w:val="en-ID" w:eastAsia="en-ID"/>
+        </w:rPr>
+        <w:t>Sistem</w:t>
+      </w:r>
+      <w:proofErr w:type="spellEnd"/>
+      <w:r>
+        <w:rPr>
+          <w:rFonts w:ascii="Times New Roman" w:eastAsia="Times New Roman" w:hAnsi="Times New Roman" w:cs="Times New Roman"/>
+          <w:sz w:val="24"/>
+          <w:szCs w:val="24"/>
+          <w:lang w:val="en-ID" w:eastAsia="en-ID"/>
+        </w:rPr>
+        <w:t xml:space="preserve"> </w:t>
+      </w:r>
+      <w:proofErr w:type="spellStart"/>
+      <w:r>
+        <w:rPr>
+          <w:rFonts w:ascii="Times New Roman" w:eastAsia="Times New Roman" w:hAnsi="Times New Roman" w:cs="Times New Roman"/>
+          <w:sz w:val="24"/>
+          <w:szCs w:val="24"/>
+          <w:lang w:val="en-ID" w:eastAsia="en-ID"/>
+        </w:rPr>
+        <w:t>Informasi</w:t>
+      </w:r>
+      <w:proofErr w:type="spellEnd"/>
+      <w:r>
+        <w:rPr>
+          <w:rFonts w:ascii="Times New Roman" w:eastAsia="Times New Roman" w:hAnsi="Times New Roman" w:cs="Times New Roman"/>
+          <w:sz w:val="24"/>
+          <w:szCs w:val="24"/>
+          <w:lang w:val="en-ID" w:eastAsia="en-ID"/>
+        </w:rPr>
+        <w:t xml:space="preserve">, </w:t>
+      </w:r>
+      <w:proofErr w:type="spellStart"/>
+      <w:r>
+        <w:rPr>
+          <w:rFonts w:ascii="Times New Roman" w:eastAsia="Times New Roman" w:hAnsi="Times New Roman" w:cs="Times New Roman"/>
+          <w:sz w:val="24"/>
+          <w:szCs w:val="24"/>
+          <w:lang w:val="en-ID" w:eastAsia="en-ID"/>
+        </w:rPr>
+        <w:t>Fakultas</w:t>
+      </w:r>
+      <w:proofErr w:type="spellEnd"/>
+      <w:r>
+        <w:rPr>
+          <w:rFonts w:ascii="Times New Roman" w:eastAsia="Times New Roman" w:hAnsi="Times New Roman" w:cs="Times New Roman"/>
+          <w:sz w:val="24"/>
+          <w:szCs w:val="24"/>
+          <w:lang w:val="en-ID" w:eastAsia="en-ID"/>
+        </w:rPr>
+        <w:t xml:space="preserve"> Teknik dan </w:t>
+      </w:r>
+      <w:proofErr w:type="spellStart"/>
+      <w:r>
+        <w:rPr>
+          <w:rFonts w:ascii="Times New Roman" w:eastAsia="Times New Roman" w:hAnsi="Times New Roman" w:cs="Times New Roman"/>
+          <w:sz w:val="24"/>
+          <w:szCs w:val="24"/>
+          <w:lang w:val="en-ID" w:eastAsia="en-ID"/>
+        </w:rPr>
+        <w:t>Informatika</w:t>
+      </w:r>
+      <w:proofErr w:type="spellEnd"/>
+      <w:r>
+        <w:rPr>
+          <w:rFonts w:ascii="Times New Roman" w:eastAsia="Times New Roman" w:hAnsi="Times New Roman" w:cs="Times New Roman"/>
+          <w:sz w:val="24"/>
+          <w:szCs w:val="24"/>
+          <w:lang w:val="en-ID" w:eastAsia="en-ID"/>
+        </w:rPr>
+        <w:t xml:space="preserve">, Universitas Bina Sarana </w:t>
+      </w:r>
+      <w:proofErr w:type="spellStart"/>
+      <w:r>
+        <w:rPr>
+          <w:rFonts w:ascii="Times New Roman" w:eastAsia="Times New Roman" w:hAnsi="Times New Roman" w:cs="Times New Roman"/>
+          <w:sz w:val="24"/>
+          <w:szCs w:val="24"/>
+          <w:lang w:val="en-ID" w:eastAsia="en-ID"/>
+        </w:rPr>
+        <w:t>Informatika</w:t>
+      </w:r>
+      <w:proofErr w:type="spellEnd"/>
+      <w:r>
+        <w:rPr>
+          <w:rFonts w:ascii="Times New Roman" w:eastAsia="Times New Roman" w:hAnsi="Times New Roman" w:cs="Times New Roman"/>
+          <w:sz w:val="24"/>
+          <w:szCs w:val="24"/>
+          <w:lang w:val="en-ID" w:eastAsia="en-ID"/>
+        </w:rPr>
+        <w:t>.</w:t>
+      </w:r>
+    </w:p>
+    <w:p>
+      <w:pPr>
         <w:pStyle w:val="Heading2"/>
         <w:numPr>
           <w:ilvl w:val="1"/>
@@ -892,6 +6955,20 @@
     </w:p>
     <w:p>
       <w:pPr>
+        <w:spacing w:after="0" w:line="360" w:lineRule="auto"/>
+        <w:ind w:firstLine="709"/>
+        <w:jc w:val="both"/>
+      </w:pPr>
+      <w:r>
+        <w:rPr>
+          <w:rFonts w:ascii="Times New Roman" w:eastAsia="Times New Roman" w:hAnsi="Times New Roman"/>
+          <w:sz w:val="24"/>
+        </w:rPr>
+        <w:t>Dalam penyusunan Laporan PKL ini, penulis menggunakan beberapa metode pengumpulan data guna memperoleh data dan informasi yang akurat, yaitu sebagai berikut:</w:t>
+      </w:r>
+    </w:p>
+    <w:p>
+      <w:pPr>
         <w:pStyle w:val="Heading3"/>
         <w:numPr>
           <w:ilvl w:val="2"/>
@@ -906,6 +6983,245 @@
     </w:p>
     <w:p>
       <w:pPr>
+        <w:spacing w:after="0" w:line="360" w:lineRule="auto"/>
+        <w:ind w:firstLine="709"/>
+        <w:jc w:val="both"/>
+      </w:pPr>
+      <w:r>
+        <w:rPr>
+          <w:rFonts w:ascii="Times New Roman" w:eastAsia="Times New Roman" w:hAnsi="Times New Roman"/>
+          <w:sz w:val="24"/>
+        </w:rPr>
+        <w:t xml:space="preserve">Penulis melakukan pengamatan secara langsung terhadap kegiatan deteksi dan </w:t>
+      </w:r>
+      <w:proofErr w:type="spellStart"/>
+      <w:r>
+        <w:rPr>
+          <w:rFonts w:ascii="Times New Roman" w:eastAsia="Times New Roman" w:hAnsi="Times New Roman"/>
+          <w:sz w:val="24"/>
+        </w:rPr>
+        <w:t>pelaporan</w:t>
+      </w:r>
+      <w:proofErr w:type="spellEnd"/>
+      <w:r>
+        <w:rPr>
+          <w:rFonts w:ascii="Times New Roman" w:eastAsia="Times New Roman" w:hAnsi="Times New Roman"/>
+          <w:sz w:val="24"/>
+        </w:rPr>
+        <w:t xml:space="preserve"> </w:t>
+      </w:r>
+      <w:proofErr w:type="spellStart"/>
+      <w:r>
+        <w:rPr>
+          <w:rFonts w:ascii="Times New Roman" w:eastAsia="Times New Roman" w:hAnsi="Times New Roman"/>
+          <w:sz w:val="24"/>
+        </w:rPr>
+        <w:t>penyisipan</w:t>
+      </w:r>
+      <w:proofErr w:type="spellEnd"/>
+      <w:r>
+        <w:rPr>
+          <w:rFonts w:ascii="Times New Roman" w:eastAsia="Times New Roman" w:hAnsi="Times New Roman"/>
+          <w:sz w:val="24"/>
+        </w:rPr>
+        <w:t xml:space="preserve"> </w:t>
+      </w:r>
+      <w:proofErr w:type="spellStart"/>
+      <w:r>
+        <w:rPr>
+          <w:rFonts w:ascii="Times New Roman" w:eastAsia="Times New Roman" w:hAnsi="Times New Roman"/>
+          <w:sz w:val="24"/>
+        </w:rPr>
+        <w:t>konten</w:t>
+      </w:r>
+      <w:proofErr w:type="spellEnd"/>
+      <w:r>
+        <w:rPr>
+          <w:rFonts w:ascii="Times New Roman" w:eastAsia="Times New Roman" w:hAnsi="Times New Roman"/>
+          <w:sz w:val="24"/>
+        </w:rPr>
+        <w:t xml:space="preserve"> </w:t>
+      </w:r>
+      <w:proofErr w:type="spellStart"/>
+      <w:r>
+        <w:rPr>
+          <w:rFonts w:ascii="Times New Roman" w:eastAsia="Times New Roman" w:hAnsi="Times New Roman"/>
+          <w:sz w:val="24"/>
+        </w:rPr>
+        <w:t>ilegal</w:t>
+      </w:r>
+      <w:proofErr w:type="spellEnd"/>
+      <w:r>
+        <w:rPr>
+          <w:rFonts w:ascii="Times New Roman" w:eastAsia="Times New Roman" w:hAnsi="Times New Roman"/>
+          <w:sz w:val="24"/>
+        </w:rPr>
+        <w:t xml:space="preserve"> pada website </w:t>
+      </w:r>
+      <w:proofErr w:type="spellStart"/>
+      <w:r>
+        <w:rPr>
+          <w:rFonts w:ascii="Times New Roman" w:eastAsia="Times New Roman" w:hAnsi="Times New Roman"/>
+          <w:sz w:val="24"/>
+        </w:rPr>
+        <w:t>instansi</w:t>
+      </w:r>
+      <w:proofErr w:type="spellEnd"/>
+      <w:r>
+        <w:rPr>
+          <w:rFonts w:ascii="Times New Roman" w:eastAsia="Times New Roman" w:hAnsi="Times New Roman"/>
+          <w:sz w:val="24"/>
+        </w:rPr>
+        <w:t xml:space="preserve"> </w:t>
+      </w:r>
+      <w:proofErr w:type="spellStart"/>
+      <w:r>
+        <w:rPr>
+          <w:rFonts w:ascii="Times New Roman" w:eastAsia="Times New Roman" w:hAnsi="Times New Roman"/>
+          <w:sz w:val="24"/>
+        </w:rPr>
+        <w:t>pemerintah</w:t>
+      </w:r>
+      <w:proofErr w:type="spellEnd"/>
+      <w:r>
+        <w:rPr>
+          <w:rFonts w:ascii="Times New Roman" w:eastAsia="Times New Roman" w:hAnsi="Times New Roman"/>
+          <w:sz w:val="24"/>
+        </w:rPr>
+        <w:t xml:space="preserve"> yang </w:t>
+      </w:r>
+      <w:proofErr w:type="spellStart"/>
+      <w:r>
+        <w:rPr>
+          <w:rFonts w:ascii="Times New Roman" w:eastAsia="Times New Roman" w:hAnsi="Times New Roman"/>
+          <w:sz w:val="24"/>
+        </w:rPr>
+        <w:t>dilaksanakan</w:t>
+      </w:r>
+      <w:proofErr w:type="spellEnd"/>
+      <w:r>
+        <w:rPr>
+          <w:rFonts w:ascii="Times New Roman" w:eastAsia="Times New Roman" w:hAnsi="Times New Roman"/>
+          <w:sz w:val="24"/>
+        </w:rPr>
+        <w:t xml:space="preserve"> oleh </w:t>
+      </w:r>
+      <w:proofErr w:type="spellStart"/>
+      <w:r>
+        <w:rPr>
+          <w:rFonts w:ascii="Times New Roman" w:eastAsia="Times New Roman" w:hAnsi="Times New Roman"/>
+          <w:sz w:val="24"/>
+        </w:rPr>
+        <w:t>petugas</w:t>
+      </w:r>
+      <w:proofErr w:type="spellEnd"/>
+      <w:r>
+        <w:rPr>
+          <w:rFonts w:ascii="Times New Roman" w:eastAsia="Times New Roman" w:hAnsi="Times New Roman"/>
+          <w:sz w:val="24"/>
+        </w:rPr>
+        <w:t xml:space="preserve"> </w:t>
+      </w:r>
+      <w:proofErr w:type="spellStart"/>
+      <w:r>
+        <w:rPr>
+          <w:rFonts w:ascii="Times New Roman" w:eastAsia="Times New Roman" w:hAnsi="Times New Roman"/>
+          <w:sz w:val="24"/>
+        </w:rPr>
+        <w:t>Diskominfo</w:t>
+      </w:r>
+      <w:proofErr w:type="spellEnd"/>
+      <w:r>
+        <w:rPr>
+          <w:rFonts w:ascii="Times New Roman" w:eastAsia="Times New Roman" w:hAnsi="Times New Roman"/>
+          <w:sz w:val="24"/>
+        </w:rPr>
+        <w:t xml:space="preserve"> </w:t>
+      </w:r>
+      <w:proofErr w:type="spellStart"/>
+      <w:r>
+        <w:rPr>
+          <w:rFonts w:ascii="Times New Roman" w:eastAsia="Times New Roman" w:hAnsi="Times New Roman"/>
+          <w:sz w:val="24"/>
+        </w:rPr>
+        <w:t>Kabupaten</w:t>
+      </w:r>
+      <w:proofErr w:type="spellEnd"/>
+      <w:r>
+        <w:rPr>
+          <w:rFonts w:ascii="Times New Roman" w:eastAsia="Times New Roman" w:hAnsi="Times New Roman"/>
+          <w:sz w:val="24"/>
+        </w:rPr>
+        <w:t xml:space="preserve"> Kubu Raya </w:t>
+      </w:r>
+      <w:proofErr w:type="spellStart"/>
+      <w:r>
+        <w:rPr>
+          <w:rFonts w:ascii="Times New Roman" w:eastAsia="Times New Roman" w:hAnsi="Times New Roman"/>
+          <w:sz w:val="24"/>
+        </w:rPr>
+        <w:t>selama</w:t>
+      </w:r>
+      <w:proofErr w:type="spellEnd"/>
+      <w:r>
+        <w:rPr>
+          <w:rFonts w:ascii="Times New Roman" w:eastAsia="Times New Roman" w:hAnsi="Times New Roman"/>
+          <w:sz w:val="24"/>
+        </w:rPr>
+        <w:t xml:space="preserve"> </w:t>
+      </w:r>
+      <w:proofErr w:type="spellStart"/>
+      <w:r>
+        <w:rPr>
+          <w:rFonts w:ascii="Times New Roman" w:eastAsia="Times New Roman" w:hAnsi="Times New Roman"/>
+          <w:sz w:val="24"/>
+        </w:rPr>
+        <w:t>pelaksanaan</w:t>
+      </w:r>
+      <w:proofErr w:type="spellEnd"/>
+      <w:r>
+        <w:rPr>
+          <w:rFonts w:ascii="Times New Roman" w:eastAsia="Times New Roman" w:hAnsi="Times New Roman"/>
+          <w:sz w:val="24"/>
+        </w:rPr>
+        <w:t xml:space="preserve"> </w:t>
+      </w:r>
+      <w:proofErr w:type="spellStart"/>
+      <w:r>
+        <w:rPr>
+          <w:rFonts w:ascii="Times New Roman" w:eastAsia="Times New Roman" w:hAnsi="Times New Roman"/>
+          <w:sz w:val="24"/>
+        </w:rPr>
+        <w:lastRenderedPageBreak/>
+        <w:t>Praktik</w:t>
+      </w:r>
+      <w:proofErr w:type="spellEnd"/>
+      <w:r>
+        <w:rPr>
+          <w:rFonts w:ascii="Times New Roman" w:eastAsia="Times New Roman" w:hAnsi="Times New Roman"/>
+          <w:sz w:val="24"/>
+        </w:rPr>
+        <w:t xml:space="preserve"> </w:t>
+      </w:r>
+      <w:proofErr w:type="spellStart"/>
+      <w:r>
+        <w:rPr>
+          <w:rFonts w:ascii="Times New Roman" w:eastAsia="Times New Roman" w:hAnsi="Times New Roman"/>
+          <w:sz w:val="24"/>
+        </w:rPr>
+        <w:t>Kerja</w:t>
+      </w:r>
+      <w:proofErr w:type="spellEnd"/>
+      <w:r>
+        <w:rPr>
+          <w:rFonts w:ascii="Times New Roman" w:eastAsia="Times New Roman" w:hAnsi="Times New Roman"/>
+          <w:sz w:val="24"/>
+        </w:rPr>
+        <w:t xml:space="preserve"> Lapangan (PKL), guna memperoleh gambaran nyata mengenai proses bisnis yang berjalan.</w:t>
+      </w:r>
+    </w:p>
+    <w:p>
+      <w:pPr>
         <w:pStyle w:val="Heading3"/>
         <w:numPr>
           <w:ilvl w:val="2"/>
@@ -920,6 +7236,278 @@
     </w:p>
     <w:p>
       <w:pPr>
+        <w:spacing w:after="0" w:line="360" w:lineRule="auto"/>
+        <w:ind w:firstLine="709"/>
+        <w:jc w:val="both"/>
+      </w:pPr>
+      <w:proofErr w:type="spellStart"/>
+      <w:r>
+        <w:rPr>
+          <w:rFonts w:ascii="Times New Roman" w:eastAsia="Times New Roman" w:hAnsi="Times New Roman"/>
+          <w:sz w:val="24"/>
+        </w:rPr>
+        <w:t>Penulis</w:t>
+      </w:r>
+      <w:proofErr w:type="spellEnd"/>
+      <w:r>
+        <w:rPr>
+          <w:rFonts w:ascii="Times New Roman" w:eastAsia="Times New Roman" w:hAnsi="Times New Roman"/>
+          <w:sz w:val="24"/>
+        </w:rPr>
+        <w:t xml:space="preserve"> </w:t>
+      </w:r>
+      <w:proofErr w:type="spellStart"/>
+      <w:r>
+        <w:rPr>
+          <w:rFonts w:ascii="Times New Roman" w:eastAsia="Times New Roman" w:hAnsi="Times New Roman"/>
+          <w:sz w:val="24"/>
+        </w:rPr>
+        <w:t>melakukan</w:t>
+      </w:r>
+      <w:proofErr w:type="spellEnd"/>
+      <w:r>
+        <w:rPr>
+          <w:rFonts w:ascii="Times New Roman" w:eastAsia="Times New Roman" w:hAnsi="Times New Roman"/>
+          <w:sz w:val="24"/>
+        </w:rPr>
+        <w:t xml:space="preserve"> </w:t>
+      </w:r>
+      <w:proofErr w:type="spellStart"/>
+      <w:r>
+        <w:rPr>
+          <w:rFonts w:ascii="Times New Roman" w:eastAsia="Times New Roman" w:hAnsi="Times New Roman"/>
+          <w:sz w:val="24"/>
+        </w:rPr>
+        <w:t>wawancara</w:t>
+      </w:r>
+      <w:proofErr w:type="spellEnd"/>
+      <w:r>
+        <w:rPr>
+          <w:rFonts w:ascii="Times New Roman" w:eastAsia="Times New Roman" w:hAnsi="Times New Roman"/>
+          <w:sz w:val="24"/>
+        </w:rPr>
+        <w:t xml:space="preserve"> </w:t>
+      </w:r>
+      <w:proofErr w:type="spellStart"/>
+      <w:r>
+        <w:rPr>
+          <w:rFonts w:ascii="Times New Roman" w:eastAsia="Times New Roman" w:hAnsi="Times New Roman"/>
+          <w:sz w:val="24"/>
+        </w:rPr>
+        <w:t>secara</w:t>
+      </w:r>
+      <w:proofErr w:type="spellEnd"/>
+      <w:r>
+        <w:rPr>
+          <w:rFonts w:ascii="Times New Roman" w:eastAsia="Times New Roman" w:hAnsi="Times New Roman"/>
+          <w:sz w:val="24"/>
+        </w:rPr>
+        <w:t xml:space="preserve"> </w:t>
+      </w:r>
+      <w:proofErr w:type="spellStart"/>
+      <w:r>
+        <w:rPr>
+          <w:rFonts w:ascii="Times New Roman" w:eastAsia="Times New Roman" w:hAnsi="Times New Roman"/>
+          <w:sz w:val="24"/>
+        </w:rPr>
+        <w:t>langsung</w:t>
+      </w:r>
+      <w:proofErr w:type="spellEnd"/>
+      <w:r>
+        <w:rPr>
+          <w:rFonts w:ascii="Times New Roman" w:eastAsia="Times New Roman" w:hAnsi="Times New Roman"/>
+          <w:sz w:val="24"/>
+        </w:rPr>
+        <w:t xml:space="preserve"> </w:t>
+      </w:r>
+      <w:proofErr w:type="spellStart"/>
+      <w:r>
+        <w:rPr>
+          <w:rFonts w:ascii="Times New Roman" w:eastAsia="Times New Roman" w:hAnsi="Times New Roman"/>
+          <w:sz w:val="24"/>
+        </w:rPr>
+        <w:t>dengan</w:t>
+      </w:r>
+      <w:proofErr w:type="spellEnd"/>
+      <w:r>
+        <w:rPr>
+          <w:rFonts w:ascii="Times New Roman" w:eastAsia="Times New Roman" w:hAnsi="Times New Roman"/>
+          <w:sz w:val="24"/>
+        </w:rPr>
+        <w:t xml:space="preserve"> </w:t>
+      </w:r>
+      <w:proofErr w:type="spellStart"/>
+      <w:r>
+        <w:rPr>
+          <w:rFonts w:ascii="Times New Roman" w:eastAsia="Times New Roman" w:hAnsi="Times New Roman"/>
+          <w:sz w:val="24"/>
+        </w:rPr>
+        <w:t>bapak</w:t>
+      </w:r>
+      <w:proofErr w:type="spellEnd"/>
+      <w:r>
+        <w:rPr>
+          <w:rFonts w:ascii="Times New Roman" w:eastAsia="Times New Roman" w:hAnsi="Times New Roman"/>
+          <w:sz w:val="24"/>
+        </w:rPr>
+        <w:t xml:space="preserve"> </w:t>
+      </w:r>
+      <w:proofErr w:type="spellStart"/>
+      <w:r>
+        <w:rPr>
+          <w:rFonts w:ascii="Times New Roman" w:eastAsia="Times New Roman" w:hAnsi="Times New Roman"/>
+          <w:sz w:val="24"/>
+        </w:rPr>
+        <w:t>Aprin</w:t>
+      </w:r>
+      <w:proofErr w:type="spellEnd"/>
+      <w:r>
+        <w:rPr>
+          <w:rFonts w:ascii="Times New Roman" w:eastAsia="Times New Roman" w:hAnsi="Times New Roman"/>
+          <w:sz w:val="24"/>
+        </w:rPr>
+        <w:t xml:space="preserve"> </w:t>
+      </w:r>
+      <w:proofErr w:type="spellStart"/>
+      <w:r>
+        <w:rPr>
+          <w:rFonts w:ascii="Times New Roman" w:eastAsia="Times New Roman" w:hAnsi="Times New Roman"/>
+          <w:sz w:val="24"/>
+        </w:rPr>
+        <w:t>Gutawa</w:t>
+      </w:r>
+      <w:proofErr w:type="spellEnd"/>
+      <w:r>
+        <w:rPr>
+          <w:rFonts w:ascii="Times New Roman" w:eastAsia="Times New Roman" w:hAnsi="Times New Roman"/>
+          <w:sz w:val="24"/>
+        </w:rPr>
+        <w:t xml:space="preserve"> </w:t>
+      </w:r>
+      <w:proofErr w:type="spellStart"/>
+      <w:proofErr w:type="gramStart"/>
+      <w:r>
+        <w:rPr>
+          <w:rFonts w:ascii="Times New Roman" w:eastAsia="Times New Roman" w:hAnsi="Times New Roman"/>
+          <w:sz w:val="24"/>
+        </w:rPr>
+        <w:t>S.Kom</w:t>
+      </w:r>
+      <w:proofErr w:type="spellEnd"/>
+      <w:proofErr w:type="gramEnd"/>
+      <w:r>
+        <w:rPr>
+          <w:rFonts w:ascii="Times New Roman" w:eastAsia="Times New Roman" w:hAnsi="Times New Roman"/>
+          <w:sz w:val="24"/>
+        </w:rPr>
+        <w:t xml:space="preserve">. </w:t>
+      </w:r>
+      <w:proofErr w:type="spellStart"/>
+      <w:r>
+        <w:rPr>
+          <w:rFonts w:ascii="Times New Roman" w:eastAsia="Times New Roman" w:hAnsi="Times New Roman"/>
+          <w:sz w:val="24"/>
+        </w:rPr>
+        <w:t>Selaku</w:t>
+      </w:r>
+      <w:proofErr w:type="spellEnd"/>
+      <w:r>
+        <w:rPr>
+          <w:rFonts w:ascii="Times New Roman" w:eastAsia="Times New Roman" w:hAnsi="Times New Roman"/>
+          <w:sz w:val="24"/>
+        </w:rPr>
+        <w:t xml:space="preserve"> </w:t>
+      </w:r>
+      <w:proofErr w:type="spellStart"/>
+      <w:r>
+        <w:rPr>
+          <w:rFonts w:ascii="Times New Roman" w:eastAsia="Times New Roman" w:hAnsi="Times New Roman"/>
+          <w:sz w:val="24"/>
+        </w:rPr>
+        <w:t>kepala</w:t>
+      </w:r>
+      <w:proofErr w:type="spellEnd"/>
+      <w:r>
+        <w:rPr>
+          <w:rFonts w:ascii="Times New Roman" w:eastAsia="Times New Roman" w:hAnsi="Times New Roman"/>
+          <w:sz w:val="24"/>
+        </w:rPr>
+        <w:t xml:space="preserve"> </w:t>
+      </w:r>
+      <w:proofErr w:type="spellStart"/>
+      <w:r>
+        <w:rPr>
+          <w:rFonts w:ascii="Times New Roman" w:eastAsia="Times New Roman" w:hAnsi="Times New Roman"/>
+          <w:sz w:val="24"/>
+        </w:rPr>
+        <w:t>bidang</w:t>
+      </w:r>
+      <w:proofErr w:type="spellEnd"/>
+      <w:r>
+        <w:rPr>
+          <w:rFonts w:ascii="Times New Roman" w:eastAsia="Times New Roman" w:hAnsi="Times New Roman"/>
+          <w:sz w:val="24"/>
+        </w:rPr>
+        <w:t xml:space="preserve"> </w:t>
+      </w:r>
+      <w:proofErr w:type="spellStart"/>
+      <w:r>
+        <w:rPr>
+          <w:rFonts w:ascii="Times New Roman" w:eastAsia="Times New Roman" w:hAnsi="Times New Roman"/>
+          <w:sz w:val="24"/>
+        </w:rPr>
+        <w:t>persandian</w:t>
+      </w:r>
+      <w:proofErr w:type="spellEnd"/>
+      <w:r>
+        <w:rPr>
+          <w:rFonts w:ascii="Times New Roman" w:eastAsia="Times New Roman" w:hAnsi="Times New Roman"/>
+          <w:sz w:val="24"/>
+        </w:rPr>
+        <w:t xml:space="preserve"> </w:t>
+      </w:r>
+      <w:r>
+        <w:rPr>
+          <w:rFonts w:ascii="Times New Roman" w:eastAsia="Times New Roman" w:hAnsi="Times New Roman"/>
+          <w:sz w:val="24"/>
+        </w:rPr>
+        <w:t xml:space="preserve">di </w:t>
+      </w:r>
+      <w:proofErr w:type="spellStart"/>
+      <w:r>
+        <w:rPr>
+          <w:rFonts w:ascii="Times New Roman" w:eastAsia="Times New Roman" w:hAnsi="Times New Roman"/>
+          <w:sz w:val="24"/>
+        </w:rPr>
+        <w:t>Diskominfo</w:t>
+      </w:r>
+      <w:proofErr w:type="spellEnd"/>
+      <w:r>
+        <w:rPr>
+          <w:rFonts w:ascii="Times New Roman" w:eastAsia="Times New Roman" w:hAnsi="Times New Roman"/>
+          <w:sz w:val="24"/>
+        </w:rPr>
+        <w:t xml:space="preserve"> </w:t>
+      </w:r>
+      <w:proofErr w:type="spellStart"/>
+      <w:r>
+        <w:rPr>
+          <w:rFonts w:ascii="Times New Roman" w:eastAsia="Times New Roman" w:hAnsi="Times New Roman"/>
+          <w:sz w:val="24"/>
+        </w:rPr>
+        <w:t>Kabupaten</w:t>
+      </w:r>
+      <w:proofErr w:type="spellEnd"/>
+      <w:r>
+        <w:rPr>
+          <w:rFonts w:ascii="Times New Roman" w:eastAsia="Times New Roman" w:hAnsi="Times New Roman"/>
+          <w:sz w:val="24"/>
+        </w:rPr>
+        <w:t xml:space="preserve"> Kubu Raya untuk memperoleh data dan informasi mengenai prosedur, kendala, serta kebutuhan yang berkaitan dengan proses deteksi dan pelaporan konten ilegal pada website instansi pemerintah.</w:t>
+      </w:r>
+    </w:p>
+    <w:p>
+      <w:pPr>
         <w:pStyle w:val="Heading3"/>
         <w:numPr>
           <w:ilvl w:val="2"/>
@@ -932,6 +7520,20 @@
     </w:p>
     <w:p>
       <w:pPr>
+        <w:spacing w:after="0" w:line="360" w:lineRule="auto"/>
+        <w:ind w:firstLine="709"/>
+        <w:jc w:val="both"/>
+      </w:pPr>
+      <w:r>
+        <w:rPr>
+          <w:rFonts w:ascii="Times New Roman" w:eastAsia="Times New Roman" w:hAnsi="Times New Roman"/>
+          <w:sz w:val="24"/>
+        </w:rPr>
+        <w:t>Penulis melakukan studi pustaka dengan mempelajari buku, jurnal ilmiah, artikel, serta sumber referensi lain yang berkaitan dengan proses bisnis, analisis sistem, Unified Modeling Language (UML), serta konten ilegal pada website instansi pemerintah, sebagai bahan acuan dan pembanding dalam penyusunan laporan ini.</w:t>
+      </w:r>
+    </w:p>
+    <w:p>
+      <w:pPr>
         <w:pStyle w:val="Heading2"/>
         <w:numPr>
           <w:ilvl w:val="1"/>
@@ -948,12 +7550,877 @@
       <w:proofErr w:type="spellEnd"/>
     </w:p>
     <w:p>
-      <w:r>
-        <w:br w:type="page"/>
+      <w:pPr>
+        <w:pStyle w:val="NormalWeb"/>
+        <w:spacing w:line="480" w:lineRule="auto"/>
+        <w:ind w:firstLine="360"/>
+        <w:jc w:val="both"/>
+      </w:pPr>
+      <w:proofErr w:type="spellStart"/>
+      <w:r>
+        <w:t>Mengingat</w:t>
+      </w:r>
+      <w:proofErr w:type="spellEnd"/>
+      <w:r>
+        <w:t xml:space="preserve"> </w:t>
+      </w:r>
+      <w:proofErr w:type="spellStart"/>
+      <w:r>
+        <w:t>luasnya</w:t>
+      </w:r>
+      <w:proofErr w:type="spellEnd"/>
+      <w:r>
+        <w:t xml:space="preserve"> </w:t>
+      </w:r>
+      <w:proofErr w:type="spellStart"/>
+      <w:r>
+        <w:t>permasalahan</w:t>
+      </w:r>
+      <w:proofErr w:type="spellEnd"/>
+      <w:r>
+        <w:t xml:space="preserve"> yang </w:t>
+      </w:r>
+      <w:proofErr w:type="spellStart"/>
+      <w:r>
+        <w:t>berkaitan</w:t>
+      </w:r>
+      <w:proofErr w:type="spellEnd"/>
+      <w:r>
+        <w:t xml:space="preserve"> </w:t>
+      </w:r>
+      <w:proofErr w:type="spellStart"/>
+      <w:r>
+        <w:t>dengan</w:t>
+      </w:r>
+      <w:proofErr w:type="spellEnd"/>
+      <w:r>
+        <w:t xml:space="preserve"> </w:t>
+      </w:r>
+      <w:proofErr w:type="spellStart"/>
+      <w:r>
+        <w:t>keamanan</w:t>
+      </w:r>
+      <w:proofErr w:type="spellEnd"/>
+      <w:r>
+        <w:t xml:space="preserve"> website </w:t>
+      </w:r>
+      <w:proofErr w:type="spellStart"/>
+      <w:r>
+        <w:t>instansi</w:t>
+      </w:r>
+      <w:proofErr w:type="spellEnd"/>
+      <w:r>
+        <w:t xml:space="preserve"> </w:t>
+      </w:r>
+      <w:proofErr w:type="spellStart"/>
+      <w:r>
+        <w:t>pemerintah</w:t>
+      </w:r>
+      <w:proofErr w:type="spellEnd"/>
+      <w:r>
+        <w:t xml:space="preserve">, </w:t>
+      </w:r>
+      <w:proofErr w:type="spellStart"/>
+      <w:r>
+        <w:t>penulis</w:t>
+      </w:r>
+      <w:proofErr w:type="spellEnd"/>
+      <w:r>
+        <w:t xml:space="preserve"> </w:t>
+      </w:r>
+      <w:proofErr w:type="spellStart"/>
+      <w:r>
+        <w:t>membatasi</w:t>
+      </w:r>
+      <w:proofErr w:type="spellEnd"/>
+      <w:r>
+        <w:t xml:space="preserve"> </w:t>
+      </w:r>
+      <w:proofErr w:type="spellStart"/>
+      <w:r>
+        <w:t>ruang</w:t>
+      </w:r>
+      <w:proofErr w:type="spellEnd"/>
+      <w:r>
+        <w:t xml:space="preserve"> </w:t>
+      </w:r>
+      <w:proofErr w:type="spellStart"/>
+      <w:r>
+        <w:t>lingkup</w:t>
+      </w:r>
+      <w:proofErr w:type="spellEnd"/>
+      <w:r>
+        <w:t xml:space="preserve"> </w:t>
+      </w:r>
+      <w:proofErr w:type="spellStart"/>
+      <w:r>
+        <w:t>pembahasan</w:t>
+      </w:r>
+      <w:proofErr w:type="spellEnd"/>
+      <w:r>
+        <w:t xml:space="preserve"> </w:t>
+      </w:r>
+      <w:proofErr w:type="spellStart"/>
+      <w:r>
+        <w:t>Laporan</w:t>
+      </w:r>
+      <w:proofErr w:type="spellEnd"/>
+      <w:r>
+        <w:t xml:space="preserve"> PKL </w:t>
+      </w:r>
+      <w:proofErr w:type="spellStart"/>
+      <w:r>
+        <w:t>ini</w:t>
+      </w:r>
+      <w:proofErr w:type="spellEnd"/>
+      <w:r>
+        <w:t xml:space="preserve"> </w:t>
+      </w:r>
+      <w:proofErr w:type="spellStart"/>
+      <w:r>
+        <w:t>hanya</w:t>
+      </w:r>
+      <w:proofErr w:type="spellEnd"/>
+      <w:r>
+        <w:t xml:space="preserve"> pada proses </w:t>
+      </w:r>
+      <w:proofErr w:type="spellStart"/>
+      <w:r>
+        <w:t>bisnis</w:t>
+      </w:r>
+      <w:proofErr w:type="spellEnd"/>
+      <w:r>
+        <w:t xml:space="preserve"> </w:t>
+      </w:r>
+      <w:proofErr w:type="spellStart"/>
+      <w:r>
+        <w:t>deteksi</w:t>
+      </w:r>
+      <w:proofErr w:type="spellEnd"/>
+      <w:r>
+        <w:t xml:space="preserve"> dan </w:t>
+      </w:r>
+      <w:proofErr w:type="spellStart"/>
+      <w:r>
+        <w:t>pelaporan</w:t>
+      </w:r>
+      <w:proofErr w:type="spellEnd"/>
+      <w:r>
+        <w:t xml:space="preserve"> </w:t>
+      </w:r>
+      <w:proofErr w:type="spellStart"/>
+      <w:r>
+        <w:t>penyisipan</w:t>
+      </w:r>
+      <w:proofErr w:type="spellEnd"/>
+      <w:r>
+        <w:t xml:space="preserve"> </w:t>
+      </w:r>
+      <w:proofErr w:type="spellStart"/>
+      <w:r>
+        <w:t>konten</w:t>
+      </w:r>
+      <w:proofErr w:type="spellEnd"/>
+      <w:r>
+        <w:t xml:space="preserve"> </w:t>
+      </w:r>
+      <w:proofErr w:type="spellStart"/>
+      <w:r>
+        <w:t>ilegal</w:t>
+      </w:r>
+      <w:proofErr w:type="spellEnd"/>
+      <w:r>
+        <w:t xml:space="preserve"> yang </w:t>
+      </w:r>
+      <w:proofErr w:type="spellStart"/>
+      <w:r>
+        <w:t>berjalan</w:t>
+      </w:r>
+      <w:proofErr w:type="spellEnd"/>
+      <w:r>
+        <w:t xml:space="preserve"> </w:t>
+      </w:r>
+      <w:proofErr w:type="spellStart"/>
+      <w:r>
+        <w:t>secara</w:t>
+      </w:r>
+      <w:proofErr w:type="spellEnd"/>
+      <w:r>
+        <w:t xml:space="preserve"> manual di </w:t>
+      </w:r>
+      <w:proofErr w:type="spellStart"/>
+      <w:r>
+        <w:t>lingkungan</w:t>
+      </w:r>
+      <w:proofErr w:type="spellEnd"/>
+      <w:r>
+        <w:t xml:space="preserve"> </w:t>
+      </w:r>
+      <w:proofErr w:type="spellStart"/>
+      <w:r>
+        <w:t>Diskominfo</w:t>
+      </w:r>
+      <w:proofErr w:type="spellEnd"/>
+      <w:r>
+        <w:t xml:space="preserve"> </w:t>
+      </w:r>
+      <w:proofErr w:type="spellStart"/>
+      <w:r>
+        <w:t>Kabupaten</w:t>
+      </w:r>
+      <w:proofErr w:type="spellEnd"/>
+      <w:r>
+        <w:t xml:space="preserve"> Kubu Raya, </w:t>
+      </w:r>
+      <w:proofErr w:type="spellStart"/>
+      <w:r>
+        <w:t>mulai</w:t>
+      </w:r>
+      <w:proofErr w:type="spellEnd"/>
+      <w:r>
+        <w:t xml:space="preserve"> </w:t>
+      </w:r>
+      <w:proofErr w:type="spellStart"/>
+      <w:r>
+        <w:t>dari</w:t>
+      </w:r>
+      <w:proofErr w:type="spellEnd"/>
+      <w:r>
+        <w:t xml:space="preserve"> proses </w:t>
+      </w:r>
+      <w:proofErr w:type="spellStart"/>
+      <w:r>
+        <w:t>pemeriksaan</w:t>
+      </w:r>
+      <w:proofErr w:type="spellEnd"/>
+      <w:r>
+        <w:t xml:space="preserve"> (monitoring) website </w:t>
+      </w:r>
+      <w:proofErr w:type="spellStart"/>
+      <w:r>
+        <w:t>Organisasi</w:t>
+      </w:r>
+      <w:proofErr w:type="spellEnd"/>
+      <w:r>
+        <w:t xml:space="preserve"> </w:t>
+      </w:r>
+      <w:proofErr w:type="spellStart"/>
+      <w:r>
+        <w:t>Perangkat</w:t>
+      </w:r>
+      <w:proofErr w:type="spellEnd"/>
+      <w:r>
+        <w:t xml:space="preserve"> Daerah (OPD) </w:t>
+      </w:r>
+      <w:proofErr w:type="spellStart"/>
+      <w:r>
+        <w:t>satu</w:t>
+      </w:r>
+      <w:proofErr w:type="spellEnd"/>
+      <w:r>
+        <w:t xml:space="preserve"> per </w:t>
+      </w:r>
+      <w:proofErr w:type="spellStart"/>
+      <w:r>
+        <w:t>satu</w:t>
+      </w:r>
+      <w:proofErr w:type="spellEnd"/>
+      <w:r>
+        <w:t xml:space="preserve">, </w:t>
+      </w:r>
+      <w:proofErr w:type="spellStart"/>
+      <w:r>
+        <w:t>identifikasi</w:t>
+      </w:r>
+      <w:proofErr w:type="spellEnd"/>
+      <w:r>
+        <w:t xml:space="preserve"> </w:t>
+      </w:r>
+      <w:proofErr w:type="spellStart"/>
+      <w:r>
+        <w:t>indikasi</w:t>
+      </w:r>
+      <w:proofErr w:type="spellEnd"/>
+      <w:r>
+        <w:t xml:space="preserve"> </w:t>
+      </w:r>
+      <w:proofErr w:type="spellStart"/>
+      <w:r>
+        <w:t>konten</w:t>
+      </w:r>
+      <w:proofErr w:type="spellEnd"/>
+      <w:r>
+        <w:t xml:space="preserve"> </w:t>
+      </w:r>
+      <w:proofErr w:type="spellStart"/>
+      <w:r>
+        <w:t>ilegal</w:t>
+      </w:r>
+      <w:proofErr w:type="spellEnd"/>
+      <w:r>
+        <w:t xml:space="preserve"> </w:t>
+      </w:r>
+      <w:proofErr w:type="spellStart"/>
+      <w:r>
+        <w:t>berupa</w:t>
+      </w:r>
+      <w:proofErr w:type="spellEnd"/>
+      <w:r>
+        <w:t xml:space="preserve"> kata </w:t>
+      </w:r>
+      <w:proofErr w:type="spellStart"/>
+      <w:r>
+        <w:t>kunci</w:t>
+      </w:r>
+      <w:proofErr w:type="spellEnd"/>
+      <w:r>
+        <w:t xml:space="preserve">, </w:t>
+      </w:r>
+      <w:proofErr w:type="spellStart"/>
+      <w:r>
+        <w:t>tautan</w:t>
+      </w:r>
+      <w:proofErr w:type="spellEnd"/>
+      <w:r>
+        <w:t xml:space="preserve"> (link), </w:t>
+      </w:r>
+      <w:proofErr w:type="spellStart"/>
+      <w:r>
+        <w:t>maupun</w:t>
+      </w:r>
+      <w:proofErr w:type="spellEnd"/>
+      <w:r>
+        <w:t xml:space="preserve"> </w:t>
+      </w:r>
+      <w:proofErr w:type="spellStart"/>
+      <w:r>
+        <w:t>berkas</w:t>
+      </w:r>
+      <w:proofErr w:type="spellEnd"/>
+      <w:r>
+        <w:t xml:space="preserve"> </w:t>
+      </w:r>
+      <w:proofErr w:type="spellStart"/>
+      <w:r>
+        <w:t>mencurigakan</w:t>
+      </w:r>
+      <w:proofErr w:type="spellEnd"/>
+      <w:r>
+        <w:t xml:space="preserve"> </w:t>
+      </w:r>
+      <w:proofErr w:type="spellStart"/>
+      <w:r>
+        <w:t>lainnya</w:t>
+      </w:r>
+      <w:proofErr w:type="spellEnd"/>
+      <w:r>
+        <w:t xml:space="preserve">, </w:t>
+      </w:r>
+      <w:proofErr w:type="spellStart"/>
+      <w:r>
+        <w:t>hingga</w:t>
+      </w:r>
+      <w:proofErr w:type="spellEnd"/>
+      <w:r>
+        <w:t xml:space="preserve"> proses </w:t>
+      </w:r>
+      <w:proofErr w:type="spellStart"/>
+      <w:r>
+        <w:t>pelaporan</w:t>
+      </w:r>
+      <w:proofErr w:type="spellEnd"/>
+      <w:r>
+        <w:t xml:space="preserve"> </w:t>
+      </w:r>
+      <w:proofErr w:type="spellStart"/>
+      <w:r>
+        <w:t>hasil</w:t>
+      </w:r>
+      <w:proofErr w:type="spellEnd"/>
+      <w:r>
+        <w:t xml:space="preserve"> </w:t>
+      </w:r>
+      <w:proofErr w:type="spellStart"/>
+      <w:r>
+        <w:t>pemeriksaan</w:t>
+      </w:r>
+      <w:proofErr w:type="spellEnd"/>
+      <w:r>
+        <w:t xml:space="preserve"> </w:t>
+      </w:r>
+      <w:proofErr w:type="spellStart"/>
+      <w:r>
+        <w:t>kepada</w:t>
+      </w:r>
+      <w:proofErr w:type="spellEnd"/>
+      <w:r>
+        <w:t xml:space="preserve"> </w:t>
+      </w:r>
+      <w:proofErr w:type="spellStart"/>
+      <w:r>
+        <w:t>pihak</w:t>
+      </w:r>
+      <w:proofErr w:type="spellEnd"/>
+      <w:r>
+        <w:t xml:space="preserve"> OPD </w:t>
+      </w:r>
+      <w:proofErr w:type="spellStart"/>
+      <w:r>
+        <w:t>terkait</w:t>
+      </w:r>
+      <w:proofErr w:type="spellEnd"/>
+      <w:r>
+        <w:t xml:space="preserve"> </w:t>
+      </w:r>
+      <w:proofErr w:type="spellStart"/>
+      <w:r>
+        <w:t>untuk</w:t>
+      </w:r>
+      <w:proofErr w:type="spellEnd"/>
+      <w:r>
+        <w:t xml:space="preserve"> </w:t>
+      </w:r>
+      <w:proofErr w:type="spellStart"/>
+      <w:r>
+        <w:t>ditindaklanjuti</w:t>
+      </w:r>
+      <w:proofErr w:type="spellEnd"/>
+      <w:r>
+        <w:t>.</w:t>
       </w:r>
     </w:p>
     <w:p>
       <w:pPr>
+        <w:pStyle w:val="NormalWeb"/>
+        <w:spacing w:line="480" w:lineRule="auto"/>
+        <w:ind w:firstLine="360"/>
+        <w:jc w:val="both"/>
+      </w:pPr>
+      <w:proofErr w:type="spellStart"/>
+      <w:r>
+        <w:t>Penulis</w:t>
+      </w:r>
+      <w:proofErr w:type="spellEnd"/>
+      <w:r>
+        <w:t xml:space="preserve"> </w:t>
+      </w:r>
+      <w:proofErr w:type="spellStart"/>
+      <w:r>
+        <w:t>tidak</w:t>
+      </w:r>
+      <w:proofErr w:type="spellEnd"/>
+      <w:r>
+        <w:t xml:space="preserve"> </w:t>
+      </w:r>
+      <w:proofErr w:type="spellStart"/>
+      <w:r>
+        <w:t>membahas</w:t>
+      </w:r>
+      <w:proofErr w:type="spellEnd"/>
+      <w:r>
+        <w:t xml:space="preserve"> </w:t>
+      </w:r>
+      <w:proofErr w:type="spellStart"/>
+      <w:r>
+        <w:t>mengenai</w:t>
+      </w:r>
+      <w:proofErr w:type="spellEnd"/>
+      <w:r>
+        <w:t xml:space="preserve"> </w:t>
+      </w:r>
+      <w:proofErr w:type="spellStart"/>
+      <w:r>
+        <w:t>aspek</w:t>
+      </w:r>
+      <w:proofErr w:type="spellEnd"/>
+      <w:r>
+        <w:t xml:space="preserve"> </w:t>
+      </w:r>
+      <w:proofErr w:type="spellStart"/>
+      <w:r>
+        <w:t>keamanan</w:t>
+      </w:r>
+      <w:proofErr w:type="spellEnd"/>
+      <w:r>
+        <w:t xml:space="preserve"> </w:t>
+      </w:r>
+      <w:proofErr w:type="spellStart"/>
+      <w:r>
+        <w:t>jaringan</w:t>
+      </w:r>
+      <w:proofErr w:type="spellEnd"/>
+      <w:r>
+        <w:t xml:space="preserve"> </w:t>
+      </w:r>
+      <w:proofErr w:type="spellStart"/>
+      <w:r>
+        <w:t>maupun</w:t>
+      </w:r>
+      <w:proofErr w:type="spellEnd"/>
+      <w:r>
+        <w:t xml:space="preserve"> </w:t>
+      </w:r>
+      <w:proofErr w:type="spellStart"/>
+      <w:r>
+        <w:t>investigasi</w:t>
+      </w:r>
+      <w:proofErr w:type="spellEnd"/>
+      <w:r>
+        <w:t xml:space="preserve"> digital </w:t>
+      </w:r>
+      <w:proofErr w:type="spellStart"/>
+      <w:r>
+        <w:t>forensik</w:t>
+      </w:r>
+      <w:proofErr w:type="spellEnd"/>
+      <w:r>
+        <w:t xml:space="preserve"> </w:t>
+      </w:r>
+      <w:proofErr w:type="spellStart"/>
+      <w:r>
+        <w:t>secara</w:t>
+      </w:r>
+      <w:proofErr w:type="spellEnd"/>
+      <w:r>
+        <w:t xml:space="preserve"> </w:t>
+      </w:r>
+      <w:proofErr w:type="spellStart"/>
+      <w:r>
+        <w:t>mendalam</w:t>
+      </w:r>
+      <w:proofErr w:type="spellEnd"/>
+      <w:r>
+        <w:t xml:space="preserve">, </w:t>
+      </w:r>
+      <w:proofErr w:type="spellStart"/>
+      <w:r>
+        <w:t>serta</w:t>
+      </w:r>
+      <w:proofErr w:type="spellEnd"/>
+      <w:r>
+        <w:t xml:space="preserve"> </w:t>
+      </w:r>
+      <w:proofErr w:type="spellStart"/>
+      <w:r>
+        <w:t>hanya</w:t>
+      </w:r>
+      <w:proofErr w:type="spellEnd"/>
+      <w:r>
+        <w:t xml:space="preserve"> </w:t>
+      </w:r>
+      <w:proofErr w:type="spellStart"/>
+      <w:r>
+        <w:t>menggunakan</w:t>
+      </w:r>
+      <w:proofErr w:type="spellEnd"/>
+      <w:r>
+        <w:t xml:space="preserve"> data </w:t>
+      </w:r>
+      <w:proofErr w:type="spellStart"/>
+      <w:r>
+        <w:t>hasil</w:t>
+      </w:r>
+      <w:proofErr w:type="spellEnd"/>
+      <w:r>
+        <w:t xml:space="preserve"> </w:t>
+      </w:r>
+      <w:proofErr w:type="spellStart"/>
+      <w:r>
+        <w:t>pengamatan</w:t>
+      </w:r>
+      <w:proofErr w:type="spellEnd"/>
+      <w:r>
+        <w:t xml:space="preserve"> pada </w:t>
+      </w:r>
+      <w:proofErr w:type="spellStart"/>
+      <w:r>
+        <w:t>Diskominfo</w:t>
+      </w:r>
+      <w:proofErr w:type="spellEnd"/>
+      <w:r>
+        <w:t xml:space="preserve"> </w:t>
+      </w:r>
+      <w:proofErr w:type="spellStart"/>
+      <w:r>
+        <w:t>Kabupaten</w:t>
+      </w:r>
+      <w:proofErr w:type="spellEnd"/>
+      <w:r>
+        <w:t xml:space="preserve"> Kubu Raya </w:t>
+      </w:r>
+      <w:proofErr w:type="spellStart"/>
+      <w:r>
+        <w:t>selama</w:t>
+      </w:r>
+      <w:proofErr w:type="spellEnd"/>
+      <w:r>
+        <w:t xml:space="preserve"> </w:t>
+      </w:r>
+      <w:proofErr w:type="spellStart"/>
+      <w:r>
+        <w:t>periode</w:t>
+      </w:r>
+      <w:proofErr w:type="spellEnd"/>
+      <w:r>
+        <w:t xml:space="preserve"> </w:t>
+      </w:r>
+      <w:proofErr w:type="spellStart"/>
+      <w:r>
+        <w:t>pelaksanaan</w:t>
+      </w:r>
+      <w:proofErr w:type="spellEnd"/>
+      <w:r>
+        <w:t xml:space="preserve"> </w:t>
+      </w:r>
+      <w:proofErr w:type="spellStart"/>
+      <w:r>
+        <w:t>Praktik</w:t>
+      </w:r>
+      <w:proofErr w:type="spellEnd"/>
+      <w:r>
+        <w:t xml:space="preserve"> </w:t>
+      </w:r>
+      <w:proofErr w:type="spellStart"/>
+      <w:r>
+        <w:t>Kerja</w:t>
+      </w:r>
+      <w:proofErr w:type="spellEnd"/>
+      <w:r>
+        <w:t xml:space="preserve"> Lapangan (PKL) </w:t>
+      </w:r>
+      <w:proofErr w:type="spellStart"/>
+      <w:r>
+        <w:t>berlangsung</w:t>
+      </w:r>
+      <w:proofErr w:type="spellEnd"/>
+      <w:r>
+        <w:t xml:space="preserve">. Selain </w:t>
+      </w:r>
+      <w:proofErr w:type="spellStart"/>
+      <w:r>
+        <w:t>itu</w:t>
+      </w:r>
+      <w:proofErr w:type="spellEnd"/>
+      <w:r>
+        <w:t xml:space="preserve">, </w:t>
+      </w:r>
+      <w:proofErr w:type="spellStart"/>
+      <w:r>
+        <w:t>usulan</w:t>
+      </w:r>
+      <w:proofErr w:type="spellEnd"/>
+      <w:r>
+        <w:t xml:space="preserve"> proses </w:t>
+      </w:r>
+      <w:proofErr w:type="spellStart"/>
+      <w:r>
+        <w:t>bisnis</w:t>
+      </w:r>
+      <w:proofErr w:type="spellEnd"/>
+      <w:r>
+        <w:t xml:space="preserve"> yang </w:t>
+      </w:r>
+      <w:proofErr w:type="spellStart"/>
+      <w:r>
+        <w:t>diberikan</w:t>
+      </w:r>
+      <w:proofErr w:type="spellEnd"/>
+      <w:r>
+        <w:t xml:space="preserve"> </w:t>
+      </w:r>
+      <w:proofErr w:type="spellStart"/>
+      <w:r>
+        <w:t>dalam</w:t>
+      </w:r>
+      <w:proofErr w:type="spellEnd"/>
+      <w:r>
+        <w:t xml:space="preserve"> </w:t>
+      </w:r>
+      <w:proofErr w:type="spellStart"/>
+      <w:r>
+        <w:t>laporan</w:t>
+      </w:r>
+      <w:proofErr w:type="spellEnd"/>
+      <w:r>
+        <w:t xml:space="preserve"> </w:t>
+      </w:r>
+      <w:proofErr w:type="spellStart"/>
+      <w:r>
+        <w:t>ini</w:t>
+      </w:r>
+      <w:proofErr w:type="spellEnd"/>
+      <w:r>
+        <w:t xml:space="preserve"> </w:t>
+      </w:r>
+      <w:proofErr w:type="spellStart"/>
+      <w:r>
+        <w:t>dibatasi</w:t>
+      </w:r>
+      <w:proofErr w:type="spellEnd"/>
+      <w:r>
+        <w:t xml:space="preserve"> </w:t>
+      </w:r>
+      <w:proofErr w:type="spellStart"/>
+      <w:r>
+        <w:t>hanya</w:t>
+      </w:r>
+      <w:proofErr w:type="spellEnd"/>
+      <w:r>
+        <w:t xml:space="preserve"> </w:t>
+      </w:r>
+      <w:proofErr w:type="spellStart"/>
+      <w:r>
+        <w:t>sampai</w:t>
+      </w:r>
+      <w:proofErr w:type="spellEnd"/>
+      <w:r>
+        <w:t xml:space="preserve"> pada </w:t>
+      </w:r>
+      <w:proofErr w:type="spellStart"/>
+      <w:r>
+        <w:t>tahap</w:t>
+      </w:r>
+      <w:proofErr w:type="spellEnd"/>
+      <w:r>
+        <w:t xml:space="preserve"> </w:t>
+      </w:r>
+      <w:proofErr w:type="spellStart"/>
+      <w:r>
+        <w:t>perancangan</w:t>
+      </w:r>
+      <w:proofErr w:type="spellEnd"/>
+      <w:r>
+        <w:t xml:space="preserve"> </w:t>
+      </w:r>
+      <w:proofErr w:type="spellStart"/>
+      <w:r>
+        <w:t>mockup</w:t>
+      </w:r>
+      <w:proofErr w:type="spellEnd"/>
+      <w:r>
+        <w:t xml:space="preserve">/prototype </w:t>
+      </w:r>
+      <w:proofErr w:type="spellStart"/>
+      <w:r>
+        <w:lastRenderedPageBreak/>
+        <w:t>antarmuka</w:t>
+      </w:r>
+      <w:proofErr w:type="spellEnd"/>
+      <w:r>
+        <w:t xml:space="preserve"> </w:t>
+      </w:r>
+      <w:proofErr w:type="spellStart"/>
+      <w:r>
+        <w:t>sebagai</w:t>
+      </w:r>
+      <w:proofErr w:type="spellEnd"/>
+      <w:r>
+        <w:t xml:space="preserve"> </w:t>
+      </w:r>
+      <w:proofErr w:type="spellStart"/>
+      <w:r>
+        <w:t>gambaran</w:t>
+      </w:r>
+      <w:proofErr w:type="spellEnd"/>
+      <w:r>
+        <w:t xml:space="preserve"> </w:t>
+      </w:r>
+      <w:proofErr w:type="spellStart"/>
+      <w:r>
+        <w:t>usulan</w:t>
+      </w:r>
+      <w:proofErr w:type="spellEnd"/>
+      <w:r>
+        <w:t xml:space="preserve"> </w:t>
+      </w:r>
+      <w:proofErr w:type="spellStart"/>
+      <w:r>
+        <w:t>perbaikan</w:t>
+      </w:r>
+      <w:proofErr w:type="spellEnd"/>
+      <w:r>
+        <w:t xml:space="preserve"> proses, dan </w:t>
+      </w:r>
+      <w:proofErr w:type="spellStart"/>
+      <w:r>
+        <w:t>tidak</w:t>
+      </w:r>
+      <w:proofErr w:type="spellEnd"/>
+      <w:r>
+        <w:t xml:space="preserve"> </w:t>
+      </w:r>
+      <w:proofErr w:type="spellStart"/>
+      <w:r>
+        <w:t>sampai</w:t>
+      </w:r>
+      <w:proofErr w:type="spellEnd"/>
+      <w:r>
+        <w:t xml:space="preserve"> pada </w:t>
+      </w:r>
+      <w:proofErr w:type="spellStart"/>
+      <w:r>
+        <w:t>tahap</w:t>
+      </w:r>
+      <w:proofErr w:type="spellEnd"/>
+      <w:r>
+        <w:t xml:space="preserve"> </w:t>
+      </w:r>
+      <w:proofErr w:type="spellStart"/>
+      <w:r>
+        <w:t>pembangunan</w:t>
+      </w:r>
+      <w:proofErr w:type="spellEnd"/>
+      <w:r>
+        <w:t xml:space="preserve"> </w:t>
+      </w:r>
+      <w:proofErr w:type="spellStart"/>
+      <w:r>
+        <w:t>atau</w:t>
+      </w:r>
+      <w:proofErr w:type="spellEnd"/>
+      <w:r>
+        <w:t xml:space="preserve"> </w:t>
+      </w:r>
+      <w:proofErr w:type="spellStart"/>
+      <w:r>
+        <w:t>implementasi</w:t>
+      </w:r>
+      <w:proofErr w:type="spellEnd"/>
+      <w:r>
+        <w:t xml:space="preserve"> </w:t>
+      </w:r>
+      <w:proofErr w:type="spellStart"/>
+      <w:r>
+        <w:t>aplikasi</w:t>
+      </w:r>
+      <w:proofErr w:type="spellEnd"/>
+      <w:r>
+        <w:t xml:space="preserve"> </w:t>
+      </w:r>
+      <w:proofErr w:type="spellStart"/>
+      <w:r>
+        <w:t>secara</w:t>
+      </w:r>
+      <w:proofErr w:type="spellEnd"/>
+      <w:r>
+        <w:t xml:space="preserve"> </w:t>
+      </w:r>
+      <w:proofErr w:type="spellStart"/>
+      <w:r>
+        <w:t>utuh</w:t>
+      </w:r>
+      <w:proofErr w:type="spellEnd"/>
+      <w:r>
+        <w:t>.</w:t>
+      </w:r>
+    </w:p>
+    <w:p>
+      <w:r>
+        <w:br w:type="page"/>
+      </w:r>
+    </w:p>
+    <w:p>
+      <w:pPr>
         <w:pStyle w:val="Heading1"/>
       </w:pPr>
       <w:r>
@@ -988,6 +8455,127 @@
     </w:p>
     <w:p>
       <w:pPr>
+        <w:pStyle w:val="Heading3"/>
+      </w:pPr>
+      <w:r>
+        <w:t>2.1.1 Pengertian Sistem dan Karakteristik Sistem</w:t>
+      </w:r>
+    </w:p>
+    <w:p>
+      <w:pPr>
+        <w:spacing w:after="0" w:line="360" w:lineRule="auto"/>
+        <w:ind w:firstLine="709"/>
+        <w:jc w:val="both"/>
+      </w:pPr>
+      <w:r>
+        <w:t xml:space="preserve">Sistem dapat diartikan sebagai kumpulan elemen atau komponen yang saling berhubungan dan bekerja sama untuk mencapai suatu tujuan tertentu. Setiap sistem pada dasarnya memiliki karakteristik yang membedakannya dari sekadar kumpulan unsur biasa, yaitu memiliki komponen (component), batas sistem (boundary), lingkungan luar (environment), penghubung (interface), masukan (input), pengolah (process), keluaran (output), sasaran (objective), serta mekanisme umpan balik (feedback) yang digunakan untuk mengendalikan jalannya operasi sistem agar tetap sesuai dengan tujuan yang telah ditetapkan </w:t>
+      </w:r>
+      <w:r>
+        <w:fldChar w:fldCharType="begin" w:fldLock="1"/>
+      </w:r>
+      <w:r>
+        <w:instrText>ADDIN CSL_CITATION {"citationItems":[{"id":"ITEM-1","itemData":{"DOI":"10.31004/jpdk.v5i2.14061","author":[{"dropping-particle":"","family":"Effendy","given":"E.","non-dropping-particle":"","parse-names":false,"suffix":""},{"dropping-particle":"","family":"Siregar","given":"E. A.","non-dropping-particle":"","parse-names":false,"suffix":""},{"dropping-particle":"","family":"Fitri","given":"P. C.","non-dropping-particle":"","parse-names":false,"suffix":""},{"dropping-particle":"","family":"Damanik","given":"I. A. S.","non-dropping-particle":"","parse-names":false,"suffix":""}],"id":"ITEM-1","issue":"2","issued":{"date-parts":[["2023"]]},"page":"4343-4349","title":"Mengenal Sistem Informasi Manajemen Dakwah (Pengertian Sistem, Karakteristik Sistem)","type":"article-journal","volume":"5"},"uris":["http://www.mendeley.com/documents/?uuid=14a65f5d-9a62-40fa-9b60-2f1cec7c6b7e"]}],"mendeley":{"formattedCitation":"(Effendy et al. 2023)","plainTextFormattedCitation":"(Effendy et al. 2023)","previouslyFormattedCitation":"(Effendy et al. 2023)"},"properties":{"noteIndex":0},"schema":"https://github.com/citation-style-language/schema/raw/master/csl-citation.json"}</w:instrText>
+      </w:r>
+      <w:r>
+        <w:fldChar w:fldCharType="separate"/>
+      </w:r>
+      <w:r>
+        <w:rPr>
+          <w:noProof/>
+        </w:rPr>
+        <w:t>(Effendy et al. 2023)</w:t>
+      </w:r>
+      <w:r>
+        <w:fldChar w:fldCharType="end"/>
+      </w:r>
+      <w:r>
+        <w:t>. Karakteristik tersebut menjadi dasar penting dalam memahami bagaimana suatu sistem, termasuk sistem informasi maupun proses bisnis yang berjalan pada suatu organisasi, dapat dianalisis, dievaluasi, dan dikembangkan agar berjalan lebih efektif dan efisien.</w:t>
+      </w:r>
+    </w:p>
+    <w:p>
+      <w:pPr>
+        <w:pStyle w:val="Heading3"/>
+      </w:pPr>
+      <w:r>
+        <w:t>2.1.2 Pengertian Informasi dan Sistem Informasi</w:t>
+      </w:r>
+    </w:p>
+    <w:p>
+      <w:pPr>
+        <w:spacing w:after="0" w:line="360" w:lineRule="auto"/>
+        <w:ind w:firstLine="709"/>
+        <w:jc w:val="both"/>
+      </w:pPr>
+      <w:r>
+        <w:t xml:space="preserve">Informasi merupakan hasil pengolahan data yang telah diproses sedemikian rupa sehingga memiliki makna dan nilai guna bagi penerimanya dalam mendukung pengambilan keputusan. Sistem informasi sendiri didefinisikan sebagai serangkaian komponen yang saling bekerja sama untuk mengumpulkan, mengelola, menyimpan, memproses, dan menyebarkan informasi yang diperlukan guna mendukung proses pengambilan keputusan, koordinasi, serta pengendalian dalam suatu organisasi atau entitas </w:t>
+      </w:r>
+      <w:r>
+        <w:fldChar w:fldCharType="begin" w:fldLock="1"/>
+      </w:r>
+      <w:r>
+        <w:instrText>ADDIN CSL_CITATION {"citationItems":[{"id":"ITEM-1","itemData":{"author":[{"dropping-particle":"","family":"Adham","given":"M.","non-dropping-particle":"","parse-names":false,"suffix":""}],"id":"ITEM-1","issue":"1","issued":{"date-parts":[["2024"]]},"page":"264-275","title":"Analisis Implementasi Sistem Informasi: Studi Literatur","type":"article-journal","volume":"5"},"uris":["http://www.mendeley.com/documents/?uuid=6906c046-8abd-42de-a68f-a7ececd80053"]}],"mendeley":{"formattedCitation":"(Adham 2024)","plainTextFormattedCitation":"(Adham 2024)","previouslyFormattedCitation":"(Adham 2024)"},"properties":{"noteIndex":0},"schema":"https://github.com/citation-style-language/schema/raw/master/csl-citation.json"}</w:instrText>
+      </w:r>
+      <w:r>
+        <w:fldChar w:fldCharType="separate"/>
+      </w:r>
+      <w:r>
+        <w:rPr>
+          <w:noProof/>
+        </w:rPr>
+        <w:t>(Adham 2024)</w:t>
+      </w:r>
+      <w:r>
+        <w:fldChar w:fldCharType="end"/>
+      </w:r>
+      <w:r>
+        <w:t>. Keberadaan sistem informasi yang baik memungkinkan suatu instansi, termasuk instansi pemerintah, untuk memperoleh data dan informasi secara cepat, akurat, dan relevan, sehingga dapat digunakan sebagai dasar dalam melakukan pengawasan maupun pengambilan kebijakan, termasuk dalam hal pengawasan keamanan dan kredibilitas konten pada website yang dikelolanya.</w:t>
+      </w:r>
+    </w:p>
+    <w:p>
+      <w:pPr>
+        <w:pStyle w:val="Heading3"/>
+      </w:pPr>
+      <w:r>
+        <w:t>2.1.3 Pengertian Proses Bisnis dan Analisis Proses Bisnis</w:t>
+      </w:r>
+    </w:p>
+    <w:p>
+      <w:pPr>
+        <w:spacing w:after="0" w:line="360" w:lineRule="auto"/>
+        <w:ind w:firstLine="709"/>
+        <w:jc w:val="both"/>
+      </w:pPr>
+      <w:r>
+        <w:t xml:space="preserve">Proses bisnis adalah rangkaian aktivitas atau kegiatan yang terstruktur dan saling berkaitan, yang mengubah suatu masukan (input) berupa data, informasi, maupun tenaga kerja menjadi suatu keluaran (output) yang memiliki nilai tambah bagi organisasi. Analisis proses bisnis dilakukan dengan cara mempelajari dan mengevaluasi proses bisnis yang sedang berjalan pada suatu organisasi, baik dalam kondisi normal maupun pada kondisi tertentu, guna mengidentifikasi kelemahan maupun peluang perbaikan yang dapat dilakukan. Salah satu notasi yang umum digunakan untuk memodelkan proses bisnis adalah Business Process Model and Notation (BPMN), yang berfungsi untuk memvisualisasikan alur </w:t>
+      </w:r>
+      <w:r>
+        <w:lastRenderedPageBreak/>
+        <w:t xml:space="preserve">kerja secara terstruktur sehingga memudahkan proses evaluasi dan perancangan usulan perbaikan proses bisnis </w:t>
+      </w:r>
+      <w:r>
+        <w:fldChar w:fldCharType="begin" w:fldLock="1"/>
+      </w:r>
+      <w:r>
+        <w:instrText>ADDIN CSL_CITATION {"citationItems":[{"id":"ITEM-1","itemData":{"DOI":"10.55338/jumin.v6i3.6306","author":[{"dropping-particle":"","family":"Rosyidah","given":"Ghaniyya S.","non-dropping-particle":"","parse-names":false,"suffix":""},{"dropping-particle":"","family":"Setiani","given":"Novi","non-dropping-particle":"","parse-names":false,"suffix":""}],"id":"ITEM-1","issue":"3","issued":{"date-parts":[["2025"]]},"title":"Perancangan Proses Bisnis Menggunakan BPMN untuk Optimasi Sistem Antrean Sidang di Pengadilan Agama","type":"article-journal","volume":"6"},"uris":["http://www.mendeley.com/documents/?uuid=b3babfac-6e56-42ac-b3c2-6c28c0f84f81"]}],"mendeley":{"formattedCitation":"(Rosyidah and Setiani 2025)","plainTextFormattedCitation":"(Rosyidah and Setiani 2025)","previouslyFormattedCitation":"(Rosyidah and Setiani 2025)"},"properties":{"noteIndex":0},"schema":"https://github.com/citation-style-language/schema/raw/master/csl-citation.json"}</w:instrText>
+      </w:r>
+      <w:r>
+        <w:fldChar w:fldCharType="separate"/>
+      </w:r>
+      <w:r>
+        <w:rPr>
+          <w:noProof/>
+        </w:rPr>
+        <w:t>(Rosyidah and Setiani 2025)</w:t>
+      </w:r>
+      <w:r>
+        <w:fldChar w:fldCharType="end"/>
+      </w:r>
+      <w:r>
+        <w:t>.</w:t>
+      </w:r>
+    </w:p>
+    <w:p>
+      <w:pPr>
         <w:pStyle w:val="Heading2"/>
       </w:pPr>
       <w:r>
@@ -998,6 +8586,309 @@
         <w:t>Pendukung</w:t>
       </w:r>
       <w:proofErr w:type="spellEnd"/>
+    </w:p>
+    <w:p>
+      <w:pPr>
+        <w:pStyle w:val="Heading3"/>
+      </w:pPr>
+      <w:r>
+        <w:t>2.2.1 Unified Modeling Language (UML)</w:t>
+      </w:r>
+    </w:p>
+    <w:p>
+      <w:pPr>
+        <w:spacing w:after="0" w:line="480" w:lineRule="auto"/>
+        <w:ind w:firstLine="709"/>
+        <w:jc w:val="both"/>
+        <w:rPr>
+          <w:rFonts w:ascii="Times New Roman" w:hAnsi="Times New Roman" w:cs="Times New Roman"/>
+          <w:sz w:val="24"/>
+          <w:szCs w:val="24"/>
+        </w:rPr>
+      </w:pPr>
+      <w:r>
+        <w:rPr>
+          <w:rFonts w:ascii="Times New Roman" w:hAnsi="Times New Roman" w:cs="Times New Roman"/>
+          <w:sz w:val="24"/>
+          <w:szCs w:val="24"/>
+        </w:rPr>
+        <w:t xml:space="preserve">Unified Modeling Language (UML) merupakan suatu bahasa pemodelan standar yang digunakan untuk menggambarkan, mendokumentasikan, dan memvisualisasikan rancangan suatu sistem, baik dari sisi proses bisnis maupun perangkat lunak, sehingga dapat menyamakan pemahaman antara perancang sistem dengan pihak-pihak yang berkepentingan (stakeholder) </w:t>
+      </w:r>
+      <w:r>
+        <w:rPr>
+          <w:rFonts w:ascii="Times New Roman" w:hAnsi="Times New Roman" w:cs="Times New Roman"/>
+          <w:sz w:val="24"/>
+          <w:szCs w:val="24"/>
+        </w:rPr>
+        <w:fldChar w:fldCharType="begin" w:fldLock="1"/>
+      </w:r>
+      <w:r>
+        <w:rPr>
+          <w:rFonts w:ascii="Times New Roman" w:hAnsi="Times New Roman" w:cs="Times New Roman"/>
+          <w:sz w:val="24"/>
+          <w:szCs w:val="24"/>
+        </w:rPr>
+        <w:instrText>ADDIN CSL_CITATION {"citationItems":[{"id":"ITEM-1","itemData":{"DOI":"10.36040/jati.v7i2.6858","author":[{"dropping-particle":"","family":"Binangkit","given":"Citra Ayu Ayu","non-dropping-particle":"","parse-names":false,"suffix":""},{"dropping-particle":"","family":"Voutama","given":"Apriade","non-dropping-particle":"","parse-names":false,"suffix":""},{"dropping-particle":"","family":"Heryana","given":"Nono","non-dropping-particle":"","parse-names":false,"suffix":""}],"id":"ITEM-1","issue":"2","issued":{"date-parts":[["2023"]]},"title":"Pemanfaatan UML (Unified Modeling Language) dalam Perencanaan Sistem Pengelolaan Sewa Alat Musik Berbasis Website","type":"article-journal","volume":"7"},"uris":["http://www.mendeley.com/documents/?uuid=365bb5f4-7f42-4a88-b172-7064f953d3a2"]}],"mendeley":{"formattedCitation":"(Binangkit, Voutama, and Heryana 2023)","plainTextFormattedCitation":"(Binangkit, Voutama, and Heryana 2023)","previouslyFormattedCitation":"(Binangkit, Voutama, and Heryana 2023)"},"properties":{"noteIndex":0},"schema":"https://github.com/citation-style-language/schema/raw/master/csl-citation.json"}</w:instrText>
+      </w:r>
+      <w:r>
+        <w:rPr>
+          <w:rFonts w:ascii="Times New Roman" w:hAnsi="Times New Roman" w:cs="Times New Roman"/>
+          <w:sz w:val="24"/>
+          <w:szCs w:val="24"/>
+        </w:rPr>
+        <w:fldChar w:fldCharType="separate"/>
+      </w:r>
+      <w:r>
+        <w:rPr>
+          <w:rFonts w:ascii="Times New Roman" w:hAnsi="Times New Roman" w:cs="Times New Roman"/>
+          <w:noProof/>
+          <w:sz w:val="24"/>
+          <w:szCs w:val="24"/>
+        </w:rPr>
+        <w:t>(Binangkit, Voutama, and Heryana 2023)</w:t>
+      </w:r>
+      <w:r>
+        <w:rPr>
+          <w:rFonts w:ascii="Times New Roman" w:hAnsi="Times New Roman" w:cs="Times New Roman"/>
+          <w:sz w:val="24"/>
+          <w:szCs w:val="24"/>
+        </w:rPr>
+        <w:fldChar w:fldCharType="end"/>
+      </w:r>
+      <w:r>
+        <w:rPr>
+          <w:rFonts w:ascii="Times New Roman" w:hAnsi="Times New Roman" w:cs="Times New Roman"/>
+          <w:sz w:val="24"/>
+          <w:szCs w:val="24"/>
+        </w:rPr>
+        <w:t>. UML menyediakan beberapa jenis diagram, di antaranya use case diagram, activity diagram, sequence diagram, dan class diagram, yang masing-masing memiliki fungsi berbeda dalam menggambarkan struktur maupun perilaku suatu sistem. Dalam laporan ini, UML digunakan sebagai alat bantu untuk menggambarkan proses bisnis berjalan maupun proses bisnis usulan pada kegiatan deteksi dan pelaporan konten ilegal di Diskominfo Kabupaten Kubu Raya.</w:t>
+      </w:r>
+    </w:p>
+    <w:p>
+      <w:pPr>
+        <w:pStyle w:val="Heading3"/>
+      </w:pPr>
+      <w:r>
+        <w:t>2.2.2 Activity Diagram</w:t>
+      </w:r>
+    </w:p>
+    <w:p>
+      <w:pPr>
+        <w:spacing w:after="0" w:line="360" w:lineRule="auto"/>
+        <w:ind w:firstLine="709"/>
+        <w:jc w:val="both"/>
+      </w:pPr>
+      <w:r>
+        <w:t xml:space="preserve">Activity diagram merupakan salah satu jenis diagram UML yang digunakan untuk menggambarkan aliran kerja (workflow) atau urutan aktivitas dalam suatu proses, mulai dari aktivitas awal (initial node) hingga aktivitas akhir (final node), termasuk percabangan (decision), penggabungan (join), maupun aktivitas yang dilakukan secara paralel (fork) </w:t>
+      </w:r>
+      <w:r>
+        <w:fldChar w:fldCharType="begin" w:fldLock="1"/>
+      </w:r>
+      <w:r>
+        <w:instrText>ADDIN CSL_CITATION {"citationItems":[{"id":"ITEM-1","itemData":{"DOI":"10.36040/jati.v7i2.6858","author":[{"dropping-particle":"","family":"Binangkit","given":"Citra Ayu Ayu","non-dropping-particle":"","parse-names":false,"suffix":""},{"dropping-particle":"","family":"Voutama","given":"Apriade","non-dropping-particle":"","parse-names":false,"suffix":""},{"dropping-particle":"","family":"Heryana","given":"Nono","non-dropping-particle":"","parse-names":false,"suffix":""}],"id":"ITEM-1","issue":"2","issued":{"date-parts":[["2023"]]},"title":"Pemanfaatan UML (Unified Modeling Language) dalam Perencanaan Sistem Pengelolaan Sewa Alat Musik Berbasis Website","type":"article-journal","volume":"7"},"uris":["http://www.mendeley.com/documents/?uuid=dffe5052-220b-4680-b533-9260fa490c6a"]}],"mendeley":{"formattedCitation":"(Binangkit, Voutama, and Heryana 2023)","plainTextFormattedCitation":"(Binangkit, Voutama, and Heryana 2023)","previouslyFormattedCitation":"(Binangkit, Voutama, and Heryana 2023)"},"properties":{"noteIndex":0},"schema":"https://github.com/citation-style-language/schema/raw/master/csl-citation.json"}</w:instrText>
+      </w:r>
+      <w:r>
+        <w:fldChar w:fldCharType="separate"/>
+      </w:r>
+      <w:r>
+        <w:rPr>
+          <w:noProof/>
+        </w:rPr>
+        <w:t>(Binangkit, Voutama, and Heryana 2023)</w:t>
+      </w:r>
+      <w:r>
+        <w:fldChar w:fldCharType="end"/>
+      </w:r>
+      <w:r>
+        <w:t>. Activity diagram dapat menggambarkan proses bisnis berdasarkan pelaku (actor) yang terlibat di dalamnya, sehingga memudahkan pembaca dalam memahami alur suatu proses secara menyeluruh dari awal hingga akhir. Pada laporan ini, activity diagram digunakan untuk menggambarkan proses bisnis berjalan pada kegiatan deteksi dan pelaporan konten ilegal, sebagaimana akan diuraikan pada BAB III.</w:t>
+      </w:r>
+    </w:p>
+    <w:p>
+      <w:pPr>
+        <w:pStyle w:val="Heading3"/>
+      </w:pPr>
+      <w:r>
+        <w:t>2.2.3 Mockup dan Prototype</w:t>
+      </w:r>
+    </w:p>
+    <w:p>
+      <w:pPr>
+        <w:spacing w:after="0" w:line="360" w:lineRule="auto"/>
+        <w:ind w:firstLine="709"/>
+        <w:jc w:val="both"/>
+      </w:pPr>
+      <w:r>
+        <w:t xml:space="preserve">Mockup merupakan representasi visual dari suatu tampilan antarmuka aplikasi atau sistem yang menampilkan detail grafis secara lebih lengkap, seperti warna, ikon, tipografi, dan tata letak, namun belum bersifat fungsional. Mockup umumnya dihasilkan melalui metode prototyping, yaitu suatu metode pengembangan sistem yang bersifat iteratif dan </w:t>
+      </w:r>
+      <w:r>
+        <w:lastRenderedPageBreak/>
+        <w:t xml:space="preserve">berorientasi pada kebutuhan pengguna, sehingga memungkinkan dilakukannya perbaikan rancangan secara berkelanjutan berdasarkan umpan balik pengguna </w:t>
+      </w:r>
+      <w:r>
+        <w:fldChar w:fldCharType="begin" w:fldLock="1"/>
+      </w:r>
+      <w:r>
+        <w:instrText>ADDIN CSL_CITATION {"citationItems":[{"id":"ITEM-1","itemData":{"DOI":"10.29408/jit.v7i1.24100","author":[{"dropping-particle":"","family":"Puspita","given":"Ari","non-dropping-particle":"","parse-names":false,"suffix":""},{"dropping-particle":"","family":"Yuningsih","given":"Yuyun","non-dropping-particle":"","parse-names":false,"suffix":""},{"dropping-particle":"","family":"Mazia","given":"Lia","non-dropping-particle":"","parse-names":false,"suffix":""},{"dropping-particle":"","family":"Pujiastuti","given":"Endang","non-dropping-particle":"","parse-names":false,"suffix":""}],"id":"ITEM-1","issue":"1","issued":{"date-parts":[["2024"]]},"title":"Penerapan Metode Prototype Pada Perancangan Sistem Informasi Penjualan Aksesoris Kamera Berbasis Web","type":"article-journal","volume":"7"},"uris":["http://www.mendeley.com/documents/?uuid=5b5b1608-28dc-4883-9291-2442c8b157a5"]}],"mendeley":{"formattedCitation":"(Puspita et al. 2024)","plainTextFormattedCitation":"(Puspita et al. 2024)","previouslyFormattedCitation":"(Puspita et al. 2024)"},"properties":{"noteIndex":0},"schema":"https://github.com/citation-style-language/schema/raw/master/csl-citation.json"}</w:instrText>
+      </w:r>
+      <w:r>
+        <w:fldChar w:fldCharType="separate"/>
+      </w:r>
+      <w:r>
+        <w:rPr>
+          <w:noProof/>
+        </w:rPr>
+        <w:t>(Puspita et al. 2024)</w:t>
+      </w:r>
+      <w:r>
+        <w:fldChar w:fldCharType="end"/>
+      </w:r>
+      <w:r>
+        <w:t>. Dalam laporan ini, mockup digunakan sebagai gambaran usulan perbaikan antarmuka pada proses bisnis usulan sebagaimana akan dibahas pada BAB IV, tanpa disertai dengan tahap pembangunan atau implementasi aplikasi secara utuh.</w:t>
+      </w:r>
+    </w:p>
+    <w:p>
+      <w:pPr>
+        <w:pStyle w:val="Heading3"/>
+      </w:pPr>
+      <w:r>
+        <w:t>2.2.4 Konten Ilegal pada Website</w:t>
+      </w:r>
+    </w:p>
+    <w:p>
+      <w:pPr>
+        <w:spacing w:after="0" w:line="360" w:lineRule="auto"/>
+        <w:ind w:firstLine="709"/>
+        <w:jc w:val="both"/>
+      </w:pPr>
+      <w:r>
+        <w:t xml:space="preserve">Konten ilegal adalah segala bentuk informasi atau dokumen elektronik yang disisipkan atau ditampilkan pada suatu website tanpa izin dan bertentangan dengan ketentuan hukum yang berlaku, dapat berupa kata kunci, tautan (link), meta tag, maupun berkas asing yang tidak sesuai dengan tujuan resmi website. Berdasarkan Undang-Undang Informasi dan Transaksi Elektronik (UU ITE), setiap orang dilarang mendistribusikan, mentransmisikan, atau membuat dapat diaksesnya informasi maupun dokumen elektronik yang melanggar ketentuan hukum yang berlaku, sehingga tindakan penyisipan konten ilegal pada website instansi pemerintah dapat dikategorikan sebagai salah satu bentuk kejahatan siber (cybercrime) yang dapat dikenai sanksi pidana, salah satu contohnya adalah penyisipan konten perjudian daring </w:t>
+      </w:r>
+      <w:r>
+        <w:fldChar w:fldCharType="begin" w:fldLock="1"/>
+      </w:r>
+      <w:r>
+        <w:instrText>ADDIN CSL_CITATION {"citationItems":[{"id":"ITEM-1","itemData":{"DOI":"10.55606/jurrish.v4i2.4990","author":[{"dropping-particle":"","family":"Mughni","given":"Seri","non-dropping-particle":"","parse-names":false,"suffix":""},{"dropping-particle":"","family":"Fauzie","given":"Harry","non-dropping-particle":"","parse-names":false,"suffix":""},{"dropping-particle":"","family":"Muslim","given":"Bohari","non-dropping-particle":"","parse-names":false,"suffix":""},{"dropping-particle":"","family":"Muhammad","given":"Fadli","non-dropping-particle":"","parse-names":false,"suffix":""},{"dropping-particle":"","family":"Muslimin","given":"Muhammad","non-dropping-particle":"","parse-names":false,"suffix":""}],"id":"ITEM-1","issue":"2","issued":{"date-parts":[["2024"]]},"title":"Judi Online as Cybercrime: A Study on Law Enforcement in Indonesia","type":"article-journal","volume":"4"},"uris":["http://www.mendeley.com/documents/?uuid=b69d20b5-56ee-47b3-91a9-4a6b3ba5b925"]}],"mendeley":{"formattedCitation":"(Mughni et al. 2024)","plainTextFormattedCitation":"(Mughni et al. 2024)","previouslyFormattedCitation":"(Mughni et al. 2024)"},"properties":{"noteIndex":0},"schema":"https://github.com/citation-style-language/schema/raw/master/csl-citation.json"}</w:instrText>
+      </w:r>
+      <w:r>
+        <w:fldChar w:fldCharType="separate"/>
+      </w:r>
+      <w:r>
+        <w:rPr>
+          <w:noProof/>
+        </w:rPr>
+        <w:t>(Mughni et al. 2024)</w:t>
+      </w:r>
+      <w:r>
+        <w:fldChar w:fldCharType="end"/>
+      </w:r>
+      <w:r>
+        <w:t xml:space="preserve">. Konten ilegal semacam ini umumnya disisipkan melalui celah keamanan pada website dengan memanfaatkan kata kunci, tautan, maupun berkas mencurigakan yang dapat terindeks oleh mesin pencari, sehingga diperlukan mekanisme deteksi yang mampu mengidentifikasi keberadaan berbagai jenis konten ilegal tersebut secara cepat dan akurat </w:t>
+      </w:r>
+      <w:r>
+        <w:fldChar w:fldCharType="begin" w:fldLock="1"/>
+      </w:r>
+      <w:r>
+        <w:instrText>ADDIN CSL_CITATION {"citationItems":[{"id":"ITEM-1","itemData":{"author":[{"dropping-particle":"","family":"Pratama","given":"Afwan Mulia","non-dropping-particle":"","parse-names":false,"suffix":""},{"dropping-particle":"","family":"Data","given":"Mahendra","non-dropping-particle":"","parse-names":false,"suffix":""},{"dropping-particle":"","family":"Yahya","given":"Widhi","non-dropping-particle":"","parse-names":false,"suffix":""}],"id":"ITEM-1","issue":"10","issued":{"date-parts":[["2025"]]},"page":"1-9","title":"Deteksi Konten Ilegal Pada Situs Web Menggunakan Elasticsearch","type":"article-journal","volume":"9"},"uris":["http://www.mendeley.com/documents/?uuid=819b61cb-5a2c-4464-8918-6a67882ae963"]}],"mendeley":{"formattedCitation":"(Pratama et al. 2025)","plainTextFormattedCitation":"(Pratama et al. 2025)","previouslyFormattedCitation":"(Pratama et al. 2025)"},"properties":{"noteIndex":0},"schema":"https://github.com/citation-style-language/schema/raw/master/csl-citation.json"}</w:instrText>
+      </w:r>
+      <w:r>
+        <w:fldChar w:fldCharType="separate"/>
+      </w:r>
+      <w:r>
+        <w:rPr>
+          <w:noProof/>
+        </w:rPr>
+        <w:t>(Pratama et al. 2025)</w:t>
+      </w:r>
+      <w:r>
+        <w:fldChar w:fldCharType="end"/>
+      </w:r>
+      <w:r>
+        <w:t>.</w:t>
+      </w:r>
+    </w:p>
+    <w:p>
+      <w:pPr>
+        <w:pStyle w:val="Heading3"/>
+      </w:pPr>
+      <w:r>
+        <w:t>2.2.5 Web Defacement dan Keamanan Website Instansi Pemerintah</w:t>
+      </w:r>
+    </w:p>
+    <w:p>
+      <w:pPr>
+        <w:spacing w:after="0" w:line="360" w:lineRule="auto"/>
+        <w:ind w:firstLine="709"/>
+        <w:jc w:val="both"/>
+      </w:pPr>
+      <w:r>
+        <w:t xml:space="preserve">Web defacement merupakan salah satu bentuk serangan siber yang mengubah tampilan maupun konten suatu website tanpa izin dari pemilik atau pengelola website tersebut, yang pada umumnya dimanfaatkan pula untuk menyisipkan berbagai jenis konten ilegal. Serangan web defacement pada umumnya terjadi akibat lemahnya sistem autentikasi, kesalahan konfigurasi server, maupun belum diterapkannya pembaruan (patch) keamanan secara berkala pada sistem manajemen konten (content management system) yang digunakan oleh website instansi pemerintah </w:t>
+      </w:r>
+      <w:r>
+        <w:fldChar w:fldCharType="begin" w:fldLock="1"/>
+      </w:r>
+      <w:r>
+        <w:instrText>ADDIN CSL_CITATION {"citationItems":[{"id":"ITEM-1","itemData":{"DOI":"10.71282/jurmie.v2i11.1263","author":[{"dropping-particle":"","family":"Agung","given":"Oktaviana Putri","non-dropping-particle":"","parse-names":false,"suffix":""},{"dropping-particle":"","family":"Faizal","given":"Fairuza Mayla","non-dropping-particle":"","parse-names":false,"suffix":""},{"dropping-particle":"","family":"Mascharenhas","given":"Irenia","non-dropping-particle":"","parse-names":false,"suffix":""}],"id":"ITEM-1","issue":"11","issued":{"date-parts":[["2025"]]},"title":"Analisis Keamanan Sistem Informasi Website Pemerintah Menggunakan Metode OWASP WSTG (Study Kasus: Deface Situs Kemendagri)","type":"article-journal","volume":"2"},"uris":["http://www.mendeley.com/documents/?uuid=f42cc616-cc48-4ad6-a862-a399044c303e"]}],"mendeley":{"formattedCitation":"(Agung, Faizal, and Mascharenhas 2025)","plainTextFormattedCitation":"(Agung, Faizal, and Mascharenhas 2025)","previouslyFormattedCitation":"(Agung, Faizal, and Mascharenhas 2025)"},"properties":{"noteIndex":0},"schema":"https://github.com/citation-style-language/schema/raw/master/csl-citation.json"}</w:instrText>
+      </w:r>
+      <w:r>
+        <w:fldChar w:fldCharType="separate"/>
+      </w:r>
+      <w:r>
+        <w:rPr>
+          <w:noProof/>
+        </w:rPr>
+        <w:t>(Agung, Faizal, and Mascharenhas 2025)</w:t>
+      </w:r>
+      <w:r>
+        <w:fldChar w:fldCharType="end"/>
+      </w:r>
+      <w:r>
+        <w:t xml:space="preserve">. Sektor administrasi pemerintahan tercatat sebagai salah satu sektor yang paling banyak menjadi sasaran serangan web defacement di Indonesia </w:t>
+      </w:r>
+      <w:r>
+        <w:fldChar w:fldCharType="begin" w:fldLock="1"/>
+      </w:r>
+      <w:r>
+        <w:instrText>ADDIN CSL_CITATION {"citationItems":[{"id":"ITEM-1","itemData":{"DOI":"10.55886/infokom.v8i1.816","author":[{"dropping-particle":"","family":"Aryapranata","given":"Ariawan","non-dropping-particle":"","parse-names":false,"suffix":""},{"dropping-particle":"","family":"Hermanto","given":"Sigit","non-dropping-particle":"","parse-names":false,"suffix":""},{"dropping-particle":"","family":"Agsena","given":"Yogi Priya","non-dropping-particle":"","parse-names":false,"suffix":""},{"dropping-particle":"","family":"Rasyid","given":"Yuliansyah","non-dropping-particle":"","parse-names":false,"suffix":""},{"dropping-particle":"","family":"Habibie","given":"Fachrul Husain","non-dropping-particle":"","parse-names":false,"suffix":""}],"id":"ITEM-1","issue":"1","issued":{"date-parts":[["2024"]]},"page":"10-19","title":"Pencegahan Web Defacement","type":"article-journal","volume":"8"},"uris":["http://www.mendeley.com/documents/?uuid=d1fddf0f-75e8-422a-bcbf-49fb3d14dec3"]}],"mendeley":{"formattedCitation":"(Aryapranata et al. 2024)","plainTextFormattedCitation":"(Aryapranata et al. 2024)","previouslyFormattedCitation":"(Aryapranata et al. 2024)"},"properties":{"noteIndex":0},"schema":"https://github.com/citation-style-language/schema/raw/master/csl-citation.json"}</w:instrText>
+      </w:r>
+      <w:r>
+        <w:fldChar w:fldCharType="separate"/>
+      </w:r>
+      <w:r>
+        <w:rPr>
+          <w:noProof/>
+        </w:rPr>
+        <w:t>(Aryapranata et al. 2024)</w:t>
+      </w:r>
+      <w:r>
+        <w:fldChar w:fldCharType="end"/>
+      </w:r>
+      <w:r>
+        <w:t xml:space="preserve">, sehingga diperlukan upaya deteksi dini, salah satunya melalui pemanfaatan teknik web scraping untuk menelusuri indikasi konten ilegal yang tersembunyi pada domain resmi pemerintah (.go.id), sebagaimana pernah diterapkan pada kasus konten perjudian daring </w:t>
+      </w:r>
+      <w:r>
+        <w:fldChar w:fldCharType="begin" w:fldLock="1"/>
+      </w:r>
+      <w:r>
+        <w:instrText>ADDIN CSL_CITATION {"citationItems":[{"id":"ITEM-1","itemData":{"DOI":"10.30812/matrik.v23i2.3824","author":[{"dropping-particle":"","family":"Nurseno","given":"Muchlis","non-dropping-particle":"","parse-names":false,"suffix":""},{"dropping-particle":"","family":"Aditiawarman","given":"Umar","non-dropping-particle":"","parse-names":false,"suffix":""},{"dropping-particle":"","family":"Al","given":"Haris","non-dropping-particle":"","parse-names":false,"suffix":""},{"dropping-particle":"","family":"Maarif","given":"Qodri","non-dropping-particle":"","parse-names":false,"suffix":""},{"dropping-particle":"","family":"Mantoro","given":"Teddy","non-dropping-particle":"","parse-names":false,"suffix":""}],"id":"ITEM-1","issue":"2","issued":{"date-parts":[["2024"]]},"page":"365-378","title":"Detecting Hidden Illegal Online Gambling on . go . id Domains Using Web Scraping Algorithms","type":"article-journal","volume":"23"},"uris":["http://www.mendeley.com/documents/?uuid=22599b53-35f7-4219-8bf9-ca3a906fbf5a"]}],"mendeley":{"formattedCitation":"(Nurseno et al. 2024)","plainTextFormattedCitation":"(Nurseno et al. 2024)","previouslyFormattedCitation":"(Nurseno et al. 2024)"},"properties":{"noteIndex":0},"schema":"https://github.com/citation-style-language/schema/raw/master/csl-citation.json"}</w:instrText>
+      </w:r>
+      <w:r>
+        <w:fldChar w:fldCharType="separate"/>
+      </w:r>
+      <w:r>
+        <w:rPr>
+          <w:noProof/>
+        </w:rPr>
+        <w:t>(Nurseno et al. 2024)</w:t>
+      </w:r>
+      <w:r>
+        <w:fldChar w:fldCharType="end"/>
+      </w:r>
+      <w:r>
+        <w:t xml:space="preserve">. Pemahaman terhadap teori web defacement dan keamanan website ini menjadi dasar bagi penulis dalam menganalisis proses bisnis deteksi </w:t>
+      </w:r>
+      <w:r>
+        <w:t>dan pelaporan konten ilegal yang berjalan secara manual di Diskominfo Kabupaten Kubu Raya.</w:t>
+      </w:r>
     </w:p>
     <w:p>
       <w:pPr>
@@ -1449,8 +9340,121 @@
 </file>
 
 <file path=word/numbering.xml><?xml version="1.0" encoding="utf-8"?>
-<w:numbering xmlns:wpc="http://schemas.microsoft.com/office/word/2010/wordprocessingCanvas" xmlns:cx="http://schemas.microsoft.com/office/drawing/2014/chartex" xmlns:cx1="http://schemas.microsoft.com/office/drawing/2015/9/8/chartex" xmlns:cx2="http://schemas.microsoft.com/office/drawing/2015/10/21/chartex" xmlns:cx3="http://schemas.microsoft.com/office/drawing/2016/5/9/chartex" xmlns:cx4="http://schemas.microsoft.com/office/drawing/2016/5/10/chartex" xmlns:cx5="http://schemas.microsoft.com/office/drawing/2016/5/11/chartex" xmlns:cx6="http://schemas.microsoft.com/office/drawing/2016/5/12/chartex" xmlns:cx7="http://schemas.microsoft.com/office/drawing/2016/5/13/chartex" xmlns:cx8="http://schemas.microsoft.com/office/drawing/2016/5/14/chartex" xmlns:mc="http://schemas.openxmlformats.org/markup-compatibility/2006" xmlns:aink="http://schemas.microsoft.com/office/drawing/2016/ink" xmlns:am3d="http://schemas.microsoft.com/office/drawing/2017/model3d" xmlns:o="urn:schemas-microsoft-com:office:office" xmlns:oel="http://schemas.microsoft.com/office/2019/extlst" xmlns:r="http://schemas.openxmlformats.org/officeDocument/2006/relationships" xmlns:m="http://schemas.openxmlformats.org/officeDocument/2006/math" xmlns:v="urn:schemas-microsoft-com:vml" xmlns:wp14="http://schemas.microsoft.com/office/word/2010/wordprocessingDrawing" xmlns:wp="http://schemas.openxmlformats.org/drawingml/2006/wordprocessingDrawing" xmlns:w10="urn:schemas-microsoft-com:office:word" xmlns:w="http://schemas.openxmlformats.org/wordprocessingml/2006/main" xmlns:w14="http://schemas.microsoft.com/office/word/2010/wordml" xmlns:w15="http://schemas.microsoft.com/office/word/2012/wordml" xmlns:w16cei="http://schemas.microsoft.com/office/word/2026/wordml/cei" xmlns:w16cex="http://schemas.microsoft.com/office/word/2018/wordml/cex" xmlns:w16cid="http://schemas.microsoft.com/office/word/2016/wordml/cid" xmlns:w16="http://schemas.microsoft.com/office/word/2018/wordml" xmlns:w16du="http://schemas.microsoft.com/office/word/2023/wordml/word16du" xmlns:w16sdtdh="http://schemas.microsoft.com/office/word/2020/wordml/sdtdatahash" xmlns:w16sdtfl="http://schemas.microsoft.com/office/word/2024/wordml/sdtformatlock" xmlns:w16se="http://schemas.microsoft.com/office/word/2015/wordml/symex" xmlns:wpg="http://schemas.microsoft.com/office/word/2010/wordprocessingGroup" xmlns:wpi="http://schemas.microsoft.com/office/word/2010/wordprocessingInk" xmlns:wne="http://schemas.microsoft.com/office/word/2006/wordml" xmlns:wps="http://schemas.microsoft.com/office/word/2010/wordprocessingShape" mc:Ignorable="w14 w15 w16se w16cid w16 w16cex w16sdtdh w16sdtfl w16du wp14">
+<w:numbering xmlns:wpc="http://schemas.microsoft.com/office/word/2010/wordprocessingCanvas" xmlns:cx="http://schemas.microsoft.com/office/drawing/2014/chartex" xmlns:cx1="http://schemas.microsoft.com/office/drawing/2015/9/8/chartex" xmlns:cx2="http://schemas.microsoft.com/office/drawing/2015/10/21/chartex" xmlns:cx3="http://schemas.microsoft.com/office/drawing/2016/5/9/chartex" xmlns:cx4="http://schemas.microsoft.com/office/drawing/2016/5/10/chartex" xmlns:cx5="http://schemas.microsoft.com/office/drawing/2016/5/11/chartex" xmlns:cx6="http://schemas.microsoft.com/office/drawing/2016/5/12/chartex" xmlns:cx7="http://schemas.microsoft.com/office/drawing/2016/5/13/chartex" xmlns:cx8="http://schemas.microsoft.com/office/drawing/2016/5/14/chartex" xmlns:mc="http://schemas.openxmlformats.org/markup-compatibility/2006" xmlns:aink="http://schemas.microsoft.com/office/drawing/2016/ink" xmlns:am3d="http://schemas.microsoft.com/office/drawing/2017/model3d" xmlns:o="urn:schemas-microsoft-com:office:office" xmlns:oel="http://schemas.microsoft.com/office/2019/extlst" xmlns:r="http://schemas.openxmlformats.org/officeDocument/2006/relationships" xmlns:m="http://schemas.openxmlformats.org/officeDocument/2006/math" xmlns:v="urn:schemas-microsoft-com:vml" xmlns:wp14="http://schemas.microsoft.com/office/word/2010/wordprocessingDrawing" xmlns:wp="http://schemas.openxmlformats.org/drawingml/2006/wordprocessingDrawing" xmlns:w10="urn:schemas-microsoft-com:office:word" xmlns:w="http://schemas.openxmlformats.org/wordprocessingml/2006/main" xmlns:w14="http://schemas.microsoft.com/office/word/2010/wordml" xmlns:w15="http://schemas.microsoft.com/office/word/2012/wordml" xmlns:w16cex="http://schemas.microsoft.com/office/word/2018/wordml/cex" xmlns:w16cid="http://schemas.microsoft.com/office/word/2016/wordml/cid" xmlns:w16="http://schemas.microsoft.com/office/word/2018/wordml" xmlns:w16du="http://schemas.microsoft.com/office/word/2023/wordml/word16du" xmlns:w16sdtdh="http://schemas.microsoft.com/office/word/2020/wordml/sdtdatahash" xmlns:w16sdtfl="http://schemas.microsoft.com/office/word/2024/wordml/sdtformatlock" xmlns:w16se="http://schemas.microsoft.com/office/word/2015/wordml/symex" xmlns:wpg="http://schemas.microsoft.com/office/word/2010/wordprocessingGroup" xmlns:wpi="http://schemas.microsoft.com/office/word/2010/wordprocessingInk" xmlns:wne="http://schemas.microsoft.com/office/word/2006/wordml" xmlns:wps="http://schemas.microsoft.com/office/word/2010/wordprocessingShape" mc:Ignorable="w14 w15 w16se w16cid w16 w16cex w16sdtdh w16sdtfl w16du wp14">
   <w:abstractNum w:abstractNumId="0" w15:restartNumberingAfterBreak="0">
+    <w:nsid w:val="1554632C"/>
+    <w:multiLevelType w:val="multilevel"/>
+    <w:tmpl w:val="9B10329E"/>
+    <w:lvl w:ilvl="0">
+      <w:start w:val="1"/>
+      <w:numFmt w:val="decimal"/>
+      <w:lvlText w:val="%1."/>
+      <w:lvlJc w:val="left"/>
+      <w:pPr>
+        <w:tabs>
+          <w:tab w:val="num" w:pos="720"/>
+        </w:tabs>
+        <w:ind w:left="720" w:hanging="360"/>
+      </w:pPr>
+    </w:lvl>
+    <w:lvl w:ilvl="1" w:tentative="1">
+      <w:start w:val="1"/>
+      <w:numFmt w:val="decimal"/>
+      <w:lvlText w:val="%2."/>
+      <w:lvlJc w:val="left"/>
+      <w:pPr>
+        <w:tabs>
+          <w:tab w:val="num" w:pos="1440"/>
+        </w:tabs>
+        <w:ind w:left="1440" w:hanging="360"/>
+      </w:pPr>
+    </w:lvl>
+    <w:lvl w:ilvl="2" w:tentative="1">
+      <w:start w:val="1"/>
+      <w:numFmt w:val="decimal"/>
+      <w:lvlText w:val="%3."/>
+      <w:lvlJc w:val="left"/>
+      <w:pPr>
+        <w:tabs>
+          <w:tab w:val="num" w:pos="2160"/>
+        </w:tabs>
+        <w:ind w:left="2160" w:hanging="360"/>
+      </w:pPr>
+    </w:lvl>
+    <w:lvl w:ilvl="3" w:tentative="1">
+      <w:start w:val="1"/>
+      <w:numFmt w:val="decimal"/>
+      <w:lvlText w:val="%4."/>
+      <w:lvlJc w:val="left"/>
+      <w:pPr>
+        <w:tabs>
+          <w:tab w:val="num" w:pos="2880"/>
+        </w:tabs>
+        <w:ind w:left="2880" w:hanging="360"/>
+      </w:pPr>
+    </w:lvl>
+    <w:lvl w:ilvl="4" w:tentative="1">
+      <w:start w:val="1"/>
+      <w:numFmt w:val="decimal"/>
+      <w:lvlText w:val="%5."/>
+      <w:lvlJc w:val="left"/>
+      <w:pPr>
+        <w:tabs>
+          <w:tab w:val="num" w:pos="3600"/>
+        </w:tabs>
+        <w:ind w:left="3600" w:hanging="360"/>
+      </w:pPr>
+    </w:lvl>
+    <w:lvl w:ilvl="5" w:tentative="1">
+      <w:start w:val="1"/>
+      <w:numFmt w:val="decimal"/>
+      <w:lvlText w:val="%6."/>
+      <w:lvlJc w:val="left"/>
+      <w:pPr>
+        <w:tabs>
+          <w:tab w:val="num" w:pos="4320"/>
+        </w:tabs>
+        <w:ind w:left="4320" w:hanging="360"/>
+      </w:pPr>
+    </w:lvl>
+    <w:lvl w:ilvl="6" w:tentative="1">
+      <w:start w:val="1"/>
+      <w:numFmt w:val="decimal"/>
+      <w:lvlText w:val="%7."/>
+      <w:lvlJc w:val="left"/>
+      <w:pPr>
+        <w:tabs>
+          <w:tab w:val="num" w:pos="5040"/>
+        </w:tabs>
+        <w:ind w:left="5040" w:hanging="360"/>
+      </w:pPr>
+    </w:lvl>
+    <w:lvl w:ilvl="7" w:tentative="1">
+      <w:start w:val="1"/>
+      <w:numFmt w:val="decimal"/>
+      <w:lvlText w:val="%8."/>
+      <w:lvlJc w:val="left"/>
+      <w:pPr>
+        <w:tabs>
+          <w:tab w:val="num" w:pos="5760"/>
+        </w:tabs>
+        <w:ind w:left="5760" w:hanging="360"/>
+      </w:pPr>
+    </w:lvl>
+    <w:lvl w:ilvl="8" w:tentative="1">
+      <w:start w:val="1"/>
+      <w:numFmt w:val="decimal"/>
+      <w:lvlText w:val="%9."/>
+      <w:lvlJc w:val="left"/>
+      <w:pPr>
+        <w:tabs>
+          <w:tab w:val="num" w:pos="6480"/>
+        </w:tabs>
+        <w:ind w:left="6480" w:hanging="360"/>
+      </w:pPr>
+    </w:lvl>
+  </w:abstractNum>
+  <w:abstractNum w:abstractNumId="1" w15:restartNumberingAfterBreak="0">
     <w:nsid w:val="45C85872"/>
     <w:multiLevelType w:val="multilevel"/>
     <w:tmpl w:val="9D7AEDAA"/>
@@ -1563,7 +9567,126 @@
       </w:rPr>
     </w:lvl>
   </w:abstractNum>
+  <w:abstractNum w:abstractNumId="2" w15:restartNumberingAfterBreak="0">
+    <w:nsid w:val="7F6D46BF"/>
+    <w:multiLevelType w:val="multilevel"/>
+    <w:tmpl w:val="BECE72CE"/>
+    <w:lvl w:ilvl="0">
+      <w:start w:val="1"/>
+      <w:numFmt w:val="decimal"/>
+      <w:lvlText w:val="%1."/>
+      <w:lvlJc w:val="left"/>
+      <w:pPr>
+        <w:tabs>
+          <w:tab w:val="num" w:pos="720"/>
+        </w:tabs>
+        <w:ind w:left="720" w:hanging="360"/>
+      </w:pPr>
+    </w:lvl>
+    <w:lvl w:ilvl="1" w:tentative="1">
+      <w:start w:val="1"/>
+      <w:numFmt w:val="decimal"/>
+      <w:lvlText w:val="%2."/>
+      <w:lvlJc w:val="left"/>
+      <w:pPr>
+        <w:tabs>
+          <w:tab w:val="num" w:pos="1440"/>
+        </w:tabs>
+        <w:ind w:left="1440" w:hanging="360"/>
+      </w:pPr>
+    </w:lvl>
+    <w:lvl w:ilvl="2" w:tentative="1">
+      <w:start w:val="1"/>
+      <w:numFmt w:val="decimal"/>
+      <w:lvlText w:val="%3."/>
+      <w:lvlJc w:val="left"/>
+      <w:pPr>
+        <w:tabs>
+          <w:tab w:val="num" w:pos="2160"/>
+        </w:tabs>
+        <w:ind w:left="2160" w:hanging="360"/>
+      </w:pPr>
+    </w:lvl>
+    <w:lvl w:ilvl="3" w:tentative="1">
+      <w:start w:val="1"/>
+      <w:numFmt w:val="decimal"/>
+      <w:lvlText w:val="%4."/>
+      <w:lvlJc w:val="left"/>
+      <w:pPr>
+        <w:tabs>
+          <w:tab w:val="num" w:pos="2880"/>
+        </w:tabs>
+        <w:ind w:left="2880" w:hanging="360"/>
+      </w:pPr>
+    </w:lvl>
+    <w:lvl w:ilvl="4" w:tentative="1">
+      <w:start w:val="1"/>
+      <w:numFmt w:val="decimal"/>
+      <w:lvlText w:val="%5."/>
+      <w:lvlJc w:val="left"/>
+      <w:pPr>
+        <w:tabs>
+          <w:tab w:val="num" w:pos="3600"/>
+        </w:tabs>
+        <w:ind w:left="3600" w:hanging="360"/>
+      </w:pPr>
+    </w:lvl>
+    <w:lvl w:ilvl="5" w:tentative="1">
+      <w:start w:val="1"/>
+      <w:numFmt w:val="decimal"/>
+      <w:lvlText w:val="%6."/>
+      <w:lvlJc w:val="left"/>
+      <w:pPr>
+        <w:tabs>
+          <w:tab w:val="num" w:pos="4320"/>
+        </w:tabs>
+        <w:ind w:left="4320" w:hanging="360"/>
+      </w:pPr>
+    </w:lvl>
+    <w:lvl w:ilvl="6" w:tentative="1">
+      <w:start w:val="1"/>
+      <w:numFmt w:val="decimal"/>
+      <w:lvlText w:val="%7."/>
+      <w:lvlJc w:val="left"/>
+      <w:pPr>
+        <w:tabs>
+          <w:tab w:val="num" w:pos="5040"/>
+        </w:tabs>
+        <w:ind w:left="5040" w:hanging="360"/>
+      </w:pPr>
+    </w:lvl>
+    <w:lvl w:ilvl="7" w:tentative="1">
+      <w:start w:val="1"/>
+      <w:numFmt w:val="decimal"/>
+      <w:lvlText w:val="%8."/>
+      <w:lvlJc w:val="left"/>
+      <w:pPr>
+        <w:tabs>
+          <w:tab w:val="num" w:pos="5760"/>
+        </w:tabs>
+        <w:ind w:left="5760" w:hanging="360"/>
+      </w:pPr>
+    </w:lvl>
+    <w:lvl w:ilvl="8" w:tentative="1">
+      <w:start w:val="1"/>
+      <w:numFmt w:val="decimal"/>
+      <w:lvlText w:val="%9."/>
+      <w:lvlJc w:val="left"/>
+      <w:pPr>
+        <w:tabs>
+          <w:tab w:val="num" w:pos="6480"/>
+        </w:tabs>
+        <w:ind w:left="6480" w:hanging="360"/>
+      </w:pPr>
+    </w:lvl>
+  </w:abstractNum>
   <w:num w:numId="1" w16cid:durableId="351423332">
+    <w:abstractNumId w:val="1"/>
+  </w:num>
+  <w:num w:numId="2" w16cid:durableId="1969629657">
+    <w:abstractNumId w:val="2"/>
+  </w:num>
+  <w:num w:numId="3" w16cid:durableId="840631482">
     <w:abstractNumId w:val="0"/>
   </w:num>
 </w:numbering>
@@ -2038,6 +10161,7 @@
   <w:style w:type="character" w:default="1" w:styleId="DefaultParagraphFont">
     <w:name w:val="Default Paragraph Font"/>
     <w:uiPriority w:val="1"/>
+    <w:semiHidden/>
     <w:unhideWhenUsed/>
   </w:style>
   <w:style w:type="table" w:default="1" w:styleId="TableNormal">
@@ -2109,6 +10233,34 @@
       <w:b/>
       <w:sz w:val="24"/>
       <w:szCs w:val="24"/>
+    </w:rPr>
+  </w:style>
+  <w:style w:type="paragraph" w:styleId="NormalWeb">
+    <w:name w:val="Normal (Web)"/>
+    <w:basedOn w:val="Normal"/>
+    <w:uiPriority w:val="99"/>
+    <w:semiHidden/>
+    <w:unhideWhenUsed/>
+    <w:rsid w:val="0045349A"/>
+    <w:pPr>
+      <w:spacing w:before="100" w:beforeAutospacing="1" w:after="100" w:afterAutospacing="1" w:line="240" w:lineRule="auto"/>
+    </w:pPr>
+    <w:rPr>
+      <w:rFonts w:ascii="Times New Roman" w:eastAsia="Times New Roman" w:hAnsi="Times New Roman" w:cs="Times New Roman"/>
+      <w:sz w:val="24"/>
+      <w:szCs w:val="24"/>
+      <w:lang w:val="en-ID" w:eastAsia="en-ID"/>
+    </w:rPr>
+  </w:style>
+  <w:style w:type="character" w:styleId="Strong">
+    <w:name w:val="Strong"/>
+    <w:basedOn w:val="DefaultParagraphFont"/>
+    <w:uiPriority w:val="22"/>
+    <w:qFormat/>
+    <w:rsid w:val="0045349A"/>
+    <w:rPr>
+      <w:b/>
+      <w:bCs/>
     </w:rPr>
   </w:style>
 </w:styles>
@@ -2373,4 +10525,16 @@
     </a:ext>
   </a:extLst>
 </a:theme>
+</file>
+
+<file path=customXml/item1.xml><?xml version="1.0" encoding="utf-8"?>
+<b:Sources xmlns:b="http://schemas.openxmlformats.org/officeDocument/2006/bibliography" xmlns="http://schemas.openxmlformats.org/officeDocument/2006/bibliography" SelectedStyle="\APASixthEditionOfficeOnline.xsl" StyleName="APA" Version="6"/>
+</file>
+
+<file path=customXml/itemProps1.xml><?xml version="1.0" encoding="utf-8"?>
+<ds:datastoreItem xmlns:ds="http://schemas.openxmlformats.org/officeDocument/2006/customXml" ds:itemID="{CC8243E8-1BE8-4F0C-B6E3-259DFAA2EA95}">
+  <ds:schemaRefs>
+    <ds:schemaRef ds:uri="http://schemas.openxmlformats.org/officeDocument/2006/bibliography"/>
+  </ds:schemaRefs>
+</ds:datastoreItem>
 </file>
--- a/laporan pkl dwi elshie.docx
+++ b/laporan pkl dwi elshie.docx
@@ -6992,7 +6992,39 @@
           <w:rFonts w:ascii="Times New Roman" w:eastAsia="Times New Roman" w:hAnsi="Times New Roman"/>
           <w:sz w:val="24"/>
         </w:rPr>
-        <w:t xml:space="preserve">Penulis melakukan pengamatan secara langsung terhadap kegiatan deteksi dan </w:t>
+        <w:t xml:space="preserve">Penulis melakukan pengamatan secara langsung terhadap </w:t>
+      </w:r>
+      <w:proofErr w:type="spellStart"/>
+      <w:r>
+        <w:rPr>
+          <w:rFonts w:ascii="Times New Roman" w:eastAsia="Times New Roman" w:hAnsi="Times New Roman"/>
+          <w:sz w:val="24"/>
+        </w:rPr>
+        <w:t>kegiatan</w:t>
+      </w:r>
+      <w:proofErr w:type="spellEnd"/>
+      <w:r>
+        <w:rPr>
+          <w:rFonts w:ascii="Times New Roman" w:eastAsia="Times New Roman" w:hAnsi="Times New Roman"/>
+          <w:sz w:val="24"/>
+        </w:rPr>
+        <w:t xml:space="preserve"> </w:t>
+      </w:r>
+      <w:proofErr w:type="spellStart"/>
+      <w:r>
+        <w:rPr>
+          <w:rFonts w:ascii="Times New Roman" w:eastAsia="Times New Roman" w:hAnsi="Times New Roman"/>
+          <w:sz w:val="24"/>
+        </w:rPr>
+        <w:t>deteksi</w:t>
+      </w:r>
+      <w:proofErr w:type="spellEnd"/>
+      <w:r>
+        <w:rPr>
+          <w:rFonts w:ascii="Times New Roman" w:eastAsia="Times New Roman" w:hAnsi="Times New Roman"/>
+          <w:sz w:val="24"/>
+        </w:rPr>
+        <w:t xml:space="preserve"> dan </w:t>
       </w:r>
       <w:proofErr w:type="spellStart"/>
       <w:r>
@@ -8463,140 +8495,6 @@
     </w:p>
     <w:p>
       <w:pPr>
-        <w:spacing w:after="0" w:line="360" w:lineRule="auto"/>
-        <w:ind w:firstLine="709"/>
-        <w:jc w:val="both"/>
-      </w:pPr>
-      <w:r>
-        <w:t xml:space="preserve">Sistem dapat diartikan sebagai kumpulan elemen atau komponen yang saling berhubungan dan bekerja sama untuk mencapai suatu tujuan tertentu. Setiap sistem pada dasarnya memiliki karakteristik yang membedakannya dari sekadar kumpulan unsur biasa, yaitu memiliki komponen (component), batas sistem (boundary), lingkungan luar (environment), penghubung (interface), masukan (input), pengolah (process), keluaran (output), sasaran (objective), serta mekanisme umpan balik (feedback) yang digunakan untuk mengendalikan jalannya operasi sistem agar tetap sesuai dengan tujuan yang telah ditetapkan </w:t>
-      </w:r>
-      <w:r>
-        <w:fldChar w:fldCharType="begin" w:fldLock="1"/>
-      </w:r>
-      <w:r>
-        <w:instrText>ADDIN CSL_CITATION {"citationItems":[{"id":"ITEM-1","itemData":{"DOI":"10.31004/jpdk.v5i2.14061","author":[{"dropping-particle":"","family":"Effendy","given":"E.","non-dropping-particle":"","parse-names":false,"suffix":""},{"dropping-particle":"","family":"Siregar","given":"E. A.","non-dropping-particle":"","parse-names":false,"suffix":""},{"dropping-particle":"","family":"Fitri","given":"P. C.","non-dropping-particle":"","parse-names":false,"suffix":""},{"dropping-particle":"","family":"Damanik","given":"I. A. S.","non-dropping-particle":"","parse-names":false,"suffix":""}],"id":"ITEM-1","issue":"2","issued":{"date-parts":[["2023"]]},"page":"4343-4349","title":"Mengenal Sistem Informasi Manajemen Dakwah (Pengertian Sistem, Karakteristik Sistem)","type":"article-journal","volume":"5"},"uris":["http://www.mendeley.com/documents/?uuid=14a65f5d-9a62-40fa-9b60-2f1cec7c6b7e"]}],"mendeley":{"formattedCitation":"(Effendy et al. 2023)","plainTextFormattedCitation":"(Effendy et al. 2023)","previouslyFormattedCitation":"(Effendy et al. 2023)"},"properties":{"noteIndex":0},"schema":"https://github.com/citation-style-language/schema/raw/master/csl-citation.json"}</w:instrText>
-      </w:r>
-      <w:r>
-        <w:fldChar w:fldCharType="separate"/>
-      </w:r>
-      <w:r>
-        <w:rPr>
-          <w:noProof/>
-        </w:rPr>
-        <w:t>(Effendy et al. 2023)</w:t>
-      </w:r>
-      <w:r>
-        <w:fldChar w:fldCharType="end"/>
-      </w:r>
-      <w:r>
-        <w:t>. Karakteristik tersebut menjadi dasar penting dalam memahami bagaimana suatu sistem, termasuk sistem informasi maupun proses bisnis yang berjalan pada suatu organisasi, dapat dianalisis, dievaluasi, dan dikembangkan agar berjalan lebih efektif dan efisien.</w:t>
-      </w:r>
-    </w:p>
-    <w:p>
-      <w:pPr>
-        <w:pStyle w:val="Heading3"/>
-      </w:pPr>
-      <w:r>
-        <w:t>2.1.2 Pengertian Informasi dan Sistem Informasi</w:t>
-      </w:r>
-    </w:p>
-    <w:p>
-      <w:pPr>
-        <w:spacing w:after="0" w:line="360" w:lineRule="auto"/>
-        <w:ind w:firstLine="709"/>
-        <w:jc w:val="both"/>
-      </w:pPr>
-      <w:r>
-        <w:t xml:space="preserve">Informasi merupakan hasil pengolahan data yang telah diproses sedemikian rupa sehingga memiliki makna dan nilai guna bagi penerimanya dalam mendukung pengambilan keputusan. Sistem informasi sendiri didefinisikan sebagai serangkaian komponen yang saling bekerja sama untuk mengumpulkan, mengelola, menyimpan, memproses, dan menyebarkan informasi yang diperlukan guna mendukung proses pengambilan keputusan, koordinasi, serta pengendalian dalam suatu organisasi atau entitas </w:t>
-      </w:r>
-      <w:r>
-        <w:fldChar w:fldCharType="begin" w:fldLock="1"/>
-      </w:r>
-      <w:r>
-        <w:instrText>ADDIN CSL_CITATION {"citationItems":[{"id":"ITEM-1","itemData":{"author":[{"dropping-particle":"","family":"Adham","given":"M.","non-dropping-particle":"","parse-names":false,"suffix":""}],"id":"ITEM-1","issue":"1","issued":{"date-parts":[["2024"]]},"page":"264-275","title":"Analisis Implementasi Sistem Informasi: Studi Literatur","type":"article-journal","volume":"5"},"uris":["http://www.mendeley.com/documents/?uuid=6906c046-8abd-42de-a68f-a7ececd80053"]}],"mendeley":{"formattedCitation":"(Adham 2024)","plainTextFormattedCitation":"(Adham 2024)","previouslyFormattedCitation":"(Adham 2024)"},"properties":{"noteIndex":0},"schema":"https://github.com/citation-style-language/schema/raw/master/csl-citation.json"}</w:instrText>
-      </w:r>
-      <w:r>
-        <w:fldChar w:fldCharType="separate"/>
-      </w:r>
-      <w:r>
-        <w:rPr>
-          <w:noProof/>
-        </w:rPr>
-        <w:t>(Adham 2024)</w:t>
-      </w:r>
-      <w:r>
-        <w:fldChar w:fldCharType="end"/>
-      </w:r>
-      <w:r>
-        <w:t>. Keberadaan sistem informasi yang baik memungkinkan suatu instansi, termasuk instansi pemerintah, untuk memperoleh data dan informasi secara cepat, akurat, dan relevan, sehingga dapat digunakan sebagai dasar dalam melakukan pengawasan maupun pengambilan kebijakan, termasuk dalam hal pengawasan keamanan dan kredibilitas konten pada website yang dikelolanya.</w:t>
-      </w:r>
-    </w:p>
-    <w:p>
-      <w:pPr>
-        <w:pStyle w:val="Heading3"/>
-      </w:pPr>
-      <w:r>
-        <w:t>2.1.3 Pengertian Proses Bisnis dan Analisis Proses Bisnis</w:t>
-      </w:r>
-    </w:p>
-    <w:p>
-      <w:pPr>
-        <w:spacing w:after="0" w:line="360" w:lineRule="auto"/>
-        <w:ind w:firstLine="709"/>
-        <w:jc w:val="both"/>
-      </w:pPr>
-      <w:r>
-        <w:t xml:space="preserve">Proses bisnis adalah rangkaian aktivitas atau kegiatan yang terstruktur dan saling berkaitan, yang mengubah suatu masukan (input) berupa data, informasi, maupun tenaga kerja menjadi suatu keluaran (output) yang memiliki nilai tambah bagi organisasi. Analisis proses bisnis dilakukan dengan cara mempelajari dan mengevaluasi proses bisnis yang sedang berjalan pada suatu organisasi, baik dalam kondisi normal maupun pada kondisi tertentu, guna mengidentifikasi kelemahan maupun peluang perbaikan yang dapat dilakukan. Salah satu notasi yang umum digunakan untuk memodelkan proses bisnis adalah Business Process Model and Notation (BPMN), yang berfungsi untuk memvisualisasikan alur </w:t>
-      </w:r>
-      <w:r>
-        <w:lastRenderedPageBreak/>
-        <w:t xml:space="preserve">kerja secara terstruktur sehingga memudahkan proses evaluasi dan perancangan usulan perbaikan proses bisnis </w:t>
-      </w:r>
-      <w:r>
-        <w:fldChar w:fldCharType="begin" w:fldLock="1"/>
-      </w:r>
-      <w:r>
-        <w:instrText>ADDIN CSL_CITATION {"citationItems":[{"id":"ITEM-1","itemData":{"DOI":"10.55338/jumin.v6i3.6306","author":[{"dropping-particle":"","family":"Rosyidah","given":"Ghaniyya S.","non-dropping-particle":"","parse-names":false,"suffix":""},{"dropping-particle":"","family":"Setiani","given":"Novi","non-dropping-particle":"","parse-names":false,"suffix":""}],"id":"ITEM-1","issue":"3","issued":{"date-parts":[["2025"]]},"title":"Perancangan Proses Bisnis Menggunakan BPMN untuk Optimasi Sistem Antrean Sidang di Pengadilan Agama","type":"article-journal","volume":"6"},"uris":["http://www.mendeley.com/documents/?uuid=b3babfac-6e56-42ac-b3c2-6c28c0f84f81"]}],"mendeley":{"formattedCitation":"(Rosyidah and Setiani 2025)","plainTextFormattedCitation":"(Rosyidah and Setiani 2025)","previouslyFormattedCitation":"(Rosyidah and Setiani 2025)"},"properties":{"noteIndex":0},"schema":"https://github.com/citation-style-language/schema/raw/master/csl-citation.json"}</w:instrText>
-      </w:r>
-      <w:r>
-        <w:fldChar w:fldCharType="separate"/>
-      </w:r>
-      <w:r>
-        <w:rPr>
-          <w:noProof/>
-        </w:rPr>
-        <w:t>(Rosyidah and Setiani 2025)</w:t>
-      </w:r>
-      <w:r>
-        <w:fldChar w:fldCharType="end"/>
-      </w:r>
-      <w:r>
-        <w:t>.</w:t>
-      </w:r>
-    </w:p>
-    <w:p>
-      <w:pPr>
-        <w:pStyle w:val="Heading2"/>
-      </w:pPr>
-      <w:r>
-        <w:t xml:space="preserve">2.2 Teori </w:t>
-      </w:r>
-      <w:proofErr w:type="spellStart"/>
-      <w:r>
-        <w:t>Pendukung</w:t>
-      </w:r>
-      <w:proofErr w:type="spellEnd"/>
-    </w:p>
-    <w:p>
-      <w:pPr>
-        <w:pStyle w:val="Heading3"/>
-      </w:pPr>
-      <w:r>
-        <w:t>2.2.1 Unified Modeling Language (UML)</w:t>
-      </w:r>
-    </w:p>
-    <w:p>
-      <w:pPr>
         <w:spacing w:after="0" w:line="480" w:lineRule="auto"/>
         <w:ind w:firstLine="709"/>
         <w:jc w:val="both"/>
@@ -8612,7 +8510,7 @@
           <w:sz w:val="24"/>
           <w:szCs w:val="24"/>
         </w:rPr>
-        <w:t xml:space="preserve">Unified Modeling Language (UML) merupakan suatu bahasa pemodelan standar yang digunakan untuk menggambarkan, mendokumentasikan, dan memvisualisasikan rancangan suatu sistem, baik dari sisi proses bisnis maupun perangkat lunak, sehingga dapat menyamakan pemahaman antara perancang sistem dengan pihak-pihak yang berkepentingan (stakeholder) </w:t>
+        <w:t xml:space="preserve">Sistem dapat diartikan sebagai kumpulan elemen atau komponen yang saling berhubungan dan bekerja sama untuk mencapai suatu tujuan tertentu. Setiap sistem pada dasarnya memiliki karakteristik yang membedakannya dari sekadar kumpulan unsur biasa, yaitu memiliki komponen (component), batas sistem (boundary), lingkungan luar (environment), penghubung (interface), masukan (input), pengolah (process), keluaran (output), sasaran (objective), serta mekanisme umpan balik (feedback) yang digunakan untuk mengendalikan jalannya operasi sistem agar tetap sesuai dengan tujuan yang telah ditetapkan </w:t>
       </w:r>
       <w:r>
         <w:rPr>
@@ -8628,7 +8526,7 @@
           <w:sz w:val="24"/>
           <w:szCs w:val="24"/>
         </w:rPr>
-        <w:instrText>ADDIN CSL_CITATION {"citationItems":[{"id":"ITEM-1","itemData":{"DOI":"10.36040/jati.v7i2.6858","author":[{"dropping-particle":"","family":"Binangkit","given":"Citra Ayu Ayu","non-dropping-particle":"","parse-names":false,"suffix":""},{"dropping-particle":"","family":"Voutama","given":"Apriade","non-dropping-particle":"","parse-names":false,"suffix":""},{"dropping-particle":"","family":"Heryana","given":"Nono","non-dropping-particle":"","parse-names":false,"suffix":""}],"id":"ITEM-1","issue":"2","issued":{"date-parts":[["2023"]]},"title":"Pemanfaatan UML (Unified Modeling Language) dalam Perencanaan Sistem Pengelolaan Sewa Alat Musik Berbasis Website","type":"article-journal","volume":"7"},"uris":["http://www.mendeley.com/documents/?uuid=365bb5f4-7f42-4a88-b172-7064f953d3a2"]}],"mendeley":{"formattedCitation":"(Binangkit, Voutama, and Heryana 2023)","plainTextFormattedCitation":"(Binangkit, Voutama, and Heryana 2023)","previouslyFormattedCitation":"(Binangkit, Voutama, and Heryana 2023)"},"properties":{"noteIndex":0},"schema":"https://github.com/citation-style-language/schema/raw/master/csl-citation.json"}</w:instrText>
+        <w:instrText>ADDIN CSL_CITATION {"citationItems":[{"id":"ITEM-1","itemData":{"DOI":"10.31004/jpdk.v5i2.14061","author":[{"dropping-particle":"","family":"Effendy","given":"E.","non-dropping-particle":"","parse-names":false,"suffix":""},{"dropping-particle":"","family":"Siregar","given":"E. A.","non-dropping-particle":"","parse-names":false,"suffix":""},{"dropping-particle":"","family":"Fitri","given":"P. C.","non-dropping-particle":"","parse-names":false,"suffix":""},{"dropping-particle":"","family":"Damanik","given":"I. A. S.","non-dropping-particle":"","parse-names":false,"suffix":""}],"id":"ITEM-1","issue":"2","issued":{"date-parts":[["2023"]]},"page":"4343-4349","title":"Mengenal Sistem Informasi Manajemen Dakwah (Pengertian Sistem, Karakteristik Sistem)","type":"article-journal","volume":"5"},"uris":["http://www.mendeley.com/documents/?uuid=14a65f5d-9a62-40fa-9b60-2f1cec7c6b7e"]}],"mendeley":{"formattedCitation":"(Effendy et al. 2023)","plainTextFormattedCitation":"(Effendy et al. 2023)","previouslyFormattedCitation":"(Effendy et al. 2023)"},"properties":{"noteIndex":0},"schema":"https://github.com/citation-style-language/schema/raw/master/csl-citation.json"}</w:instrText>
       </w:r>
       <w:r>
         <w:rPr>
@@ -8645,7 +8543,7 @@
           <w:sz w:val="24"/>
           <w:szCs w:val="24"/>
         </w:rPr>
-        <w:t>(Binangkit, Voutama, and Heryana 2023)</w:t>
+        <w:t>(Effendy et al. 2023)</w:t>
       </w:r>
       <w:r>
         <w:rPr>
@@ -8661,7 +8559,7 @@
           <w:sz w:val="24"/>
           <w:szCs w:val="24"/>
         </w:rPr>
-        <w:t>. UML menyediakan beberapa jenis diagram, di antaranya use case diagram, activity diagram, sequence diagram, dan class diagram, yang masing-masing memiliki fungsi berbeda dalam menggambarkan struktur maupun perilaku suatu sistem. Dalam laporan ini, UML digunakan sebagai alat bantu untuk menggambarkan proses bisnis berjalan maupun proses bisnis usulan pada kegiatan deteksi dan pelaporan konten ilegal di Diskominfo Kabupaten Kubu Raya.</w:t>
+        <w:t>. Karakteristik tersebut menjadi dasar penting dalam memahami bagaimana suatu sistem, termasuk sistem informasi maupun proses bisnis yang berjalan pada suatu organisasi, dapat dianalisis, dievaluasi, dan dikembangkan agar berjalan lebih efektif dan efisien.</w:t>
       </w:r>
     </w:p>
     <w:p>
@@ -8669,38 +8567,76 @@
         <w:pStyle w:val="Heading3"/>
       </w:pPr>
       <w:r>
-        <w:t>2.2.2 Activity Diagram</w:t>
+        <w:t>2.1.2 Pengertian Informasi dan Sistem Informasi</w:t>
       </w:r>
     </w:p>
     <w:p>
       <w:pPr>
-        <w:spacing w:after="0" w:line="360" w:lineRule="auto"/>
+        <w:spacing w:after="0" w:line="480" w:lineRule="auto"/>
         <w:ind w:firstLine="709"/>
         <w:jc w:val="both"/>
-      </w:pPr>
-      <w:r>
-        <w:t xml:space="preserve">Activity diagram merupakan salah satu jenis diagram UML yang digunakan untuk menggambarkan aliran kerja (workflow) atau urutan aktivitas dalam suatu proses, mulai dari aktivitas awal (initial node) hingga aktivitas akhir (final node), termasuk percabangan (decision), penggabungan (join), maupun aktivitas yang dilakukan secara paralel (fork) </w:t>
-      </w:r>
-      <w:r>
+        <w:rPr>
+          <w:rFonts w:ascii="Times New Roman" w:hAnsi="Times New Roman" w:cs="Times New Roman"/>
+          <w:sz w:val="24"/>
+          <w:szCs w:val="24"/>
+        </w:rPr>
+      </w:pPr>
+      <w:r>
+        <w:rPr>
+          <w:rFonts w:ascii="Times New Roman" w:hAnsi="Times New Roman" w:cs="Times New Roman"/>
+          <w:sz w:val="24"/>
+          <w:szCs w:val="24"/>
+        </w:rPr>
+        <w:t xml:space="preserve">Informasi merupakan hasil pengolahan data yang telah diproses sedemikian rupa sehingga memiliki makna dan nilai guna bagi penerimanya dalam mendukung pengambilan keputusan. Sistem informasi sendiri didefinisikan sebagai serangkaian komponen yang saling bekerja sama untuk mengumpulkan, mengelola, menyimpan, memproses, dan menyebarkan informasi yang diperlukan guna mendukung proses pengambilan keputusan, koordinasi, serta pengendalian dalam suatu organisasi atau entitas </w:t>
+      </w:r>
+      <w:r>
+        <w:rPr>
+          <w:rFonts w:ascii="Times New Roman" w:hAnsi="Times New Roman" w:cs="Times New Roman"/>
+          <w:sz w:val="24"/>
+          <w:szCs w:val="24"/>
+        </w:rPr>
         <w:fldChar w:fldCharType="begin" w:fldLock="1"/>
       </w:r>
       <w:r>
-        <w:instrText>ADDIN CSL_CITATION {"citationItems":[{"id":"ITEM-1","itemData":{"DOI":"10.36040/jati.v7i2.6858","author":[{"dropping-particle":"","family":"Binangkit","given":"Citra Ayu Ayu","non-dropping-particle":"","parse-names":false,"suffix":""},{"dropping-particle":"","family":"Voutama","given":"Apriade","non-dropping-particle":"","parse-names":false,"suffix":""},{"dropping-particle":"","family":"Heryana","given":"Nono","non-dropping-particle":"","parse-names":false,"suffix":""}],"id":"ITEM-1","issue":"2","issued":{"date-parts":[["2023"]]},"title":"Pemanfaatan UML (Unified Modeling Language) dalam Perencanaan Sistem Pengelolaan Sewa Alat Musik Berbasis Website","type":"article-journal","volume":"7"},"uris":["http://www.mendeley.com/documents/?uuid=dffe5052-220b-4680-b533-9260fa490c6a"]}],"mendeley":{"formattedCitation":"(Binangkit, Voutama, and Heryana 2023)","plainTextFormattedCitation":"(Binangkit, Voutama, and Heryana 2023)","previouslyFormattedCitation":"(Binangkit, Voutama, and Heryana 2023)"},"properties":{"noteIndex":0},"schema":"https://github.com/citation-style-language/schema/raw/master/csl-citation.json"}</w:instrText>
-      </w:r>
-      <w:r>
+        <w:rPr>
+          <w:rFonts w:ascii="Times New Roman" w:hAnsi="Times New Roman" w:cs="Times New Roman"/>
+          <w:sz w:val="24"/>
+          <w:szCs w:val="24"/>
+        </w:rPr>
+        <w:instrText>ADDIN CSL_CITATION {"citationItems":[{"id":"ITEM-1","itemData":{"author":[{"dropping-particle":"","family":"Adham","given":"M.","non-dropping-particle":"","parse-names":false,"suffix":""}],"id":"ITEM-1","issue":"1","issued":{"date-parts":[["2024"]]},"page":"264-275","title":"Analisis Implementasi Sistem Informasi: Studi Literatur","type":"article-journal","volume":"5"},"uris":["http://www.mendeley.com/documents/?uuid=6906c046-8abd-42de-a68f-a7ececd80053"]}],"mendeley":{"formattedCitation":"(Adham 2024)","plainTextFormattedCitation":"(Adham 2024)","previouslyFormattedCitation":"(Adham 2024)"},"properties":{"noteIndex":0},"schema":"https://github.com/citation-style-language/schema/raw/master/csl-citation.json"}</w:instrText>
+      </w:r>
+      <w:r>
+        <w:rPr>
+          <w:rFonts w:ascii="Times New Roman" w:hAnsi="Times New Roman" w:cs="Times New Roman"/>
+          <w:sz w:val="24"/>
+          <w:szCs w:val="24"/>
+        </w:rPr>
         <w:fldChar w:fldCharType="separate"/>
       </w:r>
       <w:r>
         <w:rPr>
+          <w:rFonts w:ascii="Times New Roman" w:hAnsi="Times New Roman" w:cs="Times New Roman"/>
           <w:noProof/>
-        </w:rPr>
-        <w:t>(Binangkit, Voutama, and Heryana 2023)</w:t>
-      </w:r>
-      <w:r>
+          <w:sz w:val="24"/>
+          <w:szCs w:val="24"/>
+        </w:rPr>
+        <w:t>(Adham 2024)</w:t>
+      </w:r>
+      <w:r>
+        <w:rPr>
+          <w:rFonts w:ascii="Times New Roman" w:hAnsi="Times New Roman" w:cs="Times New Roman"/>
+          <w:sz w:val="24"/>
+          <w:szCs w:val="24"/>
+        </w:rPr>
         <w:fldChar w:fldCharType="end"/>
       </w:r>
       <w:r>
-        <w:t>. Activity diagram dapat menggambarkan proses bisnis berdasarkan pelaku (actor) yang terlibat di dalamnya, sehingga memudahkan pembaca dalam memahami alur suatu proses secara menyeluruh dari awal hingga akhir. Pada laporan ini, activity diagram digunakan untuk menggambarkan proses bisnis berjalan pada kegiatan deteksi dan pelaporan konten ilegal, sebagaimana akan diuraikan pada BAB III.</w:t>
+        <w:rPr>
+          <w:rFonts w:ascii="Times New Roman" w:hAnsi="Times New Roman" w:cs="Times New Roman"/>
+          <w:sz w:val="24"/>
+          <w:szCs w:val="24"/>
+        </w:rPr>
+        <w:t>. Keberadaan sistem informasi yang baik memungkinkan suatu instansi, termasuk instansi pemerintah, untuk memperoleh data dan informasi secara cepat, akurat, dan relevan, sehingga dapat digunakan sebagai dasar dalam melakukan pengawasan maupun pengambilan kebijakan, termasuk dalam hal pengawasan keamanan dan kredibilitas konten pada website yang dikelolanya.</w:t>
       </w:r>
     </w:p>
     <w:p>
@@ -8708,102 +8644,167 @@
         <w:pStyle w:val="Heading3"/>
       </w:pPr>
       <w:r>
-        <w:t>2.2.3 Mockup dan Prototype</w:t>
+        <w:lastRenderedPageBreak/>
+        <w:t>2.1.3 Pengertian Proses Bisnis dan Analisis Proses Bisnis</w:t>
       </w:r>
     </w:p>
     <w:p>
       <w:pPr>
-        <w:spacing w:after="0" w:line="360" w:lineRule="auto"/>
+        <w:spacing w:after="0" w:line="480" w:lineRule="auto"/>
         <w:ind w:firstLine="709"/>
         <w:jc w:val="both"/>
-      </w:pPr>
-      <w:r>
-        <w:t xml:space="preserve">Mockup merupakan representasi visual dari suatu tampilan antarmuka aplikasi atau sistem yang menampilkan detail grafis secara lebih lengkap, seperti warna, ikon, tipografi, dan tata letak, namun belum bersifat fungsional. Mockup umumnya dihasilkan melalui metode prototyping, yaitu suatu metode pengembangan sistem yang bersifat iteratif dan </w:t>
-      </w:r>
-      <w:r>
-        <w:lastRenderedPageBreak/>
-        <w:t xml:space="preserve">berorientasi pada kebutuhan pengguna, sehingga memungkinkan dilakukannya perbaikan rancangan secara berkelanjutan berdasarkan umpan balik pengguna </w:t>
-      </w:r>
-      <w:r>
+        <w:rPr>
+          <w:rFonts w:ascii="Times New Roman" w:hAnsi="Times New Roman" w:cs="Times New Roman"/>
+          <w:sz w:val="24"/>
+          <w:szCs w:val="24"/>
+        </w:rPr>
+      </w:pPr>
+      <w:r>
+        <w:rPr>
+          <w:rFonts w:ascii="Times New Roman" w:hAnsi="Times New Roman" w:cs="Times New Roman"/>
+          <w:sz w:val="24"/>
+          <w:szCs w:val="24"/>
+        </w:rPr>
+        <w:t xml:space="preserve">Proses bisnis adalah rangkaian aktivitas atau kegiatan yang terstruktur dan saling berkaitan, yang mengubah suatu masukan (input) berupa data, informasi, maupun tenaga kerja menjadi suatu keluaran (output) yang memiliki nilai tambah bagi organisasi. Analisis proses bisnis dilakukan dengan cara mempelajari dan mengevaluasi proses bisnis yang sedang berjalan pada suatu organisasi, baik dalam kondisi normal maupun pada kondisi tertentu, guna mengidentifikasi kelemahan maupun peluang perbaikan yang dapat dilakukan. Salah satu notasi yang umum digunakan untuk memodelkan proses bisnis adalah Business Process Model and Notation (BPMN), yang berfungsi untuk memvisualisasikan alur kerja secara terstruktur sehingga memudahkan proses evaluasi dan perancangan usulan perbaikan proses bisnis </w:t>
+      </w:r>
+      <w:r>
+        <w:rPr>
+          <w:rFonts w:ascii="Times New Roman" w:hAnsi="Times New Roman" w:cs="Times New Roman"/>
+          <w:sz w:val="24"/>
+          <w:szCs w:val="24"/>
+        </w:rPr>
         <w:fldChar w:fldCharType="begin" w:fldLock="1"/>
       </w:r>
       <w:r>
-        <w:instrText>ADDIN CSL_CITATION {"citationItems":[{"id":"ITEM-1","itemData":{"DOI":"10.29408/jit.v7i1.24100","author":[{"dropping-particle":"","family":"Puspita","given":"Ari","non-dropping-particle":"","parse-names":false,"suffix":""},{"dropping-particle":"","family":"Yuningsih","given":"Yuyun","non-dropping-particle":"","parse-names":false,"suffix":""},{"dropping-particle":"","family":"Mazia","given":"Lia","non-dropping-particle":"","parse-names":false,"suffix":""},{"dropping-particle":"","family":"Pujiastuti","given":"Endang","non-dropping-particle":"","parse-names":false,"suffix":""}],"id":"ITEM-1","issue":"1","issued":{"date-parts":[["2024"]]},"title":"Penerapan Metode Prototype Pada Perancangan Sistem Informasi Penjualan Aksesoris Kamera Berbasis Web","type":"article-journal","volume":"7"},"uris":["http://www.mendeley.com/documents/?uuid=5b5b1608-28dc-4883-9291-2442c8b157a5"]}],"mendeley":{"formattedCitation":"(Puspita et al. 2024)","plainTextFormattedCitation":"(Puspita et al. 2024)","previouslyFormattedCitation":"(Puspita et al. 2024)"},"properties":{"noteIndex":0},"schema":"https://github.com/citation-style-language/schema/raw/master/csl-citation.json"}</w:instrText>
-      </w:r>
-      <w:r>
+        <w:rPr>
+          <w:rFonts w:ascii="Times New Roman" w:hAnsi="Times New Roman" w:cs="Times New Roman"/>
+          <w:sz w:val="24"/>
+          <w:szCs w:val="24"/>
+        </w:rPr>
+        <w:instrText>ADDIN CSL_CITATION {"citationItems":[{"id":"ITEM-1","itemData":{"DOI":"10.55338/jumin.v6i3.6306","author":[{"dropping-particle":"","family":"Rosyidah","given":"Ghaniyya S.","non-dropping-particle":"","parse-names":false,"suffix":""},{"dropping-particle":"","family":"Setiani","given":"Novi","non-dropping-particle":"","parse-names":false,"suffix":""}],"id":"ITEM-1","issue":"3","issued":{"date-parts":[["2025"]]},"title":"Perancangan Proses Bisnis Menggunakan BPMN untuk Optimasi Sistem Antrean Sidang di Pengadilan Agama","type":"article-journal","volume":"6"},"uris":["http://www.mendeley.com/documents/?uuid=b3babfac-6e56-42ac-b3c2-6c28c0f84f81"]}],"mendeley":{"formattedCitation":"(Rosyidah and Setiani 2025)","plainTextFormattedCitation":"(Rosyidah and Setiani 2025)","previouslyFormattedCitation":"(Rosyidah and Setiani 2025)"},"properties":{"noteIndex":0},"schema":"https://github.com/citation-style-language/schema/raw/master/csl-citation.json"}</w:instrText>
+      </w:r>
+      <w:r>
+        <w:rPr>
+          <w:rFonts w:ascii="Times New Roman" w:hAnsi="Times New Roman" w:cs="Times New Roman"/>
+          <w:sz w:val="24"/>
+          <w:szCs w:val="24"/>
+        </w:rPr>
         <w:fldChar w:fldCharType="separate"/>
       </w:r>
       <w:r>
         <w:rPr>
+          <w:rFonts w:ascii="Times New Roman" w:hAnsi="Times New Roman" w:cs="Times New Roman"/>
           <w:noProof/>
-        </w:rPr>
-        <w:t>(Puspita et al. 2024)</w:t>
-      </w:r>
-      <w:r>
+          <w:sz w:val="24"/>
+          <w:szCs w:val="24"/>
+        </w:rPr>
+        <w:t>(Rosyidah and Setiani 2025)</w:t>
+      </w:r>
+      <w:r>
+        <w:rPr>
+          <w:rFonts w:ascii="Times New Roman" w:hAnsi="Times New Roman" w:cs="Times New Roman"/>
+          <w:sz w:val="24"/>
+          <w:szCs w:val="24"/>
+        </w:rPr>
         <w:fldChar w:fldCharType="end"/>
       </w:r>
       <w:r>
-        <w:t>. Dalam laporan ini, mockup digunakan sebagai gambaran usulan perbaikan antarmuka pada proses bisnis usulan sebagaimana akan dibahas pada BAB IV, tanpa disertai dengan tahap pembangunan atau implementasi aplikasi secara utuh.</w:t>
+        <w:rPr>
+          <w:rFonts w:ascii="Times New Roman" w:hAnsi="Times New Roman" w:cs="Times New Roman"/>
+          <w:sz w:val="24"/>
+          <w:szCs w:val="24"/>
+        </w:rPr>
+        <w:t>.</w:t>
       </w:r>
     </w:p>
     <w:p>
       <w:pPr>
-        <w:pStyle w:val="Heading3"/>
-      </w:pPr>
-      <w:r>
-        <w:t>2.2.4 Konten Ilegal pada Website</w:t>
-      </w:r>
+        <w:pStyle w:val="Heading2"/>
+      </w:pPr>
+      <w:r>
+        <w:t xml:space="preserve">2.2 Teori </w:t>
+      </w:r>
+      <w:proofErr w:type="spellStart"/>
+      <w:r>
+        <w:t>Pendukung</w:t>
+      </w:r>
+      <w:proofErr w:type="spellEnd"/>
     </w:p>
     <w:p>
       <w:pPr>
-        <w:spacing w:after="0" w:line="360" w:lineRule="auto"/>
+        <w:pStyle w:val="Heading3"/>
+      </w:pPr>
+      <w:r>
+        <w:t>2.2.1 Unified Modeling Language (UML)</w:t>
+      </w:r>
+    </w:p>
+    <w:p>
+      <w:pPr>
+        <w:spacing w:after="0" w:line="480" w:lineRule="auto"/>
         <w:ind w:firstLine="709"/>
         <w:jc w:val="both"/>
-      </w:pPr>
-      <w:r>
-        <w:t xml:space="preserve">Konten ilegal adalah segala bentuk informasi atau dokumen elektronik yang disisipkan atau ditampilkan pada suatu website tanpa izin dan bertentangan dengan ketentuan hukum yang berlaku, dapat berupa kata kunci, tautan (link), meta tag, maupun berkas asing yang tidak sesuai dengan tujuan resmi website. Berdasarkan Undang-Undang Informasi dan Transaksi Elektronik (UU ITE), setiap orang dilarang mendistribusikan, mentransmisikan, atau membuat dapat diaksesnya informasi maupun dokumen elektronik yang melanggar ketentuan hukum yang berlaku, sehingga tindakan penyisipan konten ilegal pada website instansi pemerintah dapat dikategorikan sebagai salah satu bentuk kejahatan siber (cybercrime) yang dapat dikenai sanksi pidana, salah satu contohnya adalah penyisipan konten perjudian daring </w:t>
-      </w:r>
-      <w:r>
+        <w:rPr>
+          <w:rFonts w:ascii="Times New Roman" w:hAnsi="Times New Roman" w:cs="Times New Roman"/>
+          <w:sz w:val="24"/>
+          <w:szCs w:val="24"/>
+        </w:rPr>
+      </w:pPr>
+      <w:r>
+        <w:rPr>
+          <w:rFonts w:ascii="Times New Roman" w:hAnsi="Times New Roman" w:cs="Times New Roman"/>
+          <w:sz w:val="24"/>
+          <w:szCs w:val="24"/>
+        </w:rPr>
+        <w:t xml:space="preserve">Unified Modeling Language (UML) merupakan suatu bahasa pemodelan standar yang digunakan untuk menggambarkan, mendokumentasikan, dan memvisualisasikan rancangan suatu sistem, baik dari sisi proses bisnis maupun perangkat lunak, sehingga dapat menyamakan pemahaman antara perancang sistem dengan pihak-pihak yang berkepentingan (stakeholder) </w:t>
+      </w:r>
+      <w:r>
+        <w:rPr>
+          <w:rFonts w:ascii="Times New Roman" w:hAnsi="Times New Roman" w:cs="Times New Roman"/>
+          <w:sz w:val="24"/>
+          <w:szCs w:val="24"/>
+        </w:rPr>
         <w:fldChar w:fldCharType="begin" w:fldLock="1"/>
       </w:r>
       <w:r>
-        <w:instrText>ADDIN CSL_CITATION {"citationItems":[{"id":"ITEM-1","itemData":{"DOI":"10.55606/jurrish.v4i2.4990","author":[{"dropping-particle":"","family":"Mughni","given":"Seri","non-dropping-particle":"","parse-names":false,"suffix":""},{"dropping-particle":"","family":"Fauzie","given":"Harry","non-dropping-particle":"","parse-names":false,"suffix":""},{"dropping-particle":"","family":"Muslim","given":"Bohari","non-dropping-particle":"","parse-names":false,"suffix":""},{"dropping-particle":"","family":"Muhammad","given":"Fadli","non-dropping-particle":"","parse-names":false,"suffix":""},{"dropping-particle":"","family":"Muslimin","given":"Muhammad","non-dropping-particle":"","parse-names":false,"suffix":""}],"id":"ITEM-1","issue":"2","issued":{"date-parts":[["2024"]]},"title":"Judi Online as Cybercrime: A Study on Law Enforcement in Indonesia","type":"article-journal","volume":"4"},"uris":["http://www.mendeley.com/documents/?uuid=b69d20b5-56ee-47b3-91a9-4a6b3ba5b925"]}],"mendeley":{"formattedCitation":"(Mughni et al. 2024)","plainTextFormattedCitation":"(Mughni et al. 2024)","previouslyFormattedCitation":"(Mughni et al. 2024)"},"properties":{"noteIndex":0},"schema":"https://github.com/citation-style-language/schema/raw/master/csl-citation.json"}</w:instrText>
-      </w:r>
-      <w:r>
+        <w:rPr>
+          <w:rFonts w:ascii="Times New Roman" w:hAnsi="Times New Roman" w:cs="Times New Roman"/>
+          <w:sz w:val="24"/>
+          <w:szCs w:val="24"/>
+        </w:rPr>
+        <w:instrText>ADDIN CSL_CITATION {"citationItems":[{"id":"ITEM-1","itemData":{"DOI":"10.36040/jati.v7i2.6858","author":[{"dropping-particle":"","family":"Binangkit","given":"Citra Ayu Ayu","non-dropping-particle":"","parse-names":false,"suffix":""},{"dropping-particle":"","family":"Voutama","given":"Apriade","non-dropping-particle":"","parse-names":false,"suffix":""},{"dropping-particle":"","family":"Heryana","given":"Nono","non-dropping-particle":"","parse-names":false,"suffix":""}],"id":"ITEM-1","issue":"2","issued":{"date-parts":[["2023"]]},"title":"Pemanfaatan UML (Unified Modeling Language) dalam Perencanaan Sistem Pengelolaan Sewa Alat Musik Berbasis Website","type":"article-journal","volume":"7"},"uris":["http://www.mendeley.com/documents/?uuid=365bb5f4-7f42-4a88-b172-7064f953d3a2"]}],"mendeley":{"formattedCitation":"(Binangkit, Voutama, and Heryana 2023)","plainTextFormattedCitation":"(Binangkit, Voutama, and Heryana 2023)","previouslyFormattedCitation":"(Binangkit, Voutama, and Heryana 2023)"},"properties":{"noteIndex":0},"schema":"https://github.com/citation-style-language/schema/raw/master/csl-citation.json"}</w:instrText>
+      </w:r>
+      <w:r>
+        <w:rPr>
+          <w:rFonts w:ascii="Times New Roman" w:hAnsi="Times New Roman" w:cs="Times New Roman"/>
+          <w:sz w:val="24"/>
+          <w:szCs w:val="24"/>
+        </w:rPr>
         <w:fldChar w:fldCharType="separate"/>
       </w:r>
       <w:r>
         <w:rPr>
+          <w:rFonts w:ascii="Times New Roman" w:hAnsi="Times New Roman" w:cs="Times New Roman"/>
           <w:noProof/>
-        </w:rPr>
-        <w:t>(Mughni et al. 2024)</w:t>
-      </w:r>
-      <w:r>
+          <w:sz w:val="24"/>
+          <w:szCs w:val="24"/>
+        </w:rPr>
+        <w:t>(Binangkit, Voutama, and Heryana 2023)</w:t>
+      </w:r>
+      <w:r>
+        <w:rPr>
+          <w:rFonts w:ascii="Times New Roman" w:hAnsi="Times New Roman" w:cs="Times New Roman"/>
+          <w:sz w:val="24"/>
+          <w:szCs w:val="24"/>
+        </w:rPr>
         <w:fldChar w:fldCharType="end"/>
       </w:r>
       <w:r>
-        <w:t xml:space="preserve">. Konten ilegal semacam ini umumnya disisipkan melalui celah keamanan pada website dengan memanfaatkan kata kunci, tautan, maupun berkas mencurigakan yang dapat terindeks oleh mesin pencari, sehingga diperlukan mekanisme deteksi yang mampu mengidentifikasi keberadaan berbagai jenis konten ilegal tersebut secara cepat dan akurat </w:t>
-      </w:r>
-      <w:r>
-        <w:fldChar w:fldCharType="begin" w:fldLock="1"/>
-      </w:r>
-      <w:r>
-        <w:instrText>ADDIN CSL_CITATION {"citationItems":[{"id":"ITEM-1","itemData":{"author":[{"dropping-particle":"","family":"Pratama","given":"Afwan Mulia","non-dropping-particle":"","parse-names":false,"suffix":""},{"dropping-particle":"","family":"Data","given":"Mahendra","non-dropping-particle":"","parse-names":false,"suffix":""},{"dropping-particle":"","family":"Yahya","given":"Widhi","non-dropping-particle":"","parse-names":false,"suffix":""}],"id":"ITEM-1","issue":"10","issued":{"date-parts":[["2025"]]},"page":"1-9","title":"Deteksi Konten Ilegal Pada Situs Web Menggunakan Elasticsearch","type":"article-journal","volume":"9"},"uris":["http://www.mendeley.com/documents/?uuid=819b61cb-5a2c-4464-8918-6a67882ae963"]}],"mendeley":{"formattedCitation":"(Pratama et al. 2025)","plainTextFormattedCitation":"(Pratama et al. 2025)","previouslyFormattedCitation":"(Pratama et al. 2025)"},"properties":{"noteIndex":0},"schema":"https://github.com/citation-style-language/schema/raw/master/csl-citation.json"}</w:instrText>
-      </w:r>
-      <w:r>
-        <w:fldChar w:fldCharType="separate"/>
-      </w:r>
-      <w:r>
-        <w:rPr>
-          <w:noProof/>
-        </w:rPr>
-        <w:t>(Pratama et al. 2025)</w:t>
-      </w:r>
-      <w:r>
-        <w:fldChar w:fldCharType="end"/>
-      </w:r>
-      <w:r>
-        <w:t>.</w:t>
+        <w:rPr>
+          <w:rFonts w:ascii="Times New Roman" w:hAnsi="Times New Roman" w:cs="Times New Roman"/>
+          <w:sz w:val="24"/>
+          <w:szCs w:val="24"/>
+        </w:rPr>
+        <w:t>. UML menyediakan beberapa jenis diagram, di antaranya use case diagram, activity diagram, sequence diagram, dan class diagram, yang masing-masing memiliki fungsi berbeda dalam menggambarkan struktur maupun perilaku suatu sistem. Dalam laporan ini, UML digunakan sebagai alat bantu untuk menggambarkan proses bisnis berjalan maupun proses bisnis usulan pada kegiatan deteksi dan pelaporan konten ilegal di Diskominfo Kabupaten Kubu Raya.</w:t>
       </w:r>
     </w:p>
     <w:p>
@@ -8811,83 +8812,473 @@
         <w:pStyle w:val="Heading3"/>
       </w:pPr>
       <w:r>
-        <w:t>2.2.5 Web Defacement dan Keamanan Website Instansi Pemerintah</w:t>
+        <w:lastRenderedPageBreak/>
+        <w:t>2.2.2 Activity Diagram</w:t>
       </w:r>
     </w:p>
     <w:p>
       <w:pPr>
-        <w:spacing w:after="0" w:line="360" w:lineRule="auto"/>
+        <w:spacing w:after="0" w:line="480" w:lineRule="auto"/>
         <w:ind w:firstLine="709"/>
         <w:jc w:val="both"/>
-      </w:pPr>
-      <w:r>
+        <w:rPr>
+          <w:rFonts w:ascii="Times New Roman" w:hAnsi="Times New Roman" w:cs="Times New Roman"/>
+          <w:sz w:val="24"/>
+          <w:szCs w:val="24"/>
+        </w:rPr>
+      </w:pPr>
+      <w:r>
+        <w:rPr>
+          <w:rFonts w:ascii="Times New Roman" w:hAnsi="Times New Roman" w:cs="Times New Roman"/>
+          <w:sz w:val="24"/>
+          <w:szCs w:val="24"/>
+        </w:rPr>
+        <w:t xml:space="preserve">Activity diagram merupakan salah satu jenis diagram UML yang digunakan untuk menggambarkan aliran kerja (workflow) atau urutan aktivitas dalam suatu proses, mulai dari aktivitas awal (initial node) hingga aktivitas akhir (final node), termasuk percabangan (decision), penggabungan (join), maupun aktivitas yang dilakukan secara paralel (fork) </w:t>
+      </w:r>
+      <w:r>
+        <w:rPr>
+          <w:rFonts w:ascii="Times New Roman" w:hAnsi="Times New Roman" w:cs="Times New Roman"/>
+          <w:sz w:val="24"/>
+          <w:szCs w:val="24"/>
+        </w:rPr>
+        <w:fldChar w:fldCharType="begin" w:fldLock="1"/>
+      </w:r>
+      <w:r>
+        <w:rPr>
+          <w:rFonts w:ascii="Times New Roman" w:hAnsi="Times New Roman" w:cs="Times New Roman"/>
+          <w:sz w:val="24"/>
+          <w:szCs w:val="24"/>
+        </w:rPr>
+        <w:instrText>ADDIN CSL_CITATION {"citationItems":[{"id":"ITEM-1","itemData":{"DOI":"10.36040/jati.v7i2.6858","author":[{"dropping-particle":"","family":"Binangkit","given":"Citra Ayu Ayu","non-dropping-particle":"","parse-names":false,"suffix":""},{"dropping-particle":"","family":"Voutama","given":"Apriade","non-dropping-particle":"","parse-names":false,"suffix":""},{"dropping-particle":"","family":"Heryana","given":"Nono","non-dropping-particle":"","parse-names":false,"suffix":""}],"id":"ITEM-1","issue":"2","issued":{"date-parts":[["2023"]]},"title":"Pemanfaatan UML (Unified Modeling Language) dalam Perencanaan Sistem Pengelolaan Sewa Alat Musik Berbasis Website","type":"article-journal","volume":"7"},"uris":["http://www.mendeley.com/documents/?uuid=dffe5052-220b-4680-b533-9260fa490c6a"]}],"mendeley":{"formattedCitation":"(Binangkit, Voutama, and Heryana 2023)","plainTextFormattedCitation":"(Binangkit, Voutama, and Heryana 2023)","previouslyFormattedCitation":"(Binangkit, Voutama, and Heryana 2023)"},"properties":{"noteIndex":0},"schema":"https://github.com/citation-style-language/schema/raw/master/csl-citation.json"}</w:instrText>
+      </w:r>
+      <w:r>
+        <w:rPr>
+          <w:rFonts w:ascii="Times New Roman" w:hAnsi="Times New Roman" w:cs="Times New Roman"/>
+          <w:sz w:val="24"/>
+          <w:szCs w:val="24"/>
+        </w:rPr>
+        <w:fldChar w:fldCharType="separate"/>
+      </w:r>
+      <w:r>
+        <w:rPr>
+          <w:rFonts w:ascii="Times New Roman" w:hAnsi="Times New Roman" w:cs="Times New Roman"/>
+          <w:noProof/>
+          <w:sz w:val="24"/>
+          <w:szCs w:val="24"/>
+        </w:rPr>
+        <w:t>(Binangkit, Voutama, and Heryana 2023)</w:t>
+      </w:r>
+      <w:r>
+        <w:rPr>
+          <w:rFonts w:ascii="Times New Roman" w:hAnsi="Times New Roman" w:cs="Times New Roman"/>
+          <w:sz w:val="24"/>
+          <w:szCs w:val="24"/>
+        </w:rPr>
+        <w:fldChar w:fldCharType="end"/>
+      </w:r>
+      <w:r>
+        <w:rPr>
+          <w:rFonts w:ascii="Times New Roman" w:hAnsi="Times New Roman" w:cs="Times New Roman"/>
+          <w:sz w:val="24"/>
+          <w:szCs w:val="24"/>
+        </w:rPr>
+        <w:t>. Activity diagram dapat menggambarkan proses bisnis berdasarkan pelaku (actor) yang terlibat di dalamnya, sehingga memudahkan pembaca dalam memahami alur suatu proses secara menyeluruh dari awal hingga akhir. Pada laporan ini, activity diagram digunakan untuk menggambarkan proses bisnis berjalan pada kegiatan deteksi dan pelaporan konten ilegal, sebagaimana akan diuraikan pada BAB III.</w:t>
+      </w:r>
+    </w:p>
+    <w:p>
+      <w:pPr>
+        <w:pStyle w:val="Heading3"/>
+      </w:pPr>
+      <w:r>
+        <w:t>2.2.3 Mockup dan Prototype</w:t>
+      </w:r>
+    </w:p>
+    <w:p>
+      <w:pPr>
+        <w:spacing w:after="0" w:line="480" w:lineRule="auto"/>
+        <w:ind w:firstLine="709"/>
+        <w:jc w:val="both"/>
+        <w:rPr>
+          <w:rFonts w:ascii="Times New Roman" w:hAnsi="Times New Roman" w:cs="Times New Roman"/>
+          <w:sz w:val="24"/>
+          <w:szCs w:val="24"/>
+        </w:rPr>
+      </w:pPr>
+      <w:r>
+        <w:rPr>
+          <w:rFonts w:ascii="Times New Roman" w:hAnsi="Times New Roman" w:cs="Times New Roman"/>
+          <w:sz w:val="24"/>
+          <w:szCs w:val="24"/>
+        </w:rPr>
+        <w:t xml:space="preserve">Mockup merupakan representasi visual dari suatu tampilan antarmuka aplikasi atau sistem yang menampilkan detail grafis secara lebih lengkap, seperti warna, ikon, tipografi, dan tata letak, namun belum bersifat fungsional. Mockup umumnya dihasilkan melalui metode prototyping, yaitu suatu metode pengembangan sistem yang bersifat iteratif dan berorientasi pada kebutuhan pengguna, sehingga memungkinkan dilakukannya perbaikan rancangan secara berkelanjutan berdasarkan umpan balik pengguna </w:t>
+      </w:r>
+      <w:r>
+        <w:rPr>
+          <w:rFonts w:ascii="Times New Roman" w:hAnsi="Times New Roman" w:cs="Times New Roman"/>
+          <w:sz w:val="24"/>
+          <w:szCs w:val="24"/>
+        </w:rPr>
+        <w:fldChar w:fldCharType="begin" w:fldLock="1"/>
+      </w:r>
+      <w:r>
+        <w:rPr>
+          <w:rFonts w:ascii="Times New Roman" w:hAnsi="Times New Roman" w:cs="Times New Roman"/>
+          <w:sz w:val="24"/>
+          <w:szCs w:val="24"/>
+        </w:rPr>
+        <w:instrText>ADDIN CSL_CITATION {"citationItems":[{"id":"ITEM-1","itemData":{"DOI":"10.29408/jit.v7i1.24100","author":[{"dropping-particle":"","family":"Puspita","given":"Ari","non-dropping-particle":"","parse-names":false,"suffix":""},{"dropping-particle":"","family":"Yuningsih","given":"Yuyun","non-dropping-particle":"","parse-names":false,"suffix":""},{"dropping-particle":"","family":"Mazia","given":"Lia","non-dropping-particle":"","parse-names":false,"suffix":""},{"dropping-particle":"","family":"Pujiastuti","given":"Endang","non-dropping-particle":"","parse-names":false,"suffix":""}],"id":"ITEM-1","issue":"1","issued":{"date-parts":[["2024"]]},"title":"Penerapan Metode Prototype Pada Perancangan Sistem Informasi Penjualan Aksesoris Kamera Berbasis Web","type":"article-journal","volume":"7"},"uris":["http://www.mendeley.com/documents/?uuid=5b5b1608-28dc-4883-9291-2442c8b157a5"]}],"mendeley":{"formattedCitation":"(Puspita et al. 2024)","plainTextFormattedCitation":"(Puspita et al. 2024)","previouslyFormattedCitation":"(Puspita et al. 2024)"},"properties":{"noteIndex":0},"schema":"https://github.com/citation-style-language/schema/raw/master/csl-citation.json"}</w:instrText>
+      </w:r>
+      <w:r>
+        <w:rPr>
+          <w:rFonts w:ascii="Times New Roman" w:hAnsi="Times New Roman" w:cs="Times New Roman"/>
+          <w:sz w:val="24"/>
+          <w:szCs w:val="24"/>
+        </w:rPr>
+        <w:fldChar w:fldCharType="separate"/>
+      </w:r>
+      <w:r>
+        <w:rPr>
+          <w:rFonts w:ascii="Times New Roman" w:hAnsi="Times New Roman" w:cs="Times New Roman"/>
+          <w:noProof/>
+          <w:sz w:val="24"/>
+          <w:szCs w:val="24"/>
+        </w:rPr>
+        <w:t>(Puspita et al. 2024)</w:t>
+      </w:r>
+      <w:r>
+        <w:rPr>
+          <w:rFonts w:ascii="Times New Roman" w:hAnsi="Times New Roman" w:cs="Times New Roman"/>
+          <w:sz w:val="24"/>
+          <w:szCs w:val="24"/>
+        </w:rPr>
+        <w:fldChar w:fldCharType="end"/>
+      </w:r>
+      <w:r>
+        <w:rPr>
+          <w:rFonts w:ascii="Times New Roman" w:hAnsi="Times New Roman" w:cs="Times New Roman"/>
+          <w:sz w:val="24"/>
+          <w:szCs w:val="24"/>
+        </w:rPr>
+        <w:t>. Dalam laporan ini, mockup digunakan sebagai gambaran usulan perbaikan antarmuka pada proses bisnis usulan sebagaimana akan dibahas pada BAB IV, tanpa disertai dengan tahap pembangunan atau implementasi aplikasi secara utuh.</w:t>
+      </w:r>
+    </w:p>
+    <w:p>
+      <w:pPr>
+        <w:pStyle w:val="Heading3"/>
+      </w:pPr>
+      <w:r>
+        <w:t>2.2.4 Konten Ilegal pada Website</w:t>
+      </w:r>
+    </w:p>
+    <w:p>
+      <w:pPr>
+        <w:spacing w:after="0" w:line="480" w:lineRule="auto"/>
+        <w:ind w:firstLine="709"/>
+        <w:jc w:val="both"/>
+        <w:rPr>
+          <w:rFonts w:ascii="Times New Roman" w:hAnsi="Times New Roman" w:cs="Times New Roman"/>
+          <w:sz w:val="24"/>
+          <w:szCs w:val="24"/>
+        </w:rPr>
+      </w:pPr>
+      <w:r>
+        <w:rPr>
+          <w:rFonts w:ascii="Times New Roman" w:hAnsi="Times New Roman" w:cs="Times New Roman"/>
+          <w:sz w:val="24"/>
+          <w:szCs w:val="24"/>
+        </w:rPr>
+        <w:t xml:space="preserve">Konten ilegal adalah segala bentuk informasi atau dokumen elektronik yang disisipkan atau ditampilkan pada suatu website tanpa izin dan bertentangan dengan ketentuan hukum yang berlaku, dapat berupa kata kunci, tautan (link), meta tag, </w:t>
+      </w:r>
+      <w:r>
+        <w:rPr>
+          <w:rFonts w:ascii="Times New Roman" w:hAnsi="Times New Roman" w:cs="Times New Roman"/>
+          <w:sz w:val="24"/>
+          <w:szCs w:val="24"/>
+        </w:rPr>
+        <w:lastRenderedPageBreak/>
+        <w:t xml:space="preserve">maupun berkas asing yang tidak sesuai dengan tujuan resmi website. Berdasarkan Undang-Undang Informasi dan Transaksi Elektronik (UU ITE), setiap orang dilarang mendistribusikan, mentransmisikan, atau membuat dapat diaksesnya informasi maupun dokumen elektronik yang melanggar ketentuan hukum yang berlaku, sehingga tindakan penyisipan konten ilegal pada website instansi pemerintah dapat dikategorikan sebagai salah satu bentuk kejahatan siber (cybercrime) yang dapat dikenai sanksi pidana, salah satu contohnya adalah penyisipan konten perjudian daring </w:t>
+      </w:r>
+      <w:r>
+        <w:rPr>
+          <w:rFonts w:ascii="Times New Roman" w:hAnsi="Times New Roman" w:cs="Times New Roman"/>
+          <w:sz w:val="24"/>
+          <w:szCs w:val="24"/>
+        </w:rPr>
+        <w:fldChar w:fldCharType="begin" w:fldLock="1"/>
+      </w:r>
+      <w:r>
+        <w:rPr>
+          <w:rFonts w:ascii="Times New Roman" w:hAnsi="Times New Roman" w:cs="Times New Roman"/>
+          <w:sz w:val="24"/>
+          <w:szCs w:val="24"/>
+        </w:rPr>
+        <w:instrText>ADDIN CSL_CITATION {"citationItems":[{"id":"ITEM-1","itemData":{"DOI":"10.55606/jurrish.v4i2.4990","author":[{"dropping-particle":"","family":"Mughni","given":"Seri","non-dropping-particle":"","parse-names":false,"suffix":""},{"dropping-particle":"","family":"Fauzie","given":"Harry","non-dropping-particle":"","parse-names":false,"suffix":""},{"dropping-particle":"","family":"Muslim","given":"Bohari","non-dropping-particle":"","parse-names":false,"suffix":""},{"dropping-particle":"","family":"Muhammad","given":"Fadli","non-dropping-particle":"","parse-names":false,"suffix":""},{"dropping-particle":"","family":"Muslimin","given":"Muhammad","non-dropping-particle":"","parse-names":false,"suffix":""}],"id":"ITEM-1","issue":"2","issued":{"date-parts":[["2024"]]},"title":"Judi Online as Cybercrime: A Study on Law Enforcement in Indonesia","type":"article-journal","volume":"4"},"uris":["http://www.mendeley.com/documents/?uuid=b69d20b5-56ee-47b3-91a9-4a6b3ba5b925"]}],"mendeley":{"formattedCitation":"(Mughni et al. 2024)","plainTextFormattedCitation":"(Mughni et al. 2024)","previouslyFormattedCitation":"(Mughni et al. 2024)"},"properties":{"noteIndex":0},"schema":"https://github.com/citation-style-language/schema/raw/master/csl-citation.json"}</w:instrText>
+      </w:r>
+      <w:r>
+        <w:rPr>
+          <w:rFonts w:ascii="Times New Roman" w:hAnsi="Times New Roman" w:cs="Times New Roman"/>
+          <w:sz w:val="24"/>
+          <w:szCs w:val="24"/>
+        </w:rPr>
+        <w:fldChar w:fldCharType="separate"/>
+      </w:r>
+      <w:r>
+        <w:rPr>
+          <w:rFonts w:ascii="Times New Roman" w:hAnsi="Times New Roman" w:cs="Times New Roman"/>
+          <w:noProof/>
+          <w:sz w:val="24"/>
+          <w:szCs w:val="24"/>
+        </w:rPr>
+        <w:t>(Mughni et al. 2024)</w:t>
+      </w:r>
+      <w:r>
+        <w:rPr>
+          <w:rFonts w:ascii="Times New Roman" w:hAnsi="Times New Roman" w:cs="Times New Roman"/>
+          <w:sz w:val="24"/>
+          <w:szCs w:val="24"/>
+        </w:rPr>
+        <w:fldChar w:fldCharType="end"/>
+      </w:r>
+      <w:r>
+        <w:rPr>
+          <w:rFonts w:ascii="Times New Roman" w:hAnsi="Times New Roman" w:cs="Times New Roman"/>
+          <w:sz w:val="24"/>
+          <w:szCs w:val="24"/>
+        </w:rPr>
+        <w:t xml:space="preserve">. Konten ilegal semacam ini umumnya disisipkan melalui celah keamanan pada website dengan memanfaatkan kata kunci, tautan, maupun berkas mencurigakan yang dapat terindeks oleh mesin pencari, sehingga diperlukan mekanisme deteksi yang mampu mengidentifikasi keberadaan berbagai jenis konten ilegal tersebut secara cepat dan akurat </w:t>
+      </w:r>
+      <w:r>
+        <w:rPr>
+          <w:rFonts w:ascii="Times New Roman" w:hAnsi="Times New Roman" w:cs="Times New Roman"/>
+          <w:sz w:val="24"/>
+          <w:szCs w:val="24"/>
+        </w:rPr>
+        <w:fldChar w:fldCharType="begin" w:fldLock="1"/>
+      </w:r>
+      <w:r>
+        <w:rPr>
+          <w:rFonts w:ascii="Times New Roman" w:hAnsi="Times New Roman" w:cs="Times New Roman"/>
+          <w:sz w:val="24"/>
+          <w:szCs w:val="24"/>
+        </w:rPr>
+        <w:instrText>ADDIN CSL_CITATION {"citationItems":[{"id":"ITEM-1","itemData":{"author":[{"dropping-particle":"","family":"Pratama","given":"Afwan Mulia","non-dropping-particle":"","parse-names":false,"suffix":""},{"dropping-particle":"","family":"Data","given":"Mahendra","non-dropping-particle":"","parse-names":false,"suffix":""},{"dropping-particle":"","family":"Yahya","given":"Widhi","non-dropping-particle":"","parse-names":false,"suffix":""}],"id":"ITEM-1","issue":"10","issued":{"date-parts":[["2025"]]},"page":"1-9","title":"Deteksi Konten Ilegal Pada Situs Web Menggunakan Elasticsearch","type":"article-journal","volume":"9"},"uris":["http://www.mendeley.com/documents/?uuid=819b61cb-5a2c-4464-8918-6a67882ae963"]}],"mendeley":{"formattedCitation":"(Pratama et al. 2025)","plainTextFormattedCitation":"(Pratama et al. 2025)","previouslyFormattedCitation":"(Pratama et al. 2025)"},"properties":{"noteIndex":0},"schema":"https://github.com/citation-style-language/schema/raw/master/csl-citation.json"}</w:instrText>
+      </w:r>
+      <w:r>
+        <w:rPr>
+          <w:rFonts w:ascii="Times New Roman" w:hAnsi="Times New Roman" w:cs="Times New Roman"/>
+          <w:sz w:val="24"/>
+          <w:szCs w:val="24"/>
+        </w:rPr>
+        <w:fldChar w:fldCharType="separate"/>
+      </w:r>
+      <w:r>
+        <w:rPr>
+          <w:rFonts w:ascii="Times New Roman" w:hAnsi="Times New Roman" w:cs="Times New Roman"/>
+          <w:noProof/>
+          <w:sz w:val="24"/>
+          <w:szCs w:val="24"/>
+        </w:rPr>
+        <w:t>(Pratama et al. 2025)</w:t>
+      </w:r>
+      <w:r>
+        <w:rPr>
+          <w:rFonts w:ascii="Times New Roman" w:hAnsi="Times New Roman" w:cs="Times New Roman"/>
+          <w:sz w:val="24"/>
+          <w:szCs w:val="24"/>
+        </w:rPr>
+        <w:fldChar w:fldCharType="end"/>
+      </w:r>
+      <w:r>
+        <w:rPr>
+          <w:rFonts w:ascii="Times New Roman" w:hAnsi="Times New Roman" w:cs="Times New Roman"/>
+          <w:sz w:val="24"/>
+          <w:szCs w:val="24"/>
+        </w:rPr>
+        <w:t>.</w:t>
+      </w:r>
+    </w:p>
+    <w:p>
+      <w:pPr>
+        <w:pStyle w:val="Heading3"/>
+      </w:pPr>
+      <w:r>
+        <w:t>2.2.5 Web Defacement dan Keamanan Website Instansi Pemerintah</w:t>
+      </w:r>
+    </w:p>
+    <w:p>
+      <w:pPr>
+        <w:spacing w:after="0" w:line="480" w:lineRule="auto"/>
+        <w:ind w:firstLine="709"/>
+        <w:jc w:val="both"/>
+        <w:rPr>
+          <w:rFonts w:ascii="Times New Roman" w:hAnsi="Times New Roman" w:cs="Times New Roman"/>
+          <w:sz w:val="24"/>
+          <w:szCs w:val="24"/>
+        </w:rPr>
+      </w:pPr>
+      <w:r>
+        <w:rPr>
+          <w:rFonts w:ascii="Times New Roman" w:hAnsi="Times New Roman" w:cs="Times New Roman"/>
+          <w:sz w:val="24"/>
+          <w:szCs w:val="24"/>
+        </w:rPr>
         <w:t xml:space="preserve">Web defacement merupakan salah satu bentuk serangan siber yang mengubah tampilan maupun konten suatu website tanpa izin dari pemilik atau pengelola website tersebut, yang pada umumnya dimanfaatkan pula untuk menyisipkan berbagai jenis konten ilegal. Serangan web defacement pada umumnya terjadi akibat lemahnya sistem autentikasi, kesalahan konfigurasi server, maupun belum diterapkannya pembaruan (patch) keamanan secara berkala pada sistem manajemen konten (content management system) yang digunakan oleh website instansi pemerintah </w:t>
       </w:r>
       <w:r>
+        <w:rPr>
+          <w:rFonts w:ascii="Times New Roman" w:hAnsi="Times New Roman" w:cs="Times New Roman"/>
+          <w:sz w:val="24"/>
+          <w:szCs w:val="24"/>
+        </w:rPr>
         <w:fldChar w:fldCharType="begin" w:fldLock="1"/>
       </w:r>
       <w:r>
+        <w:rPr>
+          <w:rFonts w:ascii="Times New Roman" w:hAnsi="Times New Roman" w:cs="Times New Roman"/>
+          <w:sz w:val="24"/>
+          <w:szCs w:val="24"/>
+        </w:rPr>
         <w:instrText>ADDIN CSL_CITATION {"citationItems":[{"id":"ITEM-1","itemData":{"DOI":"10.71282/jurmie.v2i11.1263","author":[{"dropping-particle":"","family":"Agung","given":"Oktaviana Putri","non-dropping-particle":"","parse-names":false,"suffix":""},{"dropping-particle":"","family":"Faizal","given":"Fairuza Mayla","non-dropping-particle":"","parse-names":false,"suffix":""},{"dropping-particle":"","family":"Mascharenhas","given":"Irenia","non-dropping-particle":"","parse-names":false,"suffix":""}],"id":"ITEM-1","issue":"11","issued":{"date-parts":[["2025"]]},"title":"Analisis Keamanan Sistem Informasi Website Pemerintah Menggunakan Metode OWASP WSTG (Study Kasus: Deface Situs Kemendagri)","type":"article-journal","volume":"2"},"uris":["http://www.mendeley.com/documents/?uuid=f42cc616-cc48-4ad6-a862-a399044c303e"]}],"mendeley":{"formattedCitation":"(Agung, Faizal, and Mascharenhas 2025)","plainTextFormattedCitation":"(Agung, Faizal, and Mascharenhas 2025)","previouslyFormattedCitation":"(Agung, Faizal, and Mascharenhas 2025)"},"properties":{"noteIndex":0},"schema":"https://github.com/citation-style-language/schema/raw/master/csl-citation.json"}</w:instrText>
       </w:r>
       <w:r>
+        <w:rPr>
+          <w:rFonts w:ascii="Times New Roman" w:hAnsi="Times New Roman" w:cs="Times New Roman"/>
+          <w:sz w:val="24"/>
+          <w:szCs w:val="24"/>
+        </w:rPr>
         <w:fldChar w:fldCharType="separate"/>
       </w:r>
       <w:r>
         <w:rPr>
+          <w:rFonts w:ascii="Times New Roman" w:hAnsi="Times New Roman" w:cs="Times New Roman"/>
           <w:noProof/>
+          <w:sz w:val="24"/>
+          <w:szCs w:val="24"/>
         </w:rPr>
         <w:t>(Agung, Faizal, and Mascharenhas 2025)</w:t>
       </w:r>
       <w:r>
+        <w:rPr>
+          <w:rFonts w:ascii="Times New Roman" w:hAnsi="Times New Roman" w:cs="Times New Roman"/>
+          <w:sz w:val="24"/>
+          <w:szCs w:val="24"/>
+        </w:rPr>
         <w:fldChar w:fldCharType="end"/>
       </w:r>
       <w:r>
+        <w:rPr>
+          <w:rFonts w:ascii="Times New Roman" w:hAnsi="Times New Roman" w:cs="Times New Roman"/>
+          <w:sz w:val="24"/>
+          <w:szCs w:val="24"/>
+        </w:rPr>
         <w:t xml:space="preserve">. Sektor administrasi pemerintahan tercatat sebagai salah satu sektor yang paling banyak menjadi sasaran serangan web defacement di Indonesia </w:t>
       </w:r>
       <w:r>
+        <w:rPr>
+          <w:rFonts w:ascii="Times New Roman" w:hAnsi="Times New Roman" w:cs="Times New Roman"/>
+          <w:sz w:val="24"/>
+          <w:szCs w:val="24"/>
+        </w:rPr>
         <w:fldChar w:fldCharType="begin" w:fldLock="1"/>
       </w:r>
       <w:r>
+        <w:rPr>
+          <w:rFonts w:ascii="Times New Roman" w:hAnsi="Times New Roman" w:cs="Times New Roman"/>
+          <w:sz w:val="24"/>
+          <w:szCs w:val="24"/>
+        </w:rPr>
         <w:instrText>ADDIN CSL_CITATION {"citationItems":[{"id":"ITEM-1","itemData":{"DOI":"10.55886/infokom.v8i1.816","author":[{"dropping-particle":"","family":"Aryapranata","given":"Ariawan","non-dropping-particle":"","parse-names":false,"suffix":""},{"dropping-particle":"","family":"Hermanto","given":"Sigit","non-dropping-particle":"","parse-names":false,"suffix":""},{"dropping-particle":"","family":"Agsena","given":"Yogi Priya","non-dropping-particle":"","parse-names":false,"suffix":""},{"dropping-particle":"","family":"Rasyid","given":"Yuliansyah","non-dropping-particle":"","parse-names":false,"suffix":""},{"dropping-particle":"","family":"Habibie","given":"Fachrul Husain","non-dropping-particle":"","parse-names":false,"suffix":""}],"id":"ITEM-1","issue":"1","issued":{"date-parts":[["2024"]]},"page":"10-19","title":"Pencegahan Web Defacement","type":"article-journal","volume":"8"},"uris":["http://www.mendeley.com/documents/?uuid=d1fddf0f-75e8-422a-bcbf-49fb3d14dec3"]}],"mendeley":{"formattedCitation":"(Aryapranata et al. 2024)","plainTextFormattedCitation":"(Aryapranata et al. 2024)","previouslyFormattedCitation":"(Aryapranata et al. 2024)"},"properties":{"noteIndex":0},"schema":"https://github.com/citation-style-language/schema/raw/master/csl-citation.json"}</w:instrText>
       </w:r>
       <w:r>
+        <w:rPr>
+          <w:rFonts w:ascii="Times New Roman" w:hAnsi="Times New Roman" w:cs="Times New Roman"/>
+          <w:sz w:val="24"/>
+          <w:szCs w:val="24"/>
+        </w:rPr>
         <w:fldChar w:fldCharType="separate"/>
       </w:r>
       <w:r>
         <w:rPr>
+          <w:rFonts w:ascii="Times New Roman" w:hAnsi="Times New Roman" w:cs="Times New Roman"/>
           <w:noProof/>
+          <w:sz w:val="24"/>
+          <w:szCs w:val="24"/>
         </w:rPr>
         <w:t>(Aryapranata et al. 2024)</w:t>
       </w:r>
       <w:r>
+        <w:rPr>
+          <w:rFonts w:ascii="Times New Roman" w:hAnsi="Times New Roman" w:cs="Times New Roman"/>
+          <w:sz w:val="24"/>
+          <w:szCs w:val="24"/>
+        </w:rPr>
         <w:fldChar w:fldCharType="end"/>
       </w:r>
       <w:r>
-        <w:t xml:space="preserve">, sehingga diperlukan upaya deteksi dini, salah satunya melalui pemanfaatan teknik web scraping untuk menelusuri indikasi konten ilegal yang tersembunyi pada domain resmi pemerintah (.go.id), sebagaimana pernah diterapkan pada kasus konten perjudian daring </w:t>
-      </w:r>
-      <w:r>
+        <w:rPr>
+          <w:rFonts w:ascii="Times New Roman" w:hAnsi="Times New Roman" w:cs="Times New Roman"/>
+          <w:sz w:val="24"/>
+          <w:szCs w:val="24"/>
+        </w:rPr>
+        <w:t xml:space="preserve">, sehingga diperlukan upaya deteksi dini, salah satunya melalui pemanfaatan teknik web scraping untuk menelusuri indikasi konten ilegal yang tersembunyi pada domain resmi pemerintah (.go.id), sebagaimana pernah </w:t>
+      </w:r>
+      <w:r>
+        <w:rPr>
+          <w:rFonts w:ascii="Times New Roman" w:hAnsi="Times New Roman" w:cs="Times New Roman"/>
+          <w:sz w:val="24"/>
+          <w:szCs w:val="24"/>
+        </w:rPr>
+        <w:lastRenderedPageBreak/>
+        <w:t xml:space="preserve">diterapkan pada kasus konten perjudian daring </w:t>
+      </w:r>
+      <w:r>
+        <w:rPr>
+          <w:rFonts w:ascii="Times New Roman" w:hAnsi="Times New Roman" w:cs="Times New Roman"/>
+          <w:sz w:val="24"/>
+          <w:szCs w:val="24"/>
+        </w:rPr>
         <w:fldChar w:fldCharType="begin" w:fldLock="1"/>
       </w:r>
       <w:r>
+        <w:rPr>
+          <w:rFonts w:ascii="Times New Roman" w:hAnsi="Times New Roman" w:cs="Times New Roman"/>
+          <w:sz w:val="24"/>
+          <w:szCs w:val="24"/>
+        </w:rPr>
         <w:instrText>ADDIN CSL_CITATION {"citationItems":[{"id":"ITEM-1","itemData":{"DOI":"10.30812/matrik.v23i2.3824","author":[{"dropping-particle":"","family":"Nurseno","given":"Muchlis","non-dropping-particle":"","parse-names":false,"suffix":""},{"dropping-particle":"","family":"Aditiawarman","given":"Umar","non-dropping-particle":"","parse-names":false,"suffix":""},{"dropping-particle":"","family":"Al","given":"Haris","non-dropping-particle":"","parse-names":false,"suffix":""},{"dropping-particle":"","family":"Maarif","given":"Qodri","non-dropping-particle":"","parse-names":false,"suffix":""},{"dropping-particle":"","family":"Mantoro","given":"Teddy","non-dropping-particle":"","parse-names":false,"suffix":""}],"id":"ITEM-1","issue":"2","issued":{"date-parts":[["2024"]]},"page":"365-378","title":"Detecting Hidden Illegal Online Gambling on . go . id Domains Using Web Scraping Algorithms","type":"article-journal","volume":"23"},"uris":["http://www.mendeley.com/documents/?uuid=22599b53-35f7-4219-8bf9-ca3a906fbf5a"]}],"mendeley":{"formattedCitation":"(Nurseno et al. 2024)","plainTextFormattedCitation":"(Nurseno et al. 2024)","previouslyFormattedCitation":"(Nurseno et al. 2024)"},"properties":{"noteIndex":0},"schema":"https://github.com/citation-style-language/schema/raw/master/csl-citation.json"}</w:instrText>
       </w:r>
       <w:r>
+        <w:rPr>
+          <w:rFonts w:ascii="Times New Roman" w:hAnsi="Times New Roman" w:cs="Times New Roman"/>
+          <w:sz w:val="24"/>
+          <w:szCs w:val="24"/>
+        </w:rPr>
         <w:fldChar w:fldCharType="separate"/>
       </w:r>
       <w:r>
         <w:rPr>
+          <w:rFonts w:ascii="Times New Roman" w:hAnsi="Times New Roman" w:cs="Times New Roman"/>
           <w:noProof/>
+          <w:sz w:val="24"/>
+          <w:szCs w:val="24"/>
         </w:rPr>
         <w:t>(Nurseno et al. 2024)</w:t>
       </w:r>
       <w:r>
+        <w:rPr>
+          <w:rFonts w:ascii="Times New Roman" w:hAnsi="Times New Roman" w:cs="Times New Roman"/>
+          <w:sz w:val="24"/>
+          <w:szCs w:val="24"/>
+        </w:rPr>
         <w:fldChar w:fldCharType="end"/>
       </w:r>
       <w:r>
-        <w:t xml:space="preserve">. Pemahaman terhadap teori web defacement dan keamanan website ini menjadi dasar bagi penulis dalam menganalisis proses bisnis deteksi </w:t>
-      </w:r>
-      <w:r>
-        <w:t>dan pelaporan konten ilegal yang berjalan secara manual di Diskominfo Kabupaten Kubu Raya.</w:t>
+        <w:rPr>
+          <w:rFonts w:ascii="Times New Roman" w:hAnsi="Times New Roman" w:cs="Times New Roman"/>
+          <w:sz w:val="24"/>
+          <w:szCs w:val="24"/>
+        </w:rPr>
+        <w:t>. Pemahaman terhadap teori web defacement dan keamanan website ini menjadi dasar bagi penulis dalam menganalisis proses bisnis deteksi dan pelaporan konten ilegal yang berjalan secara manual di Diskominfo Kabupaten Kubu Raya.</w:t>
       </w:r>
     </w:p>
     <w:p>

--- a/laporan pkl dwi elshie.docx
+++ b/laporan pkl dwi elshie.docx
@@ -6992,7 +6992,55 @@
           <w:rFonts w:ascii="Times New Roman" w:eastAsia="Times New Roman" w:hAnsi="Times New Roman"/>
           <w:sz w:val="24"/>
         </w:rPr>
-        <w:t xml:space="preserve">Penulis melakukan pengamatan secara langsung terhadap </w:t>
+        <w:t xml:space="preserve">Penulis melakukan pengamatan </w:t>
+      </w:r>
+      <w:proofErr w:type="spellStart"/>
+      <w:r>
+        <w:rPr>
+          <w:rFonts w:ascii="Times New Roman" w:eastAsia="Times New Roman" w:hAnsi="Times New Roman"/>
+          <w:sz w:val="24"/>
+        </w:rPr>
+        <w:t>secara</w:t>
+      </w:r>
+      <w:proofErr w:type="spellEnd"/>
+      <w:r>
+        <w:rPr>
+          <w:rFonts w:ascii="Times New Roman" w:eastAsia="Times New Roman" w:hAnsi="Times New Roman"/>
+          <w:sz w:val="24"/>
+        </w:rPr>
+        <w:t xml:space="preserve"> </w:t>
+      </w:r>
+      <w:proofErr w:type="spellStart"/>
+      <w:r>
+        <w:rPr>
+          <w:rFonts w:ascii="Times New Roman" w:eastAsia="Times New Roman" w:hAnsi="Times New Roman"/>
+          <w:sz w:val="24"/>
+        </w:rPr>
+        <w:t>langsung</w:t>
+      </w:r>
+      <w:proofErr w:type="spellEnd"/>
+      <w:r>
+        <w:rPr>
+          <w:rFonts w:ascii="Times New Roman" w:eastAsia="Times New Roman" w:hAnsi="Times New Roman"/>
+          <w:sz w:val="24"/>
+        </w:rPr>
+        <w:t xml:space="preserve"> </w:t>
+      </w:r>
+      <w:proofErr w:type="spellStart"/>
+      <w:r>
+        <w:rPr>
+          <w:rFonts w:ascii="Times New Roman" w:eastAsia="Times New Roman" w:hAnsi="Times New Roman"/>
+          <w:sz w:val="24"/>
+        </w:rPr>
+        <w:t>terhadap</w:t>
+      </w:r>
+      <w:proofErr w:type="spellEnd"/>
+      <w:r>
+        <w:rPr>
+          <w:rFonts w:ascii="Times New Roman" w:eastAsia="Times New Roman" w:hAnsi="Times New Roman"/>
+          <w:sz w:val="24"/>
+        </w:rPr>
+        <w:t xml:space="preserve"> </w:t>
       </w:r>
       <w:proofErr w:type="spellStart"/>
       <w:r>
@@ -8454,12 +8502,25 @@
     <w:p>
       <w:pPr>
         <w:pStyle w:val="Heading1"/>
-      </w:pPr>
-      <w:r>
+        <w:spacing w:line="480" w:lineRule="auto"/>
+        <w:rPr>
+          <w:rFonts w:cs="Times New Roman"/>
+          <w:szCs w:val="24"/>
+        </w:rPr>
+      </w:pPr>
+      <w:r>
+        <w:rPr>
+          <w:rFonts w:cs="Times New Roman"/>
+          <w:szCs w:val="24"/>
+        </w:rPr>
         <w:lastRenderedPageBreak/>
         <w:t xml:space="preserve">BAB II </w:t>
       </w:r>
       <w:r>
+        <w:rPr>
+          <w:rFonts w:cs="Times New Roman"/>
+          <w:szCs w:val="24"/>
+        </w:rPr>
         <w:br/>
         <w:t>LANDASAN TEORI</w:t>
       </w:r>
@@ -8467,20 +8528,41 @@
     <w:p>
       <w:pPr>
         <w:pStyle w:val="Heading2"/>
-      </w:pPr>
-      <w:r>
+        <w:spacing w:line="480" w:lineRule="auto"/>
+        <w:rPr>
+          <w:rFonts w:cs="Times New Roman"/>
+          <w:szCs w:val="24"/>
+        </w:rPr>
+      </w:pPr>
+      <w:r>
+        <w:rPr>
+          <w:rFonts w:cs="Times New Roman"/>
+          <w:szCs w:val="24"/>
+        </w:rPr>
         <w:t xml:space="preserve">2.1 </w:t>
       </w:r>
       <w:proofErr w:type="spellStart"/>
       <w:r>
+        <w:rPr>
+          <w:rFonts w:cs="Times New Roman"/>
+          <w:szCs w:val="24"/>
+        </w:rPr>
         <w:t>Konsep</w:t>
       </w:r>
       <w:proofErr w:type="spellEnd"/>
       <w:r>
+        <w:rPr>
+          <w:rFonts w:cs="Times New Roman"/>
+          <w:szCs w:val="24"/>
+        </w:rPr>
         <w:t xml:space="preserve"> Dasar </w:t>
       </w:r>
       <w:proofErr w:type="spellStart"/>
       <w:r>
+        <w:rPr>
+          <w:rFonts w:cs="Times New Roman"/>
+          <w:szCs w:val="24"/>
+        </w:rPr>
         <w:t>Sistem</w:t>
       </w:r>
       <w:proofErr w:type="spellEnd"/>
@@ -8488,8 +8570,15 @@
     <w:p>
       <w:pPr>
         <w:pStyle w:val="Heading3"/>
-      </w:pPr>
-      <w:r>
+        <w:spacing w:line="480" w:lineRule="auto"/>
+        <w:rPr>
+          <w:rFonts w:cs="Times New Roman"/>
+        </w:rPr>
+      </w:pPr>
+      <w:r>
+        <w:rPr>
+          <w:rFonts w:cs="Times New Roman"/>
+        </w:rPr>
         <w:t>2.1.1 Pengertian Sistem dan Karakteristik Sistem</w:t>
       </w:r>
     </w:p>
@@ -8565,8 +8654,15 @@
     <w:p>
       <w:pPr>
         <w:pStyle w:val="Heading3"/>
-      </w:pPr>
-      <w:r>
+        <w:spacing w:line="480" w:lineRule="auto"/>
+        <w:rPr>
+          <w:rFonts w:cs="Times New Roman"/>
+        </w:rPr>
+      </w:pPr>
+      <w:r>
+        <w:rPr>
+          <w:rFonts w:cs="Times New Roman"/>
+        </w:rPr>
         <w:t>2.1.2 Pengertian Informasi dan Sistem Informasi</w:t>
       </w:r>
     </w:p>
@@ -8636,15 +8732,30 @@
           <w:sz w:val="24"/>
           <w:szCs w:val="24"/>
         </w:rPr>
-        <w:t>. Keberadaan sistem informasi yang baik memungkinkan suatu instansi, termasuk instansi pemerintah, untuk memperoleh data dan informasi secara cepat, akurat, dan relevan, sehingga dapat digunakan sebagai dasar dalam melakukan pengawasan maupun pengambilan kebijakan, termasuk dalam hal pengawasan keamanan dan kredibilitas konten pada website yang dikelolanya.</w:t>
+        <w:t xml:space="preserve">. Keberadaan sistem informasi yang baik memungkinkan suatu instansi, termasuk instansi pemerintah, untuk memperoleh data dan informasi secara </w:t>
+      </w:r>
+      <w:r>
+        <w:rPr>
+          <w:rFonts w:ascii="Times New Roman" w:hAnsi="Times New Roman" w:cs="Times New Roman"/>
+          <w:sz w:val="24"/>
+          <w:szCs w:val="24"/>
+        </w:rPr>
+        <w:lastRenderedPageBreak/>
+        <w:t>cepat, akurat, dan relevan, sehingga dapat digunakan sebagai dasar dalam melakukan pengawasan maupun pengambilan kebijakan, termasuk dalam hal pengawasan keamanan dan kredibilitas konten pada website yang dikelolanya.</w:t>
       </w:r>
     </w:p>
     <w:p>
       <w:pPr>
         <w:pStyle w:val="Heading3"/>
-      </w:pPr>
-      <w:r>
-        <w:lastRenderedPageBreak/>
+        <w:spacing w:line="480" w:lineRule="auto"/>
+        <w:rPr>
+          <w:rFonts w:cs="Times New Roman"/>
+        </w:rPr>
+      </w:pPr>
+      <w:r>
+        <w:rPr>
+          <w:rFonts w:cs="Times New Roman"/>
+        </w:rPr>
         <w:t>2.1.3 Pengertian Proses Bisnis dan Analisis Proses Bisnis</w:t>
       </w:r>
     </w:p>
@@ -8720,12 +8831,25 @@
     <w:p>
       <w:pPr>
         <w:pStyle w:val="Heading2"/>
-      </w:pPr>
-      <w:r>
+        <w:spacing w:line="480" w:lineRule="auto"/>
+        <w:rPr>
+          <w:rFonts w:cs="Times New Roman"/>
+          <w:szCs w:val="24"/>
+        </w:rPr>
+      </w:pPr>
+      <w:r>
+        <w:rPr>
+          <w:rFonts w:cs="Times New Roman"/>
+          <w:szCs w:val="24"/>
+        </w:rPr>
         <w:t xml:space="preserve">2.2 Teori </w:t>
       </w:r>
       <w:proofErr w:type="spellStart"/>
       <w:r>
+        <w:rPr>
+          <w:rFonts w:cs="Times New Roman"/>
+          <w:szCs w:val="24"/>
+        </w:rPr>
         <w:t>Pendukung</w:t>
       </w:r>
       <w:proofErr w:type="spellEnd"/>
@@ -8733,8 +8857,15 @@
     <w:p>
       <w:pPr>
         <w:pStyle w:val="Heading3"/>
-      </w:pPr>
-      <w:r>
+        <w:spacing w:line="480" w:lineRule="auto"/>
+        <w:rPr>
+          <w:rFonts w:cs="Times New Roman"/>
+        </w:rPr>
+      </w:pPr>
+      <w:r>
+        <w:rPr>
+          <w:rFonts w:cs="Times New Roman"/>
+        </w:rPr>
         <w:t>2.2.1 Unified Modeling Language (UML)</w:t>
       </w:r>
     </w:p>
@@ -8804,15 +8935,30 @@
           <w:sz w:val="24"/>
           <w:szCs w:val="24"/>
         </w:rPr>
-        <w:t>. UML menyediakan beberapa jenis diagram, di antaranya use case diagram, activity diagram, sequence diagram, dan class diagram, yang masing-masing memiliki fungsi berbeda dalam menggambarkan struktur maupun perilaku suatu sistem. Dalam laporan ini, UML digunakan sebagai alat bantu untuk menggambarkan proses bisnis berjalan maupun proses bisnis usulan pada kegiatan deteksi dan pelaporan konten ilegal di Diskominfo Kabupaten Kubu Raya.</w:t>
+        <w:t xml:space="preserve">. UML menyediakan beberapa jenis diagram, di antaranya use case diagram, activity diagram, sequence diagram, dan class diagram, yang masing-masing </w:t>
+      </w:r>
+      <w:r>
+        <w:rPr>
+          <w:rFonts w:ascii="Times New Roman" w:hAnsi="Times New Roman" w:cs="Times New Roman"/>
+          <w:sz w:val="24"/>
+          <w:szCs w:val="24"/>
+        </w:rPr>
+        <w:lastRenderedPageBreak/>
+        <w:t>memiliki fungsi berbeda dalam menggambarkan struktur maupun perilaku suatu sistem. Dalam laporan ini, UML digunakan sebagai alat bantu untuk menggambarkan proses bisnis berjalan maupun proses bisnis usulan pada kegiatan deteksi dan pelaporan konten ilegal di Diskominfo Kabupaten Kubu Raya.</w:t>
       </w:r>
     </w:p>
     <w:p>
       <w:pPr>
         <w:pStyle w:val="Heading3"/>
-      </w:pPr>
-      <w:r>
-        <w:lastRenderedPageBreak/>
+        <w:spacing w:line="480" w:lineRule="auto"/>
+        <w:rPr>
+          <w:rFonts w:cs="Times New Roman"/>
+        </w:rPr>
+      </w:pPr>
+      <w:r>
+        <w:rPr>
+          <w:rFonts w:cs="Times New Roman"/>
+        </w:rPr>
         <w:t>2.2.2 Activity Diagram</w:t>
       </w:r>
     </w:p>
@@ -8888,8 +9034,15 @@
     <w:p>
       <w:pPr>
         <w:pStyle w:val="Heading3"/>
-      </w:pPr>
-      <w:r>
+        <w:spacing w:line="480" w:lineRule="auto"/>
+        <w:rPr>
+          <w:rFonts w:cs="Times New Roman"/>
+        </w:rPr>
+      </w:pPr>
+      <w:r>
+        <w:rPr>
+          <w:rFonts w:cs="Times New Roman"/>
+        </w:rPr>
         <w:t>2.2.3 Mockup dan Prototype</w:t>
       </w:r>
     </w:p>
@@ -8959,19 +9112,38 @@
           <w:sz w:val="24"/>
           <w:szCs w:val="24"/>
         </w:rPr>
-        <w:t>. Dalam laporan ini, mockup digunakan sebagai gambaran usulan perbaikan antarmuka pada proses bisnis usulan sebagaimana akan dibahas pada BAB IV, tanpa disertai dengan tahap pembangunan atau implementasi aplikasi secara utuh.</w:t>
+        <w:t xml:space="preserve">. Dalam laporan ini, mockup digunakan sebagai gambaran usulan perbaikan antarmuka pada proses bisnis usulan sebagaimana </w:t>
+      </w:r>
+      <w:r>
+        <w:rPr>
+          <w:rFonts w:ascii="Times New Roman" w:hAnsi="Times New Roman" w:cs="Times New Roman"/>
+          <w:sz w:val="24"/>
+          <w:szCs w:val="24"/>
+        </w:rPr>
+        <w:lastRenderedPageBreak/>
+        <w:t>akan dibahas pada BAB IV, tanpa disertai dengan tahap pembangunan atau implementasi aplikasi secara utuh.</w:t>
       </w:r>
     </w:p>
     <w:p>
       <w:pPr>
         <w:pStyle w:val="Heading3"/>
-      </w:pPr>
-      <w:r>
+        <w:spacing w:line="480" w:lineRule="auto"/>
+        <w:rPr>
+          <w:rFonts w:cs="Times New Roman"/>
+        </w:rPr>
+      </w:pPr>
+      <w:r>
+        <w:rPr>
+          <w:rFonts w:cs="Times New Roman"/>
+        </w:rPr>
         <w:t>2.2.4 Konten Ilegal pada Website</w:t>
       </w:r>
     </w:p>
     <w:p>
       <w:pPr>
+        <w:tabs>
+          <w:tab w:val="left" w:pos="6663"/>
+        </w:tabs>
         <w:spacing w:after="0" w:line="480" w:lineRule="auto"/>
         <w:ind w:firstLine="709"/>
         <w:jc w:val="both"/>
@@ -8987,16 +9159,7 @@
           <w:sz w:val="24"/>
           <w:szCs w:val="24"/>
         </w:rPr>
-        <w:t xml:space="preserve">Konten ilegal adalah segala bentuk informasi atau dokumen elektronik yang disisipkan atau ditampilkan pada suatu website tanpa izin dan bertentangan dengan ketentuan hukum yang berlaku, dapat berupa kata kunci, tautan (link), meta tag, </w:t>
-      </w:r>
-      <w:r>
-        <w:rPr>
-          <w:rFonts w:ascii="Times New Roman" w:hAnsi="Times New Roman" w:cs="Times New Roman"/>
-          <w:sz w:val="24"/>
-          <w:szCs w:val="24"/>
-        </w:rPr>
-        <w:lastRenderedPageBreak/>
-        <w:t xml:space="preserve">maupun berkas asing yang tidak sesuai dengan tujuan resmi website. Berdasarkan Undang-Undang Informasi dan Transaksi Elektronik (UU ITE), setiap orang dilarang mendistribusikan, mentransmisikan, atau membuat dapat diaksesnya informasi maupun dokumen elektronik yang melanggar ketentuan hukum yang berlaku, sehingga tindakan penyisipan konten ilegal pada website instansi pemerintah dapat dikategorikan sebagai salah satu bentuk kejahatan siber (cybercrime) yang dapat dikenai sanksi pidana, salah satu contohnya adalah penyisipan konten perjudian daring </w:t>
+        <w:t xml:space="preserve">Konten ilegal adalah segala bentuk informasi atau dokumen elektronik yang disisipkan atau ditampilkan pada suatu website tanpa izin dan bertentangan dengan ketentuan hukum yang berlaku, dapat berupa kata kunci, tautan (link), meta tag, maupun berkas asing yang tidak sesuai dengan tujuan resmi website. Berdasarkan Undang-Undang Informasi dan Transaksi Elektronik (UU ITE), setiap orang dilarang mendistribusikan, mentransmisikan, atau membuat dapat diaksesnya informasi maupun dokumen elektronik yang melanggar ketentuan hukum yang berlaku, sehingga tindakan penyisipan konten ilegal pada website instansi pemerintah dapat dikategorikan sebagai salah satu bentuk kejahatan siber (cybercrime) yang dapat dikenai sanksi pidana, salah satu contohnya adalah penyisipan konten perjudian daring </w:t>
       </w:r>
       <w:r>
         <w:rPr>
@@ -9100,8 +9263,15 @@
     <w:p>
       <w:pPr>
         <w:pStyle w:val="Heading3"/>
-      </w:pPr>
-      <w:r>
+        <w:spacing w:line="480" w:lineRule="auto"/>
+        <w:rPr>
+          <w:rFonts w:cs="Times New Roman"/>
+        </w:rPr>
+      </w:pPr>
+      <w:r>
+        <w:rPr>
+          <w:rFonts w:cs="Times New Roman"/>
+        </w:rPr>
         <w:t>2.2.5 Web Defacement dan Keamanan Website Instansi Pemerintah</w:t>
       </w:r>
     </w:p>
@@ -9122,7 +9292,16 @@
           <w:sz w:val="24"/>
           <w:szCs w:val="24"/>
         </w:rPr>
-        <w:t xml:space="preserve">Web defacement merupakan salah satu bentuk serangan siber yang mengubah tampilan maupun konten suatu website tanpa izin dari pemilik atau pengelola website tersebut, yang pada umumnya dimanfaatkan pula untuk menyisipkan berbagai jenis konten ilegal. Serangan web defacement pada umumnya terjadi akibat lemahnya sistem autentikasi, kesalahan konfigurasi server, maupun belum diterapkannya pembaruan (patch) keamanan secara berkala pada sistem manajemen konten (content management system) yang digunakan oleh website instansi pemerintah </w:t>
+        <w:t xml:space="preserve">Web defacement merupakan salah satu bentuk serangan siber yang mengubah tampilan maupun konten suatu website tanpa izin dari pemilik atau pengelola website tersebut, yang pada umumnya dimanfaatkan pula untuk menyisipkan berbagai jenis konten ilegal. Serangan web defacement pada umumnya terjadi akibat lemahnya sistem autentikasi, kesalahan konfigurasi server, maupun belum diterapkannya pembaruan (patch) keamanan secara berkala pada sistem manajemen konten (content </w:t>
+      </w:r>
+      <w:r>
+        <w:rPr>
+          <w:rFonts w:ascii="Times New Roman" w:hAnsi="Times New Roman" w:cs="Times New Roman"/>
+          <w:sz w:val="24"/>
+          <w:szCs w:val="24"/>
+        </w:rPr>
+        <w:lastRenderedPageBreak/>
+        <w:t xml:space="preserve">management system) yang digunakan oleh website instansi pemerintah </w:t>
       </w:r>
       <w:r>
         <w:rPr>
@@ -9220,16 +9399,7 @@
           <w:sz w:val="24"/>
           <w:szCs w:val="24"/>
         </w:rPr>
-        <w:t xml:space="preserve">, sehingga diperlukan upaya deteksi dini, salah satunya melalui pemanfaatan teknik web scraping untuk menelusuri indikasi konten ilegal yang tersembunyi pada domain resmi pemerintah (.go.id), sebagaimana pernah </w:t>
-      </w:r>
-      <w:r>
-        <w:rPr>
-          <w:rFonts w:ascii="Times New Roman" w:hAnsi="Times New Roman" w:cs="Times New Roman"/>
-          <w:sz w:val="24"/>
-          <w:szCs w:val="24"/>
-        </w:rPr>
-        <w:lastRenderedPageBreak/>
-        <w:t xml:space="preserve">diterapkan pada kasus konten perjudian daring </w:t>
+        <w:t xml:space="preserve">, sehingga diperlukan upaya deteksi dini, salah satunya melalui pemanfaatan teknik web scraping untuk menelusuri indikasi konten ilegal yang tersembunyi pada domain resmi pemerintah (.go.id), sebagaimana pernah diterapkan pada kasus konten perjudian daring </w:t>
       </w:r>
       <w:r>
         <w:rPr>
